--- a/BaoCao_DoAn.docx
+++ b/BaoCao_DoAn.docx
@@ -221,7 +221,7 @@
     <w:sdt>
       <w:sdtPr>
         <w:alias w:val="Mục lục"/>
-        <w:id w:val="-1471586382"/>
+        <w:id w:val="-1475826553"/>
       </w:sdtPr>
       <w:sdtEndPr/>
       <w:sdtContent>
@@ -244,7 +244,7 @@
           <w:r>
             <w:fldChar w:fldCharType="separate"/>
           </w:r>
-          <w:hyperlink w:anchor="_Toc243523269" w:history="1">
+          <w:hyperlink w:anchor="_Toc243838753" w:history="1">
             <w:r>
               <w:rPr>
                 <w:rStyle w:val="Hyperlink"/>
@@ -268,7 +268,7 @@
               <w:rPr>
                 <w:noProof/>
               </w:rPr>
-              <w:instrText xml:space="preserve"> PAGEREF _Toc243523269 \h </w:instrText>
+              <w:instrText xml:space="preserve"> PAGEREF _Toc243838753 \h </w:instrText>
             </w:r>
             <w:r>
               <w:rPr>
@@ -305,7 +305,7 @@
               <w:noProof/>
             </w:rPr>
           </w:pPr>
-          <w:hyperlink w:anchor="_Toc243523270" w:history="1">
+          <w:hyperlink w:anchor="_Toc243838754" w:history="1">
             <w:r>
               <w:rPr>
                 <w:rStyle w:val="Hyperlink"/>
@@ -329,7 +329,7 @@
               <w:rPr>
                 <w:noProof/>
               </w:rPr>
-              <w:instrText xml:space="preserve"> PAGEREF _Toc243523270 \h </w:instrText>
+              <w:instrText xml:space="preserve"> PAGEREF _Toc243838754 \h </w:instrText>
             </w:r>
             <w:r>
               <w:rPr>
@@ -366,7 +366,7 @@
               <w:noProof/>
             </w:rPr>
           </w:pPr>
-          <w:hyperlink w:anchor="_Toc243523271" w:history="1">
+          <w:hyperlink w:anchor="_Toc243838755" w:history="1">
             <w:r>
               <w:rPr>
                 <w:rStyle w:val="Hyperlink"/>
@@ -390,7 +390,7 @@
               <w:rPr>
                 <w:noProof/>
               </w:rPr>
-              <w:instrText xml:space="preserve"> PAGEREF _Toc243523271 \h </w:instrText>
+              <w:instrText xml:space="preserve"> PAGEREF _Toc243838755 \h </w:instrText>
             </w:r>
             <w:r>
               <w:rPr>
@@ -427,7 +427,7 @@
               <w:noProof/>
             </w:rPr>
           </w:pPr>
-          <w:hyperlink w:anchor="_Toc243523272" w:history="1">
+          <w:hyperlink w:anchor="_Toc243838756" w:history="1">
             <w:r>
               <w:rPr>
                 <w:rStyle w:val="Hyperlink"/>
@@ -451,7 +451,7 @@
               <w:rPr>
                 <w:noProof/>
               </w:rPr>
-              <w:instrText xml:space="preserve"> PAGEREF _Toc243523272 \h </w:instrText>
+              <w:instrText xml:space="preserve"> PAGEREF _Toc243838756 \h </w:instrText>
             </w:r>
             <w:r>
               <w:rPr>
@@ -488,7 +488,7 @@
               <w:noProof/>
             </w:rPr>
           </w:pPr>
-          <w:hyperlink w:anchor="_Toc243523273" w:history="1">
+          <w:hyperlink w:anchor="_Toc243838757" w:history="1">
             <w:r>
               <w:rPr>
                 <w:rStyle w:val="Hyperlink"/>
@@ -512,7 +512,7 @@
               <w:rPr>
                 <w:noProof/>
               </w:rPr>
-              <w:instrText xml:space="preserve"> PAGEREF _Toc243523273 \h </w:instrText>
+              <w:instrText xml:space="preserve"> PAGEREF _Toc243838757 \h </w:instrText>
             </w:r>
             <w:r>
               <w:rPr>
@@ -549,7 +549,7 @@
               <w:noProof/>
             </w:rPr>
           </w:pPr>
-          <w:hyperlink w:anchor="_Toc243523274" w:history="1">
+          <w:hyperlink w:anchor="_Toc243838758" w:history="1">
             <w:r>
               <w:rPr>
                 <w:rStyle w:val="Hyperlink"/>
@@ -573,7 +573,7 @@
               <w:rPr>
                 <w:noProof/>
               </w:rPr>
-              <w:instrText xml:space="preserve"> PAGEREF _Toc243523274 \h </w:instrText>
+              <w:instrText xml:space="preserve"> PAGEREF _Toc243838758 \h </w:instrText>
             </w:r>
             <w:r>
               <w:rPr>
@@ -610,7 +610,7 @@
               <w:noProof/>
             </w:rPr>
           </w:pPr>
-          <w:hyperlink w:anchor="_Toc243523275" w:history="1">
+          <w:hyperlink w:anchor="_Toc243838759" w:history="1">
             <w:r>
               <w:rPr>
                 <w:rStyle w:val="Hyperlink"/>
@@ -634,7 +634,7 @@
               <w:rPr>
                 <w:noProof/>
               </w:rPr>
-              <w:instrText xml:space="preserve"> PAGEREF _Toc243523275 \h </w:instrText>
+              <w:instrText xml:space="preserve"> PAGEREF _Toc243838759 \h </w:instrText>
             </w:r>
             <w:r>
               <w:rPr>
@@ -671,7 +671,7 @@
               <w:noProof/>
             </w:rPr>
           </w:pPr>
-          <w:hyperlink w:anchor="_Toc243523276" w:history="1">
+          <w:hyperlink w:anchor="_Toc243838760" w:history="1">
             <w:r>
               <w:rPr>
                 <w:rStyle w:val="Hyperlink"/>
@@ -695,7 +695,7 @@
               <w:rPr>
                 <w:noProof/>
               </w:rPr>
-              <w:instrText xml:space="preserve"> PAGEREF _Toc243523276 \h </w:instrText>
+              <w:instrText xml:space="preserve"> PAGEREF _Toc243838760 \h </w:instrText>
             </w:r>
             <w:r>
               <w:rPr>
@@ -732,7 +732,7 @@
               <w:noProof/>
             </w:rPr>
           </w:pPr>
-          <w:hyperlink w:anchor="_Toc243523277" w:history="1">
+          <w:hyperlink w:anchor="_Toc243838761" w:history="1">
             <w:r>
               <w:rPr>
                 <w:rStyle w:val="Hyperlink"/>
@@ -756,7 +756,7 @@
               <w:rPr>
                 <w:noProof/>
               </w:rPr>
-              <w:instrText xml:space="preserve"> PAGEREF _Toc243523277 \h </w:instrText>
+              <w:instrText xml:space="preserve"> PAGEREF _Toc243838761 \h </w:instrText>
             </w:r>
             <w:r>
               <w:rPr>
@@ -793,7 +793,7 @@
               <w:noProof/>
             </w:rPr>
           </w:pPr>
-          <w:hyperlink w:anchor="_Toc243523278" w:history="1">
+          <w:hyperlink w:anchor="_Toc243838762" w:history="1">
             <w:r>
               <w:rPr>
                 <w:rStyle w:val="Hyperlink"/>
@@ -817,7 +817,7 @@
               <w:rPr>
                 <w:noProof/>
               </w:rPr>
-              <w:instrText xml:space="preserve"> PAGEREF _Toc243523278 \h </w:instrText>
+              <w:instrText xml:space="preserve"> PAGEREF _Toc243838762 \h </w:instrText>
             </w:r>
             <w:r>
               <w:rPr>
@@ -854,7 +854,7 @@
               <w:noProof/>
             </w:rPr>
           </w:pPr>
-          <w:hyperlink w:anchor="_Toc243523279" w:history="1">
+          <w:hyperlink w:anchor="_Toc243838763" w:history="1">
             <w:r>
               <w:rPr>
                 <w:rStyle w:val="Hyperlink"/>
@@ -878,7 +878,7 @@
               <w:rPr>
                 <w:noProof/>
               </w:rPr>
-              <w:instrText xml:space="preserve"> PAGEREF _Toc243523279 \h </w:instrText>
+              <w:instrText xml:space="preserve"> PAGEREF _Toc243838763 \h </w:instrText>
             </w:r>
             <w:r>
               <w:rPr>
@@ -915,7 +915,7 @@
               <w:noProof/>
             </w:rPr>
           </w:pPr>
-          <w:hyperlink w:anchor="_Toc243523280" w:history="1">
+          <w:hyperlink w:anchor="_Toc243838764" w:history="1">
             <w:r>
               <w:rPr>
                 <w:rStyle w:val="Hyperlink"/>
@@ -939,7 +939,7 @@
               <w:rPr>
                 <w:noProof/>
               </w:rPr>
-              <w:instrText xml:space="preserve"> PAGEREF _Toc243523280 \h </w:instrText>
+              <w:instrText xml:space="preserve"> PAGEREF _Toc243838764 \h </w:instrText>
             </w:r>
             <w:r>
               <w:rPr>
@@ -976,7 +976,7 @@
               <w:noProof/>
             </w:rPr>
           </w:pPr>
-          <w:hyperlink w:anchor="_Toc243523281" w:history="1">
+          <w:hyperlink w:anchor="_Toc243838765" w:history="1">
             <w:r>
               <w:rPr>
                 <w:rStyle w:val="Hyperlink"/>
@@ -1000,7 +1000,7 @@
               <w:rPr>
                 <w:noProof/>
               </w:rPr>
-              <w:instrText xml:space="preserve"> PAGEREF _Toc243523281 \h </w:instrText>
+              <w:instrText xml:space="preserve"> PAGEREF _Toc243838765 \h </w:instrText>
             </w:r>
             <w:r>
               <w:rPr>
@@ -1037,7 +1037,7 @@
               <w:noProof/>
             </w:rPr>
           </w:pPr>
-          <w:hyperlink w:anchor="_Toc243523282" w:history="1">
+          <w:hyperlink w:anchor="_Toc243838766" w:history="1">
             <w:r>
               <w:rPr>
                 <w:rStyle w:val="Hyperlink"/>
@@ -1061,7 +1061,7 @@
               <w:rPr>
                 <w:noProof/>
               </w:rPr>
-              <w:instrText xml:space="preserve"> PAGEREF _Toc243523282 \h </w:instrText>
+              <w:instrText xml:space="preserve"> PAGEREF _Toc243838766 \h </w:instrText>
             </w:r>
             <w:r>
               <w:rPr>
@@ -1098,7 +1098,7 @@
               <w:noProof/>
             </w:rPr>
           </w:pPr>
-          <w:hyperlink w:anchor="_Toc243523283" w:history="1">
+          <w:hyperlink w:anchor="_Toc243838767" w:history="1">
             <w:r>
               <w:rPr>
                 <w:rStyle w:val="Hyperlink"/>
@@ -1122,7 +1122,7 @@
               <w:rPr>
                 <w:noProof/>
               </w:rPr>
-              <w:instrText xml:space="preserve"> PAGEREF _Toc243523283 \h </w:instrText>
+              <w:instrText xml:space="preserve"> PAGEREF _Toc243838767 \h </w:instrText>
             </w:r>
             <w:r>
               <w:rPr>
@@ -1159,7 +1159,7 @@
               <w:noProof/>
             </w:rPr>
           </w:pPr>
-          <w:hyperlink w:anchor="_Toc243523284" w:history="1">
+          <w:hyperlink w:anchor="_Toc243838768" w:history="1">
             <w:r>
               <w:rPr>
                 <w:rStyle w:val="Hyperlink"/>
@@ -1183,7 +1183,7 @@
               <w:rPr>
                 <w:noProof/>
               </w:rPr>
-              <w:instrText xml:space="preserve"> PAGEREF _Toc243523284 \h </w:instrText>
+              <w:instrText xml:space="preserve"> PAGEREF _Toc243838768 \h </w:instrText>
             </w:r>
             <w:r>
               <w:rPr>
@@ -1220,7 +1220,7 @@
               <w:noProof/>
             </w:rPr>
           </w:pPr>
-          <w:hyperlink w:anchor="_Toc243523285" w:history="1">
+          <w:hyperlink w:anchor="_Toc243838769" w:history="1">
             <w:r>
               <w:rPr>
                 <w:rStyle w:val="Hyperlink"/>
@@ -1244,7 +1244,7 @@
               <w:rPr>
                 <w:noProof/>
               </w:rPr>
-              <w:instrText xml:space="preserve"> PAGEREF _Toc243523285 \h </w:instrText>
+              <w:instrText xml:space="preserve"> PAGEREF _Toc243838769 \h </w:instrText>
             </w:r>
             <w:r>
               <w:rPr>
@@ -1281,7 +1281,7 @@
               <w:noProof/>
             </w:rPr>
           </w:pPr>
-          <w:hyperlink w:anchor="_Toc243523286" w:history="1">
+          <w:hyperlink w:anchor="_Toc243838770" w:history="1">
             <w:r>
               <w:rPr>
                 <w:rStyle w:val="Hyperlink"/>
@@ -1305,7 +1305,7 @@
               <w:rPr>
                 <w:noProof/>
               </w:rPr>
-              <w:instrText xml:space="preserve"> PAGEREF _Toc243523286 \h </w:instrText>
+              <w:instrText xml:space="preserve"> PAGEREF _Toc243838770 \h </w:instrText>
             </w:r>
             <w:r>
               <w:rPr>
@@ -1342,7 +1342,7 @@
               <w:noProof/>
             </w:rPr>
           </w:pPr>
-          <w:hyperlink w:anchor="_Toc243523287" w:history="1">
+          <w:hyperlink w:anchor="_Toc243838771" w:history="1">
             <w:r>
               <w:rPr>
                 <w:rStyle w:val="Hyperlink"/>
@@ -1366,7 +1366,7 @@
               <w:rPr>
                 <w:noProof/>
               </w:rPr>
-              <w:instrText xml:space="preserve"> PAGEREF _Toc243523287 \h </w:instrText>
+              <w:instrText xml:space="preserve"> PAGEREF _Toc243838771 \h </w:instrText>
             </w:r>
             <w:r>
               <w:rPr>
@@ -1403,7 +1403,7 @@
               <w:noProof/>
             </w:rPr>
           </w:pPr>
-          <w:hyperlink w:anchor="_Toc243523288" w:history="1">
+          <w:hyperlink w:anchor="_Toc243838772" w:history="1">
             <w:r>
               <w:rPr>
                 <w:rStyle w:val="Hyperlink"/>
@@ -1427,7 +1427,7 @@
               <w:rPr>
                 <w:noProof/>
               </w:rPr>
-              <w:instrText xml:space="preserve"> PAGEREF _Toc243523288 \h </w:instrText>
+              <w:instrText xml:space="preserve"> PAGEREF _Toc243838772 \h </w:instrText>
             </w:r>
             <w:r>
               <w:rPr>
@@ -1464,13 +1464,13 @@
               <w:noProof/>
             </w:rPr>
           </w:pPr>
-          <w:hyperlink w:anchor="_Toc243523289" w:history="1">
+          <w:hyperlink w:anchor="_Toc243838773" w:history="1">
             <w:r>
               <w:rPr>
                 <w:rStyle w:val="Hyperlink"/>
                 <w:noProof/>
               </w:rPr>
-              <w:t>3.6. Lấy mẫu</w:t>
+              <w:t>3.6. Quy mô dữ liệu và lấy mẫu</w:t>
             </w:r>
             <w:r>
               <w:rPr>
@@ -1488,7 +1488,7 @@
               <w:rPr>
                 <w:noProof/>
               </w:rPr>
-              <w:instrText xml:space="preserve"> PAGEREF _Toc243523289 \h </w:instrText>
+              <w:instrText xml:space="preserve"> PAGEREF _Toc243838773 \h </w:instrText>
             </w:r>
             <w:r>
               <w:rPr>
@@ -1525,7 +1525,7 @@
               <w:noProof/>
             </w:rPr>
           </w:pPr>
-          <w:hyperlink w:anchor="_Toc243523290" w:history="1">
+          <w:hyperlink w:anchor="_Toc243838774" w:history="1">
             <w:r>
               <w:rPr>
                 <w:rStyle w:val="Hyperlink"/>
@@ -1549,7 +1549,7 @@
               <w:rPr>
                 <w:noProof/>
               </w:rPr>
-              <w:instrText xml:space="preserve"> PAGEREF _Toc243523290 \h </w:instrText>
+              <w:instrText xml:space="preserve"> PAGEREF _Toc243838774 \h </w:instrText>
             </w:r>
             <w:r>
               <w:rPr>
@@ -1586,7 +1586,7 @@
               <w:noProof/>
             </w:rPr>
           </w:pPr>
-          <w:hyperlink w:anchor="_Toc243523291" w:history="1">
+          <w:hyperlink w:anchor="_Toc243838775" w:history="1">
             <w:r>
               <w:rPr>
                 <w:rStyle w:val="Hyperlink"/>
@@ -1610,7 +1610,7 @@
               <w:rPr>
                 <w:noProof/>
               </w:rPr>
-              <w:instrText xml:space="preserve"> PAGEREF _Toc243523291 \h </w:instrText>
+              <w:instrText xml:space="preserve"> PAGEREF _Toc243838775 \h </w:instrText>
             </w:r>
             <w:r>
               <w:rPr>
@@ -1647,7 +1647,7 @@
               <w:noProof/>
             </w:rPr>
           </w:pPr>
-          <w:hyperlink w:anchor="_Toc243523292" w:history="1">
+          <w:hyperlink w:anchor="_Toc243838776" w:history="1">
             <w:r>
               <w:rPr>
                 <w:rStyle w:val="Hyperlink"/>
@@ -1671,7 +1671,7 @@
               <w:rPr>
                 <w:noProof/>
               </w:rPr>
-              <w:instrText xml:space="preserve"> PAGEREF _Toc243523292 \h </w:instrText>
+              <w:instrText xml:space="preserve"> PAGEREF _Toc243838776 \h </w:instrText>
             </w:r>
             <w:r>
               <w:rPr>
@@ -1708,7 +1708,7 @@
               <w:noProof/>
             </w:rPr>
           </w:pPr>
-          <w:hyperlink w:anchor="_Toc243523293" w:history="1">
+          <w:hyperlink w:anchor="_Toc243838777" w:history="1">
             <w:r>
               <w:rPr>
                 <w:rStyle w:val="Hyperlink"/>
@@ -1732,7 +1732,7 @@
               <w:rPr>
                 <w:noProof/>
               </w:rPr>
-              <w:instrText xml:space="preserve"> PAGEREF _Toc243523293 \h </w:instrText>
+              <w:instrText xml:space="preserve"> PAGEREF _Toc243838777 \h </w:instrText>
             </w:r>
             <w:r>
               <w:rPr>
@@ -1769,7 +1769,7 @@
               <w:noProof/>
             </w:rPr>
           </w:pPr>
-          <w:hyperlink w:anchor="_Toc243523294" w:history="1">
+          <w:hyperlink w:anchor="_Toc243838778" w:history="1">
             <w:r>
               <w:rPr>
                 <w:rStyle w:val="Hyperlink"/>
@@ -1793,7 +1793,7 @@
               <w:rPr>
                 <w:noProof/>
               </w:rPr>
-              <w:instrText xml:space="preserve"> PAGEREF _Toc243523294 \h </w:instrText>
+              <w:instrText xml:space="preserve"> PAGEREF _Toc243838778 \h </w:instrText>
             </w:r>
             <w:r>
               <w:rPr>
@@ -1830,7 +1830,7 @@
               <w:noProof/>
             </w:rPr>
           </w:pPr>
-          <w:hyperlink w:anchor="_Toc243523295" w:history="1">
+          <w:hyperlink w:anchor="_Toc243838779" w:history="1">
             <w:r>
               <w:rPr>
                 <w:rStyle w:val="Hyperlink"/>
@@ -1854,7 +1854,7 @@
               <w:rPr>
                 <w:noProof/>
               </w:rPr>
-              <w:instrText xml:space="preserve"> PAGEREF _Toc243523295 \h </w:instrText>
+              <w:instrText xml:space="preserve"> PAGEREF _Toc243838779 \h </w:instrText>
             </w:r>
             <w:r>
               <w:rPr>
@@ -1891,7 +1891,7 @@
               <w:noProof/>
             </w:rPr>
           </w:pPr>
-          <w:hyperlink w:anchor="_Toc243523296" w:history="1">
+          <w:hyperlink w:anchor="_Toc243838780" w:history="1">
             <w:r>
               <w:rPr>
                 <w:rStyle w:val="Hyperlink"/>
@@ -1915,7 +1915,7 @@
               <w:rPr>
                 <w:noProof/>
               </w:rPr>
-              <w:instrText xml:space="preserve"> PAGEREF _Toc243523296 \h </w:instrText>
+              <w:instrText xml:space="preserve"> PAGEREF _Toc243838780 \h </w:instrText>
             </w:r>
             <w:r>
               <w:rPr>
@@ -1952,7 +1952,7 @@
               <w:noProof/>
             </w:rPr>
           </w:pPr>
-          <w:hyperlink w:anchor="_Toc243523297" w:history="1">
+          <w:hyperlink w:anchor="_Toc243838781" w:history="1">
             <w:r>
               <w:rPr>
                 <w:rStyle w:val="Hyperlink"/>
@@ -1976,7 +1976,7 @@
               <w:rPr>
                 <w:noProof/>
               </w:rPr>
-              <w:instrText xml:space="preserve"> PAGEREF _Toc243523297 \h </w:instrText>
+              <w:instrText xml:space="preserve"> PAGEREF _Toc243838781 \h </w:instrText>
             </w:r>
             <w:r>
               <w:rPr>
@@ -2013,7 +2013,7 @@
               <w:noProof/>
             </w:rPr>
           </w:pPr>
-          <w:hyperlink w:anchor="_Toc243523298" w:history="1">
+          <w:hyperlink w:anchor="_Toc243838782" w:history="1">
             <w:r>
               <w:rPr>
                 <w:rStyle w:val="Hyperlink"/>
@@ -2037,7 +2037,7 @@
               <w:rPr>
                 <w:noProof/>
               </w:rPr>
-              <w:instrText xml:space="preserve"> PAGEREF _Toc243523298 \h </w:instrText>
+              <w:instrText xml:space="preserve"> PAGEREF _Toc243838782 \h </w:instrText>
             </w:r>
             <w:r>
               <w:rPr>
@@ -2074,7 +2074,7 @@
               <w:noProof/>
             </w:rPr>
           </w:pPr>
-          <w:hyperlink w:anchor="_Toc243523299" w:history="1">
+          <w:hyperlink w:anchor="_Toc243838783" w:history="1">
             <w:r>
               <w:rPr>
                 <w:rStyle w:val="Hyperlink"/>
@@ -2098,7 +2098,7 @@
               <w:rPr>
                 <w:noProof/>
               </w:rPr>
-              <w:instrText xml:space="preserve"> PAGEREF _Toc243523299 \h </w:instrText>
+              <w:instrText xml:space="preserve"> PAGEREF _Toc243838783 \h </w:instrText>
             </w:r>
             <w:r>
               <w:rPr>
@@ -2135,7 +2135,7 @@
               <w:noProof/>
             </w:rPr>
           </w:pPr>
-          <w:hyperlink w:anchor="_Toc243523300" w:history="1">
+          <w:hyperlink w:anchor="_Toc243838784" w:history="1">
             <w:r>
               <w:rPr>
                 <w:rStyle w:val="Hyperlink"/>
@@ -2159,7 +2159,7 @@
               <w:rPr>
                 <w:noProof/>
               </w:rPr>
-              <w:instrText xml:space="preserve"> PAGEREF _Toc243523300 \h </w:instrText>
+              <w:instrText xml:space="preserve"> PAGEREF _Toc243838784 \h </w:instrText>
             </w:r>
             <w:r>
               <w:rPr>
@@ -2196,7 +2196,7 @@
               <w:noProof/>
             </w:rPr>
           </w:pPr>
-          <w:hyperlink w:anchor="_Toc243523301" w:history="1">
+          <w:hyperlink w:anchor="_Toc243838785" w:history="1">
             <w:r>
               <w:rPr>
                 <w:rStyle w:val="Hyperlink"/>
@@ -2220,7 +2220,7 @@
               <w:rPr>
                 <w:noProof/>
               </w:rPr>
-              <w:instrText xml:space="preserve"> PAGEREF _Toc243523301 \h </w:instrText>
+              <w:instrText xml:space="preserve"> PAGEREF _Toc243838785 \h </w:instrText>
             </w:r>
             <w:r>
               <w:rPr>
@@ -2257,7 +2257,7 @@
               <w:noProof/>
             </w:rPr>
           </w:pPr>
-          <w:hyperlink w:anchor="_Toc243523302" w:history="1">
+          <w:hyperlink w:anchor="_Toc243838786" w:history="1">
             <w:r>
               <w:rPr>
                 <w:rStyle w:val="Hyperlink"/>
@@ -2281,7 +2281,7 @@
               <w:rPr>
                 <w:noProof/>
               </w:rPr>
-              <w:instrText xml:space="preserve"> PAGEREF _Toc243523302 \h </w:instrText>
+              <w:instrText xml:space="preserve"> PAGEREF _Toc243838786 \h </w:instrText>
             </w:r>
             <w:r>
               <w:rPr>
@@ -2318,7 +2318,7 @@
               <w:noProof/>
             </w:rPr>
           </w:pPr>
-          <w:hyperlink w:anchor="_Toc243523303" w:history="1">
+          <w:hyperlink w:anchor="_Toc243838787" w:history="1">
             <w:r>
               <w:rPr>
                 <w:rStyle w:val="Hyperlink"/>
@@ -2342,7 +2342,7 @@
               <w:rPr>
                 <w:noProof/>
               </w:rPr>
-              <w:instrText xml:space="preserve"> PAGEREF _Toc243523303 \h </w:instrText>
+              <w:instrText xml:space="preserve"> PAGEREF _Toc243838787 \h </w:instrText>
             </w:r>
             <w:r>
               <w:rPr>
@@ -2379,7 +2379,7 @@
               <w:noProof/>
             </w:rPr>
           </w:pPr>
-          <w:hyperlink w:anchor="_Toc243523304" w:history="1">
+          <w:hyperlink w:anchor="_Toc243838788" w:history="1">
             <w:r>
               <w:rPr>
                 <w:rStyle w:val="Hyperlink"/>
@@ -2403,7 +2403,7 @@
               <w:rPr>
                 <w:noProof/>
               </w:rPr>
-              <w:instrText xml:space="preserve"> PAGEREF _Toc243523304 \h </w:instrText>
+              <w:instrText xml:space="preserve"> PAGEREF _Toc243838788 \h </w:instrText>
             </w:r>
             <w:r>
               <w:rPr>
@@ -2440,7 +2440,7 @@
               <w:noProof/>
             </w:rPr>
           </w:pPr>
-          <w:hyperlink w:anchor="_Toc243523305" w:history="1">
+          <w:hyperlink w:anchor="_Toc243838789" w:history="1">
             <w:r>
               <w:rPr>
                 <w:rStyle w:val="Hyperlink"/>
@@ -2464,7 +2464,7 @@
               <w:rPr>
                 <w:noProof/>
               </w:rPr>
-              <w:instrText xml:space="preserve"> PAGEREF _Toc243523305 \h </w:instrText>
+              <w:instrText xml:space="preserve"> PAGEREF _Toc243838789 \h </w:instrText>
             </w:r>
             <w:r>
               <w:rPr>
@@ -2501,7 +2501,7 @@
               <w:noProof/>
             </w:rPr>
           </w:pPr>
-          <w:hyperlink w:anchor="_Toc243523306" w:history="1">
+          <w:hyperlink w:anchor="_Toc243838790" w:history="1">
             <w:r>
               <w:rPr>
                 <w:rStyle w:val="Hyperlink"/>
@@ -2525,7 +2525,7 @@
               <w:rPr>
                 <w:noProof/>
               </w:rPr>
-              <w:instrText xml:space="preserve"> PAGEREF _Toc243523306 \h </w:instrText>
+              <w:instrText xml:space="preserve"> PAGEREF _Toc243838790 \h </w:instrText>
             </w:r>
             <w:r>
               <w:rPr>
@@ -2562,7 +2562,7 @@
               <w:noProof/>
             </w:rPr>
           </w:pPr>
-          <w:hyperlink w:anchor="_Toc243523307" w:history="1">
+          <w:hyperlink w:anchor="_Toc243838791" w:history="1">
             <w:r>
               <w:rPr>
                 <w:rStyle w:val="Hyperlink"/>
@@ -2586,7 +2586,7 @@
               <w:rPr>
                 <w:noProof/>
               </w:rPr>
-              <w:instrText xml:space="preserve"> PAGEREF _Toc243523307 \h </w:instrText>
+              <w:instrText xml:space="preserve"> PAGEREF _Toc243838791 \h </w:instrText>
             </w:r>
             <w:r>
               <w:rPr>
@@ -2623,7 +2623,7 @@
               <w:noProof/>
             </w:rPr>
           </w:pPr>
-          <w:hyperlink w:anchor="_Toc243523308" w:history="1">
+          <w:hyperlink w:anchor="_Toc243838792" w:history="1">
             <w:r>
               <w:rPr>
                 <w:rStyle w:val="Hyperlink"/>
@@ -2647,7 +2647,7 @@
               <w:rPr>
                 <w:noProof/>
               </w:rPr>
-              <w:instrText xml:space="preserve"> PAGEREF _Toc243523308 \h </w:instrText>
+              <w:instrText xml:space="preserve"> PAGEREF _Toc243838792 \h </w:instrText>
             </w:r>
             <w:r>
               <w:rPr>
@@ -2684,7 +2684,7 @@
               <w:noProof/>
             </w:rPr>
           </w:pPr>
-          <w:hyperlink w:anchor="_Toc243523309" w:history="1">
+          <w:hyperlink w:anchor="_Toc243838793" w:history="1">
             <w:r>
               <w:rPr>
                 <w:rStyle w:val="Hyperlink"/>
@@ -2708,7 +2708,7 @@
               <w:rPr>
                 <w:noProof/>
               </w:rPr>
-              <w:instrText xml:space="preserve"> PAGEREF _Toc243523309 \h </w:instrText>
+              <w:instrText xml:space="preserve"> PAGEREF _Toc243838793 \h </w:instrText>
             </w:r>
             <w:r>
               <w:rPr>
@@ -2745,7 +2745,7 @@
               <w:noProof/>
             </w:rPr>
           </w:pPr>
-          <w:hyperlink w:anchor="_Toc243523310" w:history="1">
+          <w:hyperlink w:anchor="_Toc243838794" w:history="1">
             <w:r>
               <w:rPr>
                 <w:rStyle w:val="Hyperlink"/>
@@ -2769,7 +2769,7 @@
               <w:rPr>
                 <w:noProof/>
               </w:rPr>
-              <w:instrText xml:space="preserve"> PAGEREF _Toc243523310 \h </w:instrText>
+              <w:instrText xml:space="preserve"> PAGEREF _Toc243838794 \h </w:instrText>
             </w:r>
             <w:r>
               <w:rPr>
@@ -2806,7 +2806,7 @@
               <w:noProof/>
             </w:rPr>
           </w:pPr>
-          <w:hyperlink w:anchor="_Toc243523311" w:history="1">
+          <w:hyperlink w:anchor="_Toc243838795" w:history="1">
             <w:r>
               <w:rPr>
                 <w:rStyle w:val="Hyperlink"/>
@@ -2830,7 +2830,7 @@
               <w:rPr>
                 <w:noProof/>
               </w:rPr>
-              <w:instrText xml:space="preserve"> PAGEREF _Toc243523311 \h </w:instrText>
+              <w:instrText xml:space="preserve"> PAGEREF _Toc243838795 \h </w:instrText>
             </w:r>
             <w:r>
               <w:rPr>
@@ -2867,7 +2867,7 @@
               <w:noProof/>
             </w:rPr>
           </w:pPr>
-          <w:hyperlink w:anchor="_Toc243523312" w:history="1">
+          <w:hyperlink w:anchor="_Toc243838796" w:history="1">
             <w:r>
               <w:rPr>
                 <w:rStyle w:val="Hyperlink"/>
@@ -2891,7 +2891,7 @@
               <w:rPr>
                 <w:noProof/>
               </w:rPr>
-              <w:instrText xml:space="preserve"> PAGEREF _Toc243523312 \h </w:instrText>
+              <w:instrText xml:space="preserve"> PAGEREF _Toc243838796 \h </w:instrText>
             </w:r>
             <w:r>
               <w:rPr>
@@ -2928,7 +2928,7 @@
               <w:noProof/>
             </w:rPr>
           </w:pPr>
-          <w:hyperlink w:anchor="_Toc243523313" w:history="1">
+          <w:hyperlink w:anchor="_Toc243838797" w:history="1">
             <w:r>
               <w:rPr>
                 <w:rStyle w:val="Hyperlink"/>
@@ -2952,7 +2952,7 @@
               <w:rPr>
                 <w:noProof/>
               </w:rPr>
-              <w:instrText xml:space="preserve"> PAGEREF _Toc243523313 \h </w:instrText>
+              <w:instrText xml:space="preserve"> PAGEREF _Toc243838797 \h </w:instrText>
             </w:r>
             <w:r>
               <w:rPr>
@@ -2989,7 +2989,7 @@
               <w:noProof/>
             </w:rPr>
           </w:pPr>
-          <w:hyperlink w:anchor="_Toc243523314" w:history="1">
+          <w:hyperlink w:anchor="_Toc243838798" w:history="1">
             <w:r>
               <w:rPr>
                 <w:rStyle w:val="Hyperlink"/>
@@ -3013,7 +3013,7 @@
               <w:rPr>
                 <w:noProof/>
               </w:rPr>
-              <w:instrText xml:space="preserve"> PAGEREF _Toc243523314 \h </w:instrText>
+              <w:instrText xml:space="preserve"> PAGEREF _Toc243838798 \h </w:instrText>
             </w:r>
             <w:r>
               <w:rPr>
@@ -3050,7 +3050,7 @@
               <w:noProof/>
             </w:rPr>
           </w:pPr>
-          <w:hyperlink w:anchor="_Toc243523315" w:history="1">
+          <w:hyperlink w:anchor="_Toc243838799" w:history="1">
             <w:r>
               <w:rPr>
                 <w:rStyle w:val="Hyperlink"/>
@@ -3074,7 +3074,7 @@
               <w:rPr>
                 <w:noProof/>
               </w:rPr>
-              <w:instrText xml:space="preserve"> PAGEREF _Toc243523315 \h </w:instrText>
+              <w:instrText xml:space="preserve"> PAGEREF _Toc243838799 \h </w:instrText>
             </w:r>
             <w:r>
               <w:rPr>
@@ -3111,7 +3111,7 @@
               <w:noProof/>
             </w:rPr>
           </w:pPr>
-          <w:hyperlink w:anchor="_Toc243523316" w:history="1">
+          <w:hyperlink w:anchor="_Toc243838800" w:history="1">
             <w:r>
               <w:rPr>
                 <w:rStyle w:val="Hyperlink"/>
@@ -3135,7 +3135,7 @@
               <w:rPr>
                 <w:noProof/>
               </w:rPr>
-              <w:instrText xml:space="preserve"> PAGEREF _Toc243523316 \h </w:instrText>
+              <w:instrText xml:space="preserve"> PAGEREF _Toc243838800 \h </w:instrText>
             </w:r>
             <w:r>
               <w:rPr>
@@ -3172,7 +3172,7 @@
               <w:noProof/>
             </w:rPr>
           </w:pPr>
-          <w:hyperlink w:anchor="_Toc243523317" w:history="1">
+          <w:hyperlink w:anchor="_Toc243838801" w:history="1">
             <w:r>
               <w:rPr>
                 <w:rStyle w:val="Hyperlink"/>
@@ -3196,7 +3196,7 @@
               <w:rPr>
                 <w:noProof/>
               </w:rPr>
-              <w:instrText xml:space="preserve"> PAGEREF _Toc243523317 \h </w:instrText>
+              <w:instrText xml:space="preserve"> PAGEREF _Toc243838801 \h </w:instrText>
             </w:r>
             <w:r>
               <w:rPr>
@@ -3233,7 +3233,7 @@
               <w:noProof/>
             </w:rPr>
           </w:pPr>
-          <w:hyperlink w:anchor="_Toc243523318" w:history="1">
+          <w:hyperlink w:anchor="_Toc243838802" w:history="1">
             <w:r>
               <w:rPr>
                 <w:rStyle w:val="Hyperlink"/>
@@ -3257,7 +3257,7 @@
               <w:rPr>
                 <w:noProof/>
               </w:rPr>
-              <w:instrText xml:space="preserve"> PAGEREF _Toc243523318 \h </w:instrText>
+              <w:instrText xml:space="preserve"> PAGEREF _Toc243838802 \h </w:instrText>
             </w:r>
             <w:r>
               <w:rPr>
@@ -3294,7 +3294,7 @@
               <w:noProof/>
             </w:rPr>
           </w:pPr>
-          <w:hyperlink w:anchor="_Toc243523319" w:history="1">
+          <w:hyperlink w:anchor="_Toc243838803" w:history="1">
             <w:r>
               <w:rPr>
                 <w:rStyle w:val="Hyperlink"/>
@@ -3318,7 +3318,7 @@
               <w:rPr>
                 <w:noProof/>
               </w:rPr>
-              <w:instrText xml:space="preserve"> PAGEREF _Toc243523319 \h </w:instrText>
+              <w:instrText xml:space="preserve"> PAGEREF _Toc243838803 \h </w:instrText>
             </w:r>
             <w:r>
               <w:rPr>
@@ -3355,7 +3355,7 @@
               <w:noProof/>
             </w:rPr>
           </w:pPr>
-          <w:hyperlink w:anchor="_Toc243523320" w:history="1">
+          <w:hyperlink w:anchor="_Toc243838804" w:history="1">
             <w:r>
               <w:rPr>
                 <w:rStyle w:val="Hyperlink"/>
@@ -3379,7 +3379,7 @@
               <w:rPr>
                 <w:noProof/>
               </w:rPr>
-              <w:instrText xml:space="preserve"> PAGEREF _Toc243523320 \h </w:instrText>
+              <w:instrText xml:space="preserve"> PAGEREF _Toc243838804 \h </w:instrText>
             </w:r>
             <w:r>
               <w:rPr>
@@ -3416,7 +3416,7 @@
               <w:noProof/>
             </w:rPr>
           </w:pPr>
-          <w:hyperlink w:anchor="_Toc243523321" w:history="1">
+          <w:hyperlink w:anchor="_Toc243838805" w:history="1">
             <w:r>
               <w:rPr>
                 <w:rStyle w:val="Hyperlink"/>
@@ -3440,7 +3440,7 @@
               <w:rPr>
                 <w:noProof/>
               </w:rPr>
-              <w:instrText xml:space="preserve"> PAGEREF _Toc243523321 \h </w:instrText>
+              <w:instrText xml:space="preserve"> PAGEREF _Toc243838805 \h </w:instrText>
             </w:r>
             <w:r>
               <w:rPr>
@@ -3477,7 +3477,7 @@
               <w:noProof/>
             </w:rPr>
           </w:pPr>
-          <w:hyperlink w:anchor="_Toc243523322" w:history="1">
+          <w:hyperlink w:anchor="_Toc243838806" w:history="1">
             <w:r>
               <w:rPr>
                 <w:rStyle w:val="Hyperlink"/>
@@ -3501,7 +3501,7 @@
               <w:rPr>
                 <w:noProof/>
               </w:rPr>
-              <w:instrText xml:space="preserve"> PAGEREF _Toc243523322 \h </w:instrText>
+              <w:instrText xml:space="preserve"> PAGEREF _Toc243838806 \h </w:instrText>
             </w:r>
             <w:r>
               <w:rPr>
@@ -3538,7 +3538,7 @@
               <w:noProof/>
             </w:rPr>
           </w:pPr>
-          <w:hyperlink w:anchor="_Toc243523323" w:history="1">
+          <w:hyperlink w:anchor="_Toc243838807" w:history="1">
             <w:r>
               <w:rPr>
                 <w:rStyle w:val="Hyperlink"/>
@@ -3562,7 +3562,7 @@
               <w:rPr>
                 <w:noProof/>
               </w:rPr>
-              <w:instrText xml:space="preserve"> PAGEREF _Toc243523323 \h </w:instrText>
+              <w:instrText xml:space="preserve"> PAGEREF _Toc243838807 \h </w:instrText>
             </w:r>
             <w:r>
               <w:rPr>
@@ -3599,7 +3599,7 @@
               <w:noProof/>
             </w:rPr>
           </w:pPr>
-          <w:hyperlink w:anchor="_Toc243523324" w:history="1">
+          <w:hyperlink w:anchor="_Toc243838808" w:history="1">
             <w:r>
               <w:rPr>
                 <w:rStyle w:val="Hyperlink"/>
@@ -3623,7 +3623,7 @@
               <w:rPr>
                 <w:noProof/>
               </w:rPr>
-              <w:instrText xml:space="preserve"> PAGEREF _Toc243523324 \h </w:instrText>
+              <w:instrText xml:space="preserve"> PAGEREF _Toc243838808 \h </w:instrText>
             </w:r>
             <w:r>
               <w:rPr>
@@ -3660,7 +3660,7 @@
               <w:noProof/>
             </w:rPr>
           </w:pPr>
-          <w:hyperlink w:anchor="_Toc243523325" w:history="1">
+          <w:hyperlink w:anchor="_Toc243838809" w:history="1">
             <w:r>
               <w:rPr>
                 <w:rStyle w:val="Hyperlink"/>
@@ -3684,7 +3684,7 @@
               <w:rPr>
                 <w:noProof/>
               </w:rPr>
-              <w:instrText xml:space="preserve"> PAGEREF _Toc243523325 \h </w:instrText>
+              <w:instrText xml:space="preserve"> PAGEREF _Toc243838809 \h </w:instrText>
             </w:r>
             <w:r>
               <w:rPr>
@@ -3721,7 +3721,7 @@
               <w:noProof/>
             </w:rPr>
           </w:pPr>
-          <w:hyperlink w:anchor="_Toc243523326" w:history="1">
+          <w:hyperlink w:anchor="_Toc243838810" w:history="1">
             <w:r>
               <w:rPr>
                 <w:rStyle w:val="Hyperlink"/>
@@ -3745,7 +3745,7 @@
               <w:rPr>
                 <w:noProof/>
               </w:rPr>
-              <w:instrText xml:space="preserve"> PAGEREF _Toc243523326 \h </w:instrText>
+              <w:instrText xml:space="preserve"> PAGEREF _Toc243838810 \h </w:instrText>
             </w:r>
             <w:r>
               <w:rPr>
@@ -3782,7 +3782,7 @@
               <w:noProof/>
             </w:rPr>
           </w:pPr>
-          <w:hyperlink w:anchor="_Toc243523327" w:history="1">
+          <w:hyperlink w:anchor="_Toc243838811" w:history="1">
             <w:r>
               <w:rPr>
                 <w:rStyle w:val="Hyperlink"/>
@@ -3806,7 +3806,7 @@
               <w:rPr>
                 <w:noProof/>
               </w:rPr>
-              <w:instrText xml:space="preserve"> PAGEREF _Toc243523327 \h </w:instrText>
+              <w:instrText xml:space="preserve"> PAGEREF _Toc243838811 \h </w:instrText>
             </w:r>
             <w:r>
               <w:rPr>
@@ -3843,7 +3843,7 @@
               <w:noProof/>
             </w:rPr>
           </w:pPr>
-          <w:hyperlink w:anchor="_Toc243523328" w:history="1">
+          <w:hyperlink w:anchor="_Toc243838812" w:history="1">
             <w:r>
               <w:rPr>
                 <w:rStyle w:val="Hyperlink"/>
@@ -3867,7 +3867,7 @@
               <w:rPr>
                 <w:noProof/>
               </w:rPr>
-              <w:instrText xml:space="preserve"> PAGEREF _Toc243523328 \h </w:instrText>
+              <w:instrText xml:space="preserve"> PAGEREF _Toc243838812 \h </w:instrText>
             </w:r>
             <w:r>
               <w:rPr>
@@ -3904,7 +3904,7 @@
               <w:noProof/>
             </w:rPr>
           </w:pPr>
-          <w:hyperlink w:anchor="_Toc243523329" w:history="1">
+          <w:hyperlink w:anchor="_Toc243838813" w:history="1">
             <w:r>
               <w:rPr>
                 <w:rStyle w:val="Hyperlink"/>
@@ -3928,7 +3928,7 @@
               <w:rPr>
                 <w:noProof/>
               </w:rPr>
-              <w:instrText xml:space="preserve"> PAGEREF _Toc243523329 \h </w:instrText>
+              <w:instrText xml:space="preserve"> PAGEREF _Toc243838813 \h </w:instrText>
             </w:r>
             <w:r>
               <w:rPr>
@@ -3965,7 +3965,7 @@
               <w:noProof/>
             </w:rPr>
           </w:pPr>
-          <w:hyperlink w:anchor="_Toc243523330" w:history="1">
+          <w:hyperlink w:anchor="_Toc243838814" w:history="1">
             <w:r>
               <w:rPr>
                 <w:rStyle w:val="Hyperlink"/>
@@ -3989,7 +3989,7 @@
               <w:rPr>
                 <w:noProof/>
               </w:rPr>
-              <w:instrText xml:space="preserve"> PAGEREF _Toc243523330 \h </w:instrText>
+              <w:instrText xml:space="preserve"> PAGEREF _Toc243838814 \h </w:instrText>
             </w:r>
             <w:r>
               <w:rPr>
@@ -4026,7 +4026,7 @@
               <w:noProof/>
             </w:rPr>
           </w:pPr>
-          <w:hyperlink w:anchor="_Toc243523331" w:history="1">
+          <w:hyperlink w:anchor="_Toc243838815" w:history="1">
             <w:r>
               <w:rPr>
                 <w:rStyle w:val="Hyperlink"/>
@@ -4050,7 +4050,7 @@
               <w:rPr>
                 <w:noProof/>
               </w:rPr>
-              <w:instrText xml:space="preserve"> PAGEREF _Toc243523331 \h </w:instrText>
+              <w:instrText xml:space="preserve"> PAGEREF _Toc243838815 \h </w:instrText>
             </w:r>
             <w:r>
               <w:rPr>
@@ -4087,7 +4087,7 @@
               <w:noProof/>
             </w:rPr>
           </w:pPr>
-          <w:hyperlink w:anchor="_Toc243523332" w:history="1">
+          <w:hyperlink w:anchor="_Toc243838816" w:history="1">
             <w:r>
               <w:rPr>
                 <w:rStyle w:val="Hyperlink"/>
@@ -4111,7 +4111,7 @@
               <w:rPr>
                 <w:noProof/>
               </w:rPr>
-              <w:instrText xml:space="preserve"> PAGEREF _Toc243523332 \h </w:instrText>
+              <w:instrText xml:space="preserve"> PAGEREF _Toc243838816 \h </w:instrText>
             </w:r>
             <w:r>
               <w:rPr>
@@ -4150,7 +4150,7 @@
         <w:pStyle w:val="Heading1"/>
         <w:pageBreakBefore/>
       </w:pPr>
-      <w:bookmarkStart w:id="0" w:name="_Toc243523269"/>
+      <w:bookmarkStart w:id="0" w:name="_Toc243838753"/>
       <w:r>
         <w:t>DANH MỤC TỪ VIẾT TẮT</w:t>
       </w:r>
@@ -4952,7 +4952,7 @@
         <w:pStyle w:val="Heading1"/>
         <w:pageBreakBefore/>
       </w:pPr>
-      <w:bookmarkStart w:id="1" w:name="_Toc243523270"/>
+      <w:bookmarkStart w:id="1" w:name="_Toc243838754"/>
       <w:r>
         <w:t>CHƯƠNG 1. TỔNG QUAN ĐỀ TÀI</w:t>
       </w:r>
@@ -4962,7 +4962,7 @@
       <w:pPr>
         <w:pStyle w:val="Heading2"/>
       </w:pPr>
-      <w:bookmarkStart w:id="2" w:name="_Toc243523271"/>
+      <w:bookmarkStart w:id="2" w:name="_Toc243838755"/>
       <w:r>
         <w:t>1.1. Bối cảnh và lý do chọn đề tài</w:t>
       </w:r>
@@ -5012,7 +5012,7 @@
       <w:pPr>
         <w:pStyle w:val="Heading2"/>
       </w:pPr>
-      <w:bookmarkStart w:id="3" w:name="_Toc243523272"/>
+      <w:bookmarkStart w:id="3" w:name="_Toc243838756"/>
       <w:r>
         <w:t>1.2. Mục tiêu</w:t>
       </w:r>
@@ -5172,7 +5172,7 @@
       <w:pPr>
         <w:pStyle w:val="Heading2"/>
       </w:pPr>
-      <w:bookmarkStart w:id="4" w:name="_Toc243523273"/>
+      <w:bookmarkStart w:id="4" w:name="_Toc243838757"/>
       <w:r>
         <w:t>1.3. Phạm vi</w:t>
       </w:r>
@@ -5199,17 +5199,17 @@
         <w:t>Amazon Reviews 2023</w:t>
       </w:r>
       <w:r>
-        <w:t xml:space="preserve"> (McAuley Lab, UCSD), danh mục </w:t>
+        <w:t xml:space="preserve"> (McAuley Lab, UCSD), </w:t>
       </w:r>
       <w:r>
         <w:rPr>
           <w:b/>
           <w:bCs/>
         </w:rPr>
-        <w:t>All_Beauty</w:t>
-      </w:r>
-      <w:r>
-        <w:t>, lấy mẫu ngẫu nhiên 15% số review (khoảng 105 nghìn review) để phù hợp tài nguyên máy cá nhân; cùng chuỗi tỷ giá năm từ World Bank.</w:t>
+        <w:t>toàn bộ danh mục All_Beauty</w:t>
+      </w:r>
+      <w:r>
+        <w:t xml:space="preserve"> (701.528 review gốc, 112.590 sản phẩm); cùng chuỗi tỷ giá năm từ World Bank. Giai đoạn phát triển dùng mẫu 15% để thử nghiệm nhanh; bản cuối chạy 100%.</w:t>
       </w:r>
     </w:p>
     <w:p>
@@ -5237,14 +5237,14 @@
         <w:jc w:val="both"/>
       </w:pPr>
       <w:r>
-        <w:t>Triển khai: chạy cục bộ bằng Docker Compose; mô hình LSTM huấn luyện bằng TensorFlow (notebook chạy được trên máy cá nhân hoặc Google Colab).</w:t>
+        <w:t>Triển khai: chạy cục bộ bằng Docker Compose; mô hình BiLSTM huấn luyện bằng notebook TensorFlow trên Google Colab (GPU T4).</w:t>
       </w:r>
     </w:p>
     <w:p>
       <w:pPr>
         <w:pStyle w:val="Heading2"/>
       </w:pPr>
-      <w:bookmarkStart w:id="5" w:name="_Toc243523274"/>
+      <w:bookmarkStart w:id="5" w:name="_Toc243838758"/>
       <w:r>
         <w:t>1.4. Kết quả chính đạt được</w:t>
       </w:r>
@@ -5261,7 +5261,7 @@
         <w:jc w:val="both"/>
       </w:pPr>
       <w:r>
-        <w:t xml:space="preserve">Hệ thống chạy trọn vẹn từ nguồn dữ liệu đến dashboard; kiểm thử bằng cách xóa sạch và dựng lại từ đầu: </w:t>
+        <w:t xml:space="preserve">Hệ thống chạy trọn vẹn từ nguồn dữ liệu đến dashboard; kiểm thử dựng lại từ đầu: </w:t>
       </w:r>
       <w:r>
         <w:rPr>
@@ -5271,7 +5271,7 @@
         <w:t>8/8 tác vụ thành công</w:t>
       </w:r>
       <w:r>
-        <w:t>, khoảng 4 phút 20 giây.</w:t>
+        <w:t>. Với toàn bộ dữ liệu, một lần chạy pipeline mất khoảng 10 phút.</w:t>
       </w:r>
     </w:p>
     <w:p>
@@ -5292,10 +5292,10 @@
           <w:b/>
           <w:bCs/>
         </w:rPr>
-        <w:t>104.777 review</w:t>
-      </w:r>
-      <w:r>
-        <w:t>, 41.314 sản phẩm, 102.358 người dùng, giai đoạn 2001–2023.</w:t>
+        <w:t>691.806 review</w:t>
+      </w:r>
+      <w:r>
+        <w:t>, 112.385 sản phẩm, 629.831 người dùng, giai đoạn 2000–2023.</w:t>
       </w:r>
     </w:p>
     <w:p>
@@ -5309,17 +5309,27 @@
         <w:jc w:val="both"/>
       </w:pPr>
       <w:r>
-        <w:t xml:space="preserve">Mô hình tốt nhất hiện tại là Logistic Regression với </w:t>
+        <w:t xml:space="preserve">Mô hình tốt nhất là </w:t>
       </w:r>
       <w:r>
         <w:rPr>
           <w:b/>
           <w:bCs/>
         </w:rPr>
-        <w:t>Macro-F1 = 0,660</w:t>
-      </w:r>
-      <w:r>
-        <w:t>, Accuracy = 81,6% trên 20.956 mẫu kiểm thử; mô hình học sâu BiLSTM đạt Macro-F1 = 0,649 nhưng nhận diện lớp Trung tính tốt nhất (Recall 68%).</w:t>
+        <w:t>BiLSTM</w:t>
+      </w:r>
+      <w:r>
+        <w:t xml:space="preserve"> với </w:t>
+      </w:r>
+      <w:r>
+        <w:rPr>
+          <w:b/>
+          <w:bCs/>
+        </w:rPr>
+        <w:t>Macro-F1 = 0,706</w:t>
+      </w:r>
+      <w:r>
+        <w:t>, Accuracy = 82,6% trên 138.362 mẫu kiểm thử, vượt Logistic Regression (0,673) và Naive Bayes (0,648). Với mẫu 15%, thứ tự ngược lại (Logistic Regression tốt nhất), cho thấy học sâu cần nhiều dữ liệu.</w:t>
       </w:r>
     </w:p>
     <w:p>
@@ -5340,7 +5350,7 @@
       <w:pPr>
         <w:pStyle w:val="Heading2"/>
       </w:pPr>
-      <w:bookmarkStart w:id="6" w:name="_Toc243523275"/>
+      <w:bookmarkStart w:id="6" w:name="_Toc243838759"/>
       <w:r>
         <w:t>1.5. Cấu trúc báo cáo</w:t>
       </w:r>
@@ -5361,7 +5371,7 @@
         <w:pStyle w:val="Heading1"/>
         <w:pageBreakBefore/>
       </w:pPr>
-      <w:bookmarkStart w:id="7" w:name="_Toc243523276"/>
+      <w:bookmarkStart w:id="7" w:name="_Toc243838760"/>
       <w:r>
         <w:t>CHƯƠNG 2. CƠ SỞ LÝ THUYẾT</w:t>
       </w:r>
@@ -5371,7 +5381,7 @@
       <w:pPr>
         <w:pStyle w:val="Heading2"/>
       </w:pPr>
-      <w:bookmarkStart w:id="8" w:name="_Toc243523277"/>
+      <w:bookmarkStart w:id="8" w:name="_Toc243838761"/>
       <w:r>
         <w:t>2.1. Data Lake và phân vùng dữ liệu</w:t>
       </w:r>
@@ -5539,7 +5549,7 @@
       <w:pPr>
         <w:pStyle w:val="Heading2"/>
       </w:pPr>
-      <w:bookmarkStart w:id="9" w:name="_Toc243523278"/>
+      <w:bookmarkStart w:id="9" w:name="_Toc243838762"/>
       <w:r>
         <w:t>2.2. Kho dữ liệu, ETL và lược đồ hình sao</w:t>
       </w:r>
@@ -5703,7 +5713,7 @@
       <w:pPr>
         <w:pStyle w:val="Heading2"/>
       </w:pPr>
-      <w:bookmarkStart w:id="10" w:name="_Toc243523279"/>
+      <w:bookmarkStart w:id="10" w:name="_Toc243838763"/>
       <w:r>
         <w:t>2.3. Điều phối luồng dữ liệu với Apache Airflow</w:t>
       </w:r>
@@ -5750,7 +5760,7 @@
       <w:pPr>
         <w:pStyle w:val="Heading2"/>
       </w:pPr>
-      <w:bookmarkStart w:id="11" w:name="_Toc243523280"/>
+      <w:bookmarkStart w:id="11" w:name="_Toc243838764"/>
       <w:r>
         <w:t>2.4. Tiền xử lý văn bản và TF-IDF</w:t>
       </w:r>
@@ -5847,7 +5857,7 @@
       <w:pPr>
         <w:pStyle w:val="Heading2"/>
       </w:pPr>
-      <w:bookmarkStart w:id="12" w:name="_Toc243523281"/>
+      <w:bookmarkStart w:id="12" w:name="_Toc243838765"/>
       <w:r>
         <w:t>2.5. Các mô hình phân loại</w:t>
       </w:r>
@@ -5940,7 +5950,7 @@
       <w:pPr>
         <w:pStyle w:val="Heading2"/>
       </w:pPr>
-      <w:bookmarkStart w:id="13" w:name="_Toc243523282"/>
+      <w:bookmarkStart w:id="13" w:name="_Toc243838766"/>
       <w:r>
         <w:t>2.6. Độ đo đánh giá</w:t>
       </w:r>
@@ -6051,7 +6061,7 @@
         <w:pStyle w:val="Heading1"/>
         <w:pageBreakBefore/>
       </w:pPr>
-      <w:bookmarkStart w:id="14" w:name="_Toc243523283"/>
+      <w:bookmarkStart w:id="14" w:name="_Toc243838767"/>
       <w:r>
         <w:t>CHƯƠNG 3. DỮ LIỆU</w:t>
       </w:r>
@@ -6061,7 +6071,7 @@
       <w:pPr>
         <w:pStyle w:val="Heading2"/>
       </w:pPr>
-      <w:bookmarkStart w:id="15" w:name="_Toc243523284"/>
+      <w:bookmarkStart w:id="15" w:name="_Toc243838768"/>
       <w:r>
         <w:t>3.1. Tổng quan các nguồn dữ liệu</w:t>
       </w:r>
@@ -6761,7 +6771,7 @@
       <w:pPr>
         <w:pStyle w:val="Heading2"/>
       </w:pPr>
-      <w:bookmarkStart w:id="16" w:name="_Toc243523285"/>
+      <w:bookmarkStart w:id="16" w:name="_Toc243838769"/>
       <w:r>
         <w:t>3.2. Nguồn 1 – Đánh giá người dùng (dữ liệu động)</w:t>
       </w:r>
@@ -7466,7 +7476,7 @@
       <w:pPr>
         <w:pStyle w:val="Heading2"/>
       </w:pPr>
-      <w:bookmarkStart w:id="17" w:name="_Toc243523286"/>
+      <w:bookmarkStart w:id="17" w:name="_Toc243838770"/>
       <w:r>
         <w:t>3.3. Nguồn 2 – Siêu dữ liệu sản phẩm (dữ liệu tĩnh)</w:t>
       </w:r>
@@ -7621,14 +7631,14 @@
         <w:t>price</w:t>
       </w:r>
       <w:r>
-        <w:t xml:space="preserve"> thường rỗng (82,16% sản phẩm không có giá).</w:t>
+        <w:t xml:space="preserve"> thường rỗng (84,28% sản phẩm không có giá).</w:t>
       </w:r>
     </w:p>
     <w:p>
       <w:pPr>
         <w:pStyle w:val="Heading2"/>
       </w:pPr>
-      <w:bookmarkStart w:id="18" w:name="_Toc243523287"/>
+      <w:bookmarkStart w:id="18" w:name="_Toc243838771"/>
       <w:r>
         <w:t>3.4. Nguồn 3 – Tỷ giá USD→VND (World Bank)</w:t>
       </w:r>
@@ -7658,7 +7668,7 @@
       <w:pPr>
         <w:pStyle w:val="Heading2"/>
       </w:pPr>
-      <w:bookmarkStart w:id="19" w:name="_Toc243523288"/>
+      <w:bookmarkStart w:id="19" w:name="_Toc243838772"/>
       <w:r>
         <w:t>3.5. Đặc tả đa cấu trúc</w:t>
       </w:r>
@@ -7719,9 +7729,9 @@
       <w:pPr>
         <w:pStyle w:val="Heading2"/>
       </w:pPr>
-      <w:bookmarkStart w:id="20" w:name="_Toc243523289"/>
-      <w:r>
-        <w:t>3.6. Lấy mẫu</w:t>
+      <w:bookmarkStart w:id="20" w:name="_Toc243838773"/>
+      <w:r>
+        <w:t>3.6. Quy mô dữ liệu và lấy mẫu</w:t>
       </w:r>
       <w:bookmarkEnd w:id="20"/>
     </w:p>
@@ -7732,17 +7742,17 @@
         <w:jc w:val="both"/>
       </w:pPr>
       <w:r>
-        <w:t xml:space="preserve">Toàn bộ Amazon Reviews 2023 có khoảng 571 triệu review, vượt quá khả năng xử lý của máy cá nhân. Đề tài chọn danh mục All_Beauty và </w:t>
+        <w:t xml:space="preserve">Toàn bộ Amazon Reviews 2023 có khoảng 571 triệu review, vượt quá khả năng xử lý của máy cá nhân, nên đề tài chọn một danh mục là All_Beauty. Hệ thống hỗ trợ </w:t>
       </w:r>
       <w:r>
         <w:rPr>
           <w:b/>
           <w:bCs/>
         </w:rPr>
-        <w:t>lấy mẫu ngẫu nhiên 15%</w:t>
-      </w:r>
-      <w:r>
-        <w:t xml:space="preserve"> trong quá trình đọc tuần tự (mỗi dòng được giữ với xác suất 0,15, hạt giống ngẫu nhiên cố định = 42 để tái lập kết quả). Tỷ lệ và danh mục được cấu hình qua biến môi trường </w:t>
+        <w:t>lấy mẫu ngẫu nhiên</w:t>
+      </w:r>
+      <w:r>
+        <w:t xml:space="preserve"> trong quá trình đọc tuần tự (mỗi dòng được giữ với xác suất </w:t>
       </w:r>
       <w:r>
         <w:rPr>
@@ -7753,7 +7763,7 @@
         <w:t>SAMPLE_FRAC</w:t>
       </w:r>
       <w:r>
-        <w:t xml:space="preserve">, </w:t>
+        <w:t xml:space="preserve">, hạt giống cố định = 42 để tái lập). Giai đoạn phát triển dùng </w:t>
       </w:r>
       <w:r>
         <w:rPr>
@@ -7761,6 +7771,38 @@
           <w:sz w:val="22"/>
           <w:szCs w:val="22"/>
         </w:rPr>
+        <w:t>SAMPLE_FRAC = 0,15</w:t>
+      </w:r>
+      <w:r>
+        <w:t xml:space="preserve"> (khoảng 105 nghìn review) để thử nghiệm nhanh; </w:t>
+      </w:r>
+      <w:r>
+        <w:rPr>
+          <w:b/>
+          <w:bCs/>
+        </w:rPr>
+        <w:t>bản cuối dùng `SAMPLE_FRAC = 1,0`, tức toàn bộ 701.528 review của danh mục</w:t>
+      </w:r>
+      <w:r>
+        <w:t xml:space="preserve">. Tỷ lệ và danh mục được cấu hình qua biến môi trường </w:t>
+      </w:r>
+      <w:r>
+        <w:rPr>
+          <w:rFonts w:ascii="Consolas" w:eastAsia="Consolas" w:hAnsi="Consolas" w:cs="Consolas"/>
+          <w:sz w:val="22"/>
+          <w:szCs w:val="22"/>
+        </w:rPr>
+        <w:t>SAMPLE_FRAC</w:t>
+      </w:r>
+      <w:r>
+        <w:t xml:space="preserve">, </w:t>
+      </w:r>
+      <w:r>
+        <w:rPr>
+          <w:rFonts w:ascii="Consolas" w:eastAsia="Consolas" w:hAnsi="Consolas" w:cs="Consolas"/>
+          <w:sz w:val="22"/>
+          <w:szCs w:val="22"/>
+        </w:rPr>
         <w:t>AMZ_CATEGORY</w:t>
       </w:r>
       <w:r>
@@ -7772,7 +7814,7 @@
         <w:pStyle w:val="Heading1"/>
         <w:pageBreakBefore/>
       </w:pPr>
-      <w:bookmarkStart w:id="21" w:name="_Toc243523290"/>
+      <w:bookmarkStart w:id="21" w:name="_Toc243838774"/>
       <w:r>
         <w:t>CHƯƠNG 4. THIẾT KẾ VÀ TRIỂN KHAI HỆ THỐNG</w:t>
       </w:r>
@@ -7782,7 +7824,7 @@
       <w:pPr>
         <w:pStyle w:val="Heading2"/>
       </w:pPr>
-      <w:bookmarkStart w:id="22" w:name="_Toc243523291"/>
+      <w:bookmarkStart w:id="22" w:name="_Toc243838775"/>
       <w:r>
         <w:t>4.1. Kiến trúc tổng thể</w:t>
       </w:r>
@@ -7808,7 +7850,7 @@
           <w:noProof/>
         </w:rPr>
         <w:drawing>
-          <wp:inline distT="0" distB="0" distL="0" distR="0" wp14:anchorId="637A4FFE" wp14:editId="665BB6BC">
+          <wp:inline distT="0" distB="0" distL="0" distR="0" wp14:anchorId="52DE80C0" wp14:editId="3CFE2C41">
             <wp:extent cx="5715000" cy="1485900"/>
             <wp:effectExtent l="0" t="0" r="0" b="0"/>
             <wp:docPr id="1" name="Picture 1"/>
@@ -7866,7 +7908,7 @@
       <w:pPr>
         <w:pStyle w:val="Heading2"/>
       </w:pPr>
-      <w:bookmarkStart w:id="23" w:name="_Toc243523292"/>
+      <w:bookmarkStart w:id="23" w:name="_Toc243838776"/>
       <w:r>
         <w:t>4.2. Công nghệ sử dụng</w:t>
       </w:r>
@@ -8526,7 +8568,7 @@
                 <w:sz w:val="22"/>
                 <w:szCs w:val="22"/>
               </w:rPr>
-              <w:t>TensorFlow 2.21 / Keras (CPU máy cá nhân; chạy được trên Colab GPU)</w:t>
+              <w:t>TensorFlow 2.x / Keras trên Google Colab (GPU T4)</w:t>
             </w:r>
           </w:p>
         </w:tc>
@@ -8755,7 +8797,7 @@
       <w:pPr>
         <w:pStyle w:val="Heading2"/>
       </w:pPr>
-      <w:bookmarkStart w:id="24" w:name="_Toc243523293"/>
+      <w:bookmarkStart w:id="24" w:name="_Toc243838777"/>
       <w:r>
         <w:t>4.3. Triển khai bằng Docker Compose</w:t>
       </w:r>
@@ -9297,7 +9339,7 @@
         <w:jc w:val="both"/>
       </w:pPr>
       <w:r>
-        <w:t>Đo thực tế: toàn hệ thống dùng khoảng 3 GB RAM lúc cao điểm (Airflow khoảng 2,8 GB khi huấn luyện mô hình). Mã nguồn pipeline được gắn (mount) vào container Airflow, nên sửa code không cần build lại image.</w:t>
+        <w:t>Đo thực tế ở cấu hình mẫu 15%: toàn hệ thống dùng khoảng 3 GB RAM lúc cao điểm (Airflow khoảng 2,8 GB khi huấn luyện mô hình); cấu hình 100% chạy thành công trong giới hạn 7,6 GB của Docker trên máy. Mã nguồn pipeline được gắn (mount) vào container Airflow, nên sửa code không cần build lại image.</w:t>
       </w:r>
     </w:p>
     <w:p>
@@ -9358,7 +9400,7 @@
       <w:pPr>
         <w:pStyle w:val="Heading2"/>
       </w:pPr>
-      <w:bookmarkStart w:id="25" w:name="_Toc243523294"/>
+      <w:bookmarkStart w:id="25" w:name="_Toc243838778"/>
       <w:r>
         <w:t>4.4. Tổ chức Data Lake trên MinIO</w:t>
       </w:r>
@@ -9376,7 +9418,7 @@
           <w:sz w:val="22"/>
           <w:szCs w:val="22"/>
         </w:rPr>
-        <w:t>Bảng 4.3. Bố cục các vùng dữ liệu (sau lần chạy ngày 21/10/2026)</w:t>
+        <w:t>Bảng 4.3. Bố cục các vùng dữ liệu (cấu hình 100%, ngày 25/10/2026)</w:t>
       </w:r>
     </w:p>
     <w:tbl>
@@ -9864,7 +9906,7 @@
                 <w:sz w:val="22"/>
                 <w:szCs w:val="22"/>
               </w:rPr>
-              <w:t>32,8 MB</w:t>
+              <w:t>212,8 MB</w:t>
             </w:r>
           </w:p>
         </w:tc>
@@ -9956,7 +9998,7 @@
                 <w:sz w:val="22"/>
                 <w:szCs w:val="22"/>
               </w:rPr>
-              <w:t>4,1 MB</w:t>
+              <w:t>10,4 MB</w:t>
             </w:r>
           </w:p>
         </w:tc>
@@ -10140,7 +10182,7 @@
                 <w:sz w:val="22"/>
                 <w:szCs w:val="22"/>
               </w:rPr>
-              <w:t>16,2 MB</w:t>
+              <w:t>104,8 MB</w:t>
             </w:r>
           </w:p>
         </w:tc>
@@ -10232,7 +10274,7 @@
                 <w:sz w:val="22"/>
                 <w:szCs w:val="22"/>
               </w:rPr>
-              <w:t>0,9 MB</w:t>
+              <w:t>4,4 MB</w:t>
             </w:r>
           </w:p>
         </w:tc>
@@ -10294,7 +10336,7 @@
                 <w:sz w:val="22"/>
                 <w:szCs w:val="22"/>
               </w:rPr>
-              <w:t>models/naive_bayes/metrics.json; models/logistic_regression/metrics.json</w:t>
+              <w:t>models/naive_bayes/, models/logistic_regression/, models/lstm/ (metrics.json)</w:t>
             </w:r>
           </w:p>
         </w:tc>
@@ -10386,8 +10428,8 @@
           <w:noProof/>
         </w:rPr>
         <w:drawing>
-          <wp:inline distT="0" distB="0" distL="0" distR="0" wp14:anchorId="677E46FA" wp14:editId="7275C83F">
-            <wp:extent cx="5715000" cy="3086100"/>
+          <wp:inline distT="0" distB="0" distL="0" distR="0" wp14:anchorId="7DF47FAB" wp14:editId="27D2BCF5">
+            <wp:extent cx="5715000" cy="3286125"/>
             <wp:effectExtent l="0" t="0" r="0" b="0"/>
             <wp:docPr id="2" name="Picture 2"/>
             <wp:cNvGraphicFramePr>
@@ -10412,7 +10454,7 @@
                   <pic:spPr bwMode="auto">
                     <a:xfrm>
                       <a:off x="0" y="0"/>
-                      <a:ext cx="5715000" cy="3086100"/>
+                      <a:ext cx="5715000" cy="3286125"/>
                     </a:xfrm>
                     <a:prstGeom prst="rect">
                       <a:avLst/>
@@ -10444,7 +10486,7 @@
       <w:pPr>
         <w:pStyle w:val="Heading2"/>
       </w:pPr>
-      <w:bookmarkStart w:id="26" w:name="_Toc243523295"/>
+      <w:bookmarkStart w:id="26" w:name="_Toc243838779"/>
       <w:r>
         <w:t>4.5. Pipeline điều phối bằng Airflow</w:t>
       </w:r>
@@ -10481,7 +10523,7 @@
           <w:noProof/>
         </w:rPr>
         <w:drawing>
-          <wp:inline distT="0" distB="0" distL="0" distR="0" wp14:anchorId="2B901A84" wp14:editId="5255F6B8">
+          <wp:inline distT="0" distB="0" distL="0" distR="0" wp14:anchorId="5AA7C3F7" wp14:editId="7115C713">
             <wp:extent cx="5715000" cy="2085975"/>
             <wp:effectExtent l="0" t="0" r="0" b="0"/>
             <wp:docPr id="3" name="Picture 3"/>
@@ -10547,7 +10589,7 @@
           <w:sz w:val="22"/>
           <w:szCs w:val="22"/>
         </w:rPr>
-        <w:t>Bảng 4.4. Các tác vụ của DAG và thời gian chạy (lần dựng lại từ đầu, 21/10/2026)</w:t>
+        <w:t>Bảng 4.4. Thời gian chạy các tác vụ: mẫu 15% (dựng lại từ đầu, có tải dữ liệu) và toàn bộ dữ liệu (100%)</w:t>
       </w:r>
     </w:p>
     <w:tbl>
@@ -10564,9 +10606,10 @@
         <w:tblLook w:val="04A0" w:firstRow="1" w:lastRow="0" w:firstColumn="1" w:lastColumn="0" w:noHBand="0" w:noVBand="1"/>
       </w:tblPr>
       <w:tblGrid>
-        <w:gridCol w:w="2962"/>
-        <w:gridCol w:w="4814"/>
-        <w:gridCol w:w="1296"/>
+        <w:gridCol w:w="2791"/>
+        <w:gridCol w:w="3838"/>
+        <w:gridCol w:w="1221"/>
+        <w:gridCol w:w="1222"/>
       </w:tblGrid>
       <w:tr>
         <w:trPr>
@@ -10574,7 +10617,7 @@
         </w:trPr>
         <w:tc>
           <w:tcPr>
-            <w:tcW w:w="2962" w:type="dxa"/>
+            <w:tcW w:w="2791" w:type="dxa"/>
             <w:tcBorders>
               <w:top w:val="single" w:sz="4" w:space="0" w:color="A6A6A6"/>
               <w:left w:val="single" w:sz="4" w:space="0" w:color="A6A6A6"/>
@@ -10607,7 +10650,7 @@
         </w:tc>
         <w:tc>
           <w:tcPr>
-            <w:tcW w:w="4814" w:type="dxa"/>
+            <w:tcW w:w="3838" w:type="dxa"/>
             <w:tcBorders>
               <w:top w:val="single" w:sz="4" w:space="0" w:color="A6A6A6"/>
               <w:left w:val="single" w:sz="4" w:space="0" w:color="A6A6A6"/>
@@ -10640,7 +10683,7 @@
         </w:tc>
         <w:tc>
           <w:tcPr>
-            <w:tcW w:w="1296" w:type="dxa"/>
+            <w:tcW w:w="1221" w:type="dxa"/>
             <w:tcBorders>
               <w:top w:val="single" w:sz="4" w:space="0" w:color="A6A6A6"/>
               <w:left w:val="single" w:sz="4" w:space="0" w:color="A6A6A6"/>
@@ -10667,7 +10710,40 @@
                 <w:sz w:val="22"/>
                 <w:szCs w:val="22"/>
               </w:rPr>
-              <w:t>Thời gian</w:t>
+              <w:t>15% (21/10)</w:t>
+            </w:r>
+          </w:p>
+        </w:tc>
+        <w:tc>
+          <w:tcPr>
+            <w:tcW w:w="1222" w:type="dxa"/>
+            <w:tcBorders>
+              <w:top w:val="single" w:sz="4" w:space="0" w:color="A6A6A6"/>
+              <w:left w:val="single" w:sz="4" w:space="0" w:color="A6A6A6"/>
+              <w:bottom w:val="single" w:sz="4" w:space="0" w:color="A6A6A6"/>
+              <w:right w:val="single" w:sz="4" w:space="0" w:color="A6A6A6"/>
+            </w:tcBorders>
+            <w:shd w:val="clear" w:color="auto" w:fill="DCE6F2"/>
+            <w:tcMar>
+              <w:top w:w="60" w:type="dxa"/>
+              <w:left w:w="100" w:type="dxa"/>
+              <w:bottom w:w="60" w:type="dxa"/>
+              <w:right w:w="100" w:type="dxa"/>
+            </w:tcMar>
+            <w:vAlign w:val="center"/>
+          </w:tcPr>
+          <w:p>
+            <w:pPr>
+              <w:spacing w:line="264" w:lineRule="auto"/>
+            </w:pPr>
+            <w:r>
+              <w:rPr>
+                <w:b/>
+                <w:bCs/>
+                <w:sz w:val="22"/>
+                <w:szCs w:val="22"/>
+              </w:rPr>
+              <w:t>100% (25/10)</w:t>
             </w:r>
           </w:p>
         </w:tc>
@@ -10675,7 +10751,7 @@
       <w:tr>
         <w:tc>
           <w:tcPr>
-            <w:tcW w:w="2962" w:type="dxa"/>
+            <w:tcW w:w="2791" w:type="dxa"/>
             <w:tcBorders>
               <w:top w:val="single" w:sz="4" w:space="0" w:color="A6A6A6"/>
               <w:left w:val="single" w:sz="4" w:space="0" w:color="A6A6A6"/>
@@ -10705,7 +10781,7 @@
         </w:tc>
         <w:tc>
           <w:tcPr>
-            <w:tcW w:w="4814" w:type="dxa"/>
+            <w:tcW w:w="3838" w:type="dxa"/>
             <w:tcBorders>
               <w:top w:val="single" w:sz="4" w:space="0" w:color="A6A6A6"/>
               <w:left w:val="single" w:sz="4" w:space="0" w:color="A6A6A6"/>
@@ -10735,7 +10811,7 @@
         </w:tc>
         <w:tc>
           <w:tcPr>
-            <w:tcW w:w="1296" w:type="dxa"/>
+            <w:tcW w:w="1221" w:type="dxa"/>
             <w:tcBorders>
               <w:top w:val="single" w:sz="4" w:space="0" w:color="A6A6A6"/>
               <w:left w:val="single" w:sz="4" w:space="0" w:color="A6A6A6"/>
@@ -10760,6 +10836,36 @@
                 <w:szCs w:val="22"/>
               </w:rPr>
               <w:t>110 s</w:t>
+            </w:r>
+          </w:p>
+        </w:tc>
+        <w:tc>
+          <w:tcPr>
+            <w:tcW w:w="1222" w:type="dxa"/>
+            <w:tcBorders>
+              <w:top w:val="single" w:sz="4" w:space="0" w:color="A6A6A6"/>
+              <w:left w:val="single" w:sz="4" w:space="0" w:color="A6A6A6"/>
+              <w:bottom w:val="single" w:sz="4" w:space="0" w:color="A6A6A6"/>
+              <w:right w:val="single" w:sz="4" w:space="0" w:color="A6A6A6"/>
+            </w:tcBorders>
+            <w:tcMar>
+              <w:top w:w="60" w:type="dxa"/>
+              <w:left w:w="100" w:type="dxa"/>
+              <w:bottom w:w="60" w:type="dxa"/>
+              <w:right w:w="100" w:type="dxa"/>
+            </w:tcMar>
+            <w:vAlign w:val="center"/>
+          </w:tcPr>
+          <w:p>
+            <w:pPr>
+              <w:spacing w:line="264" w:lineRule="auto"/>
+            </w:pPr>
+            <w:r>
+              <w:rPr>
+                <w:sz w:val="22"/>
+                <w:szCs w:val="22"/>
+              </w:rPr>
+              <w:t>6,9 s (*)</w:t>
             </w:r>
           </w:p>
         </w:tc>
@@ -10767,7 +10873,7 @@
       <w:tr>
         <w:tc>
           <w:tcPr>
-            <w:tcW w:w="2962" w:type="dxa"/>
+            <w:tcW w:w="2791" w:type="dxa"/>
             <w:tcBorders>
               <w:top w:val="single" w:sz="4" w:space="0" w:color="A6A6A6"/>
               <w:left w:val="single" w:sz="4" w:space="0" w:color="A6A6A6"/>
@@ -10797,7 +10903,7 @@
         </w:tc>
         <w:tc>
           <w:tcPr>
-            <w:tcW w:w="4814" w:type="dxa"/>
+            <w:tcW w:w="3838" w:type="dxa"/>
             <w:tcBorders>
               <w:top w:val="single" w:sz="4" w:space="0" w:color="A6A6A6"/>
               <w:left w:val="single" w:sz="4" w:space="0" w:color="A6A6A6"/>
@@ -10827,7 +10933,7 @@
         </w:tc>
         <w:tc>
           <w:tcPr>
-            <w:tcW w:w="1296" w:type="dxa"/>
+            <w:tcW w:w="1221" w:type="dxa"/>
             <w:tcBorders>
               <w:top w:val="single" w:sz="4" w:space="0" w:color="A6A6A6"/>
               <w:left w:val="single" w:sz="4" w:space="0" w:color="A6A6A6"/>
@@ -10852,6 +10958,36 @@
                 <w:szCs w:val="22"/>
               </w:rPr>
               <w:t>74 s</w:t>
+            </w:r>
+          </w:p>
+        </w:tc>
+        <w:tc>
+          <w:tcPr>
+            <w:tcW w:w="1222" w:type="dxa"/>
+            <w:tcBorders>
+              <w:top w:val="single" w:sz="4" w:space="0" w:color="A6A6A6"/>
+              <w:left w:val="single" w:sz="4" w:space="0" w:color="A6A6A6"/>
+              <w:bottom w:val="single" w:sz="4" w:space="0" w:color="A6A6A6"/>
+              <w:right w:val="single" w:sz="4" w:space="0" w:color="A6A6A6"/>
+            </w:tcBorders>
+            <w:tcMar>
+              <w:top w:w="60" w:type="dxa"/>
+              <w:left w:w="100" w:type="dxa"/>
+              <w:bottom w:w="60" w:type="dxa"/>
+              <w:right w:w="100" w:type="dxa"/>
+            </w:tcMar>
+            <w:vAlign w:val="center"/>
+          </w:tcPr>
+          <w:p>
+            <w:pPr>
+              <w:spacing w:line="264" w:lineRule="auto"/>
+            </w:pPr>
+            <w:r>
+              <w:rPr>
+                <w:sz w:val="22"/>
+                <w:szCs w:val="22"/>
+              </w:rPr>
+              <w:t>6,6 s (*)</w:t>
             </w:r>
           </w:p>
         </w:tc>
@@ -10859,7 +10995,7 @@
       <w:tr>
         <w:tc>
           <w:tcPr>
-            <w:tcW w:w="2962" w:type="dxa"/>
+            <w:tcW w:w="2791" w:type="dxa"/>
             <w:tcBorders>
               <w:top w:val="single" w:sz="4" w:space="0" w:color="A6A6A6"/>
               <w:left w:val="single" w:sz="4" w:space="0" w:color="A6A6A6"/>
@@ -10889,7 +11025,7 @@
         </w:tc>
         <w:tc>
           <w:tcPr>
-            <w:tcW w:w="4814" w:type="dxa"/>
+            <w:tcW w:w="3838" w:type="dxa"/>
             <w:tcBorders>
               <w:top w:val="single" w:sz="4" w:space="0" w:color="A6A6A6"/>
               <w:left w:val="single" w:sz="4" w:space="0" w:color="A6A6A6"/>
@@ -10919,7 +11055,7 @@
         </w:tc>
         <w:tc>
           <w:tcPr>
-            <w:tcW w:w="1296" w:type="dxa"/>
+            <w:tcW w:w="1221" w:type="dxa"/>
             <w:tcBorders>
               <w:top w:val="single" w:sz="4" w:space="0" w:color="A6A6A6"/>
               <w:left w:val="single" w:sz="4" w:space="0" w:color="A6A6A6"/>
@@ -10944,6 +11080,36 @@
                 <w:szCs w:val="22"/>
               </w:rPr>
               <w:t>10,5 s</w:t>
+            </w:r>
+          </w:p>
+        </w:tc>
+        <w:tc>
+          <w:tcPr>
+            <w:tcW w:w="1222" w:type="dxa"/>
+            <w:tcBorders>
+              <w:top w:val="single" w:sz="4" w:space="0" w:color="A6A6A6"/>
+              <w:left w:val="single" w:sz="4" w:space="0" w:color="A6A6A6"/>
+              <w:bottom w:val="single" w:sz="4" w:space="0" w:color="A6A6A6"/>
+              <w:right w:val="single" w:sz="4" w:space="0" w:color="A6A6A6"/>
+            </w:tcBorders>
+            <w:tcMar>
+              <w:top w:w="60" w:type="dxa"/>
+              <w:left w:w="100" w:type="dxa"/>
+              <w:bottom w:w="60" w:type="dxa"/>
+              <w:right w:w="100" w:type="dxa"/>
+            </w:tcMar>
+            <w:vAlign w:val="center"/>
+          </w:tcPr>
+          <w:p>
+            <w:pPr>
+              <w:spacing w:line="264" w:lineRule="auto"/>
+            </w:pPr>
+            <w:r>
+              <w:rPr>
+                <w:sz w:val="22"/>
+                <w:szCs w:val="22"/>
+              </w:rPr>
+              <w:t>6,1 s</w:t>
             </w:r>
           </w:p>
         </w:tc>
@@ -10951,7 +11117,7 @@
       <w:tr>
         <w:tc>
           <w:tcPr>
-            <w:tcW w:w="2962" w:type="dxa"/>
+            <w:tcW w:w="2791" w:type="dxa"/>
             <w:tcBorders>
               <w:top w:val="single" w:sz="4" w:space="0" w:color="A6A6A6"/>
               <w:left w:val="single" w:sz="4" w:space="0" w:color="A6A6A6"/>
@@ -10981,7 +11147,7 @@
         </w:tc>
         <w:tc>
           <w:tcPr>
-            <w:tcW w:w="4814" w:type="dxa"/>
+            <w:tcW w:w="3838" w:type="dxa"/>
             <w:tcBorders>
               <w:top w:val="single" w:sz="4" w:space="0" w:color="A6A6A6"/>
               <w:left w:val="single" w:sz="4" w:space="0" w:color="A6A6A6"/>
@@ -11011,7 +11177,7 @@
         </w:tc>
         <w:tc>
           <w:tcPr>
-            <w:tcW w:w="1296" w:type="dxa"/>
+            <w:tcW w:w="1221" w:type="dxa"/>
             <w:tcBorders>
               <w:top w:val="single" w:sz="4" w:space="0" w:color="A6A6A6"/>
               <w:left w:val="single" w:sz="4" w:space="0" w:color="A6A6A6"/>
@@ -11036,6 +11202,36 @@
                 <w:szCs w:val="22"/>
               </w:rPr>
               <w:t>19,3 s</w:t>
+            </w:r>
+          </w:p>
+        </w:tc>
+        <w:tc>
+          <w:tcPr>
+            <w:tcW w:w="1222" w:type="dxa"/>
+            <w:tcBorders>
+              <w:top w:val="single" w:sz="4" w:space="0" w:color="A6A6A6"/>
+              <w:left w:val="single" w:sz="4" w:space="0" w:color="A6A6A6"/>
+              <w:bottom w:val="single" w:sz="4" w:space="0" w:color="A6A6A6"/>
+              <w:right w:val="single" w:sz="4" w:space="0" w:color="A6A6A6"/>
+            </w:tcBorders>
+            <w:tcMar>
+              <w:top w:w="60" w:type="dxa"/>
+              <w:left w:w="100" w:type="dxa"/>
+              <w:bottom w:w="60" w:type="dxa"/>
+              <w:right w:w="100" w:type="dxa"/>
+            </w:tcMar>
+            <w:vAlign w:val="center"/>
+          </w:tcPr>
+          <w:p>
+            <w:pPr>
+              <w:spacing w:line="264" w:lineRule="auto"/>
+            </w:pPr>
+            <w:r>
+              <w:rPr>
+                <w:sz w:val="22"/>
+                <w:szCs w:val="22"/>
+              </w:rPr>
+              <w:t>42,1 s</w:t>
             </w:r>
           </w:p>
         </w:tc>
@@ -11043,7 +11239,7 @@
       <w:tr>
         <w:tc>
           <w:tcPr>
-            <w:tcW w:w="2962" w:type="dxa"/>
+            <w:tcW w:w="2791" w:type="dxa"/>
             <w:tcBorders>
               <w:top w:val="single" w:sz="4" w:space="0" w:color="A6A6A6"/>
               <w:left w:val="single" w:sz="4" w:space="0" w:color="A6A6A6"/>
@@ -11073,7 +11269,7 @@
         </w:tc>
         <w:tc>
           <w:tcPr>
-            <w:tcW w:w="4814" w:type="dxa"/>
+            <w:tcW w:w="3838" w:type="dxa"/>
             <w:tcBorders>
               <w:top w:val="single" w:sz="4" w:space="0" w:color="A6A6A6"/>
               <w:left w:val="single" w:sz="4" w:space="0" w:color="A6A6A6"/>
@@ -11103,7 +11299,7 @@
         </w:tc>
         <w:tc>
           <w:tcPr>
-            <w:tcW w:w="1296" w:type="dxa"/>
+            <w:tcW w:w="1221" w:type="dxa"/>
             <w:tcBorders>
               <w:top w:val="single" w:sz="4" w:space="0" w:color="A6A6A6"/>
               <w:left w:val="single" w:sz="4" w:space="0" w:color="A6A6A6"/>
@@ -11128,6 +11324,36 @@
                 <w:szCs w:val="22"/>
               </w:rPr>
               <w:t>9,3 s</w:t>
+            </w:r>
+          </w:p>
+        </w:tc>
+        <w:tc>
+          <w:tcPr>
+            <w:tcW w:w="1222" w:type="dxa"/>
+            <w:tcBorders>
+              <w:top w:val="single" w:sz="4" w:space="0" w:color="A6A6A6"/>
+              <w:left w:val="single" w:sz="4" w:space="0" w:color="A6A6A6"/>
+              <w:bottom w:val="single" w:sz="4" w:space="0" w:color="A6A6A6"/>
+              <w:right w:val="single" w:sz="4" w:space="0" w:color="A6A6A6"/>
+            </w:tcBorders>
+            <w:tcMar>
+              <w:top w:w="60" w:type="dxa"/>
+              <w:left w:w="100" w:type="dxa"/>
+              <w:bottom w:w="60" w:type="dxa"/>
+              <w:right w:w="100" w:type="dxa"/>
+            </w:tcMar>
+            <w:vAlign w:val="center"/>
+          </w:tcPr>
+          <w:p>
+            <w:pPr>
+              <w:spacing w:line="264" w:lineRule="auto"/>
+            </w:pPr>
+            <w:r>
+              <w:rPr>
+                <w:sz w:val="22"/>
+                <w:szCs w:val="22"/>
+              </w:rPr>
+              <w:t>53,0 s</w:t>
             </w:r>
           </w:p>
         </w:tc>
@@ -11135,7 +11361,7 @@
       <w:tr>
         <w:tc>
           <w:tcPr>
-            <w:tcW w:w="2962" w:type="dxa"/>
+            <w:tcW w:w="2791" w:type="dxa"/>
             <w:tcBorders>
               <w:top w:val="single" w:sz="4" w:space="0" w:color="A6A6A6"/>
               <w:left w:val="single" w:sz="4" w:space="0" w:color="A6A6A6"/>
@@ -11165,7 +11391,7 @@
         </w:tc>
         <w:tc>
           <w:tcPr>
-            <w:tcW w:w="4814" w:type="dxa"/>
+            <w:tcW w:w="3838" w:type="dxa"/>
             <w:tcBorders>
               <w:top w:val="single" w:sz="4" w:space="0" w:color="A6A6A6"/>
               <w:left w:val="single" w:sz="4" w:space="0" w:color="A6A6A6"/>
@@ -11195,7 +11421,7 @@
         </w:tc>
         <w:tc>
           <w:tcPr>
-            <w:tcW w:w="1296" w:type="dxa"/>
+            <w:tcW w:w="1221" w:type="dxa"/>
             <w:tcBorders>
               <w:top w:val="single" w:sz="4" w:space="0" w:color="A6A6A6"/>
               <w:left w:val="single" w:sz="4" w:space="0" w:color="A6A6A6"/>
@@ -11220,6 +11446,36 @@
                 <w:szCs w:val="22"/>
               </w:rPr>
               <w:t>3,2 s</w:t>
+            </w:r>
+          </w:p>
+        </w:tc>
+        <w:tc>
+          <w:tcPr>
+            <w:tcW w:w="1222" w:type="dxa"/>
+            <w:tcBorders>
+              <w:top w:val="single" w:sz="4" w:space="0" w:color="A6A6A6"/>
+              <w:left w:val="single" w:sz="4" w:space="0" w:color="A6A6A6"/>
+              <w:bottom w:val="single" w:sz="4" w:space="0" w:color="A6A6A6"/>
+              <w:right w:val="single" w:sz="4" w:space="0" w:color="A6A6A6"/>
+            </w:tcBorders>
+            <w:tcMar>
+              <w:top w:w="60" w:type="dxa"/>
+              <w:left w:w="100" w:type="dxa"/>
+              <w:bottom w:w="60" w:type="dxa"/>
+              <w:right w:w="100" w:type="dxa"/>
+            </w:tcMar>
+            <w:vAlign w:val="center"/>
+          </w:tcPr>
+          <w:p>
+            <w:pPr>
+              <w:spacing w:line="264" w:lineRule="auto"/>
+            </w:pPr>
+            <w:r>
+              <w:rPr>
+                <w:sz w:val="22"/>
+                <w:szCs w:val="22"/>
+              </w:rPr>
+              <w:t>7,6 s</w:t>
             </w:r>
           </w:p>
         </w:tc>
@@ -11227,7 +11483,7 @@
       <w:tr>
         <w:tc>
           <w:tcPr>
-            <w:tcW w:w="2962" w:type="dxa"/>
+            <w:tcW w:w="2791" w:type="dxa"/>
             <w:tcBorders>
               <w:top w:val="single" w:sz="4" w:space="0" w:color="A6A6A6"/>
               <w:left w:val="single" w:sz="4" w:space="0" w:color="A6A6A6"/>
@@ -11257,7 +11513,7 @@
         </w:tc>
         <w:tc>
           <w:tcPr>
-            <w:tcW w:w="4814" w:type="dxa"/>
+            <w:tcW w:w="3838" w:type="dxa"/>
             <w:tcBorders>
               <w:top w:val="single" w:sz="4" w:space="0" w:color="A6A6A6"/>
               <w:left w:val="single" w:sz="4" w:space="0" w:color="A6A6A6"/>
@@ -11287,7 +11543,7 @@
         </w:tc>
         <w:tc>
           <w:tcPr>
-            <w:tcW w:w="1296" w:type="dxa"/>
+            <w:tcW w:w="1221" w:type="dxa"/>
             <w:tcBorders>
               <w:top w:val="single" w:sz="4" w:space="0" w:color="A6A6A6"/>
               <w:left w:val="single" w:sz="4" w:space="0" w:color="A6A6A6"/>
@@ -11312,6 +11568,36 @@
                 <w:szCs w:val="22"/>
               </w:rPr>
               <w:t>76,7 s</w:t>
+            </w:r>
+          </w:p>
+        </w:tc>
+        <w:tc>
+          <w:tcPr>
+            <w:tcW w:w="1222" w:type="dxa"/>
+            <w:tcBorders>
+              <w:top w:val="single" w:sz="4" w:space="0" w:color="A6A6A6"/>
+              <w:left w:val="single" w:sz="4" w:space="0" w:color="A6A6A6"/>
+              <w:bottom w:val="single" w:sz="4" w:space="0" w:color="A6A6A6"/>
+              <w:right w:val="single" w:sz="4" w:space="0" w:color="A6A6A6"/>
+            </w:tcBorders>
+            <w:tcMar>
+              <w:top w:w="60" w:type="dxa"/>
+              <w:left w:w="100" w:type="dxa"/>
+              <w:bottom w:w="60" w:type="dxa"/>
+              <w:right w:w="100" w:type="dxa"/>
+            </w:tcMar>
+            <w:vAlign w:val="center"/>
+          </w:tcPr>
+          <w:p>
+            <w:pPr>
+              <w:spacing w:line="264" w:lineRule="auto"/>
+            </w:pPr>
+            <w:r>
+              <w:rPr>
+                <w:sz w:val="22"/>
+                <w:szCs w:val="22"/>
+              </w:rPr>
+              <w:t>269,1 s</w:t>
             </w:r>
           </w:p>
         </w:tc>
@@ -11319,7 +11605,7 @@
       <w:tr>
         <w:tc>
           <w:tcPr>
-            <w:tcW w:w="2962" w:type="dxa"/>
+            <w:tcW w:w="2791" w:type="dxa"/>
             <w:tcBorders>
               <w:top w:val="single" w:sz="4" w:space="0" w:color="A6A6A6"/>
               <w:left w:val="single" w:sz="4" w:space="0" w:color="A6A6A6"/>
@@ -11349,7 +11635,7 @@
         </w:tc>
         <w:tc>
           <w:tcPr>
-            <w:tcW w:w="4814" w:type="dxa"/>
+            <w:tcW w:w="3838" w:type="dxa"/>
             <w:tcBorders>
               <w:top w:val="single" w:sz="4" w:space="0" w:color="A6A6A6"/>
               <w:left w:val="single" w:sz="4" w:space="0" w:color="A6A6A6"/>
@@ -11379,7 +11665,7 @@
         </w:tc>
         <w:tc>
           <w:tcPr>
-            <w:tcW w:w="1296" w:type="dxa"/>
+            <w:tcW w:w="1221" w:type="dxa"/>
             <w:tcBorders>
               <w:top w:val="single" w:sz="4" w:space="0" w:color="A6A6A6"/>
               <w:left w:val="single" w:sz="4" w:space="0" w:color="A6A6A6"/>
@@ -11404,6 +11690,36 @@
                 <w:szCs w:val="22"/>
               </w:rPr>
               <w:t>105 s</w:t>
+            </w:r>
+          </w:p>
+        </w:tc>
+        <w:tc>
+          <w:tcPr>
+            <w:tcW w:w="1222" w:type="dxa"/>
+            <w:tcBorders>
+              <w:top w:val="single" w:sz="4" w:space="0" w:color="A6A6A6"/>
+              <w:left w:val="single" w:sz="4" w:space="0" w:color="A6A6A6"/>
+              <w:bottom w:val="single" w:sz="4" w:space="0" w:color="A6A6A6"/>
+              <w:right w:val="single" w:sz="4" w:space="0" w:color="A6A6A6"/>
+            </w:tcBorders>
+            <w:tcMar>
+              <w:top w:w="60" w:type="dxa"/>
+              <w:left w:w="100" w:type="dxa"/>
+              <w:bottom w:w="60" w:type="dxa"/>
+              <w:right w:w="100" w:type="dxa"/>
+            </w:tcMar>
+            <w:vAlign w:val="center"/>
+          </w:tcPr>
+          <w:p>
+            <w:pPr>
+              <w:spacing w:line="264" w:lineRule="auto"/>
+            </w:pPr>
+            <w:r>
+              <w:rPr>
+                <w:sz w:val="22"/>
+                <w:szCs w:val="22"/>
+              </w:rPr>
+              <w:t>482,4 s</w:t>
             </w:r>
           </w:p>
         </w:tc>
@@ -11421,7 +11737,7 @@
         <w:jc w:val="both"/>
       </w:pPr>
       <w:r>
-        <w:t xml:space="preserve">Toàn bộ DAG mất khoảng </w:t>
+        <w:t xml:space="preserve">Với mẫu 15%, toàn bộ DAG mất khoảng </w:t>
       </w:r>
       <w:r>
         <w:rPr>
@@ -11431,7 +11747,17 @@
         <w:t>4 phút 20 giây</w:t>
       </w:r>
       <w:r>
-        <w:t xml:space="preserve"> khi dựng lại từ đầu. Ở các lần chạy sau trong cùng ngày, bước trích xuất tự bỏ qua việc tải lại (file đã có), nên tổng thời gian còn khoảng 3 phút.</w:t>
+        <w:t xml:space="preserve"> khi dựng lại từ đầu. Với toàn bộ dữ liệu, DAG mất khoảng </w:t>
+      </w:r>
+      <w:r>
+        <w:rPr>
+          <w:b/>
+          <w:bCs/>
+        </w:rPr>
+        <w:t>10 phút</w:t>
+      </w:r>
+      <w:r>
+        <w:t>; hai bước huấn luyện chiếm phần lớn thời gian. (*) Ở lần chạy 100%, file gốc trong ngày đã có sẵn trong Data Lake nên bước trích xuất bỏ qua việc tải lại.</w:t>
       </w:r>
     </w:p>
     <w:p>
@@ -11439,7 +11765,7 @@
         <w:pStyle w:val="Heading1"/>
         <w:pageBreakBefore/>
       </w:pPr>
-      <w:bookmarkStart w:id="27" w:name="_Toc243523296"/>
+      <w:bookmarkStart w:id="27" w:name="_Toc243838780"/>
       <w:r>
         <w:t>CHƯƠNG 5. QUY TRÌNH ETL</w:t>
       </w:r>
@@ -11449,7 +11775,7 @@
       <w:pPr>
         <w:pStyle w:val="Heading2"/>
       </w:pPr>
-      <w:bookmarkStart w:id="28" w:name="_Toc243523297"/>
+      <w:bookmarkStart w:id="28" w:name="_Toc243838781"/>
       <w:r>
         <w:t>5.1. Trích xuất (Extract)</w:t>
       </w:r>
@@ -11490,7 +11816,7 @@
       <w:pPr>
         <w:pStyle w:val="Heading2"/>
       </w:pPr>
-      <w:bookmarkStart w:id="29" w:name="_Toc243523298"/>
+      <w:bookmarkStart w:id="29" w:name="_Toc243838782"/>
       <w:r>
         <w:t>5.2. Biến đổi (Transform)</w:t>
       </w:r>
@@ -11500,7 +11826,7 @@
       <w:pPr>
         <w:pStyle w:val="Heading3"/>
       </w:pPr>
-      <w:bookmarkStart w:id="30" w:name="_Toc243523299"/>
+      <w:bookmarkStart w:id="30" w:name="_Toc243838783"/>
       <w:r>
         <w:t>5.2.1. Đọc tuần tự và lấy mẫu</w:t>
       </w:r>
@@ -11523,14 +11849,25 @@
         <w:t>tuần tự từng dòng JSON</w:t>
       </w:r>
       <w:r>
-        <w:t xml:space="preserve"> từ MinIO qua luồng giải nén gzip (không nạp toàn bộ file vào RAM), đúng với yêu cầu "chunking" trong đề cương. Mỗi dòng được giữ với xác suất 0,15.</w:t>
+        <w:t xml:space="preserve"> từ MinIO qua luồng giải nén gzip (không nạp toàn bộ file vào RAM), đúng với yêu cầu "chunking" trong đề cương. Mỗi dòng được giữ với xác suất </w:t>
+      </w:r>
+      <w:r>
+        <w:rPr>
+          <w:rFonts w:ascii="Consolas" w:eastAsia="Consolas" w:hAnsi="Consolas" w:cs="Consolas"/>
+          <w:sz w:val="22"/>
+          <w:szCs w:val="22"/>
+        </w:rPr>
+        <w:t>SAMPLE_FRAC</w:t>
+      </w:r>
+      <w:r>
+        <w:t xml:space="preserve"> (bản cuối: 1,0, tức giữ toàn bộ).</w:t>
       </w:r>
     </w:p>
     <w:p>
       <w:pPr>
         <w:pStyle w:val="Heading3"/>
       </w:pPr>
-      <w:bookmarkStart w:id="31" w:name="_Toc243523300"/>
+      <w:bookmarkStart w:id="31" w:name="_Toc243838784"/>
       <w:r>
         <w:t>5.2.2. Làm sạch cấu trúc</w:t>
       </w:r>
@@ -11582,7 +11919,7 @@
       <w:pPr>
         <w:pStyle w:val="Heading3"/>
       </w:pPr>
-      <w:bookmarkStart w:id="32" w:name="_Toc243523301"/>
+      <w:bookmarkStart w:id="32" w:name="_Toc243838785"/>
       <w:r>
         <w:t>5.2.3. Tiền xử lý văn bản (NLP)</w:t>
       </w:r>
@@ -11748,7 +12085,7 @@
       <w:pPr>
         <w:pStyle w:val="Heading3"/>
       </w:pPr>
-      <w:bookmarkStart w:id="33" w:name="_Toc243523302"/>
+      <w:bookmarkStart w:id="33" w:name="_Toc243838786"/>
       <w:r>
         <w:t>5.2.4. Tích hợp đa nguồn</w:t>
       </w:r>
@@ -11870,7 +12207,7 @@
       <w:pPr>
         <w:pStyle w:val="Heading2"/>
       </w:pPr>
-      <w:bookmarkStart w:id="34" w:name="_Toc243523303"/>
+      <w:bookmarkStart w:id="34" w:name="_Toc243838787"/>
       <w:r>
         <w:t>5.3. Báo cáo chất lượng dữ liệu</w:t>
       </w:r>
@@ -11894,7 +12231,7 @@
         <w:t>staging/_reports/</w:t>
       </w:r>
       <w:r>
-        <w:t>. Kết quả lần chạy ngày 21/10/2026:</w:t>
+        <w:t>. Kết quả lần chạy toàn bộ dữ liệu ngày 25/10/2026:</w:t>
       </w:r>
     </w:p>
     <w:p>
@@ -12090,7 +12427,7 @@
                 <w:sz w:val="22"/>
                 <w:szCs w:val="22"/>
               </w:rPr>
-              <w:t>Review được lấy mẫu</w:t>
+              <w:t>Review được giữ lại (SAMPLE_FRAC = 1,0)</w:t>
             </w:r>
           </w:p>
         </w:tc>
@@ -12121,7 +12458,7 @@
                 <w:sz w:val="22"/>
                 <w:szCs w:val="22"/>
               </w:rPr>
-              <w:t>105.332</w:t>
+              <w:t>701.528</w:t>
             </w:r>
           </w:p>
         </w:tc>
@@ -12246,7 +12583,7 @@
                 <w:sz w:val="22"/>
                 <w:szCs w:val="22"/>
               </w:rPr>
-              <w:t>160</w:t>
+              <w:t>7.276</w:t>
             </w:r>
           </w:p>
         </w:tc>
@@ -12309,7 +12646,7 @@
                 <w:sz w:val="22"/>
                 <w:szCs w:val="22"/>
               </w:rPr>
-              <w:t>395</w:t>
+              <w:t>2.446</w:t>
             </w:r>
           </w:p>
         </w:tc>
@@ -12367,6 +12704,7 @@
           <w:p>
             <w:pPr>
               <w:spacing w:line="264" w:lineRule="auto"/>
+              <w:jc w:val="right"/>
             </w:pPr>
             <w:r>
               <w:rPr>
@@ -12375,7 +12713,7 @@
                 <w:sz w:val="22"/>
                 <w:szCs w:val="22"/>
               </w:rPr>
-              <w:t>104.777</w:t>
+              <w:t>691.806</w:t>
             </w:r>
           </w:p>
         </w:tc>
@@ -12437,7 +12775,7 @@
                 <w:sz w:val="22"/>
                 <w:szCs w:val="22"/>
               </w:rPr>
-              <w:t>112.590 / 41.314</w:t>
+              <w:t>112.590 / 112.385</w:t>
             </w:r>
           </w:p>
         </w:tc>
@@ -12500,7 +12838,7 @@
                 <w:sz w:val="22"/>
                 <w:szCs w:val="22"/>
               </w:rPr>
-              <w:t>82,16%</w:t>
+              <w:t>84,28%</w:t>
             </w:r>
           </w:p>
         </w:tc>
@@ -12563,7 +12901,7 @@
                 <w:sz w:val="22"/>
                 <w:szCs w:val="22"/>
               </w:rPr>
-              <w:t>8,73%</w:t>
+              <w:t>9,94%</w:t>
             </w:r>
           </w:p>
         </w:tc>
@@ -12626,7 +12964,7 @@
                 <w:sz w:val="22"/>
                 <w:szCs w:val="22"/>
               </w:rPr>
-              <w:t>102.358</w:t>
+              <w:t>629.831</w:t>
             </w:r>
           </w:p>
         </w:tc>
@@ -12688,7 +13026,7 @@
                 <w:sz w:val="22"/>
                 <w:szCs w:val="22"/>
               </w:rPr>
-              <w:t>30/01/2001 – 09/09/2023</w:t>
+              <w:t>01/11/2000 – 09/09/2023</w:t>
             </w:r>
           </w:p>
         </w:tc>
@@ -12750,7 +13088,7 @@
                 <w:sz w:val="22"/>
                 <w:szCs w:val="22"/>
               </w:rPr>
-              <w:t>74.707 / 21.658 / 8.412</w:t>
+              <w:t>493.060 / 143.138 / 55.608</w:t>
             </w:r>
           </w:p>
         </w:tc>
@@ -12765,7 +13103,7 @@
       <w:pPr>
         <w:pStyle w:val="Heading2"/>
       </w:pPr>
-      <w:bookmarkStart w:id="35" w:name="_Toc243523304"/>
+      <w:bookmarkStart w:id="35" w:name="_Toc243838788"/>
       <w:r>
         <w:t>5.4. Tải (Load) vào kho dữ liệu</w:t>
       </w:r>
@@ -12823,7 +13161,7 @@
           <w:noProof/>
         </w:rPr>
         <w:drawing>
-          <wp:inline distT="0" distB="0" distL="0" distR="0" wp14:anchorId="46E6D699" wp14:editId="20C378AF">
+          <wp:inline distT="0" distB="0" distL="0" distR="0" wp14:anchorId="6B8316C4" wp14:editId="1F0D4894">
             <wp:extent cx="5715000" cy="3009900"/>
             <wp:effectExtent l="0" t="0" r="0" b="0"/>
             <wp:docPr id="4" name="Picture 4"/>
@@ -13166,7 +13504,7 @@
                 <w:sz w:val="22"/>
                 <w:szCs w:val="22"/>
               </w:rPr>
-              <w:t>104.777</w:t>
+              <w:t>691.806</w:t>
             </w:r>
           </w:p>
         </w:tc>
@@ -13289,7 +13627,7 @@
                 <w:sz w:val="22"/>
                 <w:szCs w:val="22"/>
               </w:rPr>
-              <w:t>41.314</w:t>
+              <w:t>112.385</w:t>
             </w:r>
           </w:p>
         </w:tc>
@@ -13412,7 +13750,7 @@
                 <w:sz w:val="22"/>
                 <w:szCs w:val="22"/>
               </w:rPr>
-              <w:t>102.358</w:t>
+              <w:t>629.831</w:t>
             </w:r>
           </w:p>
         </w:tc>
@@ -13535,7 +13873,7 @@
                 <w:sz w:val="22"/>
                 <w:szCs w:val="22"/>
               </w:rPr>
-              <w:t>5.041</w:t>
+              <w:t>6.557</w:t>
             </w:r>
           </w:p>
         </w:tc>
@@ -13658,7 +13996,7 @@
                 <w:sz w:val="22"/>
                 <w:szCs w:val="22"/>
               </w:rPr>
-              <w:t>104.777</w:t>
+              <w:t>691.806</w:t>
             </w:r>
           </w:p>
         </w:tc>
@@ -13674,7 +14012,7 @@
         <w:pStyle w:val="Heading1"/>
         <w:pageBreakBefore/>
       </w:pPr>
-      <w:bookmarkStart w:id="36" w:name="_Toc243523305"/>
+      <w:bookmarkStart w:id="36" w:name="_Toc243838789"/>
       <w:r>
         <w:t>CHƯƠNG 6. KHAI THÁC KHO DỮ LIỆU (OLAP)</w:t>
       </w:r>
@@ -13684,7 +14022,7 @@
       <w:pPr>
         <w:pStyle w:val="Heading2"/>
       </w:pPr>
-      <w:bookmarkStart w:id="37" w:name="_Toc243523306"/>
+      <w:bookmarkStart w:id="37" w:name="_Toc243838790"/>
       <w:r>
         <w:t>6.1. Chỉ số tổng quan</w:t>
       </w:r>
@@ -13851,7 +14189,7 @@
                 <w:sz w:val="22"/>
                 <w:szCs w:val="22"/>
               </w:rPr>
-              <w:t>104.777</w:t>
+              <w:t>691.806</w:t>
             </w:r>
           </w:p>
         </w:tc>
@@ -13913,7 +14251,7 @@
                 <w:sz w:val="22"/>
                 <w:szCs w:val="22"/>
               </w:rPr>
-              <w:t>3,961 sao</w:t>
+              <w:t>3,96 sao</w:t>
             </w:r>
           </w:p>
         </w:tc>
@@ -14039,7 +14377,7 @@
                 <w:sz w:val="22"/>
                 <w:szCs w:val="22"/>
               </w:rPr>
-              <w:t>0,374</w:t>
+              <w:t>0,380</w:t>
             </w:r>
           </w:p>
         </w:tc>
@@ -14102,7 +14440,7 @@
                 <w:sz w:val="22"/>
                 <w:szCs w:val="22"/>
               </w:rPr>
-              <w:t>90,38%</w:t>
+              <w:t>90,51%</w:t>
             </w:r>
           </w:p>
         </w:tc>
@@ -14123,8 +14461,8 @@
           <w:noProof/>
         </w:rPr>
         <w:drawing>
-          <wp:inline distT="0" distB="0" distL="0" distR="0" wp14:anchorId="05F9A7E5" wp14:editId="55AAB942">
-            <wp:extent cx="5715000" cy="1152525"/>
+          <wp:inline distT="0" distB="0" distL="0" distR="0" wp14:anchorId="5BA6147B" wp14:editId="0D6C8DCD">
+            <wp:extent cx="5715000" cy="1228725"/>
             <wp:effectExtent l="0" t="0" r="0" b="0"/>
             <wp:docPr id="5" name="Picture 5"/>
             <wp:cNvGraphicFramePr>
@@ -14149,7 +14487,7 @@
                   <pic:spPr bwMode="auto">
                     <a:xfrm>
                       <a:off x="0" y="0"/>
-                      <a:ext cx="5715000" cy="1152525"/>
+                      <a:ext cx="5715000" cy="1228725"/>
                     </a:xfrm>
                     <a:prstGeom prst="rect">
                       <a:avLst/>
@@ -14181,7 +14519,7 @@
       <w:pPr>
         <w:pStyle w:val="Heading2"/>
       </w:pPr>
-      <w:bookmarkStart w:id="38" w:name="_Toc243523307"/>
+      <w:bookmarkStart w:id="38" w:name="_Toc243838791"/>
       <w:r>
         <w:t>6.2. Phân tích theo thời gian</w:t>
       </w:r>
@@ -14194,7 +14532,7 @@
         <w:jc w:val="both"/>
       </w:pPr>
       <w:r>
-        <w:t>Số review tăng mạnh từ 2014, đạt đỉnh giai đoạn 2020–2021, sau đó giảm (dữ liệu kết thúc tháng 9/2023). Rating trung bình theo tháng dao động quanh 3,8–4,2. Hình 6.2 cho thấy số review và rating trung bình theo tháng; hai đại lượng được vẽ ở hai biểu đồ riêng để không gây hiểu nhầm về tương quan.</w:t>
+        <w:t>Số review tăng mạnh từ 2014, đạt đỉnh vào tháng 3/2021 (13.885 review), sau đó giảm (dữ liệu kết thúc tháng 9/2023). Rating trung bình theo tháng dao động quanh 3,8–4,2. Hình 6.2 cho thấy số review và rating trung bình theo tháng; hai đại lượng được vẽ ở hai biểu đồ riêng để không gây hiểu nhầm về tương quan.</w:t>
       </w:r>
     </w:p>
     <w:p>
@@ -14207,7 +14545,7 @@
           <w:noProof/>
         </w:rPr>
         <w:drawing>
-          <wp:inline distT="0" distB="0" distL="0" distR="0" wp14:anchorId="1191F43E" wp14:editId="2753AB24">
+          <wp:inline distT="0" distB="0" distL="0" distR="0" wp14:anchorId="1888A028" wp14:editId="4C74D83A">
             <wp:extent cx="5715000" cy="3009900"/>
             <wp:effectExtent l="0" t="0" r="0" b="0"/>
             <wp:docPr id="6" name="Picture 6"/>
@@ -14265,7 +14603,7 @@
       <w:pPr>
         <w:pStyle w:val="Heading2"/>
       </w:pPr>
-      <w:bookmarkStart w:id="39" w:name="_Toc243523308"/>
+      <w:bookmarkStart w:id="39" w:name="_Toc243838792"/>
       <w:r>
         <w:t>6.3. Phân tích theo rating, nhãn, thương hiệu và giá</w:t>
       </w:r>
@@ -14281,7 +14619,7 @@
           <w:noProof/>
         </w:rPr>
         <w:drawing>
-          <wp:inline distT="0" distB="0" distL="0" distR="0" wp14:anchorId="4FD95BE5" wp14:editId="60A73588">
+          <wp:inline distT="0" distB="0" distL="0" distR="0" wp14:anchorId="3997FDAA" wp14:editId="16EB3F5F">
             <wp:extent cx="5715000" cy="3352800"/>
             <wp:effectExtent l="0" t="0" r="0" b="0"/>
             <wp:docPr id="7" name="Picture 7"/>
@@ -14564,7 +14902,7 @@
                 <w:sz w:val="22"/>
                 <w:szCs w:val="22"/>
               </w:rPr>
-              <w:t>5.204</w:t>
+              <w:t>33.587</w:t>
             </w:r>
           </w:p>
         </w:tc>
@@ -14595,7 +14933,7 @@
                 <w:sz w:val="22"/>
                 <w:szCs w:val="22"/>
               </w:rPr>
-              <w:t>3,97</w:t>
+              <w:t>3,96</w:t>
             </w:r>
           </w:p>
         </w:tc>
@@ -14626,7 +14964,7 @@
                 <w:sz w:val="22"/>
                 <w:szCs w:val="22"/>
               </w:rPr>
-              <w:t>0,352</w:t>
+              <w:t>0,361</w:t>
             </w:r>
           </w:p>
         </w:tc>
@@ -14689,7 +15027,7 @@
                 <w:sz w:val="22"/>
                 <w:szCs w:val="22"/>
               </w:rPr>
-              <w:t>13.192</w:t>
+              <w:t>88.345</w:t>
             </w:r>
           </w:p>
         </w:tc>
@@ -14720,7 +15058,7 @@
                 <w:sz w:val="22"/>
                 <w:szCs w:val="22"/>
               </w:rPr>
-              <w:t>4,13</w:t>
+              <w:t>4,12</w:t>
             </w:r>
           </w:p>
         </w:tc>
@@ -14751,7 +15089,7 @@
                 <w:sz w:val="22"/>
                 <w:szCs w:val="22"/>
               </w:rPr>
-              <w:t>0,425</w:t>
+              <w:t>0,435</w:t>
             </w:r>
           </w:p>
         </w:tc>
@@ -14814,7 +15152,7 @@
                 <w:sz w:val="22"/>
                 <w:szCs w:val="22"/>
               </w:rPr>
-              <w:t>6.944</w:t>
+              <w:t>44.583</w:t>
             </w:r>
           </w:p>
         </w:tc>
@@ -14845,7 +15183,7 @@
                 <w:sz w:val="22"/>
                 <w:szCs w:val="22"/>
               </w:rPr>
-              <w:t>4,18</w:t>
+              <w:t>4,17</w:t>
             </w:r>
           </w:p>
         </w:tc>
@@ -14876,7 +15214,7 @@
                 <w:sz w:val="22"/>
                 <w:szCs w:val="22"/>
               </w:rPr>
-              <w:t>0,444</w:t>
+              <w:t>0,453</w:t>
             </w:r>
           </w:p>
         </w:tc>
@@ -14939,7 +15277,7 @@
                 <w:sz w:val="22"/>
                 <w:szCs w:val="22"/>
               </w:rPr>
-              <w:t>1.694</w:t>
+              <w:t>11.186</w:t>
             </w:r>
           </w:p>
         </w:tc>
@@ -15001,7 +15339,7 @@
                 <w:sz w:val="22"/>
                 <w:szCs w:val="22"/>
               </w:rPr>
-              <w:t>0,479</w:t>
+              <w:t>0,491</w:t>
             </w:r>
           </w:p>
         </w:tc>
@@ -15064,7 +15402,7 @@
                 <w:sz w:val="22"/>
                 <w:szCs w:val="22"/>
               </w:rPr>
-              <w:t>807</w:t>
+              <w:t>5.254</w:t>
             </w:r>
           </w:p>
         </w:tc>
@@ -15095,7 +15433,7 @@
                 <w:sz w:val="22"/>
                 <w:szCs w:val="22"/>
               </w:rPr>
-              <w:t>4,04</w:t>
+              <w:t>4,08</w:t>
             </w:r>
           </w:p>
         </w:tc>
@@ -15126,7 +15464,7 @@
                 <w:sz w:val="22"/>
                 <w:szCs w:val="22"/>
               </w:rPr>
-              <w:t>0,392</w:t>
+              <w:t>0,421</w:t>
             </w:r>
           </w:p>
         </w:tc>
@@ -15189,7 +15527,7 @@
                 <w:sz w:val="22"/>
                 <w:szCs w:val="22"/>
               </w:rPr>
-              <w:t>76.936</w:t>
+              <w:t>508.851</w:t>
             </w:r>
           </w:p>
         </w:tc>
@@ -15251,7 +15589,7 @@
                 <w:sz w:val="22"/>
                 <w:szCs w:val="22"/>
               </w:rPr>
-              <w:t>0,358</w:t>
+              <w:t>0,362</w:t>
             </w:r>
           </w:p>
         </w:tc>
@@ -15279,7 +15617,7 @@
         <w:t>lệch mạnh về 5 sao</w:t>
       </w:r>
       <w:r>
-        <w:t xml:space="preserve">, nên đây là dữ liệu mất cân bằng; (2) sản phẩm giá 1–2 triệu đồng có rating và điểm cảm xúc cao nhất, sản phẩm giá thấp (&lt; 200K) thấp hơn; (3) điều bất ngờ là review </w:t>
+        <w:t xml:space="preserve"> (414.655 review 5★, chiếm 60%), nên đây là dữ liệu mất cân bằng; (2) sản phẩm giá 1–2 triệu đồng có rating và điểm cảm xúc cao nhất, sản phẩm giá thấp (&lt; 200K) thấp hơn; (3) điều bất ngờ là review </w:t>
       </w:r>
       <w:r>
         <w:rPr>
@@ -15289,7 +15627,7 @@
         <w:t>đã xác thực mua hàng</w:t>
       </w:r>
       <w:r>
-        <w:t xml:space="preserve"> có rating trung bình (3,95; 94.694 review) </w:t>
+        <w:t xml:space="preserve"> có rating trung bình (3,95; 626.122 review) </w:t>
       </w:r>
       <w:r>
         <w:rPr>
@@ -15299,14 +15637,14 @@
         <w:t>thấp hơn</w:t>
       </w:r>
       <w:r>
-        <w:t xml:space="preserve"> review chưa xác thực (4,07; 10.083 review), gợi ý review chưa xác thực có xu hướng khen nhiều hơn; (4) thương hiệu nhiều review nhất là PHILIPS (472), Segbeauty (411), Lume (354).</w:t>
+        <w:t xml:space="preserve"> review chưa xác thực (4,08; 65.684 review), gợi ý review chưa xác thực có xu hướng khen nhiều hơn; (4) thương hiệu nhiều review nhất là PHILIPS (2.938), Segbeauty (2.761), SALUX (2.167). Các xu hướng (1)–(3) giống với kết quả trên mẫu 15%, cho thấy mẫu ngẫu nhiên đại diện tốt cho toàn bộ dữ liệu.</w:t>
       </w:r>
     </w:p>
     <w:p>
       <w:pPr>
         <w:pStyle w:val="Heading2"/>
       </w:pPr>
-      <w:bookmarkStart w:id="40" w:name="_Toc243523309"/>
+      <w:bookmarkStart w:id="40" w:name="_Toc243838793"/>
       <w:r>
         <w:t>6.4. Truy vấn OLAP mẫu</w:t>
       </w:r>
@@ -15542,7 +15880,7 @@
           <w:noProof/>
         </w:rPr>
         <w:drawing>
-          <wp:inline distT="0" distB="0" distL="0" distR="0" wp14:anchorId="09BD9E57" wp14:editId="4A7033B7">
+          <wp:inline distT="0" distB="0" distL="0" distR="0" wp14:anchorId="59EAE678" wp14:editId="239863F6">
             <wp:extent cx="5715000" cy="3248025"/>
             <wp:effectExtent l="0" t="0" r="0" b="0"/>
             <wp:docPr id="8" name="Picture 8"/>
@@ -15601,7 +15939,7 @@
         <w:pStyle w:val="Heading1"/>
         <w:pageBreakBefore/>
       </w:pPr>
-      <w:bookmarkStart w:id="41" w:name="_Toc243523310"/>
+      <w:bookmarkStart w:id="41" w:name="_Toc243838794"/>
       <w:r>
         <w:t>CHƯƠNG 7. KHAI PHÁ DỮ LIỆU – PHÂN TÍCH CẢM XÚC</w:t>
       </w:r>
@@ -15611,7 +15949,7 @@
       <w:pPr>
         <w:pStyle w:val="Heading2"/>
       </w:pPr>
-      <w:bookmarkStart w:id="42" w:name="_Toc243523311"/>
+      <w:bookmarkStart w:id="42" w:name="_Toc243838795"/>
       <w:r>
         <w:t>7.1. Chuẩn bị dữ liệu</w:t>
       </w:r>
@@ -15693,10 +16031,10 @@
           <w:b/>
           <w:bCs/>
         </w:rPr>
-        <w:t>83.821 mẫu huấn luyện, 20.956 mẫu kiểm thử</w:t>
-      </w:r>
-      <w:r>
-        <w:t>. Tập kiểm thử dùng chung cho mọi mô hình, kể cả LSTM, để so sánh công bằng.</w:t>
+        <w:t>553.444 mẫu huấn luyện, 138.362 mẫu kiểm thử</w:t>
+      </w:r>
+      <w:r>
+        <w:t>. Tập kiểm thử dùng chung cho mọi mô hình, kể cả BiLSTM, để so sánh công bằng.</w:t>
       </w:r>
     </w:p>
     <w:p>
@@ -15894,7 +16232,7 @@
                 <w:sz w:val="22"/>
                 <w:szCs w:val="22"/>
               </w:rPr>
-              <w:t>4.332</w:t>
+              <w:t>28.628</w:t>
             </w:r>
           </w:p>
         </w:tc>
@@ -15988,7 +16326,7 @@
                 <w:sz w:val="22"/>
                 <w:szCs w:val="22"/>
               </w:rPr>
-              <w:t>1.682</w:t>
+              <w:t>11.122</w:t>
             </w:r>
           </w:p>
         </w:tc>
@@ -16082,7 +16420,7 @@
                 <w:sz w:val="22"/>
                 <w:szCs w:val="22"/>
               </w:rPr>
-              <w:t>14.942</w:t>
+              <w:t>98.612</w:t>
             </w:r>
           </w:p>
         </w:tc>
@@ -16128,7 +16466,7 @@
       <w:pPr>
         <w:pStyle w:val="Heading2"/>
       </w:pPr>
-      <w:bookmarkStart w:id="43" w:name="_Toc243523312"/>
+      <w:bookmarkStart w:id="43" w:name="_Toc243838796"/>
       <w:r>
         <w:t>7.2. Trích xuất đặc trưng</w:t>
       </w:r>
@@ -16169,7 +16507,7 @@
       <w:pPr>
         <w:pStyle w:val="Heading2"/>
       </w:pPr>
-      <w:bookmarkStart w:id="44" w:name="_Toc243523313"/>
+      <w:bookmarkStart w:id="44" w:name="_Toc243838797"/>
       <w:r>
         <w:t>7.3. Mô hình học máy</w:t>
       </w:r>
@@ -16221,7 +16559,7 @@
       <w:pPr>
         <w:pStyle w:val="Heading2"/>
       </w:pPr>
-      <w:bookmarkStart w:id="45" w:name="_Toc243523314"/>
+      <w:bookmarkStart w:id="45" w:name="_Toc243838798"/>
       <w:r>
         <w:t>7.4. Mô hình học sâu BiLSTM</w:t>
       </w:r>
@@ -16715,7 +17053,7 @@
         <w:jc w:val="both"/>
       </w:pPr>
       <w:r>
-        <w:t xml:space="preserve">Mô hình dùng mã nguồn của notebook </w:t>
+        <w:t xml:space="preserve">Mô hình được huấn luyện bằng notebook </w:t>
       </w:r>
       <w:r>
         <w:rPr>
@@ -16726,7 +17064,37 @@
         <w:t>train_lstm_colab.ipynb</w:t>
       </w:r>
       <w:r>
-        <w:t xml:space="preserve"> (chạy được trên Google Colab hoặc máy cá nhân). Lần huấn luyện chính thức chạy bằng TensorFlow 2.21 trên CPU của máy cá nhân (trong container Docker), với 75.438 mẫu (90% tập huấn luyện; 10% còn lại làm validation), mất khoảng 77 phút. Kết quả xuất ra </w:t>
+        <w:t xml:space="preserve"> trên </w:t>
+      </w:r>
+      <w:r>
+        <w:rPr>
+          <w:b/>
+          <w:bCs/>
+        </w:rPr>
+        <w:t>Google Colab (GPU T4)</w:t>
+      </w:r>
+      <w:r>
+        <w:t xml:space="preserve">, với 498.099 mẫu (90% tập huấn luyện; 10% còn lại làm validation), mất </w:t>
+      </w:r>
+      <w:r>
+        <w:rPr>
+          <w:b/>
+          <w:bCs/>
+        </w:rPr>
+        <w:t>175 giây</w:t>
+      </w:r>
+      <w:r>
+        <w:t xml:space="preserve"> cho 4 epoch. Để so sánh, cùng notebook chạy song song trên CPU của máy cá nhân (TensorFlow trong container Docker) mất 2.626 giây (khoảng 44 phút), tức </w:t>
+      </w:r>
+      <w:r>
+        <w:rPr>
+          <w:b/>
+          <w:bCs/>
+        </w:rPr>
+        <w:t>chậm hơn khoảng 15 lần</w:t>
+      </w:r>
+      <w:r>
+        <w:t xml:space="preserve">, nhưng cho kết quả gần như trùng (Macro-F1 0,704 so với 0,706), xác nhận kết quả ổn định. Kết quả xuất ra </w:t>
       </w:r>
       <w:r>
         <w:rPr>
@@ -16755,7 +17123,7 @@
       <w:pPr>
         <w:pStyle w:val="Heading2"/>
       </w:pPr>
-      <w:bookmarkStart w:id="46" w:name="_Toc243523315"/>
+      <w:bookmarkStart w:id="46" w:name="_Toc243838799"/>
       <w:r>
         <w:t>7.5. Kết quả</w:t>
       </w:r>
@@ -16773,7 +17141,7 @@
           <w:sz w:val="22"/>
           <w:szCs w:val="22"/>
         </w:rPr>
-        <w:t>Bảng 7.3. So sánh các mô hình trên tập kiểm thử (20.956 mẫu)</w:t>
+        <w:t>Bảng 7.3. So sánh các mô hình trên tập kiểm thử (138.362 mẫu, toàn bộ dữ liệu)</w:t>
       </w:r>
     </w:p>
     <w:tbl>
@@ -16790,13 +17158,13 @@
         <w:tblLook w:val="04A0" w:firstRow="1" w:lastRow="0" w:firstColumn="1" w:lastColumn="0" w:noHBand="0" w:noVBand="1"/>
       </w:tblPr>
       <w:tblGrid>
-        <w:gridCol w:w="2049"/>
+        <w:gridCol w:w="2048"/>
         <w:gridCol w:w="1104"/>
         <w:gridCol w:w="1261"/>
         <w:gridCol w:w="1182"/>
         <w:gridCol w:w="1103"/>
         <w:gridCol w:w="1190"/>
-        <w:gridCol w:w="1183"/>
+        <w:gridCol w:w="1184"/>
       </w:tblGrid>
       <w:tr>
         <w:trPr>
@@ -17092,7 +17460,7 @@
                 <w:sz w:val="22"/>
                 <w:szCs w:val="22"/>
               </w:rPr>
-              <w:t>0,8066</w:t>
+              <w:t>0,7702</w:t>
             </w:r>
           </w:p>
         </w:tc>
@@ -17123,7 +17491,7 @@
                 <w:sz w:val="22"/>
                 <w:szCs w:val="22"/>
               </w:rPr>
-              <w:t>0,6334</w:t>
+              <w:t>0,6463</w:t>
             </w:r>
           </w:p>
         </w:tc>
@@ -17154,7 +17522,7 @@
                 <w:sz w:val="22"/>
                 <w:szCs w:val="22"/>
               </w:rPr>
-              <w:t>0,6790</w:t>
+              <w:t>0,7065</w:t>
             </w:r>
           </w:p>
         </w:tc>
@@ -17185,7 +17553,7 @@
                 <w:sz w:val="22"/>
                 <w:szCs w:val="22"/>
               </w:rPr>
-              <w:t>0,6506</w:t>
+              <w:t>0,6480</w:t>
             </w:r>
           </w:p>
         </w:tc>
@@ -17216,7 +17584,7 @@
                 <w:sz w:val="22"/>
                 <w:szCs w:val="22"/>
               </w:rPr>
-              <w:t>0,8195</w:t>
+              <w:t>0,8032</w:t>
             </w:r>
           </w:p>
         </w:tc>
@@ -17246,7 +17614,7 @@
                 <w:sz w:val="22"/>
                 <w:szCs w:val="22"/>
               </w:rPr>
-              <w:t>0,3 s</w:t>
+              <w:t>5,2 s</w:t>
             </w:r>
           </w:p>
         </w:tc>
@@ -17309,7 +17677,7 @@
                 <w:sz w:val="22"/>
                 <w:szCs w:val="22"/>
               </w:rPr>
-              <w:t>0,8159</w:t>
+              <w:t>0,8112</w:t>
             </w:r>
           </w:p>
         </w:tc>
@@ -17340,7 +17708,7 @@
                 <w:sz w:val="22"/>
                 <w:szCs w:val="22"/>
               </w:rPr>
-              <w:t>0,6472</w:t>
+              <w:t>0,6640</w:t>
             </w:r>
           </w:p>
         </w:tc>
@@ -17371,13 +17739,107 @@
                 <w:sz w:val="22"/>
                 <w:szCs w:val="22"/>
               </w:rPr>
-              <w:t>0,6833</w:t>
+              <w:t>0,7122</w:t>
             </w:r>
           </w:p>
         </w:tc>
         <w:tc>
           <w:tcPr>
             <w:tcW w:w="1104" w:type="dxa"/>
+            <w:tcBorders>
+              <w:top w:val="single" w:sz="4" w:space="0" w:color="A6A6A6"/>
+              <w:left w:val="single" w:sz="4" w:space="0" w:color="A6A6A6"/>
+              <w:bottom w:val="single" w:sz="4" w:space="0" w:color="A6A6A6"/>
+              <w:right w:val="single" w:sz="4" w:space="0" w:color="A6A6A6"/>
+            </w:tcBorders>
+            <w:tcMar>
+              <w:top w:w="60" w:type="dxa"/>
+              <w:left w:w="100" w:type="dxa"/>
+              <w:bottom w:w="60" w:type="dxa"/>
+              <w:right w:w="100" w:type="dxa"/>
+            </w:tcMar>
+            <w:vAlign w:val="center"/>
+          </w:tcPr>
+          <w:p>
+            <w:pPr>
+              <w:spacing w:line="264" w:lineRule="auto"/>
+              <w:jc w:val="right"/>
+            </w:pPr>
+            <w:r>
+              <w:rPr>
+                <w:sz w:val="22"/>
+                <w:szCs w:val="22"/>
+              </w:rPr>
+              <w:t>0,6732</w:t>
+            </w:r>
+          </w:p>
+        </w:tc>
+        <w:tc>
+          <w:tcPr>
+            <w:tcW w:w="1183" w:type="dxa"/>
+            <w:tcBorders>
+              <w:top w:val="single" w:sz="4" w:space="0" w:color="A6A6A6"/>
+              <w:left w:val="single" w:sz="4" w:space="0" w:color="A6A6A6"/>
+              <w:bottom w:val="single" w:sz="4" w:space="0" w:color="A6A6A6"/>
+              <w:right w:val="single" w:sz="4" w:space="0" w:color="A6A6A6"/>
+            </w:tcBorders>
+            <w:tcMar>
+              <w:top w:w="60" w:type="dxa"/>
+              <w:left w:w="100" w:type="dxa"/>
+              <w:bottom w:w="60" w:type="dxa"/>
+              <w:right w:w="100" w:type="dxa"/>
+            </w:tcMar>
+            <w:vAlign w:val="center"/>
+          </w:tcPr>
+          <w:p>
+            <w:pPr>
+              <w:spacing w:line="264" w:lineRule="auto"/>
+              <w:jc w:val="right"/>
+            </w:pPr>
+            <w:r>
+              <w:rPr>
+                <w:sz w:val="22"/>
+                <w:szCs w:val="22"/>
+              </w:rPr>
+              <w:t>0,8328</w:t>
+            </w:r>
+          </w:p>
+        </w:tc>
+        <w:tc>
+          <w:tcPr>
+            <w:tcW w:w="1185" w:type="dxa"/>
+            <w:tcBorders>
+              <w:top w:val="single" w:sz="4" w:space="0" w:color="A6A6A6"/>
+              <w:left w:val="single" w:sz="4" w:space="0" w:color="A6A6A6"/>
+              <w:bottom w:val="single" w:sz="4" w:space="0" w:color="A6A6A6"/>
+              <w:right w:val="single" w:sz="4" w:space="0" w:color="A6A6A6"/>
+            </w:tcBorders>
+            <w:tcMar>
+              <w:top w:w="60" w:type="dxa"/>
+              <w:left w:w="100" w:type="dxa"/>
+              <w:bottom w:w="60" w:type="dxa"/>
+              <w:right w:w="100" w:type="dxa"/>
+            </w:tcMar>
+            <w:vAlign w:val="center"/>
+          </w:tcPr>
+          <w:p>
+            <w:pPr>
+              <w:spacing w:line="264" w:lineRule="auto"/>
+            </w:pPr>
+            <w:r>
+              <w:rPr>
+                <w:sz w:val="22"/>
+                <w:szCs w:val="22"/>
+              </w:rPr>
+              <w:t>204 s</w:t>
+            </w:r>
+          </w:p>
+        </w:tc>
+      </w:tr>
+      <w:tr>
+        <w:tc>
+          <w:tcPr>
+            <w:tcW w:w="2051" w:type="dxa"/>
             <w:tcBorders>
               <w:top w:val="single" w:sz="4" w:space="0" w:color="A6A6A6"/>
               <w:left w:val="single" w:sz="4" w:space="0" w:color="A6A6A6"/>
@@ -17403,13 +17865,13 @@
                 <w:sz w:val="22"/>
                 <w:szCs w:val="22"/>
               </w:rPr>
-              <w:t>0,6595</w:t>
-            </w:r>
-          </w:p>
-        </w:tc>
-        <w:tc>
-          <w:tcPr>
-            <w:tcW w:w="1183" w:type="dxa"/>
+              <w:t>BiLSTM</w:t>
+            </w:r>
+          </w:p>
+        </w:tc>
+        <w:tc>
+          <w:tcPr>
+            <w:tcW w:w="1104" w:type="dxa"/>
             <w:tcBorders>
               <w:top w:val="single" w:sz="4" w:space="0" w:color="A6A6A6"/>
               <w:left w:val="single" w:sz="4" w:space="0" w:color="A6A6A6"/>
@@ -17428,160 +17890,6 @@
             <w:pPr>
               <w:spacing w:line="264" w:lineRule="auto"/>
               <w:jc w:val="right"/>
-            </w:pPr>
-            <w:r>
-              <w:rPr>
-                <w:sz w:val="22"/>
-                <w:szCs w:val="22"/>
-              </w:rPr>
-              <w:t>0,8297</w:t>
-            </w:r>
-          </w:p>
-        </w:tc>
-        <w:tc>
-          <w:tcPr>
-            <w:tcW w:w="1185" w:type="dxa"/>
-            <w:tcBorders>
-              <w:top w:val="single" w:sz="4" w:space="0" w:color="A6A6A6"/>
-              <w:left w:val="single" w:sz="4" w:space="0" w:color="A6A6A6"/>
-              <w:bottom w:val="single" w:sz="4" w:space="0" w:color="A6A6A6"/>
-              <w:right w:val="single" w:sz="4" w:space="0" w:color="A6A6A6"/>
-            </w:tcBorders>
-            <w:tcMar>
-              <w:top w:w="60" w:type="dxa"/>
-              <w:left w:w="100" w:type="dxa"/>
-              <w:bottom w:w="60" w:type="dxa"/>
-              <w:right w:w="100" w:type="dxa"/>
-            </w:tcMar>
-            <w:vAlign w:val="center"/>
-          </w:tcPr>
-          <w:p>
-            <w:pPr>
-              <w:spacing w:line="264" w:lineRule="auto"/>
-            </w:pPr>
-            <w:r>
-              <w:rPr>
-                <w:sz w:val="22"/>
-                <w:szCs w:val="22"/>
-              </w:rPr>
-              <w:t>67,1 s</w:t>
-            </w:r>
-          </w:p>
-        </w:tc>
-      </w:tr>
-      <w:tr>
-        <w:tc>
-          <w:tcPr>
-            <w:tcW w:w="2051" w:type="dxa"/>
-            <w:tcBorders>
-              <w:top w:val="single" w:sz="4" w:space="0" w:color="A6A6A6"/>
-              <w:left w:val="single" w:sz="4" w:space="0" w:color="A6A6A6"/>
-              <w:bottom w:val="single" w:sz="4" w:space="0" w:color="A6A6A6"/>
-              <w:right w:val="single" w:sz="4" w:space="0" w:color="A6A6A6"/>
-            </w:tcBorders>
-            <w:tcMar>
-              <w:top w:w="60" w:type="dxa"/>
-              <w:left w:w="100" w:type="dxa"/>
-              <w:bottom w:w="60" w:type="dxa"/>
-              <w:right w:w="100" w:type="dxa"/>
-            </w:tcMar>
-            <w:vAlign w:val="center"/>
-          </w:tcPr>
-          <w:p>
-            <w:pPr>
-              <w:spacing w:line="264" w:lineRule="auto"/>
-            </w:pPr>
-            <w:r>
-              <w:rPr>
-                <w:sz w:val="22"/>
-                <w:szCs w:val="22"/>
-              </w:rPr>
-              <w:t>BiLSTM</w:t>
-            </w:r>
-          </w:p>
-        </w:tc>
-        <w:tc>
-          <w:tcPr>
-            <w:tcW w:w="1104" w:type="dxa"/>
-            <w:tcBorders>
-              <w:top w:val="single" w:sz="4" w:space="0" w:color="A6A6A6"/>
-              <w:left w:val="single" w:sz="4" w:space="0" w:color="A6A6A6"/>
-              <w:bottom w:val="single" w:sz="4" w:space="0" w:color="A6A6A6"/>
-              <w:right w:val="single" w:sz="4" w:space="0" w:color="A6A6A6"/>
-            </w:tcBorders>
-            <w:tcMar>
-              <w:top w:w="60" w:type="dxa"/>
-              <w:left w:w="100" w:type="dxa"/>
-              <w:bottom w:w="60" w:type="dxa"/>
-              <w:right w:w="100" w:type="dxa"/>
-            </w:tcMar>
-            <w:vAlign w:val="center"/>
-          </w:tcPr>
-          <w:p>
-            <w:pPr>
-              <w:spacing w:line="264" w:lineRule="auto"/>
-              <w:jc w:val="right"/>
-            </w:pPr>
-            <w:r>
-              <w:rPr>
-                <w:sz w:val="22"/>
-                <w:szCs w:val="22"/>
-              </w:rPr>
-              <w:t>0,7566</w:t>
-            </w:r>
-          </w:p>
-        </w:tc>
-        <w:tc>
-          <w:tcPr>
-            <w:tcW w:w="1262" w:type="dxa"/>
-            <w:tcBorders>
-              <w:top w:val="single" w:sz="4" w:space="0" w:color="A6A6A6"/>
-              <w:left w:val="single" w:sz="4" w:space="0" w:color="A6A6A6"/>
-              <w:bottom w:val="single" w:sz="4" w:space="0" w:color="A6A6A6"/>
-              <w:right w:val="single" w:sz="4" w:space="0" w:color="A6A6A6"/>
-            </w:tcBorders>
-            <w:tcMar>
-              <w:top w:w="60" w:type="dxa"/>
-              <w:left w:w="100" w:type="dxa"/>
-              <w:bottom w:w="60" w:type="dxa"/>
-              <w:right w:w="100" w:type="dxa"/>
-            </w:tcMar>
-            <w:vAlign w:val="center"/>
-          </w:tcPr>
-          <w:p>
-            <w:pPr>
-              <w:spacing w:line="264" w:lineRule="auto"/>
-              <w:jc w:val="right"/>
-            </w:pPr>
-            <w:r>
-              <w:rPr>
-                <w:sz w:val="22"/>
-                <w:szCs w:val="22"/>
-              </w:rPr>
-              <w:t>0,6559</w:t>
-            </w:r>
-          </w:p>
-        </w:tc>
-        <w:tc>
-          <w:tcPr>
-            <w:tcW w:w="1183" w:type="dxa"/>
-            <w:tcBorders>
-              <w:top w:val="single" w:sz="4" w:space="0" w:color="A6A6A6"/>
-              <w:left w:val="single" w:sz="4" w:space="0" w:color="A6A6A6"/>
-              <w:bottom w:val="single" w:sz="4" w:space="0" w:color="A6A6A6"/>
-              <w:right w:val="single" w:sz="4" w:space="0" w:color="A6A6A6"/>
-            </w:tcBorders>
-            <w:tcMar>
-              <w:top w:w="60" w:type="dxa"/>
-              <w:left w:w="100" w:type="dxa"/>
-              <w:bottom w:w="60" w:type="dxa"/>
-              <w:right w:w="100" w:type="dxa"/>
-            </w:tcMar>
-            <w:vAlign w:val="center"/>
-          </w:tcPr>
-          <w:p>
-            <w:pPr>
-              <w:spacing w:line="264" w:lineRule="auto"/>
             </w:pPr>
             <w:r>
               <w:rPr>
@@ -17590,7 +17898,73 @@
                 <w:sz w:val="22"/>
                 <w:szCs w:val="22"/>
               </w:rPr>
-              <w:t>0,7248</w:t>
+              <w:t>0,8264</w:t>
+            </w:r>
+          </w:p>
+        </w:tc>
+        <w:tc>
+          <w:tcPr>
+            <w:tcW w:w="1262" w:type="dxa"/>
+            <w:tcBorders>
+              <w:top w:val="single" w:sz="4" w:space="0" w:color="A6A6A6"/>
+              <w:left w:val="single" w:sz="4" w:space="0" w:color="A6A6A6"/>
+              <w:bottom w:val="single" w:sz="4" w:space="0" w:color="A6A6A6"/>
+              <w:right w:val="single" w:sz="4" w:space="0" w:color="A6A6A6"/>
+            </w:tcBorders>
+            <w:tcMar>
+              <w:top w:w="60" w:type="dxa"/>
+              <w:left w:w="100" w:type="dxa"/>
+              <w:bottom w:w="60" w:type="dxa"/>
+              <w:right w:w="100" w:type="dxa"/>
+            </w:tcMar>
+            <w:vAlign w:val="center"/>
+          </w:tcPr>
+          <w:p>
+            <w:pPr>
+              <w:spacing w:line="264" w:lineRule="auto"/>
+              <w:jc w:val="right"/>
+            </w:pPr>
+            <w:r>
+              <w:rPr>
+                <w:b/>
+                <w:bCs/>
+                <w:sz w:val="22"/>
+                <w:szCs w:val="22"/>
+              </w:rPr>
+              <w:t>0,7015</w:t>
+            </w:r>
+          </w:p>
+        </w:tc>
+        <w:tc>
+          <w:tcPr>
+            <w:tcW w:w="1183" w:type="dxa"/>
+            <w:tcBorders>
+              <w:top w:val="single" w:sz="4" w:space="0" w:color="A6A6A6"/>
+              <w:left w:val="single" w:sz="4" w:space="0" w:color="A6A6A6"/>
+              <w:bottom w:val="single" w:sz="4" w:space="0" w:color="A6A6A6"/>
+              <w:right w:val="single" w:sz="4" w:space="0" w:color="A6A6A6"/>
+            </w:tcBorders>
+            <w:tcMar>
+              <w:top w:w="60" w:type="dxa"/>
+              <w:left w:w="100" w:type="dxa"/>
+              <w:bottom w:w="60" w:type="dxa"/>
+              <w:right w:w="100" w:type="dxa"/>
+            </w:tcMar>
+            <w:vAlign w:val="center"/>
+          </w:tcPr>
+          <w:p>
+            <w:pPr>
+              <w:spacing w:line="264" w:lineRule="auto"/>
+              <w:jc w:val="right"/>
+            </w:pPr>
+            <w:r>
+              <w:rPr>
+                <w:b/>
+                <w:bCs/>
+                <w:sz w:val="22"/>
+                <w:szCs w:val="22"/>
+              </w:rPr>
+              <w:t>0,7610</w:t>
             </w:r>
           </w:p>
         </w:tc>
@@ -17618,10 +17992,12 @@
             </w:pPr>
             <w:r>
               <w:rPr>
-                <w:sz w:val="22"/>
-                <w:szCs w:val="22"/>
-              </w:rPr>
-              <w:t>0,6492</w:t>
+                <w:b/>
+                <w:bCs/>
+                <w:sz w:val="22"/>
+                <w:szCs w:val="22"/>
+              </w:rPr>
+              <w:t>0,7061</w:t>
             </w:r>
           </w:p>
         </w:tc>
@@ -17649,10 +18025,12 @@
             </w:pPr>
             <w:r>
               <w:rPr>
-                <w:sz w:val="22"/>
-                <w:szCs w:val="22"/>
-              </w:rPr>
-              <w:t>0,7971</w:t>
+                <w:b/>
+                <w:bCs/>
+                <w:sz w:val="22"/>
+                <w:szCs w:val="22"/>
+              </w:rPr>
+              <w:t>0,8509</w:t>
             </w:r>
           </w:p>
         </w:tc>
@@ -17682,7 +18060,7 @@
                 <w:sz w:val="22"/>
                 <w:szCs w:val="22"/>
               </w:rPr>
-              <w:t>4.606 s</w:t>
+              <w:t>175 s (GPU)</w:t>
             </w:r>
           </w:p>
         </w:tc>
@@ -17922,7 +18300,7 @@
                 <w:sz w:val="22"/>
                 <w:szCs w:val="22"/>
               </w:rPr>
-              <w:t>0,744</w:t>
+              <w:t>0,733</w:t>
             </w:r>
           </w:p>
         </w:tc>
@@ -17953,7 +18331,7 @@
                 <w:sz w:val="22"/>
                 <w:szCs w:val="22"/>
               </w:rPr>
-              <w:t>0,309</w:t>
+              <w:t>0,335</w:t>
             </w:r>
           </w:p>
         </w:tc>
@@ -17984,7 +18362,7 @@
                 <w:sz w:val="22"/>
                 <w:szCs w:val="22"/>
               </w:rPr>
-              <w:t>0,899</w:t>
+              <w:t>0,876</w:t>
             </w:r>
           </w:p>
         </w:tc>
@@ -18047,7 +18425,7 @@
                 <w:sz w:val="22"/>
                 <w:szCs w:val="22"/>
               </w:rPr>
-              <w:t>0,750</w:t>
+              <w:t>0,761</w:t>
             </w:r>
           </w:p>
         </w:tc>
@@ -18078,7 +18456,7 @@
                 <w:sz w:val="22"/>
                 <w:szCs w:val="22"/>
               </w:rPr>
-              <w:t>0,318</w:t>
+              <w:t>0,351</w:t>
             </w:r>
           </w:p>
         </w:tc>
@@ -18109,7 +18487,7 @@
                 <w:sz w:val="22"/>
                 <w:szCs w:val="22"/>
               </w:rPr>
-              <w:t>0,910</w:t>
+              <w:t>0,908</w:t>
             </w:r>
           </w:p>
         </w:tc>
@@ -18138,73 +18516,12 @@
             </w:pPr>
             <w:r>
               <w:rPr>
-                <w:sz w:val="22"/>
-                <w:szCs w:val="22"/>
-              </w:rPr>
-              <w:t>BiLSTM</w:t>
-            </w:r>
-          </w:p>
-        </w:tc>
-        <w:tc>
-          <w:tcPr>
-            <w:tcW w:w="2016" w:type="dxa"/>
-            <w:tcBorders>
-              <w:top w:val="single" w:sz="4" w:space="0" w:color="A6A6A6"/>
-              <w:left w:val="single" w:sz="4" w:space="0" w:color="A6A6A6"/>
-              <w:bottom w:val="single" w:sz="4" w:space="0" w:color="A6A6A6"/>
-              <w:right w:val="single" w:sz="4" w:space="0" w:color="A6A6A6"/>
-            </w:tcBorders>
-            <w:tcMar>
-              <w:top w:w="60" w:type="dxa"/>
-              <w:left w:w="100" w:type="dxa"/>
-              <w:bottom w:w="60" w:type="dxa"/>
-              <w:right w:w="100" w:type="dxa"/>
-            </w:tcMar>
-            <w:vAlign w:val="center"/>
-          </w:tcPr>
-          <w:p>
-            <w:pPr>
-              <w:spacing w:line="264" w:lineRule="auto"/>
-              <w:jc w:val="right"/>
-            </w:pPr>
-            <w:r>
-              <w:rPr>
-                <w:sz w:val="22"/>
-                <w:szCs w:val="22"/>
-              </w:rPr>
-              <w:t>0,742</w:t>
-            </w:r>
-          </w:p>
-        </w:tc>
-        <w:tc>
-          <w:tcPr>
-            <w:tcW w:w="2016" w:type="dxa"/>
-            <w:tcBorders>
-              <w:top w:val="single" w:sz="4" w:space="0" w:color="A6A6A6"/>
-              <w:left w:val="single" w:sz="4" w:space="0" w:color="A6A6A6"/>
-              <w:bottom w:val="single" w:sz="4" w:space="0" w:color="A6A6A6"/>
-              <w:right w:val="single" w:sz="4" w:space="0" w:color="A6A6A6"/>
-            </w:tcBorders>
-            <w:tcMar>
-              <w:top w:w="60" w:type="dxa"/>
-              <w:left w:w="100" w:type="dxa"/>
-              <w:bottom w:w="60" w:type="dxa"/>
-              <w:right w:w="100" w:type="dxa"/>
-            </w:tcMar>
-            <w:vAlign w:val="center"/>
-          </w:tcPr>
-          <w:p>
-            <w:pPr>
-              <w:spacing w:line="264" w:lineRule="auto"/>
-            </w:pPr>
-            <w:r>
-              <w:rPr>
                 <w:b/>
                 <w:bCs/>
                 <w:sz w:val="22"/>
                 <w:szCs w:val="22"/>
               </w:rPr>
-              <w:t>0,342</w:t>
+              <w:t>BiLSTM</w:t>
             </w:r>
           </w:p>
         </w:tc>
@@ -18232,10 +18549,78 @@
             </w:pPr>
             <w:r>
               <w:rPr>
-                <w:sz w:val="22"/>
-                <w:szCs w:val="22"/>
-              </w:rPr>
-              <w:t>0,865</w:t>
+                <w:b/>
+                <w:bCs/>
+                <w:sz w:val="22"/>
+                <w:szCs w:val="22"/>
+              </w:rPr>
+              <w:t>0,794</w:t>
+            </w:r>
+          </w:p>
+        </w:tc>
+        <w:tc>
+          <w:tcPr>
+            <w:tcW w:w="2016" w:type="dxa"/>
+            <w:tcBorders>
+              <w:top w:val="single" w:sz="4" w:space="0" w:color="A6A6A6"/>
+              <w:left w:val="single" w:sz="4" w:space="0" w:color="A6A6A6"/>
+              <w:bottom w:val="single" w:sz="4" w:space="0" w:color="A6A6A6"/>
+              <w:right w:val="single" w:sz="4" w:space="0" w:color="A6A6A6"/>
+            </w:tcBorders>
+            <w:tcMar>
+              <w:top w:w="60" w:type="dxa"/>
+              <w:left w:w="100" w:type="dxa"/>
+              <w:bottom w:w="60" w:type="dxa"/>
+              <w:right w:w="100" w:type="dxa"/>
+            </w:tcMar>
+            <w:vAlign w:val="center"/>
+          </w:tcPr>
+          <w:p>
+            <w:pPr>
+              <w:spacing w:line="264" w:lineRule="auto"/>
+              <w:jc w:val="right"/>
+            </w:pPr>
+            <w:r>
+              <w:rPr>
+                <w:b/>
+                <w:bCs/>
+                <w:sz w:val="22"/>
+                <w:szCs w:val="22"/>
+              </w:rPr>
+              <w:t>0,406</w:t>
+            </w:r>
+          </w:p>
+        </w:tc>
+        <w:tc>
+          <w:tcPr>
+            <w:tcW w:w="2016" w:type="dxa"/>
+            <w:tcBorders>
+              <w:top w:val="single" w:sz="4" w:space="0" w:color="A6A6A6"/>
+              <w:left w:val="single" w:sz="4" w:space="0" w:color="A6A6A6"/>
+              <w:bottom w:val="single" w:sz="4" w:space="0" w:color="A6A6A6"/>
+              <w:right w:val="single" w:sz="4" w:space="0" w:color="A6A6A6"/>
+            </w:tcBorders>
+            <w:tcMar>
+              <w:top w:w="60" w:type="dxa"/>
+              <w:left w:w="100" w:type="dxa"/>
+              <w:bottom w:w="60" w:type="dxa"/>
+              <w:right w:w="100" w:type="dxa"/>
+            </w:tcMar>
+            <w:vAlign w:val="center"/>
+          </w:tcPr>
+          <w:p>
+            <w:pPr>
+              <w:spacing w:line="264" w:lineRule="auto"/>
+              <w:jc w:val="right"/>
+            </w:pPr>
+            <w:r>
+              <w:rPr>
+                <w:b/>
+                <w:bCs/>
+                <w:sz w:val="22"/>
+                <w:szCs w:val="22"/>
+              </w:rPr>
+              <w:t>0,917</w:t>
             </w:r>
           </w:p>
         </w:tc>
@@ -18256,7 +18641,7 @@
           <w:noProof/>
         </w:rPr>
         <w:drawing>
-          <wp:inline distT="0" distB="0" distL="0" distR="0" wp14:anchorId="4D7CD197" wp14:editId="48816D17">
+          <wp:inline distT="0" distB="0" distL="0" distR="0" wp14:anchorId="283F8A18" wp14:editId="28A17743">
             <wp:extent cx="5715000" cy="3009900"/>
             <wp:effectExtent l="0" t="0" r="0" b="0"/>
             <wp:docPr id="9" name="Picture 9"/>
@@ -18317,37 +18702,24 @@
         <w:jc w:val="both"/>
       </w:pPr>
       <w:r>
-        <w:t xml:space="preserve">Logistic Regression đạt Macro-F1 cao nhất (0,660) và Accuracy cao nhất (81,6%). BiLSTM có Macro-F1 0,649, xấp xỉ Naive Bayes (0,651), nhưng có </w:t>
-      </w:r>
-      <w:r>
         <w:rPr>
           <w:b/>
           <w:bCs/>
         </w:rPr>
-        <w:t>Recall macro cao nhất (0,725)</w:t>
-      </w:r>
-      <w:r>
-        <w:t xml:space="preserve"> và </w:t>
+        <w:t>BiLSTM tốt nhất ở mọi chỉ số tổng hợp</w:t>
+      </w:r>
+      <w:r>
+        <w:t xml:space="preserve">: Macro-F1 0,706 (cao hơn Logistic Regression 0,033 và Naive Bayes 0,058), Accuracy 82,6%, Recall macro 0,761, và có F1 cao nhất ở cả 3 lớp. Logistic Regression đứng thứ hai; Naive Bayes thứ ba nhưng huấn luyện nhanh nhất (5 giây). Cả ba mô hình đạt tốt ở lớp Tích cực (F1 0,88–0,92) và Tiêu cực (0,73–0,79), nhưng </w:t>
       </w:r>
       <w:r>
         <w:rPr>
           <w:b/>
           <w:bCs/>
         </w:rPr>
-        <w:t>F1 lớp Trung tính cao nhất (0,342)</w:t>
-      </w:r>
-      <w:r>
-        <w:t xml:space="preserve">. Cả ba mô hình đạt tốt ở lớp Tích cực (F1 0,86–0,91) và Tiêu cực (0,74–0,75), nhưng </w:t>
-      </w:r>
-      <w:r>
-        <w:rPr>
-          <w:b/>
-          <w:bCs/>
-        </w:rPr>
-        <w:t>lớp Trung tính rất khó</w:t>
-      </w:r>
-      <w:r>
-        <w:t xml:space="preserve"> (F1 0,31–0,34). Về chi phí, Naive Bayes huấn luyện trong 0,3 giây, Logistic Regression 67 giây, còn BiLSTM khoảng 77 phút trên CPU.</w:t>
+        <w:t>lớp Trung tính vẫn khó nhất</w:t>
+      </w:r>
+      <w:r>
+        <w:t xml:space="preserve"> (F1 0,34–0,41).</w:t>
       </w:r>
     </w:p>
     <w:p>
@@ -18360,7 +18732,7 @@
           <w:noProof/>
         </w:rPr>
         <w:drawing>
-          <wp:inline distT="0" distB="0" distL="0" distR="0" wp14:anchorId="2842E007" wp14:editId="289929C3">
+          <wp:inline distT="0" distB="0" distL="0" distR="0" wp14:anchorId="55691630" wp14:editId="3B8508E7">
             <wp:extent cx="5715000" cy="1343025"/>
             <wp:effectExtent l="0" t="0" r="0" b="0"/>
             <wp:docPr id="10" name="Picture 10"/>
@@ -18421,7 +18793,7 @@
         <w:jc w:val="both"/>
       </w:pPr>
       <w:r>
-        <w:t>Ma trận nhầm lẫn của Logistic Regression: trong 1.682 review trung tính, chỉ 680 (40%) được đoán đúng, 563 bị đoán là tiêu cực và 439 bị đoán là tích cực; đồng thời 1.198 review tích cực bị kéo về trung tính. Điều này phản ánh bản chất của review 3 sao: thường vừa khen vừa chê, ranh giới với hai lớp còn lại không rõ ràng.</w:t>
+        <w:t>Ma trận nhầm lẫn của Logistic Regression: trong 11.122 review trung tính, 5.797 (52%) được đoán đúng, 3.206 bị đoán là tiêu cực và 2.119 bị đoán là tích cực; đồng thời 10.390 review tích cực (10,5%) bị kéo về trung tính. Điều này phản ánh bản chất của review 3 sao: thường vừa khen vừa chê, ranh giới với hai lớp còn lại không rõ ràng.</w:t>
       </w:r>
     </w:p>
     <w:p>
@@ -18431,17 +18803,17 @@
         <w:jc w:val="both"/>
       </w:pPr>
       <w:r>
-        <w:t xml:space="preserve">BiLSTM có hành vi khác hẳn: mô hình nhận đúng </w:t>
+        <w:t xml:space="preserve">BiLSTM nhận đúng </w:t>
       </w:r>
       <w:r>
         <w:rPr>
           <w:b/>
           <w:bCs/>
         </w:rPr>
-        <w:t>1.139/1.682 review trung tính (68%)</w:t>
-      </w:r>
-      <w:r>
-        <w:t>, gần gấp rưỡi Logistic Regression, nhưng đổi lại kéo 2.760 review tích cực (18%) và 1.087 review tiêu cực (25%) sang trung tính. Vì vậy Precision lớp Trung tính chỉ còn 0,228 và Accuracy giảm xuống 75,7%. Nói cách khác, trọng số lớp cân bằng tác động lên BiLSTM mạnh hơn, khiến mô hình nghiêng về lớp thiểu số.</w:t>
+        <w:t>7.340/11.122 review trung tính (66%)</w:t>
+      </w:r>
+      <w:r>
+        <w:t>, nhiều hơn Logistic Regression 1.543 review, đồng thời đoán đúng nhiều hơn ở cả lớp Tiêu cực (21.700 so với 21.621) và Tích cực (85.304 so với 84.825). Điểm yếu còn lại là Precision lớp Trung tính chỉ 0,294: mô hình vẫn kéo 11.484 review tích cực và 6.172 review tiêu cực sang trung tính, do trọng số lớp cân bằng khuyến khích dự đoán lớp thiểu số.</w:t>
       </w:r>
     </w:p>
     <w:p>
@@ -18451,7 +18823,7 @@
         <w:jc w:val="both"/>
       </w:pPr>
       <w:r>
-        <w:t>Hình 7.3 cho thấy quá trình huấn luyện BiLSTM: loss trên tập huấn luyện giảm đều qua 4 epoch (0,746 → 0,417), trong khi loss trên tập validation thấp nhất ở epoch 2 (0,571) rồi tăng lại (0,740 ở epoch 4), là dấu hiệu quá khớp (overfitting). Cơ chế EarlyStopping dừng huấn luyện sau 2 epoch không cải thiện và khôi phục trọng số tốt nhất của epoch 2.</w:t>
+        <w:t>Hình 7.3 cho thấy quá trình huấn luyện BiLSTM: loss trên tập huấn luyện giảm đều qua 4 epoch (0,628 → 0,431), trong khi loss trên tập validation thấp nhất ở epoch 2 (0,445) rồi tăng lại (0,500 ở epoch 4), là dấu hiệu bắt đầu quá khớp (overfitting). Cơ chế EarlyStopping dừng sau 2 epoch không cải thiện và khôi phục trọng số tốt nhất của epoch 2.</w:t>
       </w:r>
     </w:p>
     <w:p>
@@ -18464,7 +18836,7 @@
           <w:noProof/>
         </w:rPr>
         <w:drawing>
-          <wp:inline distT="0" distB="0" distL="0" distR="0" wp14:anchorId="16E3E0AE" wp14:editId="3F2F2796">
+          <wp:inline distT="0" distB="0" distL="0" distR="0" wp14:anchorId="79B35B1C" wp14:editId="70BB2F2A">
             <wp:extent cx="5715000" cy="2028825"/>
             <wp:effectExtent l="0" t="0" r="0" b="0"/>
             <wp:docPr id="11" name="Picture 11"/>
@@ -18522,7 +18894,7 @@
       <w:pPr>
         <w:pStyle w:val="Heading2"/>
       </w:pPr>
-      <w:bookmarkStart w:id="47" w:name="_Toc243523316"/>
+      <w:bookmarkStart w:id="47" w:name="_Toc243838800"/>
       <w:r>
         <w:t>7.6. Diễn giải mô hình và phân tích lỗi</w:t>
       </w:r>
@@ -18542,7 +18914,7 @@
           <w:i/>
           <w:iCs/>
         </w:rPr>
-        <w:t>worst, not worth, disappoint, return, not recommend</w:t>
+        <w:t>not recommend, worst, disappoint, not worth, not happy</w:t>
       </w:r>
       <w:r>
         <w:t xml:space="preserve">; lớp Trung tính: </w:t>
@@ -18552,7 +18924,7 @@
           <w:i/>
           <w:iCs/>
         </w:rPr>
-        <w:t>okay, kind, not worst, definitely need</w:t>
+        <w:t>not worst, not amaze, better worse, not best</w:t>
       </w:r>
       <w:r>
         <w:t xml:space="preserve">; lớp Tích cực: </w:t>
@@ -18562,10 +18934,10 @@
           <w:i/>
           <w:iCs/>
         </w:rPr>
-        <w:t>love, amaze, perfect, great, not disappoint</w:t>
-      </w:r>
-      <w:r>
-        <w:t xml:space="preserve">. Các cụm phủ định như </w:t>
+        <w:t>not disappoint, perfect, best, amaze, great</w:t>
+      </w:r>
+      <w:r>
+        <w:t>. Rất nhiều cụm phủ định (</w:t>
       </w:r>
       <w:r>
         <w:rPr>
@@ -18585,7 +18957,17 @@
         <w:t>not disappoint</w:t>
       </w:r>
       <w:r>
-        <w:t xml:space="preserve"> xuất hiện trong danh sách, xác nhận quyết định </w:t>
+        <w:t xml:space="preserve">, </w:t>
+      </w:r>
+      <w:r>
+        <w:rPr>
+          <w:i/>
+          <w:iCs/>
+        </w:rPr>
+        <w:t>not amaze</w:t>
+      </w:r>
+      <w:r>
+        <w:t xml:space="preserve">) nằm trong danh sách, xác nhận quyết định </w:t>
       </w:r>
       <w:r>
         <w:rPr>
@@ -18608,7 +18990,7 @@
           <w:noProof/>
         </w:rPr>
         <w:drawing>
-          <wp:inline distT="0" distB="0" distL="0" distR="0" wp14:anchorId="0F0E7E10" wp14:editId="3A06D3C0">
+          <wp:inline distT="0" distB="0" distL="0" distR="0" wp14:anchorId="580D50F9" wp14:editId="11E83DE5">
             <wp:extent cx="5715000" cy="1895475"/>
             <wp:effectExtent l="0" t="0" r="0" b="0"/>
             <wp:docPr id="12" name="Picture 12"/>
@@ -18676,7 +19058,7 @@
         <w:t>Điểm cảm xúc</w:t>
       </w:r>
       <w:r>
-        <w:t xml:space="preserve"> của mỗi review được định nghĩa là sentiment_score = P(tích cực) − P(tiêu cực), nằm trong khoảng [−1, 1], lấy từ dự đoán out-of-fold 5-fold. Accuracy out-of-fold đạt 0,8153, tương đương kết quả trên tập kiểm thử, chứng tỏ mô hình ổn định. Điểm này được ghi ngược vào </w:t>
+        <w:t xml:space="preserve"> của mỗi review được định nghĩa là sentiment_score = P(tích cực) − P(tiêu cực), nằm trong khoảng [−1, 1], lấy từ dự đoán out-of-fold 5-fold. Accuracy out-of-fold trên toàn bộ 691.806 review đạt 0,8112, tương đương kết quả trên tập kiểm thử, chứng tỏ mô hình ổn định. Điểm này được ghi ngược vào </w:t>
       </w:r>
       <w:r>
         <w:rPr>
@@ -18700,8 +19082,8 @@
           <w:noProof/>
         </w:rPr>
         <w:drawing>
-          <wp:inline distT="0" distB="0" distL="0" distR="0" wp14:anchorId="32F63F79" wp14:editId="2BEDCCD1">
-            <wp:extent cx="5715000" cy="2257425"/>
+          <wp:inline distT="0" distB="0" distL="0" distR="0" wp14:anchorId="159B4114" wp14:editId="001C494D">
+            <wp:extent cx="5715000" cy="2171700"/>
             <wp:effectExtent l="0" t="0" r="0" b="0"/>
             <wp:docPr id="13" name="Picture 13"/>
             <wp:cNvGraphicFramePr>
@@ -18726,7 +19108,7 @@
                   <pic:spPr bwMode="auto">
                     <a:xfrm>
                       <a:off x="0" y="0"/>
-                      <a:ext cx="5715000" cy="2257425"/>
+                      <a:ext cx="5715000" cy="2171700"/>
                     </a:xfrm>
                     <a:prstGeom prst="rect">
                       <a:avLst/>
@@ -18768,11 +19150,577 @@
       <w:pPr>
         <w:pStyle w:val="Heading2"/>
       </w:pPr>
-      <w:bookmarkStart w:id="48" w:name="_Toc243523317"/>
+      <w:bookmarkStart w:id="48" w:name="_Toc243838801"/>
       <w:r>
         <w:t>7.7. Thảo luận: học máy so với học sâu</w:t>
       </w:r>
       <w:bookmarkEnd w:id="48"/>
+    </w:p>
+    <w:p>
+      <w:pPr>
+        <w:spacing w:after="120" w:line="312" w:lineRule="auto"/>
+        <w:ind w:firstLine="567"/>
+        <w:jc w:val="both"/>
+      </w:pPr>
+      <w:r>
+        <w:t>Bảng 7.5 so sánh kết quả khi huấn luyện trên mẫu 15% và trên toàn bộ dữ liệu (mỗi cấu hình đánh giá trên tập kiểm thử của chính nó).</w:t>
+      </w:r>
+    </w:p>
+    <w:p>
+      <w:pPr>
+        <w:spacing w:before="160" w:after="80"/>
+        <w:jc w:val="center"/>
+      </w:pPr>
+      <w:r>
+        <w:rPr>
+          <w:i/>
+          <w:iCs/>
+          <w:sz w:val="22"/>
+          <w:szCs w:val="22"/>
+        </w:rPr>
+        <w:t>Bảng 7.5. Macro-F1 theo lượng dữ liệu huấn luyện</w:t>
+      </w:r>
+    </w:p>
+    <w:tbl>
+      <w:tblPr>
+        <w:tblW w:w="9072" w:type="dxa"/>
+        <w:tblBorders>
+          <w:top w:val="single" w:sz="4" w:space="0" w:color="auto"/>
+          <w:left w:val="single" w:sz="4" w:space="0" w:color="auto"/>
+          <w:bottom w:val="single" w:sz="4" w:space="0" w:color="auto"/>
+          <w:right w:val="single" w:sz="4" w:space="0" w:color="auto"/>
+          <w:insideH w:val="single" w:sz="4" w:space="0" w:color="auto"/>
+          <w:insideV w:val="single" w:sz="4" w:space="0" w:color="auto"/>
+        </w:tblBorders>
+        <w:tblLook w:val="04A0" w:firstRow="1" w:lastRow="0" w:firstColumn="1" w:lastColumn="0" w:noHBand="0" w:noVBand="1"/>
+      </w:tblPr>
+      <w:tblGrid>
+        <w:gridCol w:w="2865"/>
+        <w:gridCol w:w="2387"/>
+        <w:gridCol w:w="2387"/>
+        <w:gridCol w:w="1433"/>
+      </w:tblGrid>
+      <w:tr>
+        <w:trPr>
+          <w:tblHeader/>
+        </w:trPr>
+        <w:tc>
+          <w:tcPr>
+            <w:tcW w:w="2865" w:type="dxa"/>
+            <w:tcBorders>
+              <w:top w:val="single" w:sz="4" w:space="0" w:color="A6A6A6"/>
+              <w:left w:val="single" w:sz="4" w:space="0" w:color="A6A6A6"/>
+              <w:bottom w:val="single" w:sz="4" w:space="0" w:color="A6A6A6"/>
+              <w:right w:val="single" w:sz="4" w:space="0" w:color="A6A6A6"/>
+            </w:tcBorders>
+            <w:shd w:val="clear" w:color="auto" w:fill="DCE6F2"/>
+            <w:tcMar>
+              <w:top w:w="60" w:type="dxa"/>
+              <w:left w:w="100" w:type="dxa"/>
+              <w:bottom w:w="60" w:type="dxa"/>
+              <w:right w:w="100" w:type="dxa"/>
+            </w:tcMar>
+            <w:vAlign w:val="center"/>
+          </w:tcPr>
+          <w:p>
+            <w:pPr>
+              <w:spacing w:line="264" w:lineRule="auto"/>
+            </w:pPr>
+            <w:r>
+              <w:rPr>
+                <w:b/>
+                <w:bCs/>
+                <w:sz w:val="22"/>
+                <w:szCs w:val="22"/>
+              </w:rPr>
+              <w:t>Mô hình</w:t>
+            </w:r>
+          </w:p>
+        </w:tc>
+        <w:tc>
+          <w:tcPr>
+            <w:tcW w:w="2387" w:type="dxa"/>
+            <w:tcBorders>
+              <w:top w:val="single" w:sz="4" w:space="0" w:color="A6A6A6"/>
+              <w:left w:val="single" w:sz="4" w:space="0" w:color="A6A6A6"/>
+              <w:bottom w:val="single" w:sz="4" w:space="0" w:color="A6A6A6"/>
+              <w:right w:val="single" w:sz="4" w:space="0" w:color="A6A6A6"/>
+            </w:tcBorders>
+            <w:shd w:val="clear" w:color="auto" w:fill="DCE6F2"/>
+            <w:tcMar>
+              <w:top w:w="60" w:type="dxa"/>
+              <w:left w:w="100" w:type="dxa"/>
+              <w:bottom w:w="60" w:type="dxa"/>
+              <w:right w:w="100" w:type="dxa"/>
+            </w:tcMar>
+            <w:vAlign w:val="center"/>
+          </w:tcPr>
+          <w:p>
+            <w:pPr>
+              <w:spacing w:line="264" w:lineRule="auto"/>
+            </w:pPr>
+            <w:r>
+              <w:rPr>
+                <w:b/>
+                <w:bCs/>
+                <w:sz w:val="22"/>
+                <w:szCs w:val="22"/>
+              </w:rPr>
+              <w:t>Mẫu 15% (≈84 nghìn mẫu train)</w:t>
+            </w:r>
+          </w:p>
+        </w:tc>
+        <w:tc>
+          <w:tcPr>
+            <w:tcW w:w="2387" w:type="dxa"/>
+            <w:tcBorders>
+              <w:top w:val="single" w:sz="4" w:space="0" w:color="A6A6A6"/>
+              <w:left w:val="single" w:sz="4" w:space="0" w:color="A6A6A6"/>
+              <w:bottom w:val="single" w:sz="4" w:space="0" w:color="A6A6A6"/>
+              <w:right w:val="single" w:sz="4" w:space="0" w:color="A6A6A6"/>
+            </w:tcBorders>
+            <w:shd w:val="clear" w:color="auto" w:fill="DCE6F2"/>
+            <w:tcMar>
+              <w:top w:w="60" w:type="dxa"/>
+              <w:left w:w="100" w:type="dxa"/>
+              <w:bottom w:w="60" w:type="dxa"/>
+              <w:right w:w="100" w:type="dxa"/>
+            </w:tcMar>
+            <w:vAlign w:val="center"/>
+          </w:tcPr>
+          <w:p>
+            <w:pPr>
+              <w:spacing w:line="264" w:lineRule="auto"/>
+            </w:pPr>
+            <w:r>
+              <w:rPr>
+                <w:b/>
+                <w:bCs/>
+                <w:sz w:val="22"/>
+                <w:szCs w:val="22"/>
+              </w:rPr>
+              <w:t>100% (≈553 nghìn mẫu train)</w:t>
+            </w:r>
+          </w:p>
+        </w:tc>
+        <w:tc>
+          <w:tcPr>
+            <w:tcW w:w="1433" w:type="dxa"/>
+            <w:tcBorders>
+              <w:top w:val="single" w:sz="4" w:space="0" w:color="A6A6A6"/>
+              <w:left w:val="single" w:sz="4" w:space="0" w:color="A6A6A6"/>
+              <w:bottom w:val="single" w:sz="4" w:space="0" w:color="A6A6A6"/>
+              <w:right w:val="single" w:sz="4" w:space="0" w:color="A6A6A6"/>
+            </w:tcBorders>
+            <w:shd w:val="clear" w:color="auto" w:fill="DCE6F2"/>
+            <w:tcMar>
+              <w:top w:w="60" w:type="dxa"/>
+              <w:left w:w="100" w:type="dxa"/>
+              <w:bottom w:w="60" w:type="dxa"/>
+              <w:right w:w="100" w:type="dxa"/>
+            </w:tcMar>
+            <w:vAlign w:val="center"/>
+          </w:tcPr>
+          <w:p>
+            <w:pPr>
+              <w:spacing w:line="264" w:lineRule="auto"/>
+            </w:pPr>
+            <w:r>
+              <w:rPr>
+                <w:b/>
+                <w:bCs/>
+                <w:sz w:val="22"/>
+                <w:szCs w:val="22"/>
+              </w:rPr>
+              <w:t>Thay đổi</w:t>
+            </w:r>
+          </w:p>
+        </w:tc>
+      </w:tr>
+      <w:tr>
+        <w:tc>
+          <w:tcPr>
+            <w:tcW w:w="2865" w:type="dxa"/>
+            <w:tcBorders>
+              <w:top w:val="single" w:sz="4" w:space="0" w:color="A6A6A6"/>
+              <w:left w:val="single" w:sz="4" w:space="0" w:color="A6A6A6"/>
+              <w:bottom w:val="single" w:sz="4" w:space="0" w:color="A6A6A6"/>
+              <w:right w:val="single" w:sz="4" w:space="0" w:color="A6A6A6"/>
+            </w:tcBorders>
+            <w:tcMar>
+              <w:top w:w="60" w:type="dxa"/>
+              <w:left w:w="100" w:type="dxa"/>
+              <w:bottom w:w="60" w:type="dxa"/>
+              <w:right w:w="100" w:type="dxa"/>
+            </w:tcMar>
+            <w:vAlign w:val="center"/>
+          </w:tcPr>
+          <w:p>
+            <w:pPr>
+              <w:spacing w:line="264" w:lineRule="auto"/>
+            </w:pPr>
+            <w:r>
+              <w:rPr>
+                <w:sz w:val="22"/>
+                <w:szCs w:val="22"/>
+              </w:rPr>
+              <w:t>Naive Bayes</w:t>
+            </w:r>
+          </w:p>
+        </w:tc>
+        <w:tc>
+          <w:tcPr>
+            <w:tcW w:w="2387" w:type="dxa"/>
+            <w:tcBorders>
+              <w:top w:val="single" w:sz="4" w:space="0" w:color="A6A6A6"/>
+              <w:left w:val="single" w:sz="4" w:space="0" w:color="A6A6A6"/>
+              <w:bottom w:val="single" w:sz="4" w:space="0" w:color="A6A6A6"/>
+              <w:right w:val="single" w:sz="4" w:space="0" w:color="A6A6A6"/>
+            </w:tcBorders>
+            <w:tcMar>
+              <w:top w:w="60" w:type="dxa"/>
+              <w:left w:w="100" w:type="dxa"/>
+              <w:bottom w:w="60" w:type="dxa"/>
+              <w:right w:w="100" w:type="dxa"/>
+            </w:tcMar>
+            <w:vAlign w:val="center"/>
+          </w:tcPr>
+          <w:p>
+            <w:pPr>
+              <w:spacing w:line="264" w:lineRule="auto"/>
+              <w:jc w:val="right"/>
+            </w:pPr>
+            <w:r>
+              <w:rPr>
+                <w:sz w:val="22"/>
+                <w:szCs w:val="22"/>
+              </w:rPr>
+              <w:t>0,651</w:t>
+            </w:r>
+          </w:p>
+        </w:tc>
+        <w:tc>
+          <w:tcPr>
+            <w:tcW w:w="2387" w:type="dxa"/>
+            <w:tcBorders>
+              <w:top w:val="single" w:sz="4" w:space="0" w:color="A6A6A6"/>
+              <w:left w:val="single" w:sz="4" w:space="0" w:color="A6A6A6"/>
+              <w:bottom w:val="single" w:sz="4" w:space="0" w:color="A6A6A6"/>
+              <w:right w:val="single" w:sz="4" w:space="0" w:color="A6A6A6"/>
+            </w:tcBorders>
+            <w:tcMar>
+              <w:top w:w="60" w:type="dxa"/>
+              <w:left w:w="100" w:type="dxa"/>
+              <w:bottom w:w="60" w:type="dxa"/>
+              <w:right w:w="100" w:type="dxa"/>
+            </w:tcMar>
+            <w:vAlign w:val="center"/>
+          </w:tcPr>
+          <w:p>
+            <w:pPr>
+              <w:spacing w:line="264" w:lineRule="auto"/>
+              <w:jc w:val="right"/>
+            </w:pPr>
+            <w:r>
+              <w:rPr>
+                <w:sz w:val="22"/>
+                <w:szCs w:val="22"/>
+              </w:rPr>
+              <w:t>0,648</w:t>
+            </w:r>
+          </w:p>
+        </w:tc>
+        <w:tc>
+          <w:tcPr>
+            <w:tcW w:w="1433" w:type="dxa"/>
+            <w:tcBorders>
+              <w:top w:val="single" w:sz="4" w:space="0" w:color="A6A6A6"/>
+              <w:left w:val="single" w:sz="4" w:space="0" w:color="A6A6A6"/>
+              <w:bottom w:val="single" w:sz="4" w:space="0" w:color="A6A6A6"/>
+              <w:right w:val="single" w:sz="4" w:space="0" w:color="A6A6A6"/>
+            </w:tcBorders>
+            <w:tcMar>
+              <w:top w:w="60" w:type="dxa"/>
+              <w:left w:w="100" w:type="dxa"/>
+              <w:bottom w:w="60" w:type="dxa"/>
+              <w:right w:w="100" w:type="dxa"/>
+            </w:tcMar>
+            <w:vAlign w:val="center"/>
+          </w:tcPr>
+          <w:p>
+            <w:pPr>
+              <w:spacing w:line="264" w:lineRule="auto"/>
+              <w:jc w:val="right"/>
+            </w:pPr>
+            <w:r>
+              <w:rPr>
+                <w:sz w:val="22"/>
+                <w:szCs w:val="22"/>
+              </w:rPr>
+              <w:t>−0,003</w:t>
+            </w:r>
+          </w:p>
+        </w:tc>
+      </w:tr>
+      <w:tr>
+        <w:tc>
+          <w:tcPr>
+            <w:tcW w:w="2865" w:type="dxa"/>
+            <w:tcBorders>
+              <w:top w:val="single" w:sz="4" w:space="0" w:color="A6A6A6"/>
+              <w:left w:val="single" w:sz="4" w:space="0" w:color="A6A6A6"/>
+              <w:bottom w:val="single" w:sz="4" w:space="0" w:color="A6A6A6"/>
+              <w:right w:val="single" w:sz="4" w:space="0" w:color="A6A6A6"/>
+            </w:tcBorders>
+            <w:tcMar>
+              <w:top w:w="60" w:type="dxa"/>
+              <w:left w:w="100" w:type="dxa"/>
+              <w:bottom w:w="60" w:type="dxa"/>
+              <w:right w:w="100" w:type="dxa"/>
+            </w:tcMar>
+            <w:vAlign w:val="center"/>
+          </w:tcPr>
+          <w:p>
+            <w:pPr>
+              <w:spacing w:line="264" w:lineRule="auto"/>
+            </w:pPr>
+            <w:r>
+              <w:rPr>
+                <w:sz w:val="22"/>
+                <w:szCs w:val="22"/>
+              </w:rPr>
+              <w:t>Logistic Regression</w:t>
+            </w:r>
+          </w:p>
+        </w:tc>
+        <w:tc>
+          <w:tcPr>
+            <w:tcW w:w="2387" w:type="dxa"/>
+            <w:tcBorders>
+              <w:top w:val="single" w:sz="4" w:space="0" w:color="A6A6A6"/>
+              <w:left w:val="single" w:sz="4" w:space="0" w:color="A6A6A6"/>
+              <w:bottom w:val="single" w:sz="4" w:space="0" w:color="A6A6A6"/>
+              <w:right w:val="single" w:sz="4" w:space="0" w:color="A6A6A6"/>
+            </w:tcBorders>
+            <w:tcMar>
+              <w:top w:w="60" w:type="dxa"/>
+              <w:left w:w="100" w:type="dxa"/>
+              <w:bottom w:w="60" w:type="dxa"/>
+              <w:right w:w="100" w:type="dxa"/>
+            </w:tcMar>
+            <w:vAlign w:val="center"/>
+          </w:tcPr>
+          <w:p>
+            <w:pPr>
+              <w:spacing w:line="264" w:lineRule="auto"/>
+              <w:jc w:val="right"/>
+            </w:pPr>
+            <w:r>
+              <w:rPr>
+                <w:sz w:val="22"/>
+                <w:szCs w:val="22"/>
+              </w:rPr>
+              <w:t>0,660</w:t>
+            </w:r>
+          </w:p>
+        </w:tc>
+        <w:tc>
+          <w:tcPr>
+            <w:tcW w:w="2387" w:type="dxa"/>
+            <w:tcBorders>
+              <w:top w:val="single" w:sz="4" w:space="0" w:color="A6A6A6"/>
+              <w:left w:val="single" w:sz="4" w:space="0" w:color="A6A6A6"/>
+              <w:bottom w:val="single" w:sz="4" w:space="0" w:color="A6A6A6"/>
+              <w:right w:val="single" w:sz="4" w:space="0" w:color="A6A6A6"/>
+            </w:tcBorders>
+            <w:tcMar>
+              <w:top w:w="60" w:type="dxa"/>
+              <w:left w:w="100" w:type="dxa"/>
+              <w:bottom w:w="60" w:type="dxa"/>
+              <w:right w:w="100" w:type="dxa"/>
+            </w:tcMar>
+            <w:vAlign w:val="center"/>
+          </w:tcPr>
+          <w:p>
+            <w:pPr>
+              <w:spacing w:line="264" w:lineRule="auto"/>
+              <w:jc w:val="right"/>
+            </w:pPr>
+            <w:r>
+              <w:rPr>
+                <w:sz w:val="22"/>
+                <w:szCs w:val="22"/>
+              </w:rPr>
+              <w:t>0,673</w:t>
+            </w:r>
+          </w:p>
+        </w:tc>
+        <w:tc>
+          <w:tcPr>
+            <w:tcW w:w="1433" w:type="dxa"/>
+            <w:tcBorders>
+              <w:top w:val="single" w:sz="4" w:space="0" w:color="A6A6A6"/>
+              <w:left w:val="single" w:sz="4" w:space="0" w:color="A6A6A6"/>
+              <w:bottom w:val="single" w:sz="4" w:space="0" w:color="A6A6A6"/>
+              <w:right w:val="single" w:sz="4" w:space="0" w:color="A6A6A6"/>
+            </w:tcBorders>
+            <w:tcMar>
+              <w:top w:w="60" w:type="dxa"/>
+              <w:left w:w="100" w:type="dxa"/>
+              <w:bottom w:w="60" w:type="dxa"/>
+              <w:right w:w="100" w:type="dxa"/>
+            </w:tcMar>
+            <w:vAlign w:val="center"/>
+          </w:tcPr>
+          <w:p>
+            <w:pPr>
+              <w:spacing w:line="264" w:lineRule="auto"/>
+              <w:jc w:val="right"/>
+            </w:pPr>
+            <w:r>
+              <w:rPr>
+                <w:sz w:val="22"/>
+                <w:szCs w:val="22"/>
+              </w:rPr>
+              <w:t>+0,013</w:t>
+            </w:r>
+          </w:p>
+        </w:tc>
+      </w:tr>
+      <w:tr>
+        <w:tc>
+          <w:tcPr>
+            <w:tcW w:w="2865" w:type="dxa"/>
+            <w:tcBorders>
+              <w:top w:val="single" w:sz="4" w:space="0" w:color="A6A6A6"/>
+              <w:left w:val="single" w:sz="4" w:space="0" w:color="A6A6A6"/>
+              <w:bottom w:val="single" w:sz="4" w:space="0" w:color="A6A6A6"/>
+              <w:right w:val="single" w:sz="4" w:space="0" w:color="A6A6A6"/>
+            </w:tcBorders>
+            <w:tcMar>
+              <w:top w:w="60" w:type="dxa"/>
+              <w:left w:w="100" w:type="dxa"/>
+              <w:bottom w:w="60" w:type="dxa"/>
+              <w:right w:w="100" w:type="dxa"/>
+            </w:tcMar>
+            <w:vAlign w:val="center"/>
+          </w:tcPr>
+          <w:p>
+            <w:pPr>
+              <w:spacing w:line="264" w:lineRule="auto"/>
+            </w:pPr>
+            <w:r>
+              <w:rPr>
+                <w:sz w:val="22"/>
+                <w:szCs w:val="22"/>
+              </w:rPr>
+              <w:t>BiLSTM</w:t>
+            </w:r>
+          </w:p>
+        </w:tc>
+        <w:tc>
+          <w:tcPr>
+            <w:tcW w:w="2387" w:type="dxa"/>
+            <w:tcBorders>
+              <w:top w:val="single" w:sz="4" w:space="0" w:color="A6A6A6"/>
+              <w:left w:val="single" w:sz="4" w:space="0" w:color="A6A6A6"/>
+              <w:bottom w:val="single" w:sz="4" w:space="0" w:color="A6A6A6"/>
+              <w:right w:val="single" w:sz="4" w:space="0" w:color="A6A6A6"/>
+            </w:tcBorders>
+            <w:tcMar>
+              <w:top w:w="60" w:type="dxa"/>
+              <w:left w:w="100" w:type="dxa"/>
+              <w:bottom w:w="60" w:type="dxa"/>
+              <w:right w:w="100" w:type="dxa"/>
+            </w:tcMar>
+            <w:vAlign w:val="center"/>
+          </w:tcPr>
+          <w:p>
+            <w:pPr>
+              <w:spacing w:line="264" w:lineRule="auto"/>
+              <w:jc w:val="right"/>
+            </w:pPr>
+            <w:r>
+              <w:rPr>
+                <w:sz w:val="22"/>
+                <w:szCs w:val="22"/>
+              </w:rPr>
+              <w:t>0,649</w:t>
+            </w:r>
+          </w:p>
+        </w:tc>
+        <w:tc>
+          <w:tcPr>
+            <w:tcW w:w="2387" w:type="dxa"/>
+            <w:tcBorders>
+              <w:top w:val="single" w:sz="4" w:space="0" w:color="A6A6A6"/>
+              <w:left w:val="single" w:sz="4" w:space="0" w:color="A6A6A6"/>
+              <w:bottom w:val="single" w:sz="4" w:space="0" w:color="A6A6A6"/>
+              <w:right w:val="single" w:sz="4" w:space="0" w:color="A6A6A6"/>
+            </w:tcBorders>
+            <w:tcMar>
+              <w:top w:w="60" w:type="dxa"/>
+              <w:left w:w="100" w:type="dxa"/>
+              <w:bottom w:w="60" w:type="dxa"/>
+              <w:right w:w="100" w:type="dxa"/>
+            </w:tcMar>
+            <w:vAlign w:val="center"/>
+          </w:tcPr>
+          <w:p>
+            <w:pPr>
+              <w:spacing w:line="264" w:lineRule="auto"/>
+              <w:jc w:val="right"/>
+            </w:pPr>
+            <w:r>
+              <w:rPr>
+                <w:b/>
+                <w:bCs/>
+                <w:sz w:val="22"/>
+                <w:szCs w:val="22"/>
+              </w:rPr>
+              <w:t>0,706</w:t>
+            </w:r>
+          </w:p>
+        </w:tc>
+        <w:tc>
+          <w:tcPr>
+            <w:tcW w:w="1433" w:type="dxa"/>
+            <w:tcBorders>
+              <w:top w:val="single" w:sz="4" w:space="0" w:color="A6A6A6"/>
+              <w:left w:val="single" w:sz="4" w:space="0" w:color="A6A6A6"/>
+              <w:bottom w:val="single" w:sz="4" w:space="0" w:color="A6A6A6"/>
+              <w:right w:val="single" w:sz="4" w:space="0" w:color="A6A6A6"/>
+            </w:tcBorders>
+            <w:tcMar>
+              <w:top w:w="60" w:type="dxa"/>
+              <w:left w:w="100" w:type="dxa"/>
+              <w:bottom w:w="60" w:type="dxa"/>
+              <w:right w:w="100" w:type="dxa"/>
+            </w:tcMar>
+            <w:vAlign w:val="center"/>
+          </w:tcPr>
+          <w:p>
+            <w:pPr>
+              <w:spacing w:line="264" w:lineRule="auto"/>
+              <w:jc w:val="right"/>
+            </w:pPr>
+            <w:r>
+              <w:rPr>
+                <w:b/>
+                <w:bCs/>
+                <w:sz w:val="22"/>
+                <w:szCs w:val="22"/>
+              </w:rPr>
+              <w:t>+0,057</w:t>
+            </w:r>
+          </w:p>
+        </w:tc>
+      </w:tr>
+    </w:tbl>
+    <w:p>
+      <w:pPr>
+        <w:spacing w:after="120"/>
+      </w:pPr>
     </w:p>
     <w:p>
       <w:pPr>
@@ -18789,10 +19737,10 @@
           <w:b/>
           <w:bCs/>
         </w:rPr>
-        <w:t>Hiệu quả tổng thể:</w:t>
-      </w:r>
-      <w:r>
-        <w:t xml:space="preserve"> trên bộ dữ liệu khoảng 84 nghìn mẫu huấn luyện, TF-IDF + Logistic Regression là baseline rất mạnh và vẫn tốt nhất về Macro-F1 và Accuracy.</w:t>
+        <w:t>Học sâu cần nhiều dữ liệu:</w:t>
+      </w:r>
+      <w:r>
+        <w:t xml:space="preserve"> với mẫu 15%, BiLSTM (0,649) còn thua Logistic Regression (0,660); với toàn bộ dữ liệu, BiLSTM tăng mạnh nhất (+0,057) và vượt lên dẫn đầu. Naive Bayes gần như không cải thiện, Logistic Regression cải thiện nhẹ.</w:t>
       </w:r>
     </w:p>
     <w:p>
@@ -18810,10 +19758,10 @@
           <w:b/>
           <w:bCs/>
         </w:rPr>
-        <w:t>Lớp thiểu số:</w:t>
-      </w:r>
-      <w:r>
-        <w:t xml:space="preserve"> BiLSTM nắm bắt ngữ cảnh tốt hơn, thể hiện ở Recall lớp Trung tính 68% (so với 40% của Logistic Regression), phù hợp khi mục tiêu là không bỏ sót review trung lập.</w:t>
+        <w:t>Lớp Trung tính:</w:t>
+      </w:r>
+      <w:r>
+        <w:t xml:space="preserve"> BiLSTM nắm bắt ngữ cảnh tốt hơn (F1 0,406 so với 0,351 của Logistic Regression), nhưng Precision lớp này vẫn thấp (0,294), đây là điểm cần cải thiện tiếp.</w:t>
       </w:r>
     </w:p>
     <w:p>
@@ -18831,10 +19779,10 @@
           <w:b/>
           <w:bCs/>
         </w:rPr>
-        <w:t>Lý do BiLSTM chưa vượt trội:</w:t>
-      </w:r>
-      <w:r>
-        <w:t xml:space="preserve"> embedding học từ đầu (không dùng vector tiền huấn luyện), dữ liệu vừa phải, mô hình nhanh chóng quá khớp sau epoch 2.</w:t>
+        <w:t>Quá khớp:</w:t>
+      </w:r>
+      <w:r>
+        <w:t xml:space="preserve"> BiLSTM đạt tốt nhất ở epoch 2 rồi bắt đầu quá khớp; EarlyStopping là cần thiết. Embedding vẫn học từ đầu, chưa dùng vector tiền huấn luyện.</w:t>
       </w:r>
     </w:p>
     <w:p>
@@ -18852,10 +19800,10 @@
           <w:b/>
           <w:bCs/>
         </w:rPr>
-        <w:t>Chi phí:</w:t>
-      </w:r>
-      <w:r>
-        <w:t xml:space="preserve"> BiLSTM huấn luyện lâu hơn Logistic Regression khoảng 70 lần trên CPU; GPU (Colab) sẽ rút ngắn đáng kể.</w:t>
+        <w:t>Chi phí tính toán:</w:t>
+      </w:r>
+      <w:r>
+        <w:t xml:space="preserve"> trên GPU (Colab T4), BiLSTM huấn luyện trong 175 giây, tương đương Logistic Regression trên CPU (204 giây); trên CPU máy cá nhân, BiLSTM mất khoảng 44 phút. GPU là điều kiện thực tế để dùng học sâu.</w:t>
       </w:r>
     </w:p>
     <w:p>
@@ -18876,7 +19824,7 @@
         <w:t>Kết luận thực nghiệm:</w:t>
       </w:r>
       <w:r>
-        <w:t xml:space="preserve"> hai hướng tiếp cận bổ sung cho nhau; chọn mô hình tùy mục tiêu (độ chính xác chung hay khả năng phát hiện lớp Trung tính).</w:t>
+        <w:t xml:space="preserve"> với đủ dữ liệu và GPU, BiLSTM là lựa chọn tốt nhất; khi dữ liệu ít hoặc chỉ có CPU, TF-IDF + Logistic Regression là baseline mạnh, nhanh và dễ diễn giải.</w:t>
       </w:r>
     </w:p>
     <w:p>
@@ -18884,7 +19832,7 @@
         <w:pStyle w:val="Heading1"/>
         <w:pageBreakBefore/>
       </w:pPr>
-      <w:bookmarkStart w:id="49" w:name="_Toc243523318"/>
+      <w:bookmarkStart w:id="49" w:name="_Toc243838802"/>
       <w:r>
         <w:t>CHƯƠNG 8. PORTAL TỔNG HỢP</w:t>
       </w:r>
@@ -18894,7 +19842,7 @@
       <w:pPr>
         <w:pStyle w:val="Heading2"/>
       </w:pPr>
-      <w:bookmarkStart w:id="50" w:name="_Toc243523319"/>
+      <w:bookmarkStart w:id="50" w:name="_Toc243838803"/>
       <w:r>
         <w:t>8.1. Mục tiêu</w:t>
       </w:r>
@@ -18924,7 +19872,7 @@
       <w:pPr>
         <w:pStyle w:val="Heading2"/>
       </w:pPr>
-      <w:bookmarkStart w:id="51" w:name="_Toc243523320"/>
+      <w:bookmarkStart w:id="51" w:name="_Toc243838804"/>
       <w:r>
         <w:t>8.2. Chức năng</w:t>
       </w:r>
@@ -19359,8 +20307,8 @@
           <w:noProof/>
         </w:rPr>
         <w:drawing>
-          <wp:inline distT="0" distB="0" distL="0" distR="0" wp14:anchorId="5CD728D1" wp14:editId="4545D149">
-            <wp:extent cx="4095750" cy="1943100"/>
+          <wp:inline distT="0" distB="0" distL="0" distR="0" wp14:anchorId="5834C8D1" wp14:editId="7C08DC74">
+            <wp:extent cx="4095750" cy="2667000"/>
             <wp:effectExtent l="0" t="0" r="0" b="0"/>
             <wp:docPr id="14" name="Picture 14"/>
             <wp:cNvGraphicFramePr>
@@ -19385,7 +20333,7 @@
                   <pic:spPr bwMode="auto">
                     <a:xfrm>
                       <a:off x="0" y="0"/>
-                      <a:ext cx="4095750" cy="1943100"/>
+                      <a:ext cx="4095750" cy="2667000"/>
                     </a:xfrm>
                     <a:prstGeom prst="rect">
                       <a:avLst/>
@@ -19417,7 +20365,7 @@
       <w:pPr>
         <w:pStyle w:val="Heading2"/>
       </w:pPr>
-      <w:bookmarkStart w:id="52" w:name="_Toc243523321"/>
+      <w:bookmarkStart w:id="52" w:name="_Toc243838805"/>
       <w:r>
         <w:t>8.3. Cơ chế cập nhật thời gian thực</w:t>
       </w:r>
@@ -19468,7 +20416,7 @@
       <w:pPr>
         <w:pStyle w:val="Heading2"/>
       </w:pPr>
-      <w:bookmarkStart w:id="53" w:name="_Toc243523322"/>
+      <w:bookmarkStart w:id="53" w:name="_Toc243838806"/>
       <w:r>
         <w:t>8.4. Tích hợp với Airflow</w:t>
       </w:r>
@@ -19510,7 +20458,7 @@
         <w:pStyle w:val="Heading1"/>
         <w:pageBreakBefore/>
       </w:pPr>
-      <w:bookmarkStart w:id="54" w:name="_Toc243523323"/>
+      <w:bookmarkStart w:id="54" w:name="_Toc243838807"/>
       <w:r>
         <w:t>CHƯƠNG 9. ĐÁNH GIÁ, HẠN CHẾ VÀ HƯỚNG PHÁT TRIỂN</w:t>
       </w:r>
@@ -19520,7 +20468,7 @@
       <w:pPr>
         <w:pStyle w:val="Heading2"/>
       </w:pPr>
-      <w:bookmarkStart w:id="55" w:name="_Toc243523324"/>
+      <w:bookmarkStart w:id="55" w:name="_Toc243838808"/>
       <w:r>
         <w:t>9.1. Mức độ hoàn thành</w:t>
       </w:r>
@@ -19538,7 +20486,7 @@
           <w:sz w:val="22"/>
           <w:szCs w:val="22"/>
         </w:rPr>
-        <w:t>Bảng 9.1. Mức độ hoàn thành theo hạng mục (tại ngày 21/10/2026)</w:t>
+        <w:t>Bảng 9.1. Mức độ hoàn thành theo hạng mục (tại ngày 25/10/2026)</w:t>
       </w:r>
     </w:p>
     <w:tbl>
@@ -20092,7 +21040,7 @@
                 <w:sz w:val="22"/>
                 <w:szCs w:val="22"/>
               </w:rPr>
-              <w:t>Hoàn thành: huấn luyện chính thức, kết quả trên Portal và trong báo cáo</w:t>
+              <w:t>Hoàn thành: huấn luyện trên toàn bộ dữ liệu (Colab GPU), là mô hình tốt nhất</w:t>
             </w:r>
           </w:p>
         </w:tc>
@@ -20324,7 +21272,7 @@
       <w:pPr>
         <w:pStyle w:val="Heading2"/>
       </w:pPr>
-      <w:bookmarkStart w:id="56" w:name="_Toc243523325"/>
+      <w:bookmarkStart w:id="56" w:name="_Toc243838809"/>
       <w:r>
         <w:t>9.2. Hạn chế</w:t>
       </w:r>
@@ -20341,7 +21289,7 @@
         <w:jc w:val="both"/>
       </w:pPr>
       <w:r>
-        <w:t>Lớp Trung tính có F1 thấp (khoảng 0,31) do bản chất mơ hồ của review 3 sao và số mẫu ít (8%).</w:t>
+        <w:t>Lớp Trung tính có F1 thấp (0,34–0,41) do bản chất mơ hồ của review 3 sao và số mẫu ít (8%).</w:t>
       </w:r>
     </w:p>
     <w:p>
@@ -20355,7 +21303,7 @@
         <w:jc w:val="both"/>
       </w:pPr>
       <w:r>
-        <w:t>82% sản phẩm không có giá, nên phân tích theo giá chỉ dựa trên khoảng 27% review.</w:t>
+        <w:t>84% sản phẩm không có giá, nên phân tích theo giá chỉ dựa trên khoảng 26% review.</w:t>
       </w:r>
     </w:p>
     <w:p>
@@ -20369,7 +21317,7 @@
         <w:jc w:val="both"/>
       </w:pPr>
       <w:r>
-        <w:t>Do lấy mẫu 15%, hầu hết người dùng chỉ có 1 review, nên phân tích theo người dùng còn hạn chế.</w:t>
+        <w:t>Hầu hết người dùng chỉ có 1 review (629.831 người dùng / 691.806 review), nên phân tích theo người dùng còn hạn chế.</w:t>
       </w:r>
     </w:p>
     <w:p>
@@ -20425,7 +21373,7 @@
         <w:jc w:val="both"/>
       </w:pPr>
       <w:r>
-        <w:t>BiLSTM huấn luyện trên CPU mất khoảng 77 phút và quá khớp nhanh (validation loss tăng sau epoch 2); Precision lớp Trung tính thấp (0,228).</w:t>
+        <w:t>BiLSTM cần GPU để huấn luyện nhanh (CPU chậm hơn khoảng 15 lần), bắt đầu quá khớp sau epoch 2; Precision lớp Trung tính thấp (0,294).</w:t>
       </w:r>
     </w:p>
     <w:p>
@@ -20446,7 +21394,7 @@
       <w:pPr>
         <w:pStyle w:val="Heading2"/>
       </w:pPr>
-      <w:bookmarkStart w:id="57" w:name="_Toc243523326"/>
+      <w:bookmarkStart w:id="57" w:name="_Toc243838810"/>
       <w:r>
         <w:t>9.3. Hướng phát triển</w:t>
       </w:r>
@@ -20513,7 +21461,7 @@
         <w:pStyle w:val="Heading1"/>
         <w:pageBreakBefore/>
       </w:pPr>
-      <w:bookmarkStart w:id="58" w:name="_Toc243523327"/>
+      <w:bookmarkStart w:id="58" w:name="_Toc243838811"/>
       <w:r>
         <w:t>KẾT LUẬN</w:t>
       </w:r>
@@ -20536,7 +21484,17 @@
         <w:jc w:val="both"/>
       </w:pPr>
       <w:r>
-        <w:t>Về khai phá dữ liệu, Logistic Regression trên đặc trưng TF-IDF đạt Macro-F1 0,660 và Accuracy 81,6%, nhỉnh hơn Naive Bayes (0,651). Kết quả cho thấy việc giữ từ phủ định và xử lý mất cân bằng lớp là cần thiết, đồng thời chỉ ra thách thức lớn nhất là lớp Trung tính. Mô hình học sâu BiLSTM đạt Macro-F1 0,649 trên cùng tập kiểm thử: thấp hơn Logistic Regression về tổng thể nhưng nhận diện lớp Trung tính tốt nhất (Recall 68%, F1 0,342), cho thấy hai hướng tiếp cận bổ sung cho nhau.</w:t>
+        <w:t xml:space="preserve">Về khai phá dữ liệu, trên toàn bộ 691.806 review, mô hình học sâu </w:t>
+      </w:r>
+      <w:r>
+        <w:rPr>
+          <w:b/>
+          <w:bCs/>
+        </w:rPr>
+        <w:t>BiLSTM đạt kết quả tốt nhất</w:t>
+      </w:r>
+      <w:r>
+        <w:t xml:space="preserve"> với Macro-F1 0,706 và Accuracy 82,6%, vượt Logistic Regression (0,673) và Naive Bayes (0,648), và có F1 cao nhất ở cả 3 lớp. So sánh với lần huấn luyện trên mẫu 15% (khi Logistic Regression còn dẫn đầu) cho thấy học sâu cần nhiều dữ liệu và GPU để phát huy ưu thế. Việc giữ từ phủ định và xử lý mất cân bằng lớp là cần thiết; thách thức lớn nhất vẫn là lớp Trung tính.</w:t>
       </w:r>
     </w:p>
     <w:p>
@@ -20565,7 +21523,7 @@
         <w:pStyle w:val="Heading1"/>
         <w:pageBreakBefore/>
       </w:pPr>
-      <w:bookmarkStart w:id="59" w:name="_Toc243523328"/>
+      <w:bookmarkStart w:id="59" w:name="_Toc243838812"/>
       <w:r>
         <w:t>TÀI LIỆU THAM KHẢO</w:t>
       </w:r>
@@ -20716,7 +21674,7 @@
         <w:pStyle w:val="Heading1"/>
         <w:pageBreakBefore/>
       </w:pPr>
-      <w:bookmarkStart w:id="60" w:name="_Toc243523329"/>
+      <w:bookmarkStart w:id="60" w:name="_Toc243838813"/>
       <w:r>
         <w:t>PHỤ LỤC</w:t>
       </w:r>
@@ -20726,7 +21684,7 @@
       <w:pPr>
         <w:pStyle w:val="Heading2"/>
       </w:pPr>
-      <w:bookmarkStart w:id="61" w:name="_Toc243523330"/>
+      <w:bookmarkStart w:id="61" w:name="_Toc243838814"/>
       <w:r>
         <w:t>A. Hướng dẫn cài đặt và chạy</w:t>
       </w:r>
@@ -20881,7 +21839,7 @@
       <w:pPr>
         <w:pStyle w:val="Heading2"/>
       </w:pPr>
-      <w:bookmarkStart w:id="62" w:name="_Toc243523331"/>
+      <w:bookmarkStart w:id="62" w:name="_Toc243838815"/>
       <w:r>
         <w:t>B. Cấu trúc mã nguồn</w:t>
       </w:r>
@@ -21091,7 +22049,7 @@
       <w:pPr>
         <w:pStyle w:val="Heading2"/>
       </w:pPr>
-      <w:bookmarkStart w:id="63" w:name="_Toc243523332"/>
+      <w:bookmarkStart w:id="63" w:name="_Toc243838816"/>
       <w:r>
         <w:t>C. Bảng phân công công việc</w:t>
       </w:r>
@@ -21615,150 +22573,64 @@
 <file path=word/numbering.xml><?xml version="1.0" encoding="utf-8"?>
 <w:numbering xmlns:wpc="http://schemas.microsoft.com/office/word/2010/wordprocessingCanvas" xmlns:cx="http://schemas.microsoft.com/office/drawing/2014/chartex" xmlns:cx1="http://schemas.microsoft.com/office/drawing/2015/9/8/chartex" xmlns:cx2="http://schemas.microsoft.com/office/drawing/2015/10/21/chartex" xmlns:cx3="http://schemas.microsoft.com/office/drawing/2016/5/9/chartex" xmlns:cx4="http://schemas.microsoft.com/office/drawing/2016/5/10/chartex" xmlns:cx5="http://schemas.microsoft.com/office/drawing/2016/5/11/chartex" xmlns:cx6="http://schemas.microsoft.com/office/drawing/2016/5/12/chartex" xmlns:cx7="http://schemas.microsoft.com/office/drawing/2016/5/13/chartex" xmlns:cx8="http://schemas.microsoft.com/office/drawing/2016/5/14/chartex" xmlns:mc="http://schemas.openxmlformats.org/markup-compatibility/2006" xmlns:aink="http://schemas.microsoft.com/office/drawing/2016/ink" xmlns:am3d="http://schemas.microsoft.com/office/drawing/2017/model3d" xmlns:o="urn:schemas-microsoft-com:office:office" xmlns:oel="http://schemas.microsoft.com/office/2019/extlst" xmlns:r="http://schemas.openxmlformats.org/officeDocument/2006/relationships" xmlns:m="http://schemas.openxmlformats.org/officeDocument/2006/math" xmlns:v="urn:schemas-microsoft-com:vml" xmlns:wp14="http://schemas.microsoft.com/office/word/2010/wordprocessingDrawing" xmlns:wp="http://schemas.openxmlformats.org/drawingml/2006/wordprocessingDrawing" xmlns:w10="urn:schemas-microsoft-com:office:word" xmlns:w="http://schemas.openxmlformats.org/wordprocessingml/2006/main" xmlns:w14="http://schemas.microsoft.com/office/word/2010/wordml" xmlns:w15="http://schemas.microsoft.com/office/word/2012/wordml" xmlns:w16cex="http://schemas.microsoft.com/office/word/2018/wordml/cex" xmlns:w16cid="http://schemas.microsoft.com/office/word/2016/wordml/cid" xmlns:w16="http://schemas.microsoft.com/office/word/2018/wordml" xmlns:w16du="http://schemas.microsoft.com/office/word/2023/wordml/word16du" xmlns:w16sdtdh="http://schemas.microsoft.com/office/word/2020/wordml/sdtdatahash" xmlns:w16sdtfl="http://schemas.microsoft.com/office/word/2024/wordml/sdtformatlock" xmlns:w16se="http://schemas.microsoft.com/office/word/2015/wordml/symex" xmlns:wpg="http://schemas.microsoft.com/office/word/2010/wordprocessingGroup" xmlns:wpi="http://schemas.microsoft.com/office/word/2010/wordprocessingInk" xmlns:wne="http://schemas.microsoft.com/office/word/2006/wordml" xmlns:wps="http://schemas.microsoft.com/office/word/2010/wordprocessingShape" mc:Ignorable="w14 w15 w16se w16cid w16 w16cex w16sdtdh w16sdtfl w16du wp14">
   <w:abstractNum w:abstractNumId="0" w15:restartNumberingAfterBreak="0">
-    <w:nsid w:val="1EE916C1"/>
+    <w:nsid w:val="15575298"/>
     <w:multiLevelType w:val="hybridMultilevel"/>
-    <w:tmpl w:val="2A764CD6"/>
-    <w:lvl w:ilvl="0" w:tplc="1332CD00">
+    <w:tmpl w:val="AF0AB5B4"/>
+    <w:lvl w:ilvl="0" w:tplc="2F1E165A">
       <w:start w:val="1"/>
       <w:numFmt w:val="decimal"/>
-      <w:lvlText w:val="[%1]"/>
+      <w:lvlText w:val="%1."/>
       <w:lvlJc w:val="left"/>
       <w:pPr>
-        <w:ind w:left="720" w:hanging="560"/>
+        <w:ind w:left="720" w:hanging="360"/>
       </w:pPr>
     </w:lvl>
-    <w:lvl w:ilvl="1" w:tplc="F12E031E">
+    <w:lvl w:ilvl="1" w:tplc="F5963C52">
       <w:numFmt w:val="decimal"/>
       <w:lvlText w:val=""/>
       <w:lvlJc w:val="left"/>
     </w:lvl>
-    <w:lvl w:ilvl="2" w:tplc="EFB47D70">
+    <w:lvl w:ilvl="2" w:tplc="70969D1A">
       <w:numFmt w:val="decimal"/>
       <w:lvlText w:val=""/>
       <w:lvlJc w:val="left"/>
     </w:lvl>
-    <w:lvl w:ilvl="3" w:tplc="B838E462">
+    <w:lvl w:ilvl="3" w:tplc="84901DDC">
       <w:numFmt w:val="decimal"/>
       <w:lvlText w:val=""/>
       <w:lvlJc w:val="left"/>
     </w:lvl>
-    <w:lvl w:ilvl="4" w:tplc="274013CE">
+    <w:lvl w:ilvl="4" w:tplc="EF46E578">
       <w:numFmt w:val="decimal"/>
       <w:lvlText w:val=""/>
       <w:lvlJc w:val="left"/>
     </w:lvl>
-    <w:lvl w:ilvl="5" w:tplc="15F6E4C8">
+    <w:lvl w:ilvl="5" w:tplc="ED9C14EA">
       <w:numFmt w:val="decimal"/>
       <w:lvlText w:val=""/>
       <w:lvlJc w:val="left"/>
     </w:lvl>
-    <w:lvl w:ilvl="6" w:tplc="7E5034E0">
+    <w:lvl w:ilvl="6" w:tplc="AAF40832">
       <w:numFmt w:val="decimal"/>
       <w:lvlText w:val=""/>
       <w:lvlJc w:val="left"/>
     </w:lvl>
-    <w:lvl w:ilvl="7" w:tplc="E7402A58">
+    <w:lvl w:ilvl="7" w:tplc="C96E1D6A">
       <w:numFmt w:val="decimal"/>
       <w:lvlText w:val=""/>
       <w:lvlJc w:val="left"/>
     </w:lvl>
-    <w:lvl w:ilvl="8" w:tplc="FB2C6FDA">
+    <w:lvl w:ilvl="8" w:tplc="F490FCE0">
       <w:numFmt w:val="decimal"/>
       <w:lvlText w:val=""/>
       <w:lvlJc w:val="left"/>
     </w:lvl>
   </w:abstractNum>
   <w:abstractNum w:abstractNumId="1" w15:restartNumberingAfterBreak="0">
-    <w:nsid w:val="36DB3C1B"/>
+    <w:nsid w:val="260A1213"/>
     <w:multiLevelType w:val="hybridMultilevel"/>
-    <w:tmpl w:val="AA086C06"/>
-    <w:lvl w:ilvl="0" w:tplc="C0C24462" w:tentative="1">
-      <w:start w:val="1"/>
-      <w:numFmt w:val="bullet"/>
-      <w:lvlText w:val="●"/>
-      <w:lvlJc w:val="left"/>
-      <w:pPr>
-        <w:ind w:left="720" w:hanging="360"/>
-      </w:pPr>
-    </w:lvl>
-    <w:lvl w:ilvl="1" w:tplc="B8EE2534" w:tentative="1">
-      <w:start w:val="1"/>
-      <w:numFmt w:val="bullet"/>
-      <w:lvlText w:val="○"/>
-      <w:lvlJc w:val="left"/>
-      <w:pPr>
-        <w:ind w:left="1440" w:hanging="360"/>
-      </w:pPr>
-    </w:lvl>
-    <w:lvl w:ilvl="2" w:tplc="BDFCEC7A" w:tentative="1">
-      <w:start w:val="1"/>
-      <w:numFmt w:val="bullet"/>
-      <w:lvlText w:val="■"/>
-      <w:lvlJc w:val="left"/>
-      <w:pPr>
-        <w:ind w:left="2160" w:hanging="360"/>
-      </w:pPr>
-    </w:lvl>
-    <w:lvl w:ilvl="3" w:tplc="B2E8DDAA" w:tentative="1">
-      <w:start w:val="1"/>
-      <w:numFmt w:val="bullet"/>
-      <w:lvlText w:val="●"/>
-      <w:lvlJc w:val="left"/>
-      <w:pPr>
-        <w:ind w:left="2880" w:hanging="360"/>
-      </w:pPr>
-    </w:lvl>
-    <w:lvl w:ilvl="4" w:tplc="51161F76" w:tentative="1">
-      <w:start w:val="1"/>
-      <w:numFmt w:val="bullet"/>
-      <w:lvlText w:val="○"/>
-      <w:lvlJc w:val="left"/>
-      <w:pPr>
-        <w:ind w:left="3600" w:hanging="360"/>
-      </w:pPr>
-    </w:lvl>
-    <w:lvl w:ilvl="5" w:tplc="4D32DE3C" w:tentative="1">
-      <w:start w:val="1"/>
-      <w:numFmt w:val="bullet"/>
-      <w:lvlText w:val="■"/>
-      <w:lvlJc w:val="left"/>
-      <w:pPr>
-        <w:ind w:left="4320" w:hanging="360"/>
-      </w:pPr>
-    </w:lvl>
-    <w:lvl w:ilvl="6" w:tplc="3B3613CC" w:tentative="1">
-      <w:start w:val="1"/>
-      <w:numFmt w:val="bullet"/>
-      <w:lvlText w:val="●"/>
-      <w:lvlJc w:val="left"/>
-      <w:pPr>
-        <w:ind w:left="5040" w:hanging="360"/>
-      </w:pPr>
-    </w:lvl>
-    <w:lvl w:ilvl="7" w:tplc="D7F6B4E4" w:tentative="1">
-      <w:start w:val="1"/>
-      <w:numFmt w:val="bullet"/>
-      <w:lvlText w:val="●"/>
-      <w:lvlJc w:val="left"/>
-      <w:pPr>
-        <w:ind w:left="5760" w:hanging="360"/>
-      </w:pPr>
-    </w:lvl>
-    <w:lvl w:ilvl="8" w:tplc="320C4DAE" w:tentative="1">
-      <w:start w:val="1"/>
-      <w:numFmt w:val="bullet"/>
-      <w:lvlText w:val="●"/>
-      <w:lvlJc w:val="left"/>
-      <w:pPr>
-        <w:ind w:left="6480" w:hanging="360"/>
-      </w:pPr>
-    </w:lvl>
-  </w:abstractNum>
-  <w:abstractNum w:abstractNumId="2" w15:restartNumberingAfterBreak="0">
-    <w:nsid w:val="3E580164"/>
-    <w:multiLevelType w:val="hybridMultilevel"/>
-    <w:tmpl w:val="0966D79A"/>
-    <w:lvl w:ilvl="0" w:tplc="D59424AE">
+    <w:tmpl w:val="4810EA84"/>
+    <w:lvl w:ilvl="0" w:tplc="7C1CA862">
       <w:start w:val="1"/>
       <w:numFmt w:val="bullet"/>
       <w:lvlText w:val="•"/>
@@ -21767,7 +22639,7 @@
         <w:ind w:left="720" w:hanging="360"/>
       </w:pPr>
     </w:lvl>
-    <w:lvl w:ilvl="1" w:tplc="8BA82C16" w:tentative="1">
+    <w:lvl w:ilvl="1" w:tplc="3962E912" w:tentative="1">
       <w:start w:val="1"/>
       <w:numFmt w:val="bullet"/>
       <w:lvlText w:val="–"/>
@@ -21776,104 +22648,190 @@
         <w:ind w:left="1440" w:hanging="360"/>
       </w:pPr>
     </w:lvl>
-    <w:lvl w:ilvl="2" w:tplc="BEEA9A6E">
+    <w:lvl w:ilvl="2" w:tplc="EE2A55E8">
       <w:numFmt w:val="decimal"/>
       <w:lvlText w:val=""/>
       <w:lvlJc w:val="left"/>
     </w:lvl>
-    <w:lvl w:ilvl="3" w:tplc="1A3A8B58">
+    <w:lvl w:ilvl="3" w:tplc="103AD814">
       <w:numFmt w:val="decimal"/>
       <w:lvlText w:val=""/>
       <w:lvlJc w:val="left"/>
     </w:lvl>
-    <w:lvl w:ilvl="4" w:tplc="22D47BFC">
+    <w:lvl w:ilvl="4" w:tplc="32DEE55E">
       <w:numFmt w:val="decimal"/>
       <w:lvlText w:val=""/>
       <w:lvlJc w:val="left"/>
     </w:lvl>
-    <w:lvl w:ilvl="5" w:tplc="CEA89D54">
+    <w:lvl w:ilvl="5" w:tplc="F81AC4AE">
       <w:numFmt w:val="decimal"/>
       <w:lvlText w:val=""/>
       <w:lvlJc w:val="left"/>
     </w:lvl>
-    <w:lvl w:ilvl="6" w:tplc="1A06A5FC">
+    <w:lvl w:ilvl="6" w:tplc="EC48467C">
       <w:numFmt w:val="decimal"/>
       <w:lvlText w:val=""/>
       <w:lvlJc w:val="left"/>
     </w:lvl>
-    <w:lvl w:ilvl="7" w:tplc="5ED6CA3A">
+    <w:lvl w:ilvl="7" w:tplc="5CE4EB8E">
       <w:numFmt w:val="decimal"/>
       <w:lvlText w:val=""/>
       <w:lvlJc w:val="left"/>
     </w:lvl>
-    <w:lvl w:ilvl="8" w:tplc="BEB60490">
+    <w:lvl w:ilvl="8" w:tplc="290AF08A">
       <w:numFmt w:val="decimal"/>
       <w:lvlText w:val=""/>
       <w:lvlJc w:val="left"/>
     </w:lvl>
   </w:abstractNum>
+  <w:abstractNum w:abstractNumId="2" w15:restartNumberingAfterBreak="0">
+    <w:nsid w:val="42E4682C"/>
+    <w:multiLevelType w:val="hybridMultilevel"/>
+    <w:tmpl w:val="C8A84ABA"/>
+    <w:lvl w:ilvl="0" w:tplc="1388B8C0" w:tentative="1">
+      <w:start w:val="1"/>
+      <w:numFmt w:val="bullet"/>
+      <w:lvlText w:val="●"/>
+      <w:lvlJc w:val="left"/>
+      <w:pPr>
+        <w:ind w:left="720" w:hanging="360"/>
+      </w:pPr>
+    </w:lvl>
+    <w:lvl w:ilvl="1" w:tplc="192640B6" w:tentative="1">
+      <w:start w:val="1"/>
+      <w:numFmt w:val="bullet"/>
+      <w:lvlText w:val="○"/>
+      <w:lvlJc w:val="left"/>
+      <w:pPr>
+        <w:ind w:left="1440" w:hanging="360"/>
+      </w:pPr>
+    </w:lvl>
+    <w:lvl w:ilvl="2" w:tplc="F6720A88" w:tentative="1">
+      <w:start w:val="1"/>
+      <w:numFmt w:val="bullet"/>
+      <w:lvlText w:val="■"/>
+      <w:lvlJc w:val="left"/>
+      <w:pPr>
+        <w:ind w:left="2160" w:hanging="360"/>
+      </w:pPr>
+    </w:lvl>
+    <w:lvl w:ilvl="3" w:tplc="669016F0" w:tentative="1">
+      <w:start w:val="1"/>
+      <w:numFmt w:val="bullet"/>
+      <w:lvlText w:val="●"/>
+      <w:lvlJc w:val="left"/>
+      <w:pPr>
+        <w:ind w:left="2880" w:hanging="360"/>
+      </w:pPr>
+    </w:lvl>
+    <w:lvl w:ilvl="4" w:tplc="6FAA541C" w:tentative="1">
+      <w:start w:val="1"/>
+      <w:numFmt w:val="bullet"/>
+      <w:lvlText w:val="○"/>
+      <w:lvlJc w:val="left"/>
+      <w:pPr>
+        <w:ind w:left="3600" w:hanging="360"/>
+      </w:pPr>
+    </w:lvl>
+    <w:lvl w:ilvl="5" w:tplc="4280BA6A" w:tentative="1">
+      <w:start w:val="1"/>
+      <w:numFmt w:val="bullet"/>
+      <w:lvlText w:val="■"/>
+      <w:lvlJc w:val="left"/>
+      <w:pPr>
+        <w:ind w:left="4320" w:hanging="360"/>
+      </w:pPr>
+    </w:lvl>
+    <w:lvl w:ilvl="6" w:tplc="E328FD9E" w:tentative="1">
+      <w:start w:val="1"/>
+      <w:numFmt w:val="bullet"/>
+      <w:lvlText w:val="●"/>
+      <w:lvlJc w:val="left"/>
+      <w:pPr>
+        <w:ind w:left="5040" w:hanging="360"/>
+      </w:pPr>
+    </w:lvl>
+    <w:lvl w:ilvl="7" w:tplc="53DC6FB8" w:tentative="1">
+      <w:start w:val="1"/>
+      <w:numFmt w:val="bullet"/>
+      <w:lvlText w:val="●"/>
+      <w:lvlJc w:val="left"/>
+      <w:pPr>
+        <w:ind w:left="5760" w:hanging="360"/>
+      </w:pPr>
+    </w:lvl>
+    <w:lvl w:ilvl="8" w:tplc="6258640A" w:tentative="1">
+      <w:start w:val="1"/>
+      <w:numFmt w:val="bullet"/>
+      <w:lvlText w:val="●"/>
+      <w:lvlJc w:val="left"/>
+      <w:pPr>
+        <w:ind w:left="6480" w:hanging="360"/>
+      </w:pPr>
+    </w:lvl>
+  </w:abstractNum>
   <w:abstractNum w:abstractNumId="3" w15:restartNumberingAfterBreak="0">
-    <w:nsid w:val="6E032A78"/>
+    <w:nsid w:val="47874F22"/>
     <w:multiLevelType w:val="hybridMultilevel"/>
-    <w:tmpl w:val="0F105E82"/>
-    <w:lvl w:ilvl="0" w:tplc="336E4A60">
+    <w:tmpl w:val="032CE99C"/>
+    <w:lvl w:ilvl="0" w:tplc="96A6F1C8">
       <w:start w:val="1"/>
       <w:numFmt w:val="decimal"/>
-      <w:lvlText w:val="%1."/>
+      <w:lvlText w:val="[%1]"/>
       <w:lvlJc w:val="left"/>
       <w:pPr>
-        <w:ind w:left="720" w:hanging="360"/>
+        <w:ind w:left="720" w:hanging="560"/>
       </w:pPr>
     </w:lvl>
-    <w:lvl w:ilvl="1" w:tplc="B1CA37A8">
+    <w:lvl w:ilvl="1" w:tplc="2788EFF2">
       <w:numFmt w:val="decimal"/>
       <w:lvlText w:val=""/>
       <w:lvlJc w:val="left"/>
     </w:lvl>
-    <w:lvl w:ilvl="2" w:tplc="86B2FD14">
+    <w:lvl w:ilvl="2" w:tplc="C896C762">
       <w:numFmt w:val="decimal"/>
       <w:lvlText w:val=""/>
       <w:lvlJc w:val="left"/>
     </w:lvl>
-    <w:lvl w:ilvl="3" w:tplc="95EE55E2">
+    <w:lvl w:ilvl="3" w:tplc="B172DBCC">
       <w:numFmt w:val="decimal"/>
       <w:lvlText w:val=""/>
       <w:lvlJc w:val="left"/>
     </w:lvl>
-    <w:lvl w:ilvl="4" w:tplc="2200D806">
+    <w:lvl w:ilvl="4" w:tplc="CDEC5378">
       <w:numFmt w:val="decimal"/>
       <w:lvlText w:val=""/>
       <w:lvlJc w:val="left"/>
     </w:lvl>
-    <w:lvl w:ilvl="5" w:tplc="1B82BE4E">
+    <w:lvl w:ilvl="5" w:tplc="77627CAA">
       <w:numFmt w:val="decimal"/>
       <w:lvlText w:val=""/>
       <w:lvlJc w:val="left"/>
     </w:lvl>
-    <w:lvl w:ilvl="6" w:tplc="534A98AC">
+    <w:lvl w:ilvl="6" w:tplc="2BD2A5DE">
       <w:numFmt w:val="decimal"/>
       <w:lvlText w:val=""/>
       <w:lvlJc w:val="left"/>
     </w:lvl>
-    <w:lvl w:ilvl="7" w:tplc="8F6CCEE2">
+    <w:lvl w:ilvl="7" w:tplc="A5F2B092">
       <w:numFmt w:val="decimal"/>
       <w:lvlText w:val=""/>
       <w:lvlJc w:val="left"/>
     </w:lvl>
-    <w:lvl w:ilvl="8" w:tplc="6A9656CA">
+    <w:lvl w:ilvl="8" w:tplc="65CE21C4">
       <w:numFmt w:val="decimal"/>
       <w:lvlText w:val=""/>
       <w:lvlJc w:val="left"/>
     </w:lvl>
   </w:abstractNum>
-  <w:num w:numId="1" w16cid:durableId="564730417">
-    <w:abstractNumId w:val="1"/>
+  <w:num w:numId="1" w16cid:durableId="2084989132">
+    <w:abstractNumId w:val="2"/>
     <w:lvlOverride w:ilvl="0">
       <w:startOverride w:val="1"/>
     </w:lvlOverride>
   </w:num>
-  <w:num w:numId="2" w16cid:durableId="1429152967">
-    <w:abstractNumId w:val="2"/>
+  <w:num w:numId="2" w16cid:durableId="159079516">
+    <w:abstractNumId w:val="1"/>
     <w:lvlOverride w:ilvl="0">
       <w:startOverride w:val="1"/>
     </w:lvlOverride>
@@ -21881,14 +22839,14 @@
       <w:startOverride w:val="1"/>
     </w:lvlOverride>
   </w:num>
-  <w:num w:numId="3" w16cid:durableId="710299333">
-    <w:abstractNumId w:val="0"/>
+  <w:num w:numId="3" w16cid:durableId="1656178971">
+    <w:abstractNumId w:val="3"/>
     <w:lvlOverride w:ilvl="0">
       <w:startOverride w:val="1"/>
     </w:lvlOverride>
   </w:num>
-  <w:num w:numId="4" w16cid:durableId="1635987123">
-    <w:abstractNumId w:val="3"/>
+  <w:num w:numId="4" w16cid:durableId="1365520903">
+    <w:abstractNumId w:val="0"/>
     <w:lvlOverride w:ilvl="0">
       <w:startOverride w:val="1"/>
     </w:lvlOverride>
@@ -22530,7 +23488,7 @@
     <w:autoRedefine/>
     <w:uiPriority w:val="39"/>
     <w:unhideWhenUsed/>
-    <w:rsid w:val="00FB29AB"/>
+    <w:rsid w:val="009002B1"/>
     <w:pPr>
       <w:spacing w:after="100"/>
     </w:pPr>
@@ -22542,7 +23500,7 @@
     <w:autoRedefine/>
     <w:uiPriority w:val="39"/>
     <w:unhideWhenUsed/>
-    <w:rsid w:val="00FB29AB"/>
+    <w:rsid w:val="009002B1"/>
     <w:pPr>
       <w:spacing w:after="100"/>
       <w:ind w:left="260"/>
@@ -22555,7 +23513,7 @@
     <w:autoRedefine/>
     <w:uiPriority w:val="39"/>
     <w:unhideWhenUsed/>
-    <w:rsid w:val="00FB29AB"/>
+    <w:rsid w:val="009002B1"/>
     <w:pPr>
       <w:spacing w:after="100"/>
       <w:ind w:left="520"/>

--- a/BaoCao_DoAn.docx
+++ b/BaoCao_DoAn.docx
@@ -232,7 +232,12 @@
               <w:tab w:val="right" w:leader="dot" w:pos="9061"/>
             </w:tabs>
             <w:rPr>
+              <w:rFonts w:asciiTheme="minorHAnsi" w:eastAsiaTheme="minorEastAsia" w:hAnsiTheme="minorHAnsi" w:cstheme="minorBidi"/>
               <w:noProof/>
+              <w:kern w:val="2"/>
+              <w:sz w:val="24"/>
+              <w:szCs w:val="24"/>
+              <w14:ligatures w14:val="standardContextual"/>
             </w:rPr>
           </w:pPr>
           <w:r>
@@ -244,7 +249,7 @@
           <w:r>
             <w:fldChar w:fldCharType="separate"/>
           </w:r>
-          <w:hyperlink w:anchor="_Toc243838753" w:history="1">
+          <w:hyperlink w:anchor="_Toc244112243" w:history="1">
             <w:r>
               <w:rPr>
                 <w:rStyle w:val="Hyperlink"/>
@@ -268,7 +273,7 @@
               <w:rPr>
                 <w:noProof/>
               </w:rPr>
-              <w:instrText xml:space="preserve"> PAGEREF _Toc243838753 \h </w:instrText>
+              <w:instrText xml:space="preserve"> PAGEREF _Toc244112243 \h </w:instrText>
             </w:r>
             <w:r>
               <w:rPr>
@@ -302,10 +307,15 @@
               <w:tab w:val="right" w:leader="dot" w:pos="9061"/>
             </w:tabs>
             <w:rPr>
+              <w:rFonts w:asciiTheme="minorHAnsi" w:eastAsiaTheme="minorEastAsia" w:hAnsiTheme="minorHAnsi" w:cstheme="minorBidi"/>
               <w:noProof/>
+              <w:kern w:val="2"/>
+              <w:sz w:val="24"/>
+              <w:szCs w:val="24"/>
+              <w14:ligatures w14:val="standardContextual"/>
             </w:rPr>
           </w:pPr>
-          <w:hyperlink w:anchor="_Toc243838754" w:history="1">
+          <w:hyperlink w:anchor="_Toc244112244" w:history="1">
             <w:r>
               <w:rPr>
                 <w:rStyle w:val="Hyperlink"/>
@@ -329,7 +339,7 @@
               <w:rPr>
                 <w:noProof/>
               </w:rPr>
-              <w:instrText xml:space="preserve"> PAGEREF _Toc243838754 \h </w:instrText>
+              <w:instrText xml:space="preserve"> PAGEREF _Toc244112244 \h </w:instrText>
             </w:r>
             <w:r>
               <w:rPr>
@@ -363,10 +373,15 @@
               <w:tab w:val="right" w:leader="dot" w:pos="9061"/>
             </w:tabs>
             <w:rPr>
+              <w:rFonts w:asciiTheme="minorHAnsi" w:eastAsiaTheme="minorEastAsia" w:hAnsiTheme="minorHAnsi" w:cstheme="minorBidi"/>
               <w:noProof/>
+              <w:kern w:val="2"/>
+              <w:sz w:val="24"/>
+              <w:szCs w:val="24"/>
+              <w14:ligatures w14:val="standardContextual"/>
             </w:rPr>
           </w:pPr>
-          <w:hyperlink w:anchor="_Toc243838755" w:history="1">
+          <w:hyperlink w:anchor="_Toc244112245" w:history="1">
             <w:r>
               <w:rPr>
                 <w:rStyle w:val="Hyperlink"/>
@@ -390,7 +405,7 @@
               <w:rPr>
                 <w:noProof/>
               </w:rPr>
-              <w:instrText xml:space="preserve"> PAGEREF _Toc243838755 \h </w:instrText>
+              <w:instrText xml:space="preserve"> PAGEREF _Toc244112245 \h </w:instrText>
             </w:r>
             <w:r>
               <w:rPr>
@@ -424,10 +439,15 @@
               <w:tab w:val="right" w:leader="dot" w:pos="9061"/>
             </w:tabs>
             <w:rPr>
+              <w:rFonts w:asciiTheme="minorHAnsi" w:eastAsiaTheme="minorEastAsia" w:hAnsiTheme="minorHAnsi" w:cstheme="minorBidi"/>
               <w:noProof/>
+              <w:kern w:val="2"/>
+              <w:sz w:val="24"/>
+              <w:szCs w:val="24"/>
+              <w14:ligatures w14:val="standardContextual"/>
             </w:rPr>
           </w:pPr>
-          <w:hyperlink w:anchor="_Toc243838756" w:history="1">
+          <w:hyperlink w:anchor="_Toc244112246" w:history="1">
             <w:r>
               <w:rPr>
                 <w:rStyle w:val="Hyperlink"/>
@@ -451,7 +471,7 @@
               <w:rPr>
                 <w:noProof/>
               </w:rPr>
-              <w:instrText xml:space="preserve"> PAGEREF _Toc243838756 \h </w:instrText>
+              <w:instrText xml:space="preserve"> PAGEREF _Toc244112246 \h </w:instrText>
             </w:r>
             <w:r>
               <w:rPr>
@@ -485,10 +505,15 @@
               <w:tab w:val="right" w:leader="dot" w:pos="9061"/>
             </w:tabs>
             <w:rPr>
+              <w:rFonts w:asciiTheme="minorHAnsi" w:eastAsiaTheme="minorEastAsia" w:hAnsiTheme="minorHAnsi" w:cstheme="minorBidi"/>
               <w:noProof/>
+              <w:kern w:val="2"/>
+              <w:sz w:val="24"/>
+              <w:szCs w:val="24"/>
+              <w14:ligatures w14:val="standardContextual"/>
             </w:rPr>
           </w:pPr>
-          <w:hyperlink w:anchor="_Toc243838757" w:history="1">
+          <w:hyperlink w:anchor="_Toc244112247" w:history="1">
             <w:r>
               <w:rPr>
                 <w:rStyle w:val="Hyperlink"/>
@@ -512,7 +537,7 @@
               <w:rPr>
                 <w:noProof/>
               </w:rPr>
-              <w:instrText xml:space="preserve"> PAGEREF _Toc243838757 \h </w:instrText>
+              <w:instrText xml:space="preserve"> PAGEREF _Toc244112247 \h </w:instrText>
             </w:r>
             <w:r>
               <w:rPr>
@@ -546,10 +571,15 @@
               <w:tab w:val="right" w:leader="dot" w:pos="9061"/>
             </w:tabs>
             <w:rPr>
+              <w:rFonts w:asciiTheme="minorHAnsi" w:eastAsiaTheme="minorEastAsia" w:hAnsiTheme="minorHAnsi" w:cstheme="minorBidi"/>
               <w:noProof/>
+              <w:kern w:val="2"/>
+              <w:sz w:val="24"/>
+              <w:szCs w:val="24"/>
+              <w14:ligatures w14:val="standardContextual"/>
             </w:rPr>
           </w:pPr>
-          <w:hyperlink w:anchor="_Toc243838758" w:history="1">
+          <w:hyperlink w:anchor="_Toc244112248" w:history="1">
             <w:r>
               <w:rPr>
                 <w:rStyle w:val="Hyperlink"/>
@@ -573,7 +603,7 @@
               <w:rPr>
                 <w:noProof/>
               </w:rPr>
-              <w:instrText xml:space="preserve"> PAGEREF _Toc243838758 \h </w:instrText>
+              <w:instrText xml:space="preserve"> PAGEREF _Toc244112248 \h </w:instrText>
             </w:r>
             <w:r>
               <w:rPr>
@@ -591,6 +621,72 @@
                 <w:noProof/>
               </w:rPr>
               <w:t>5</w:t>
+            </w:r>
+            <w:r>
+              <w:rPr>
+                <w:noProof/>
+              </w:rPr>
+              <w:fldChar w:fldCharType="end"/>
+            </w:r>
+          </w:hyperlink>
+        </w:p>
+        <w:p>
+          <w:pPr>
+            <w:pStyle w:val="TOC1"/>
+            <w:tabs>
+              <w:tab w:val="right" w:leader="dot" w:pos="9061"/>
+            </w:tabs>
+            <w:rPr>
+              <w:rFonts w:asciiTheme="minorHAnsi" w:eastAsiaTheme="minorEastAsia" w:hAnsiTheme="minorHAnsi" w:cstheme="minorBidi"/>
+              <w:noProof/>
+              <w:kern w:val="2"/>
+              <w:sz w:val="24"/>
+              <w:szCs w:val="24"/>
+              <w14:ligatures w14:val="standardContextual"/>
+            </w:rPr>
+          </w:pPr>
+          <w:hyperlink w:anchor="_Toc244112249" w:history="1">
+            <w:r>
+              <w:rPr>
+                <w:rStyle w:val="Hyperlink"/>
+                <w:noProof/>
+              </w:rPr>
+              <w:t>CHƯƠNG 2. CƠ SỞ LÝ THUYẾT</w:t>
+            </w:r>
+            <w:r>
+              <w:rPr>
+                <w:noProof/>
+              </w:rPr>
+              <w:tab/>
+            </w:r>
+            <w:r>
+              <w:rPr>
+                <w:noProof/>
+              </w:rPr>
+              <w:fldChar w:fldCharType="begin"/>
+            </w:r>
+            <w:r>
+              <w:rPr>
+                <w:noProof/>
+              </w:rPr>
+              <w:instrText xml:space="preserve"> PAGEREF _Toc244112249 \h </w:instrText>
+            </w:r>
+            <w:r>
+              <w:rPr>
+                <w:noProof/>
+              </w:rPr>
+            </w:r>
+            <w:r>
+              <w:rPr>
+                <w:noProof/>
+              </w:rPr>
+              <w:fldChar w:fldCharType="separate"/>
+            </w:r>
+            <w:r>
+              <w:rPr>
+                <w:noProof/>
+              </w:rPr>
+              <w:t>6</w:t>
             </w:r>
             <w:r>
               <w:rPr>
@@ -607,16 +703,21 @@
               <w:tab w:val="right" w:leader="dot" w:pos="9061"/>
             </w:tabs>
             <w:rPr>
+              <w:rFonts w:asciiTheme="minorHAnsi" w:eastAsiaTheme="minorEastAsia" w:hAnsiTheme="minorHAnsi" w:cstheme="minorBidi"/>
               <w:noProof/>
+              <w:kern w:val="2"/>
+              <w:sz w:val="24"/>
+              <w:szCs w:val="24"/>
+              <w14:ligatures w14:val="standardContextual"/>
             </w:rPr>
           </w:pPr>
-          <w:hyperlink w:anchor="_Toc243838759" w:history="1">
+          <w:hyperlink w:anchor="_Toc244112250" w:history="1">
             <w:r>
               <w:rPr>
                 <w:rStyle w:val="Hyperlink"/>
                 <w:noProof/>
               </w:rPr>
-              <w:t>1.5. Cấu trúc báo cáo</w:t>
+              <w:t>2.1. Data Lake và phân vùng dữ liệu</w:t>
             </w:r>
             <w:r>
               <w:rPr>
@@ -634,7 +735,7 @@
               <w:rPr>
                 <w:noProof/>
               </w:rPr>
-              <w:instrText xml:space="preserve"> PAGEREF _Toc243838759 \h </w:instrText>
+              <w:instrText xml:space="preserve"> PAGEREF _Toc244112250 \h </w:instrText>
             </w:r>
             <w:r>
               <w:rPr>
@@ -651,7 +752,337 @@
               <w:rPr>
                 <w:noProof/>
               </w:rPr>
-              <w:t>5</w:t>
+              <w:t>6</w:t>
+            </w:r>
+            <w:r>
+              <w:rPr>
+                <w:noProof/>
+              </w:rPr>
+              <w:fldChar w:fldCharType="end"/>
+            </w:r>
+          </w:hyperlink>
+        </w:p>
+        <w:p>
+          <w:pPr>
+            <w:pStyle w:val="TOC2"/>
+            <w:tabs>
+              <w:tab w:val="right" w:leader="dot" w:pos="9061"/>
+            </w:tabs>
+            <w:rPr>
+              <w:rFonts w:asciiTheme="minorHAnsi" w:eastAsiaTheme="minorEastAsia" w:hAnsiTheme="minorHAnsi" w:cstheme="minorBidi"/>
+              <w:noProof/>
+              <w:kern w:val="2"/>
+              <w:sz w:val="24"/>
+              <w:szCs w:val="24"/>
+              <w14:ligatures w14:val="standardContextual"/>
+            </w:rPr>
+          </w:pPr>
+          <w:hyperlink w:anchor="_Toc244112251" w:history="1">
+            <w:r>
+              <w:rPr>
+                <w:rStyle w:val="Hyperlink"/>
+                <w:noProof/>
+              </w:rPr>
+              <w:t>2.2. Kho dữ liệu, ETL và lược đồ hình sao</w:t>
+            </w:r>
+            <w:r>
+              <w:rPr>
+                <w:noProof/>
+              </w:rPr>
+              <w:tab/>
+            </w:r>
+            <w:r>
+              <w:rPr>
+                <w:noProof/>
+              </w:rPr>
+              <w:fldChar w:fldCharType="begin"/>
+            </w:r>
+            <w:r>
+              <w:rPr>
+                <w:noProof/>
+              </w:rPr>
+              <w:instrText xml:space="preserve"> PAGEREF _Toc244112251 \h </w:instrText>
+            </w:r>
+            <w:r>
+              <w:rPr>
+                <w:noProof/>
+              </w:rPr>
+            </w:r>
+            <w:r>
+              <w:rPr>
+                <w:noProof/>
+              </w:rPr>
+              <w:fldChar w:fldCharType="separate"/>
+            </w:r>
+            <w:r>
+              <w:rPr>
+                <w:noProof/>
+              </w:rPr>
+              <w:t>6</w:t>
+            </w:r>
+            <w:r>
+              <w:rPr>
+                <w:noProof/>
+              </w:rPr>
+              <w:fldChar w:fldCharType="end"/>
+            </w:r>
+          </w:hyperlink>
+        </w:p>
+        <w:p>
+          <w:pPr>
+            <w:pStyle w:val="TOC2"/>
+            <w:tabs>
+              <w:tab w:val="right" w:leader="dot" w:pos="9061"/>
+            </w:tabs>
+            <w:rPr>
+              <w:rFonts w:asciiTheme="minorHAnsi" w:eastAsiaTheme="minorEastAsia" w:hAnsiTheme="minorHAnsi" w:cstheme="minorBidi"/>
+              <w:noProof/>
+              <w:kern w:val="2"/>
+              <w:sz w:val="24"/>
+              <w:szCs w:val="24"/>
+              <w14:ligatures w14:val="standardContextual"/>
+            </w:rPr>
+          </w:pPr>
+          <w:hyperlink w:anchor="_Toc244112252" w:history="1">
+            <w:r>
+              <w:rPr>
+                <w:rStyle w:val="Hyperlink"/>
+                <w:noProof/>
+              </w:rPr>
+              <w:t>2.3. Điều phối luồng dữ liệu với Apache Airflow</w:t>
+            </w:r>
+            <w:r>
+              <w:rPr>
+                <w:noProof/>
+              </w:rPr>
+              <w:tab/>
+            </w:r>
+            <w:r>
+              <w:rPr>
+                <w:noProof/>
+              </w:rPr>
+              <w:fldChar w:fldCharType="begin"/>
+            </w:r>
+            <w:r>
+              <w:rPr>
+                <w:noProof/>
+              </w:rPr>
+              <w:instrText xml:space="preserve"> PAGEREF _Toc244112252 \h </w:instrText>
+            </w:r>
+            <w:r>
+              <w:rPr>
+                <w:noProof/>
+              </w:rPr>
+            </w:r>
+            <w:r>
+              <w:rPr>
+                <w:noProof/>
+              </w:rPr>
+              <w:fldChar w:fldCharType="separate"/>
+            </w:r>
+            <w:r>
+              <w:rPr>
+                <w:noProof/>
+              </w:rPr>
+              <w:t>6</w:t>
+            </w:r>
+            <w:r>
+              <w:rPr>
+                <w:noProof/>
+              </w:rPr>
+              <w:fldChar w:fldCharType="end"/>
+            </w:r>
+          </w:hyperlink>
+        </w:p>
+        <w:p>
+          <w:pPr>
+            <w:pStyle w:val="TOC2"/>
+            <w:tabs>
+              <w:tab w:val="right" w:leader="dot" w:pos="9061"/>
+            </w:tabs>
+            <w:rPr>
+              <w:rFonts w:asciiTheme="minorHAnsi" w:eastAsiaTheme="minorEastAsia" w:hAnsiTheme="minorHAnsi" w:cstheme="minorBidi"/>
+              <w:noProof/>
+              <w:kern w:val="2"/>
+              <w:sz w:val="24"/>
+              <w:szCs w:val="24"/>
+              <w14:ligatures w14:val="standardContextual"/>
+            </w:rPr>
+          </w:pPr>
+          <w:hyperlink w:anchor="_Toc244112253" w:history="1">
+            <w:r>
+              <w:rPr>
+                <w:rStyle w:val="Hyperlink"/>
+                <w:noProof/>
+              </w:rPr>
+              <w:t>2.4. Tiền xử lý văn bản và TF-IDF</w:t>
+            </w:r>
+            <w:r>
+              <w:rPr>
+                <w:noProof/>
+              </w:rPr>
+              <w:tab/>
+            </w:r>
+            <w:r>
+              <w:rPr>
+                <w:noProof/>
+              </w:rPr>
+              <w:fldChar w:fldCharType="begin"/>
+            </w:r>
+            <w:r>
+              <w:rPr>
+                <w:noProof/>
+              </w:rPr>
+              <w:instrText xml:space="preserve"> PAGEREF _Toc244112253 \h </w:instrText>
+            </w:r>
+            <w:r>
+              <w:rPr>
+                <w:noProof/>
+              </w:rPr>
+            </w:r>
+            <w:r>
+              <w:rPr>
+                <w:noProof/>
+              </w:rPr>
+              <w:fldChar w:fldCharType="separate"/>
+            </w:r>
+            <w:r>
+              <w:rPr>
+                <w:noProof/>
+              </w:rPr>
+              <w:t>7</w:t>
+            </w:r>
+            <w:r>
+              <w:rPr>
+                <w:noProof/>
+              </w:rPr>
+              <w:fldChar w:fldCharType="end"/>
+            </w:r>
+          </w:hyperlink>
+        </w:p>
+        <w:p>
+          <w:pPr>
+            <w:pStyle w:val="TOC2"/>
+            <w:tabs>
+              <w:tab w:val="right" w:leader="dot" w:pos="9061"/>
+            </w:tabs>
+            <w:rPr>
+              <w:rFonts w:asciiTheme="minorHAnsi" w:eastAsiaTheme="minorEastAsia" w:hAnsiTheme="minorHAnsi" w:cstheme="minorBidi"/>
+              <w:noProof/>
+              <w:kern w:val="2"/>
+              <w:sz w:val="24"/>
+              <w:szCs w:val="24"/>
+              <w14:ligatures w14:val="standardContextual"/>
+            </w:rPr>
+          </w:pPr>
+          <w:hyperlink w:anchor="_Toc244112254" w:history="1">
+            <w:r>
+              <w:rPr>
+                <w:rStyle w:val="Hyperlink"/>
+                <w:noProof/>
+              </w:rPr>
+              <w:t>2.5. Các mô hình phân loại</w:t>
+            </w:r>
+            <w:r>
+              <w:rPr>
+                <w:noProof/>
+              </w:rPr>
+              <w:tab/>
+            </w:r>
+            <w:r>
+              <w:rPr>
+                <w:noProof/>
+              </w:rPr>
+              <w:fldChar w:fldCharType="begin"/>
+            </w:r>
+            <w:r>
+              <w:rPr>
+                <w:noProof/>
+              </w:rPr>
+              <w:instrText xml:space="preserve"> PAGEREF _Toc244112254 \h </w:instrText>
+            </w:r>
+            <w:r>
+              <w:rPr>
+                <w:noProof/>
+              </w:rPr>
+            </w:r>
+            <w:r>
+              <w:rPr>
+                <w:noProof/>
+              </w:rPr>
+              <w:fldChar w:fldCharType="separate"/>
+            </w:r>
+            <w:r>
+              <w:rPr>
+                <w:noProof/>
+              </w:rPr>
+              <w:t>7</w:t>
+            </w:r>
+            <w:r>
+              <w:rPr>
+                <w:noProof/>
+              </w:rPr>
+              <w:fldChar w:fldCharType="end"/>
+            </w:r>
+          </w:hyperlink>
+        </w:p>
+        <w:p>
+          <w:pPr>
+            <w:pStyle w:val="TOC2"/>
+            <w:tabs>
+              <w:tab w:val="right" w:leader="dot" w:pos="9061"/>
+            </w:tabs>
+            <w:rPr>
+              <w:rFonts w:asciiTheme="minorHAnsi" w:eastAsiaTheme="minorEastAsia" w:hAnsiTheme="minorHAnsi" w:cstheme="minorBidi"/>
+              <w:noProof/>
+              <w:kern w:val="2"/>
+              <w:sz w:val="24"/>
+              <w:szCs w:val="24"/>
+              <w14:ligatures w14:val="standardContextual"/>
+            </w:rPr>
+          </w:pPr>
+          <w:hyperlink w:anchor="_Toc244112255" w:history="1">
+            <w:r>
+              <w:rPr>
+                <w:rStyle w:val="Hyperlink"/>
+                <w:noProof/>
+              </w:rPr>
+              <w:t>2.6. Độ đo đánh giá</w:t>
+            </w:r>
+            <w:r>
+              <w:rPr>
+                <w:noProof/>
+              </w:rPr>
+              <w:tab/>
+            </w:r>
+            <w:r>
+              <w:rPr>
+                <w:noProof/>
+              </w:rPr>
+              <w:fldChar w:fldCharType="begin"/>
+            </w:r>
+            <w:r>
+              <w:rPr>
+                <w:noProof/>
+              </w:rPr>
+              <w:instrText xml:space="preserve"> PAGEREF _Toc244112255 \h </w:instrText>
+            </w:r>
+            <w:r>
+              <w:rPr>
+                <w:noProof/>
+              </w:rPr>
+            </w:r>
+            <w:r>
+              <w:rPr>
+                <w:noProof/>
+              </w:rPr>
+              <w:fldChar w:fldCharType="separate"/>
+            </w:r>
+            <w:r>
+              <w:rPr>
+                <w:noProof/>
+              </w:rPr>
+              <w:t>7</w:t>
             </w:r>
             <w:r>
               <w:rPr>
@@ -668,16 +1099,21 @@
               <w:tab w:val="right" w:leader="dot" w:pos="9061"/>
             </w:tabs>
             <w:rPr>
+              <w:rFonts w:asciiTheme="minorHAnsi" w:eastAsiaTheme="minorEastAsia" w:hAnsiTheme="minorHAnsi" w:cstheme="minorBidi"/>
               <w:noProof/>
+              <w:kern w:val="2"/>
+              <w:sz w:val="24"/>
+              <w:szCs w:val="24"/>
+              <w14:ligatures w14:val="standardContextual"/>
             </w:rPr>
           </w:pPr>
-          <w:hyperlink w:anchor="_Toc243838760" w:history="1">
+          <w:hyperlink w:anchor="_Toc244112256" w:history="1">
             <w:r>
               <w:rPr>
                 <w:rStyle w:val="Hyperlink"/>
                 <w:noProof/>
               </w:rPr>
-              <w:t>CHƯƠNG 2. CƠ SỞ LÝ THUYẾT</w:t>
+              <w:t>CHƯƠNG 3. DỮ LIỆU</w:t>
             </w:r>
             <w:r>
               <w:rPr>
@@ -695,7 +1131,7 @@
               <w:rPr>
                 <w:noProof/>
               </w:rPr>
-              <w:instrText xml:space="preserve"> PAGEREF _Toc243838760 \h </w:instrText>
+              <w:instrText xml:space="preserve"> PAGEREF _Toc244112256 \h </w:instrText>
             </w:r>
             <w:r>
               <w:rPr>
@@ -712,7 +1148,7 @@
               <w:rPr>
                 <w:noProof/>
               </w:rPr>
-              <w:t>6</w:t>
+              <w:t>8</w:t>
             </w:r>
             <w:r>
               <w:rPr>
@@ -729,16 +1165,21 @@
               <w:tab w:val="right" w:leader="dot" w:pos="9061"/>
             </w:tabs>
             <w:rPr>
+              <w:rFonts w:asciiTheme="minorHAnsi" w:eastAsiaTheme="minorEastAsia" w:hAnsiTheme="minorHAnsi" w:cstheme="minorBidi"/>
               <w:noProof/>
+              <w:kern w:val="2"/>
+              <w:sz w:val="24"/>
+              <w:szCs w:val="24"/>
+              <w14:ligatures w14:val="standardContextual"/>
             </w:rPr>
           </w:pPr>
-          <w:hyperlink w:anchor="_Toc243838761" w:history="1">
+          <w:hyperlink w:anchor="_Toc244112257" w:history="1">
             <w:r>
               <w:rPr>
                 <w:rStyle w:val="Hyperlink"/>
                 <w:noProof/>
               </w:rPr>
-              <w:t>2.1. Data Lake và phân vùng dữ liệu</w:t>
+              <w:t>3.1. Tổng quan các nguồn dữ liệu</w:t>
             </w:r>
             <w:r>
               <w:rPr>
@@ -756,7 +1197,7 @@
               <w:rPr>
                 <w:noProof/>
               </w:rPr>
-              <w:instrText xml:space="preserve"> PAGEREF _Toc243838761 \h </w:instrText>
+              <w:instrText xml:space="preserve"> PAGEREF _Toc244112257 \h </w:instrText>
             </w:r>
             <w:r>
               <w:rPr>
@@ -773,7 +1214,7 @@
               <w:rPr>
                 <w:noProof/>
               </w:rPr>
-              <w:t>6</w:t>
+              <w:t>8</w:t>
             </w:r>
             <w:r>
               <w:rPr>
@@ -790,16 +1231,21 @@
               <w:tab w:val="right" w:leader="dot" w:pos="9061"/>
             </w:tabs>
             <w:rPr>
+              <w:rFonts w:asciiTheme="minorHAnsi" w:eastAsiaTheme="minorEastAsia" w:hAnsiTheme="minorHAnsi" w:cstheme="minorBidi"/>
               <w:noProof/>
+              <w:kern w:val="2"/>
+              <w:sz w:val="24"/>
+              <w:szCs w:val="24"/>
+              <w14:ligatures w14:val="standardContextual"/>
             </w:rPr>
           </w:pPr>
-          <w:hyperlink w:anchor="_Toc243838762" w:history="1">
+          <w:hyperlink w:anchor="_Toc244112258" w:history="1">
             <w:r>
               <w:rPr>
                 <w:rStyle w:val="Hyperlink"/>
                 <w:noProof/>
               </w:rPr>
-              <w:t>2.2. Kho dữ liệu, ETL và lược đồ hình sao</w:t>
+              <w:t>3.2. Nguồn 1 – Đánh giá người dùng (dữ liệu động)</w:t>
             </w:r>
             <w:r>
               <w:rPr>
@@ -817,7 +1263,7 @@
               <w:rPr>
                 <w:noProof/>
               </w:rPr>
-              <w:instrText xml:space="preserve"> PAGEREF _Toc243838762 \h </w:instrText>
+              <w:instrText xml:space="preserve"> PAGEREF _Toc244112258 \h </w:instrText>
             </w:r>
             <w:r>
               <w:rPr>
@@ -834,7 +1280,7 @@
               <w:rPr>
                 <w:noProof/>
               </w:rPr>
-              <w:t>6</w:t>
+              <w:t>8</w:t>
             </w:r>
             <w:r>
               <w:rPr>
@@ -851,16 +1297,21 @@
               <w:tab w:val="right" w:leader="dot" w:pos="9061"/>
             </w:tabs>
             <w:rPr>
+              <w:rFonts w:asciiTheme="minorHAnsi" w:eastAsiaTheme="minorEastAsia" w:hAnsiTheme="minorHAnsi" w:cstheme="minorBidi"/>
               <w:noProof/>
+              <w:kern w:val="2"/>
+              <w:sz w:val="24"/>
+              <w:szCs w:val="24"/>
+              <w14:ligatures w14:val="standardContextual"/>
             </w:rPr>
           </w:pPr>
-          <w:hyperlink w:anchor="_Toc243838763" w:history="1">
+          <w:hyperlink w:anchor="_Toc244112259" w:history="1">
             <w:r>
               <w:rPr>
                 <w:rStyle w:val="Hyperlink"/>
                 <w:noProof/>
               </w:rPr>
-              <w:t>2.3. Điều phối luồng dữ liệu với Apache Airflow</w:t>
+              <w:t>3.3. Nguồn 2 – Siêu dữ liệu sản phẩm (dữ liệu tĩnh)</w:t>
             </w:r>
             <w:r>
               <w:rPr>
@@ -878,7 +1329,7 @@
               <w:rPr>
                 <w:noProof/>
               </w:rPr>
-              <w:instrText xml:space="preserve"> PAGEREF _Toc243838763 \h </w:instrText>
+              <w:instrText xml:space="preserve"> PAGEREF _Toc244112259 \h </w:instrText>
             </w:r>
             <w:r>
               <w:rPr>
@@ -895,7 +1346,7 @@
               <w:rPr>
                 <w:noProof/>
               </w:rPr>
-              <w:t>6</w:t>
+              <w:t>8</w:t>
             </w:r>
             <w:r>
               <w:rPr>
@@ -912,16 +1363,21 @@
               <w:tab w:val="right" w:leader="dot" w:pos="9061"/>
             </w:tabs>
             <w:rPr>
+              <w:rFonts w:asciiTheme="minorHAnsi" w:eastAsiaTheme="minorEastAsia" w:hAnsiTheme="minorHAnsi" w:cstheme="minorBidi"/>
               <w:noProof/>
+              <w:kern w:val="2"/>
+              <w:sz w:val="24"/>
+              <w:szCs w:val="24"/>
+              <w14:ligatures w14:val="standardContextual"/>
             </w:rPr>
           </w:pPr>
-          <w:hyperlink w:anchor="_Toc243838764" w:history="1">
+          <w:hyperlink w:anchor="_Toc244112260" w:history="1">
             <w:r>
               <w:rPr>
                 <w:rStyle w:val="Hyperlink"/>
                 <w:noProof/>
               </w:rPr>
-              <w:t>2.4. Tiền xử lý văn bản và TF-IDF</w:t>
+              <w:t>3.4. Nguồn 3 – Tỷ giá USD→VND (World Bank)</w:t>
             </w:r>
             <w:r>
               <w:rPr>
@@ -939,7 +1395,7 @@
               <w:rPr>
                 <w:noProof/>
               </w:rPr>
-              <w:instrText xml:space="preserve"> PAGEREF _Toc243838764 \h </w:instrText>
+              <w:instrText xml:space="preserve"> PAGEREF _Toc244112260 \h </w:instrText>
             </w:r>
             <w:r>
               <w:rPr>
@@ -956,7 +1412,7 @@
               <w:rPr>
                 <w:noProof/>
               </w:rPr>
-              <w:t>7</w:t>
+              <w:t>8</w:t>
             </w:r>
             <w:r>
               <w:rPr>
@@ -973,16 +1429,21 @@
               <w:tab w:val="right" w:leader="dot" w:pos="9061"/>
             </w:tabs>
             <w:rPr>
+              <w:rFonts w:asciiTheme="minorHAnsi" w:eastAsiaTheme="minorEastAsia" w:hAnsiTheme="minorHAnsi" w:cstheme="minorBidi"/>
               <w:noProof/>
+              <w:kern w:val="2"/>
+              <w:sz w:val="24"/>
+              <w:szCs w:val="24"/>
+              <w14:ligatures w14:val="standardContextual"/>
             </w:rPr>
           </w:pPr>
-          <w:hyperlink w:anchor="_Toc243838765" w:history="1">
+          <w:hyperlink w:anchor="_Toc244112261" w:history="1">
             <w:r>
               <w:rPr>
                 <w:rStyle w:val="Hyperlink"/>
                 <w:noProof/>
               </w:rPr>
-              <w:t>2.5. Các mô hình phân loại</w:t>
+              <w:t>3.5. Đặc tả đa cấu trúc</w:t>
             </w:r>
             <w:r>
               <w:rPr>
@@ -1000,7 +1461,7 @@
               <w:rPr>
                 <w:noProof/>
               </w:rPr>
-              <w:instrText xml:space="preserve"> PAGEREF _Toc243838765 \h </w:instrText>
+              <w:instrText xml:space="preserve"> PAGEREF _Toc244112261 \h </w:instrText>
             </w:r>
             <w:r>
               <w:rPr>
@@ -1017,7 +1478,7 @@
               <w:rPr>
                 <w:noProof/>
               </w:rPr>
-              <w:t>7</w:t>
+              <w:t>9</w:t>
             </w:r>
             <w:r>
               <w:rPr>
@@ -1034,16 +1495,21 @@
               <w:tab w:val="right" w:leader="dot" w:pos="9061"/>
             </w:tabs>
             <w:rPr>
+              <w:rFonts w:asciiTheme="minorHAnsi" w:eastAsiaTheme="minorEastAsia" w:hAnsiTheme="minorHAnsi" w:cstheme="minorBidi"/>
               <w:noProof/>
+              <w:kern w:val="2"/>
+              <w:sz w:val="24"/>
+              <w:szCs w:val="24"/>
+              <w14:ligatures w14:val="standardContextual"/>
             </w:rPr>
           </w:pPr>
-          <w:hyperlink w:anchor="_Toc243838766" w:history="1">
+          <w:hyperlink w:anchor="_Toc244112262" w:history="1">
             <w:r>
               <w:rPr>
                 <w:rStyle w:val="Hyperlink"/>
                 <w:noProof/>
               </w:rPr>
-              <w:t>2.6. Độ đo đánh giá</w:t>
+              <w:t>3.6. Quy mô dữ liệu và lấy mẫu</w:t>
             </w:r>
             <w:r>
               <w:rPr>
@@ -1061,7 +1527,7 @@
               <w:rPr>
                 <w:noProof/>
               </w:rPr>
-              <w:instrText xml:space="preserve"> PAGEREF _Toc243838766 \h </w:instrText>
+              <w:instrText xml:space="preserve"> PAGEREF _Toc244112262 \h </w:instrText>
             </w:r>
             <w:r>
               <w:rPr>
@@ -1078,7 +1544,7 @@
               <w:rPr>
                 <w:noProof/>
               </w:rPr>
-              <w:t>7</w:t>
+              <w:t>9</w:t>
             </w:r>
             <w:r>
               <w:rPr>
@@ -1095,16 +1561,21 @@
               <w:tab w:val="right" w:leader="dot" w:pos="9061"/>
             </w:tabs>
             <w:rPr>
+              <w:rFonts w:asciiTheme="minorHAnsi" w:eastAsiaTheme="minorEastAsia" w:hAnsiTheme="minorHAnsi" w:cstheme="minorBidi"/>
               <w:noProof/>
+              <w:kern w:val="2"/>
+              <w:sz w:val="24"/>
+              <w:szCs w:val="24"/>
+              <w14:ligatures w14:val="standardContextual"/>
             </w:rPr>
           </w:pPr>
-          <w:hyperlink w:anchor="_Toc243838767" w:history="1">
+          <w:hyperlink w:anchor="_Toc244112263" w:history="1">
             <w:r>
               <w:rPr>
                 <w:rStyle w:val="Hyperlink"/>
                 <w:noProof/>
               </w:rPr>
-              <w:t>CHƯƠNG 3. DỮ LIỆU</w:t>
+              <w:t>CHƯƠNG 4. THIẾT KẾ VÀ TRIỂN KHAI HỆ THỐNG</w:t>
             </w:r>
             <w:r>
               <w:rPr>
@@ -1122,7 +1593,7 @@
               <w:rPr>
                 <w:noProof/>
               </w:rPr>
-              <w:instrText xml:space="preserve"> PAGEREF _Toc243838767 \h </w:instrText>
+              <w:instrText xml:space="preserve"> PAGEREF _Toc244112263 \h </w:instrText>
             </w:r>
             <w:r>
               <w:rPr>
@@ -1139,7 +1610,7 @@
               <w:rPr>
                 <w:noProof/>
               </w:rPr>
-              <w:t>8</w:t>
+              <w:t>10</w:t>
             </w:r>
             <w:r>
               <w:rPr>
@@ -1156,16 +1627,21 @@
               <w:tab w:val="right" w:leader="dot" w:pos="9061"/>
             </w:tabs>
             <w:rPr>
+              <w:rFonts w:asciiTheme="minorHAnsi" w:eastAsiaTheme="minorEastAsia" w:hAnsiTheme="minorHAnsi" w:cstheme="minorBidi"/>
               <w:noProof/>
+              <w:kern w:val="2"/>
+              <w:sz w:val="24"/>
+              <w:szCs w:val="24"/>
+              <w14:ligatures w14:val="standardContextual"/>
             </w:rPr>
           </w:pPr>
-          <w:hyperlink w:anchor="_Toc243838768" w:history="1">
+          <w:hyperlink w:anchor="_Toc244112264" w:history="1">
             <w:r>
               <w:rPr>
                 <w:rStyle w:val="Hyperlink"/>
                 <w:noProof/>
               </w:rPr>
-              <w:t>3.1. Tổng quan các nguồn dữ liệu</w:t>
+              <w:t>4.1. Kiến trúc tổng thể</w:t>
             </w:r>
             <w:r>
               <w:rPr>
@@ -1183,7 +1659,7 @@
               <w:rPr>
                 <w:noProof/>
               </w:rPr>
-              <w:instrText xml:space="preserve"> PAGEREF _Toc243838768 \h </w:instrText>
+              <w:instrText xml:space="preserve"> PAGEREF _Toc244112264 \h </w:instrText>
             </w:r>
             <w:r>
               <w:rPr>
@@ -1200,7 +1676,7 @@
               <w:rPr>
                 <w:noProof/>
               </w:rPr>
-              <w:t>8</w:t>
+              <w:t>10</w:t>
             </w:r>
             <w:r>
               <w:rPr>
@@ -1217,16 +1693,21 @@
               <w:tab w:val="right" w:leader="dot" w:pos="9061"/>
             </w:tabs>
             <w:rPr>
+              <w:rFonts w:asciiTheme="minorHAnsi" w:eastAsiaTheme="minorEastAsia" w:hAnsiTheme="minorHAnsi" w:cstheme="minorBidi"/>
               <w:noProof/>
+              <w:kern w:val="2"/>
+              <w:sz w:val="24"/>
+              <w:szCs w:val="24"/>
+              <w14:ligatures w14:val="standardContextual"/>
             </w:rPr>
           </w:pPr>
-          <w:hyperlink w:anchor="_Toc243838769" w:history="1">
+          <w:hyperlink w:anchor="_Toc244112265" w:history="1">
             <w:r>
               <w:rPr>
                 <w:rStyle w:val="Hyperlink"/>
                 <w:noProof/>
               </w:rPr>
-              <w:t>3.2. Nguồn 1 – Đánh giá người dùng (dữ liệu động)</w:t>
+              <w:t>4.2. Công nghệ sử dụng</w:t>
             </w:r>
             <w:r>
               <w:rPr>
@@ -1244,7 +1725,7 @@
               <w:rPr>
                 <w:noProof/>
               </w:rPr>
-              <w:instrText xml:space="preserve"> PAGEREF _Toc243838769 \h </w:instrText>
+              <w:instrText xml:space="preserve"> PAGEREF _Toc244112265 \h </w:instrText>
             </w:r>
             <w:r>
               <w:rPr>
@@ -1261,7 +1742,7 @@
               <w:rPr>
                 <w:noProof/>
               </w:rPr>
-              <w:t>8</w:t>
+              <w:t>10</w:t>
             </w:r>
             <w:r>
               <w:rPr>
@@ -1278,16 +1759,21 @@
               <w:tab w:val="right" w:leader="dot" w:pos="9061"/>
             </w:tabs>
             <w:rPr>
+              <w:rFonts w:asciiTheme="minorHAnsi" w:eastAsiaTheme="minorEastAsia" w:hAnsiTheme="minorHAnsi" w:cstheme="minorBidi"/>
               <w:noProof/>
+              <w:kern w:val="2"/>
+              <w:sz w:val="24"/>
+              <w:szCs w:val="24"/>
+              <w14:ligatures w14:val="standardContextual"/>
             </w:rPr>
           </w:pPr>
-          <w:hyperlink w:anchor="_Toc243838770" w:history="1">
+          <w:hyperlink w:anchor="_Toc244112266" w:history="1">
             <w:r>
               <w:rPr>
                 <w:rStyle w:val="Hyperlink"/>
                 <w:noProof/>
               </w:rPr>
-              <w:t>3.3. Nguồn 2 – Siêu dữ liệu sản phẩm (dữ liệu tĩnh)</w:t>
+              <w:t>4.3. Triển khai bằng Docker Compose</w:t>
             </w:r>
             <w:r>
               <w:rPr>
@@ -1305,7 +1791,7 @@
               <w:rPr>
                 <w:noProof/>
               </w:rPr>
-              <w:instrText xml:space="preserve"> PAGEREF _Toc243838770 \h </w:instrText>
+              <w:instrText xml:space="preserve"> PAGEREF _Toc244112266 \h </w:instrText>
             </w:r>
             <w:r>
               <w:rPr>
@@ -1322,7 +1808,7 @@
               <w:rPr>
                 <w:noProof/>
               </w:rPr>
-              <w:t>8</w:t>
+              <w:t>10</w:t>
             </w:r>
             <w:r>
               <w:rPr>
@@ -1339,16 +1825,21 @@
               <w:tab w:val="right" w:leader="dot" w:pos="9061"/>
             </w:tabs>
             <w:rPr>
+              <w:rFonts w:asciiTheme="minorHAnsi" w:eastAsiaTheme="minorEastAsia" w:hAnsiTheme="minorHAnsi" w:cstheme="minorBidi"/>
               <w:noProof/>
+              <w:kern w:val="2"/>
+              <w:sz w:val="24"/>
+              <w:szCs w:val="24"/>
+              <w14:ligatures w14:val="standardContextual"/>
             </w:rPr>
           </w:pPr>
-          <w:hyperlink w:anchor="_Toc243838771" w:history="1">
+          <w:hyperlink w:anchor="_Toc244112267" w:history="1">
             <w:r>
               <w:rPr>
                 <w:rStyle w:val="Hyperlink"/>
                 <w:noProof/>
               </w:rPr>
-              <w:t>3.4. Nguồn 3 – Tỷ giá USD→VND (World Bank)</w:t>
+              <w:t>4.4. Tổ chức Data Lake trên MinIO</w:t>
             </w:r>
             <w:r>
               <w:rPr>
@@ -1366,7 +1857,7 @@
               <w:rPr>
                 <w:noProof/>
               </w:rPr>
-              <w:instrText xml:space="preserve"> PAGEREF _Toc243838771 \h </w:instrText>
+              <w:instrText xml:space="preserve"> PAGEREF _Toc244112267 \h </w:instrText>
             </w:r>
             <w:r>
               <w:rPr>
@@ -1383,7 +1874,7 @@
               <w:rPr>
                 <w:noProof/>
               </w:rPr>
-              <w:t>8</w:t>
+              <w:t>11</w:t>
             </w:r>
             <w:r>
               <w:rPr>
@@ -1400,16 +1891,21 @@
               <w:tab w:val="right" w:leader="dot" w:pos="9061"/>
             </w:tabs>
             <w:rPr>
+              <w:rFonts w:asciiTheme="minorHAnsi" w:eastAsiaTheme="minorEastAsia" w:hAnsiTheme="minorHAnsi" w:cstheme="minorBidi"/>
               <w:noProof/>
+              <w:kern w:val="2"/>
+              <w:sz w:val="24"/>
+              <w:szCs w:val="24"/>
+              <w14:ligatures w14:val="standardContextual"/>
             </w:rPr>
           </w:pPr>
-          <w:hyperlink w:anchor="_Toc243838772" w:history="1">
+          <w:hyperlink w:anchor="_Toc244112268" w:history="1">
             <w:r>
               <w:rPr>
                 <w:rStyle w:val="Hyperlink"/>
                 <w:noProof/>
               </w:rPr>
-              <w:t>3.5. Đặc tả đa cấu trúc</w:t>
+              <w:t>4.5. Pipeline điều phối bằng Airflow</w:t>
             </w:r>
             <w:r>
               <w:rPr>
@@ -1427,7 +1923,7 @@
               <w:rPr>
                 <w:noProof/>
               </w:rPr>
-              <w:instrText xml:space="preserve"> PAGEREF _Toc243838772 \h </w:instrText>
+              <w:instrText xml:space="preserve"> PAGEREF _Toc244112268 \h </w:instrText>
             </w:r>
             <w:r>
               <w:rPr>
@@ -1444,7 +1940,73 @@
               <w:rPr>
                 <w:noProof/>
               </w:rPr>
-              <w:t>9</w:t>
+              <w:t>12</w:t>
+            </w:r>
+            <w:r>
+              <w:rPr>
+                <w:noProof/>
+              </w:rPr>
+              <w:fldChar w:fldCharType="end"/>
+            </w:r>
+          </w:hyperlink>
+        </w:p>
+        <w:p>
+          <w:pPr>
+            <w:pStyle w:val="TOC1"/>
+            <w:tabs>
+              <w:tab w:val="right" w:leader="dot" w:pos="9061"/>
+            </w:tabs>
+            <w:rPr>
+              <w:rFonts w:asciiTheme="minorHAnsi" w:eastAsiaTheme="minorEastAsia" w:hAnsiTheme="minorHAnsi" w:cstheme="minorBidi"/>
+              <w:noProof/>
+              <w:kern w:val="2"/>
+              <w:sz w:val="24"/>
+              <w:szCs w:val="24"/>
+              <w14:ligatures w14:val="standardContextual"/>
+            </w:rPr>
+          </w:pPr>
+          <w:hyperlink w:anchor="_Toc244112269" w:history="1">
+            <w:r>
+              <w:rPr>
+                <w:rStyle w:val="Hyperlink"/>
+                <w:noProof/>
+              </w:rPr>
+              <w:t>CHƯƠNG 5. QUY TRÌNH ETL</w:t>
+            </w:r>
+            <w:r>
+              <w:rPr>
+                <w:noProof/>
+              </w:rPr>
+              <w:tab/>
+            </w:r>
+            <w:r>
+              <w:rPr>
+                <w:noProof/>
+              </w:rPr>
+              <w:fldChar w:fldCharType="begin"/>
+            </w:r>
+            <w:r>
+              <w:rPr>
+                <w:noProof/>
+              </w:rPr>
+              <w:instrText xml:space="preserve"> PAGEREF _Toc244112269 \h </w:instrText>
+            </w:r>
+            <w:r>
+              <w:rPr>
+                <w:noProof/>
+              </w:rPr>
+            </w:r>
+            <w:r>
+              <w:rPr>
+                <w:noProof/>
+              </w:rPr>
+              <w:fldChar w:fldCharType="separate"/>
+            </w:r>
+            <w:r>
+              <w:rPr>
+                <w:noProof/>
+              </w:rPr>
+              <w:t>14</w:t>
             </w:r>
             <w:r>
               <w:rPr>
@@ -1461,16 +2023,21 @@
               <w:tab w:val="right" w:leader="dot" w:pos="9061"/>
             </w:tabs>
             <w:rPr>
+              <w:rFonts w:asciiTheme="minorHAnsi" w:eastAsiaTheme="minorEastAsia" w:hAnsiTheme="minorHAnsi" w:cstheme="minorBidi"/>
               <w:noProof/>
+              <w:kern w:val="2"/>
+              <w:sz w:val="24"/>
+              <w:szCs w:val="24"/>
+              <w14:ligatures w14:val="standardContextual"/>
             </w:rPr>
           </w:pPr>
-          <w:hyperlink w:anchor="_Toc243838773" w:history="1">
+          <w:hyperlink w:anchor="_Toc244112270" w:history="1">
             <w:r>
               <w:rPr>
                 <w:rStyle w:val="Hyperlink"/>
                 <w:noProof/>
               </w:rPr>
-              <w:t>3.6. Quy mô dữ liệu và lấy mẫu</w:t>
+              <w:t>5.1. Trích xuất (Extract)</w:t>
             </w:r>
             <w:r>
               <w:rPr>
@@ -1488,7 +2055,7 @@
               <w:rPr>
                 <w:noProof/>
               </w:rPr>
-              <w:instrText xml:space="preserve"> PAGEREF _Toc243838773 \h </w:instrText>
+              <w:instrText xml:space="preserve"> PAGEREF _Toc244112270 \h </w:instrText>
             </w:r>
             <w:r>
               <w:rPr>
@@ -1505,7 +2072,469 @@
               <w:rPr>
                 <w:noProof/>
               </w:rPr>
-              <w:t>9</w:t>
+              <w:t>14</w:t>
+            </w:r>
+            <w:r>
+              <w:rPr>
+                <w:noProof/>
+              </w:rPr>
+              <w:fldChar w:fldCharType="end"/>
+            </w:r>
+          </w:hyperlink>
+        </w:p>
+        <w:p>
+          <w:pPr>
+            <w:pStyle w:val="TOC2"/>
+            <w:tabs>
+              <w:tab w:val="right" w:leader="dot" w:pos="9061"/>
+            </w:tabs>
+            <w:rPr>
+              <w:rFonts w:asciiTheme="minorHAnsi" w:eastAsiaTheme="minorEastAsia" w:hAnsiTheme="minorHAnsi" w:cstheme="minorBidi"/>
+              <w:noProof/>
+              <w:kern w:val="2"/>
+              <w:sz w:val="24"/>
+              <w:szCs w:val="24"/>
+              <w14:ligatures w14:val="standardContextual"/>
+            </w:rPr>
+          </w:pPr>
+          <w:hyperlink w:anchor="_Toc244112271" w:history="1">
+            <w:r>
+              <w:rPr>
+                <w:rStyle w:val="Hyperlink"/>
+                <w:noProof/>
+              </w:rPr>
+              <w:t>5.2. Biến đổi (Transform)</w:t>
+            </w:r>
+            <w:r>
+              <w:rPr>
+                <w:noProof/>
+              </w:rPr>
+              <w:tab/>
+            </w:r>
+            <w:r>
+              <w:rPr>
+                <w:noProof/>
+              </w:rPr>
+              <w:fldChar w:fldCharType="begin"/>
+            </w:r>
+            <w:r>
+              <w:rPr>
+                <w:noProof/>
+              </w:rPr>
+              <w:instrText xml:space="preserve"> PAGEREF _Toc244112271 \h </w:instrText>
+            </w:r>
+            <w:r>
+              <w:rPr>
+                <w:noProof/>
+              </w:rPr>
+            </w:r>
+            <w:r>
+              <w:rPr>
+                <w:noProof/>
+              </w:rPr>
+              <w:fldChar w:fldCharType="separate"/>
+            </w:r>
+            <w:r>
+              <w:rPr>
+                <w:noProof/>
+              </w:rPr>
+              <w:t>14</w:t>
+            </w:r>
+            <w:r>
+              <w:rPr>
+                <w:noProof/>
+              </w:rPr>
+              <w:fldChar w:fldCharType="end"/>
+            </w:r>
+          </w:hyperlink>
+        </w:p>
+        <w:p>
+          <w:pPr>
+            <w:pStyle w:val="TOC3"/>
+            <w:tabs>
+              <w:tab w:val="right" w:leader="dot" w:pos="9061"/>
+            </w:tabs>
+            <w:rPr>
+              <w:rFonts w:asciiTheme="minorHAnsi" w:eastAsiaTheme="minorEastAsia" w:hAnsiTheme="minorHAnsi" w:cstheme="minorBidi"/>
+              <w:noProof/>
+              <w:kern w:val="2"/>
+              <w:sz w:val="24"/>
+              <w:szCs w:val="24"/>
+              <w14:ligatures w14:val="standardContextual"/>
+            </w:rPr>
+          </w:pPr>
+          <w:hyperlink w:anchor="_Toc244112272" w:history="1">
+            <w:r>
+              <w:rPr>
+                <w:rStyle w:val="Hyperlink"/>
+                <w:noProof/>
+              </w:rPr>
+              <w:t>5.2.1. Đọc tuần tự và lấy mẫu</w:t>
+            </w:r>
+            <w:r>
+              <w:rPr>
+                <w:noProof/>
+              </w:rPr>
+              <w:tab/>
+            </w:r>
+            <w:r>
+              <w:rPr>
+                <w:noProof/>
+              </w:rPr>
+              <w:fldChar w:fldCharType="begin"/>
+            </w:r>
+            <w:r>
+              <w:rPr>
+                <w:noProof/>
+              </w:rPr>
+              <w:instrText xml:space="preserve"> PAGEREF _Toc244112272 \h </w:instrText>
+            </w:r>
+            <w:r>
+              <w:rPr>
+                <w:noProof/>
+              </w:rPr>
+            </w:r>
+            <w:r>
+              <w:rPr>
+                <w:noProof/>
+              </w:rPr>
+              <w:fldChar w:fldCharType="separate"/>
+            </w:r>
+            <w:r>
+              <w:rPr>
+                <w:noProof/>
+              </w:rPr>
+              <w:t>14</w:t>
+            </w:r>
+            <w:r>
+              <w:rPr>
+                <w:noProof/>
+              </w:rPr>
+              <w:fldChar w:fldCharType="end"/>
+            </w:r>
+          </w:hyperlink>
+        </w:p>
+        <w:p>
+          <w:pPr>
+            <w:pStyle w:val="TOC3"/>
+            <w:tabs>
+              <w:tab w:val="right" w:leader="dot" w:pos="9061"/>
+            </w:tabs>
+            <w:rPr>
+              <w:rFonts w:asciiTheme="minorHAnsi" w:eastAsiaTheme="minorEastAsia" w:hAnsiTheme="minorHAnsi" w:cstheme="minorBidi"/>
+              <w:noProof/>
+              <w:kern w:val="2"/>
+              <w:sz w:val="24"/>
+              <w:szCs w:val="24"/>
+              <w14:ligatures w14:val="standardContextual"/>
+            </w:rPr>
+          </w:pPr>
+          <w:hyperlink w:anchor="_Toc244112273" w:history="1">
+            <w:r>
+              <w:rPr>
+                <w:rStyle w:val="Hyperlink"/>
+                <w:noProof/>
+              </w:rPr>
+              <w:t>5.2.2. Làm sạch cấu trúc</w:t>
+            </w:r>
+            <w:r>
+              <w:rPr>
+                <w:noProof/>
+              </w:rPr>
+              <w:tab/>
+            </w:r>
+            <w:r>
+              <w:rPr>
+                <w:noProof/>
+              </w:rPr>
+              <w:fldChar w:fldCharType="begin"/>
+            </w:r>
+            <w:r>
+              <w:rPr>
+                <w:noProof/>
+              </w:rPr>
+              <w:instrText xml:space="preserve"> PAGEREF _Toc244112273 \h </w:instrText>
+            </w:r>
+            <w:r>
+              <w:rPr>
+                <w:noProof/>
+              </w:rPr>
+            </w:r>
+            <w:r>
+              <w:rPr>
+                <w:noProof/>
+              </w:rPr>
+              <w:fldChar w:fldCharType="separate"/>
+            </w:r>
+            <w:r>
+              <w:rPr>
+                <w:noProof/>
+              </w:rPr>
+              <w:t>14</w:t>
+            </w:r>
+            <w:r>
+              <w:rPr>
+                <w:noProof/>
+              </w:rPr>
+              <w:fldChar w:fldCharType="end"/>
+            </w:r>
+          </w:hyperlink>
+        </w:p>
+        <w:p>
+          <w:pPr>
+            <w:pStyle w:val="TOC3"/>
+            <w:tabs>
+              <w:tab w:val="right" w:leader="dot" w:pos="9061"/>
+            </w:tabs>
+            <w:rPr>
+              <w:rFonts w:asciiTheme="minorHAnsi" w:eastAsiaTheme="minorEastAsia" w:hAnsiTheme="minorHAnsi" w:cstheme="minorBidi"/>
+              <w:noProof/>
+              <w:kern w:val="2"/>
+              <w:sz w:val="24"/>
+              <w:szCs w:val="24"/>
+              <w14:ligatures w14:val="standardContextual"/>
+            </w:rPr>
+          </w:pPr>
+          <w:hyperlink w:anchor="_Toc244112274" w:history="1">
+            <w:r>
+              <w:rPr>
+                <w:rStyle w:val="Hyperlink"/>
+                <w:noProof/>
+              </w:rPr>
+              <w:t>5.2.3. Tiền xử lý văn bản (NLP)</w:t>
+            </w:r>
+            <w:r>
+              <w:rPr>
+                <w:noProof/>
+              </w:rPr>
+              <w:tab/>
+            </w:r>
+            <w:r>
+              <w:rPr>
+                <w:noProof/>
+              </w:rPr>
+              <w:fldChar w:fldCharType="begin"/>
+            </w:r>
+            <w:r>
+              <w:rPr>
+                <w:noProof/>
+              </w:rPr>
+              <w:instrText xml:space="preserve"> PAGEREF _Toc244112274 \h </w:instrText>
+            </w:r>
+            <w:r>
+              <w:rPr>
+                <w:noProof/>
+              </w:rPr>
+            </w:r>
+            <w:r>
+              <w:rPr>
+                <w:noProof/>
+              </w:rPr>
+              <w:fldChar w:fldCharType="separate"/>
+            </w:r>
+            <w:r>
+              <w:rPr>
+                <w:noProof/>
+              </w:rPr>
+              <w:t>14</w:t>
+            </w:r>
+            <w:r>
+              <w:rPr>
+                <w:noProof/>
+              </w:rPr>
+              <w:fldChar w:fldCharType="end"/>
+            </w:r>
+          </w:hyperlink>
+        </w:p>
+        <w:p>
+          <w:pPr>
+            <w:pStyle w:val="TOC3"/>
+            <w:tabs>
+              <w:tab w:val="right" w:leader="dot" w:pos="9061"/>
+            </w:tabs>
+            <w:rPr>
+              <w:rFonts w:asciiTheme="minorHAnsi" w:eastAsiaTheme="minorEastAsia" w:hAnsiTheme="minorHAnsi" w:cstheme="minorBidi"/>
+              <w:noProof/>
+              <w:kern w:val="2"/>
+              <w:sz w:val="24"/>
+              <w:szCs w:val="24"/>
+              <w14:ligatures w14:val="standardContextual"/>
+            </w:rPr>
+          </w:pPr>
+          <w:hyperlink w:anchor="_Toc244112275" w:history="1">
+            <w:r>
+              <w:rPr>
+                <w:rStyle w:val="Hyperlink"/>
+                <w:noProof/>
+              </w:rPr>
+              <w:t>5.2.4. Tích hợp đa nguồn</w:t>
+            </w:r>
+            <w:r>
+              <w:rPr>
+                <w:noProof/>
+              </w:rPr>
+              <w:tab/>
+            </w:r>
+            <w:r>
+              <w:rPr>
+                <w:noProof/>
+              </w:rPr>
+              <w:fldChar w:fldCharType="begin"/>
+            </w:r>
+            <w:r>
+              <w:rPr>
+                <w:noProof/>
+              </w:rPr>
+              <w:instrText xml:space="preserve"> PAGEREF _Toc244112275 \h </w:instrText>
+            </w:r>
+            <w:r>
+              <w:rPr>
+                <w:noProof/>
+              </w:rPr>
+            </w:r>
+            <w:r>
+              <w:rPr>
+                <w:noProof/>
+              </w:rPr>
+              <w:fldChar w:fldCharType="separate"/>
+            </w:r>
+            <w:r>
+              <w:rPr>
+                <w:noProof/>
+              </w:rPr>
+              <w:t>14</w:t>
+            </w:r>
+            <w:r>
+              <w:rPr>
+                <w:noProof/>
+              </w:rPr>
+              <w:fldChar w:fldCharType="end"/>
+            </w:r>
+          </w:hyperlink>
+        </w:p>
+        <w:p>
+          <w:pPr>
+            <w:pStyle w:val="TOC2"/>
+            <w:tabs>
+              <w:tab w:val="right" w:leader="dot" w:pos="9061"/>
+            </w:tabs>
+            <w:rPr>
+              <w:rFonts w:asciiTheme="minorHAnsi" w:eastAsiaTheme="minorEastAsia" w:hAnsiTheme="minorHAnsi" w:cstheme="minorBidi"/>
+              <w:noProof/>
+              <w:kern w:val="2"/>
+              <w:sz w:val="24"/>
+              <w:szCs w:val="24"/>
+              <w14:ligatures w14:val="standardContextual"/>
+            </w:rPr>
+          </w:pPr>
+          <w:hyperlink w:anchor="_Toc244112276" w:history="1">
+            <w:r>
+              <w:rPr>
+                <w:rStyle w:val="Hyperlink"/>
+                <w:noProof/>
+              </w:rPr>
+              <w:t>5.3. Báo cáo chất lượng dữ liệu</w:t>
+            </w:r>
+            <w:r>
+              <w:rPr>
+                <w:noProof/>
+              </w:rPr>
+              <w:tab/>
+            </w:r>
+            <w:r>
+              <w:rPr>
+                <w:noProof/>
+              </w:rPr>
+              <w:fldChar w:fldCharType="begin"/>
+            </w:r>
+            <w:r>
+              <w:rPr>
+                <w:noProof/>
+              </w:rPr>
+              <w:instrText xml:space="preserve"> PAGEREF _Toc244112276 \h </w:instrText>
+            </w:r>
+            <w:r>
+              <w:rPr>
+                <w:noProof/>
+              </w:rPr>
+            </w:r>
+            <w:r>
+              <w:rPr>
+                <w:noProof/>
+              </w:rPr>
+              <w:fldChar w:fldCharType="separate"/>
+            </w:r>
+            <w:r>
+              <w:rPr>
+                <w:noProof/>
+              </w:rPr>
+              <w:t>15</w:t>
+            </w:r>
+            <w:r>
+              <w:rPr>
+                <w:noProof/>
+              </w:rPr>
+              <w:fldChar w:fldCharType="end"/>
+            </w:r>
+          </w:hyperlink>
+        </w:p>
+        <w:p>
+          <w:pPr>
+            <w:pStyle w:val="TOC2"/>
+            <w:tabs>
+              <w:tab w:val="right" w:leader="dot" w:pos="9061"/>
+            </w:tabs>
+            <w:rPr>
+              <w:rFonts w:asciiTheme="minorHAnsi" w:eastAsiaTheme="minorEastAsia" w:hAnsiTheme="minorHAnsi" w:cstheme="minorBidi"/>
+              <w:noProof/>
+              <w:kern w:val="2"/>
+              <w:sz w:val="24"/>
+              <w:szCs w:val="24"/>
+              <w14:ligatures w14:val="standardContextual"/>
+            </w:rPr>
+          </w:pPr>
+          <w:hyperlink w:anchor="_Toc244112277" w:history="1">
+            <w:r>
+              <w:rPr>
+                <w:rStyle w:val="Hyperlink"/>
+                <w:noProof/>
+              </w:rPr>
+              <w:t>5.4. Tải (Load) vào kho dữ liệu</w:t>
+            </w:r>
+            <w:r>
+              <w:rPr>
+                <w:noProof/>
+              </w:rPr>
+              <w:tab/>
+            </w:r>
+            <w:r>
+              <w:rPr>
+                <w:noProof/>
+              </w:rPr>
+              <w:fldChar w:fldCharType="begin"/>
+            </w:r>
+            <w:r>
+              <w:rPr>
+                <w:noProof/>
+              </w:rPr>
+              <w:instrText xml:space="preserve"> PAGEREF _Toc244112277 \h </w:instrText>
+            </w:r>
+            <w:r>
+              <w:rPr>
+                <w:noProof/>
+              </w:rPr>
+            </w:r>
+            <w:r>
+              <w:rPr>
+                <w:noProof/>
+              </w:rPr>
+              <w:fldChar w:fldCharType="separate"/>
+            </w:r>
+            <w:r>
+              <w:rPr>
+                <w:noProof/>
+              </w:rPr>
+              <w:t>15</w:t>
             </w:r>
             <w:r>
               <w:rPr>
@@ -1522,16 +2551,21 @@
               <w:tab w:val="right" w:leader="dot" w:pos="9061"/>
             </w:tabs>
             <w:rPr>
+              <w:rFonts w:asciiTheme="minorHAnsi" w:eastAsiaTheme="minorEastAsia" w:hAnsiTheme="minorHAnsi" w:cstheme="minorBidi"/>
               <w:noProof/>
+              <w:kern w:val="2"/>
+              <w:sz w:val="24"/>
+              <w:szCs w:val="24"/>
+              <w14:ligatures w14:val="standardContextual"/>
             </w:rPr>
           </w:pPr>
-          <w:hyperlink w:anchor="_Toc243838774" w:history="1">
+          <w:hyperlink w:anchor="_Toc244112278" w:history="1">
             <w:r>
               <w:rPr>
                 <w:rStyle w:val="Hyperlink"/>
                 <w:noProof/>
               </w:rPr>
-              <w:t>CHƯƠNG 4. THIẾT KẾ VÀ TRIỂN KHAI HỆ THỐNG</w:t>
+              <w:t>CHƯƠNG 6. KHAI THÁC KHO DỮ LIỆU (OLAP)</w:t>
             </w:r>
             <w:r>
               <w:rPr>
@@ -1549,7 +2583,7 @@
               <w:rPr>
                 <w:noProof/>
               </w:rPr>
-              <w:instrText xml:space="preserve"> PAGEREF _Toc243838774 \h </w:instrText>
+              <w:instrText xml:space="preserve"> PAGEREF _Toc244112278 \h </w:instrText>
             </w:r>
             <w:r>
               <w:rPr>
@@ -1566,7 +2600,7 @@
               <w:rPr>
                 <w:noProof/>
               </w:rPr>
-              <w:t>10</w:t>
+              <w:t>17</w:t>
             </w:r>
             <w:r>
               <w:rPr>
@@ -1583,16 +2617,21 @@
               <w:tab w:val="right" w:leader="dot" w:pos="9061"/>
             </w:tabs>
             <w:rPr>
+              <w:rFonts w:asciiTheme="minorHAnsi" w:eastAsiaTheme="minorEastAsia" w:hAnsiTheme="minorHAnsi" w:cstheme="minorBidi"/>
               <w:noProof/>
+              <w:kern w:val="2"/>
+              <w:sz w:val="24"/>
+              <w:szCs w:val="24"/>
+              <w14:ligatures w14:val="standardContextual"/>
             </w:rPr>
           </w:pPr>
-          <w:hyperlink w:anchor="_Toc243838775" w:history="1">
+          <w:hyperlink w:anchor="_Toc244112279" w:history="1">
             <w:r>
               <w:rPr>
                 <w:rStyle w:val="Hyperlink"/>
                 <w:noProof/>
               </w:rPr>
-              <w:t>4.1. Kiến trúc tổng thể</w:t>
+              <w:t>6.1. Chỉ số tổng quan</w:t>
             </w:r>
             <w:r>
               <w:rPr>
@@ -1610,7 +2649,7 @@
               <w:rPr>
                 <w:noProof/>
               </w:rPr>
-              <w:instrText xml:space="preserve"> PAGEREF _Toc243838775 \h </w:instrText>
+              <w:instrText xml:space="preserve"> PAGEREF _Toc244112279 \h </w:instrText>
             </w:r>
             <w:r>
               <w:rPr>
@@ -1627,7 +2666,7 @@
               <w:rPr>
                 <w:noProof/>
               </w:rPr>
-              <w:t>10</w:t>
+              <w:t>17</w:t>
             </w:r>
             <w:r>
               <w:rPr>
@@ -1644,16 +2683,21 @@
               <w:tab w:val="right" w:leader="dot" w:pos="9061"/>
             </w:tabs>
             <w:rPr>
+              <w:rFonts w:asciiTheme="minorHAnsi" w:eastAsiaTheme="minorEastAsia" w:hAnsiTheme="minorHAnsi" w:cstheme="minorBidi"/>
               <w:noProof/>
+              <w:kern w:val="2"/>
+              <w:sz w:val="24"/>
+              <w:szCs w:val="24"/>
+              <w14:ligatures w14:val="standardContextual"/>
             </w:rPr>
           </w:pPr>
-          <w:hyperlink w:anchor="_Toc243838776" w:history="1">
+          <w:hyperlink w:anchor="_Toc244112280" w:history="1">
             <w:r>
               <w:rPr>
                 <w:rStyle w:val="Hyperlink"/>
                 <w:noProof/>
               </w:rPr>
-              <w:t>4.2. Công nghệ sử dụng</w:t>
+              <w:t>6.2. Phân tích theo thời gian</w:t>
             </w:r>
             <w:r>
               <w:rPr>
@@ -1671,7 +2715,7 @@
               <w:rPr>
                 <w:noProof/>
               </w:rPr>
-              <w:instrText xml:space="preserve"> PAGEREF _Toc243838776 \h </w:instrText>
+              <w:instrText xml:space="preserve"> PAGEREF _Toc244112280 \h </w:instrText>
             </w:r>
             <w:r>
               <w:rPr>
@@ -1688,7 +2732,7 @@
               <w:rPr>
                 <w:noProof/>
               </w:rPr>
-              <w:t>10</w:t>
+              <w:t>17</w:t>
             </w:r>
             <w:r>
               <w:rPr>
@@ -1705,16 +2749,21 @@
               <w:tab w:val="right" w:leader="dot" w:pos="9061"/>
             </w:tabs>
             <w:rPr>
+              <w:rFonts w:asciiTheme="minorHAnsi" w:eastAsiaTheme="minorEastAsia" w:hAnsiTheme="minorHAnsi" w:cstheme="minorBidi"/>
               <w:noProof/>
+              <w:kern w:val="2"/>
+              <w:sz w:val="24"/>
+              <w:szCs w:val="24"/>
+              <w14:ligatures w14:val="standardContextual"/>
             </w:rPr>
           </w:pPr>
-          <w:hyperlink w:anchor="_Toc243838777" w:history="1">
+          <w:hyperlink w:anchor="_Toc244112281" w:history="1">
             <w:r>
               <w:rPr>
                 <w:rStyle w:val="Hyperlink"/>
                 <w:noProof/>
               </w:rPr>
-              <w:t>4.3. Triển khai bằng Docker Compose</w:t>
+              <w:t>6.3. Phân tích theo rating, nhãn, thương hiệu và giá</w:t>
             </w:r>
             <w:r>
               <w:rPr>
@@ -1732,7 +2781,7 @@
               <w:rPr>
                 <w:noProof/>
               </w:rPr>
-              <w:instrText xml:space="preserve"> PAGEREF _Toc243838777 \h </w:instrText>
+              <w:instrText xml:space="preserve"> PAGEREF _Toc244112281 \h </w:instrText>
             </w:r>
             <w:r>
               <w:rPr>
@@ -1749,7 +2798,7 @@
               <w:rPr>
                 <w:noProof/>
               </w:rPr>
-              <w:t>10</w:t>
+              <w:t>18</w:t>
             </w:r>
             <w:r>
               <w:rPr>
@@ -1766,16 +2815,21 @@
               <w:tab w:val="right" w:leader="dot" w:pos="9061"/>
             </w:tabs>
             <w:rPr>
+              <w:rFonts w:asciiTheme="minorHAnsi" w:eastAsiaTheme="minorEastAsia" w:hAnsiTheme="minorHAnsi" w:cstheme="minorBidi"/>
               <w:noProof/>
+              <w:kern w:val="2"/>
+              <w:sz w:val="24"/>
+              <w:szCs w:val="24"/>
+              <w14:ligatures w14:val="standardContextual"/>
             </w:rPr>
           </w:pPr>
-          <w:hyperlink w:anchor="_Toc243838778" w:history="1">
+          <w:hyperlink w:anchor="_Toc244112282" w:history="1">
             <w:r>
               <w:rPr>
                 <w:rStyle w:val="Hyperlink"/>
                 <w:noProof/>
               </w:rPr>
-              <w:t>4.4. Tổ chức Data Lake trên MinIO</w:t>
+              <w:t>6.4. Truy vấn OLAP mẫu</w:t>
             </w:r>
             <w:r>
               <w:rPr>
@@ -1793,7 +2847,7 @@
               <w:rPr>
                 <w:noProof/>
               </w:rPr>
-              <w:instrText xml:space="preserve"> PAGEREF _Toc243838778 \h </w:instrText>
+              <w:instrText xml:space="preserve"> PAGEREF _Toc244112282 \h </w:instrText>
             </w:r>
             <w:r>
               <w:rPr>
@@ -1810,7 +2864,73 @@
               <w:rPr>
                 <w:noProof/>
               </w:rPr>
-              <w:t>11</w:t>
+              <w:t>18</w:t>
+            </w:r>
+            <w:r>
+              <w:rPr>
+                <w:noProof/>
+              </w:rPr>
+              <w:fldChar w:fldCharType="end"/>
+            </w:r>
+          </w:hyperlink>
+        </w:p>
+        <w:p>
+          <w:pPr>
+            <w:pStyle w:val="TOC1"/>
+            <w:tabs>
+              <w:tab w:val="right" w:leader="dot" w:pos="9061"/>
+            </w:tabs>
+            <w:rPr>
+              <w:rFonts w:asciiTheme="minorHAnsi" w:eastAsiaTheme="minorEastAsia" w:hAnsiTheme="minorHAnsi" w:cstheme="minorBidi"/>
+              <w:noProof/>
+              <w:kern w:val="2"/>
+              <w:sz w:val="24"/>
+              <w:szCs w:val="24"/>
+              <w14:ligatures w14:val="standardContextual"/>
+            </w:rPr>
+          </w:pPr>
+          <w:hyperlink w:anchor="_Toc244112283" w:history="1">
+            <w:r>
+              <w:rPr>
+                <w:rStyle w:val="Hyperlink"/>
+                <w:noProof/>
+              </w:rPr>
+              <w:t>CHƯƠNG 7. KHAI PHÁ DỮ LIỆU – PHÂN TÍCH CẢM XÚC</w:t>
+            </w:r>
+            <w:r>
+              <w:rPr>
+                <w:noProof/>
+              </w:rPr>
+              <w:tab/>
+            </w:r>
+            <w:r>
+              <w:rPr>
+                <w:noProof/>
+              </w:rPr>
+              <w:fldChar w:fldCharType="begin"/>
+            </w:r>
+            <w:r>
+              <w:rPr>
+                <w:noProof/>
+              </w:rPr>
+              <w:instrText xml:space="preserve"> PAGEREF _Toc244112283 \h </w:instrText>
+            </w:r>
+            <w:r>
+              <w:rPr>
+                <w:noProof/>
+              </w:rPr>
+            </w:r>
+            <w:r>
+              <w:rPr>
+                <w:noProof/>
+              </w:rPr>
+              <w:fldChar w:fldCharType="separate"/>
+            </w:r>
+            <w:r>
+              <w:rPr>
+                <w:noProof/>
+              </w:rPr>
+              <w:t>20</w:t>
             </w:r>
             <w:r>
               <w:rPr>
@@ -1827,16 +2947,21 @@
               <w:tab w:val="right" w:leader="dot" w:pos="9061"/>
             </w:tabs>
             <w:rPr>
+              <w:rFonts w:asciiTheme="minorHAnsi" w:eastAsiaTheme="minorEastAsia" w:hAnsiTheme="minorHAnsi" w:cstheme="minorBidi"/>
               <w:noProof/>
+              <w:kern w:val="2"/>
+              <w:sz w:val="24"/>
+              <w:szCs w:val="24"/>
+              <w14:ligatures w14:val="standardContextual"/>
             </w:rPr>
           </w:pPr>
-          <w:hyperlink w:anchor="_Toc243838779" w:history="1">
+          <w:hyperlink w:anchor="_Toc244112284" w:history="1">
             <w:r>
               <w:rPr>
                 <w:rStyle w:val="Hyperlink"/>
                 <w:noProof/>
               </w:rPr>
-              <w:t>4.5. Pipeline điều phối bằng Airflow</w:t>
+              <w:t>7.1. Chuẩn bị dữ liệu</w:t>
             </w:r>
             <w:r>
               <w:rPr>
@@ -1854,7 +2979,7 @@
               <w:rPr>
                 <w:noProof/>
               </w:rPr>
-              <w:instrText xml:space="preserve"> PAGEREF _Toc243838779 \h </w:instrText>
+              <w:instrText xml:space="preserve"> PAGEREF _Toc244112284 \h </w:instrText>
             </w:r>
             <w:r>
               <w:rPr>
@@ -1871,7 +2996,403 @@
               <w:rPr>
                 <w:noProof/>
               </w:rPr>
-              <w:t>12</w:t>
+              <w:t>20</w:t>
+            </w:r>
+            <w:r>
+              <w:rPr>
+                <w:noProof/>
+              </w:rPr>
+              <w:fldChar w:fldCharType="end"/>
+            </w:r>
+          </w:hyperlink>
+        </w:p>
+        <w:p>
+          <w:pPr>
+            <w:pStyle w:val="TOC2"/>
+            <w:tabs>
+              <w:tab w:val="right" w:leader="dot" w:pos="9061"/>
+            </w:tabs>
+            <w:rPr>
+              <w:rFonts w:asciiTheme="minorHAnsi" w:eastAsiaTheme="minorEastAsia" w:hAnsiTheme="minorHAnsi" w:cstheme="minorBidi"/>
+              <w:noProof/>
+              <w:kern w:val="2"/>
+              <w:sz w:val="24"/>
+              <w:szCs w:val="24"/>
+              <w14:ligatures w14:val="standardContextual"/>
+            </w:rPr>
+          </w:pPr>
+          <w:hyperlink w:anchor="_Toc244112285" w:history="1">
+            <w:r>
+              <w:rPr>
+                <w:rStyle w:val="Hyperlink"/>
+                <w:noProof/>
+              </w:rPr>
+              <w:t>7.2. Trích xuất đặc trưng</w:t>
+            </w:r>
+            <w:r>
+              <w:rPr>
+                <w:noProof/>
+              </w:rPr>
+              <w:tab/>
+            </w:r>
+            <w:r>
+              <w:rPr>
+                <w:noProof/>
+              </w:rPr>
+              <w:fldChar w:fldCharType="begin"/>
+            </w:r>
+            <w:r>
+              <w:rPr>
+                <w:noProof/>
+              </w:rPr>
+              <w:instrText xml:space="preserve"> PAGEREF _Toc244112285 \h </w:instrText>
+            </w:r>
+            <w:r>
+              <w:rPr>
+                <w:noProof/>
+              </w:rPr>
+            </w:r>
+            <w:r>
+              <w:rPr>
+                <w:noProof/>
+              </w:rPr>
+              <w:fldChar w:fldCharType="separate"/>
+            </w:r>
+            <w:r>
+              <w:rPr>
+                <w:noProof/>
+              </w:rPr>
+              <w:t>20</w:t>
+            </w:r>
+            <w:r>
+              <w:rPr>
+                <w:noProof/>
+              </w:rPr>
+              <w:fldChar w:fldCharType="end"/>
+            </w:r>
+          </w:hyperlink>
+        </w:p>
+        <w:p>
+          <w:pPr>
+            <w:pStyle w:val="TOC2"/>
+            <w:tabs>
+              <w:tab w:val="right" w:leader="dot" w:pos="9061"/>
+            </w:tabs>
+            <w:rPr>
+              <w:rFonts w:asciiTheme="minorHAnsi" w:eastAsiaTheme="minorEastAsia" w:hAnsiTheme="minorHAnsi" w:cstheme="minorBidi"/>
+              <w:noProof/>
+              <w:kern w:val="2"/>
+              <w:sz w:val="24"/>
+              <w:szCs w:val="24"/>
+              <w14:ligatures w14:val="standardContextual"/>
+            </w:rPr>
+          </w:pPr>
+          <w:hyperlink w:anchor="_Toc244112286" w:history="1">
+            <w:r>
+              <w:rPr>
+                <w:rStyle w:val="Hyperlink"/>
+                <w:noProof/>
+              </w:rPr>
+              <w:t>7.3. Mô hình học máy</w:t>
+            </w:r>
+            <w:r>
+              <w:rPr>
+                <w:noProof/>
+              </w:rPr>
+              <w:tab/>
+            </w:r>
+            <w:r>
+              <w:rPr>
+                <w:noProof/>
+              </w:rPr>
+              <w:fldChar w:fldCharType="begin"/>
+            </w:r>
+            <w:r>
+              <w:rPr>
+                <w:noProof/>
+              </w:rPr>
+              <w:instrText xml:space="preserve"> PAGEREF _Toc244112286 \h </w:instrText>
+            </w:r>
+            <w:r>
+              <w:rPr>
+                <w:noProof/>
+              </w:rPr>
+            </w:r>
+            <w:r>
+              <w:rPr>
+                <w:noProof/>
+              </w:rPr>
+              <w:fldChar w:fldCharType="separate"/>
+            </w:r>
+            <w:r>
+              <w:rPr>
+                <w:noProof/>
+              </w:rPr>
+              <w:t>20</w:t>
+            </w:r>
+            <w:r>
+              <w:rPr>
+                <w:noProof/>
+              </w:rPr>
+              <w:fldChar w:fldCharType="end"/>
+            </w:r>
+          </w:hyperlink>
+        </w:p>
+        <w:p>
+          <w:pPr>
+            <w:pStyle w:val="TOC2"/>
+            <w:tabs>
+              <w:tab w:val="right" w:leader="dot" w:pos="9061"/>
+            </w:tabs>
+            <w:rPr>
+              <w:rFonts w:asciiTheme="minorHAnsi" w:eastAsiaTheme="minorEastAsia" w:hAnsiTheme="minorHAnsi" w:cstheme="minorBidi"/>
+              <w:noProof/>
+              <w:kern w:val="2"/>
+              <w:sz w:val="24"/>
+              <w:szCs w:val="24"/>
+              <w14:ligatures w14:val="standardContextual"/>
+            </w:rPr>
+          </w:pPr>
+          <w:hyperlink w:anchor="_Toc244112287" w:history="1">
+            <w:r>
+              <w:rPr>
+                <w:rStyle w:val="Hyperlink"/>
+                <w:noProof/>
+              </w:rPr>
+              <w:t>7.4. Mô hình học sâu BiLSTM</w:t>
+            </w:r>
+            <w:r>
+              <w:rPr>
+                <w:noProof/>
+              </w:rPr>
+              <w:tab/>
+            </w:r>
+            <w:r>
+              <w:rPr>
+                <w:noProof/>
+              </w:rPr>
+              <w:fldChar w:fldCharType="begin"/>
+            </w:r>
+            <w:r>
+              <w:rPr>
+                <w:noProof/>
+              </w:rPr>
+              <w:instrText xml:space="preserve"> PAGEREF _Toc244112287 \h </w:instrText>
+            </w:r>
+            <w:r>
+              <w:rPr>
+                <w:noProof/>
+              </w:rPr>
+            </w:r>
+            <w:r>
+              <w:rPr>
+                <w:noProof/>
+              </w:rPr>
+              <w:fldChar w:fldCharType="separate"/>
+            </w:r>
+            <w:r>
+              <w:rPr>
+                <w:noProof/>
+              </w:rPr>
+              <w:t>20</w:t>
+            </w:r>
+            <w:r>
+              <w:rPr>
+                <w:noProof/>
+              </w:rPr>
+              <w:fldChar w:fldCharType="end"/>
+            </w:r>
+          </w:hyperlink>
+        </w:p>
+        <w:p>
+          <w:pPr>
+            <w:pStyle w:val="TOC2"/>
+            <w:tabs>
+              <w:tab w:val="right" w:leader="dot" w:pos="9061"/>
+            </w:tabs>
+            <w:rPr>
+              <w:rFonts w:asciiTheme="minorHAnsi" w:eastAsiaTheme="minorEastAsia" w:hAnsiTheme="minorHAnsi" w:cstheme="minorBidi"/>
+              <w:noProof/>
+              <w:kern w:val="2"/>
+              <w:sz w:val="24"/>
+              <w:szCs w:val="24"/>
+              <w14:ligatures w14:val="standardContextual"/>
+            </w:rPr>
+          </w:pPr>
+          <w:hyperlink w:anchor="_Toc244112288" w:history="1">
+            <w:r>
+              <w:rPr>
+                <w:rStyle w:val="Hyperlink"/>
+                <w:noProof/>
+              </w:rPr>
+              <w:t>7.5. Kết quả</w:t>
+            </w:r>
+            <w:r>
+              <w:rPr>
+                <w:noProof/>
+              </w:rPr>
+              <w:tab/>
+            </w:r>
+            <w:r>
+              <w:rPr>
+                <w:noProof/>
+              </w:rPr>
+              <w:fldChar w:fldCharType="begin"/>
+            </w:r>
+            <w:r>
+              <w:rPr>
+                <w:noProof/>
+              </w:rPr>
+              <w:instrText xml:space="preserve"> PAGEREF _Toc244112288 \h </w:instrText>
+            </w:r>
+            <w:r>
+              <w:rPr>
+                <w:noProof/>
+              </w:rPr>
+            </w:r>
+            <w:r>
+              <w:rPr>
+                <w:noProof/>
+              </w:rPr>
+              <w:fldChar w:fldCharType="separate"/>
+            </w:r>
+            <w:r>
+              <w:rPr>
+                <w:noProof/>
+              </w:rPr>
+              <w:t>21</w:t>
+            </w:r>
+            <w:r>
+              <w:rPr>
+                <w:noProof/>
+              </w:rPr>
+              <w:fldChar w:fldCharType="end"/>
+            </w:r>
+          </w:hyperlink>
+        </w:p>
+        <w:p>
+          <w:pPr>
+            <w:pStyle w:val="TOC2"/>
+            <w:tabs>
+              <w:tab w:val="right" w:leader="dot" w:pos="9061"/>
+            </w:tabs>
+            <w:rPr>
+              <w:rFonts w:asciiTheme="minorHAnsi" w:eastAsiaTheme="minorEastAsia" w:hAnsiTheme="minorHAnsi" w:cstheme="minorBidi"/>
+              <w:noProof/>
+              <w:kern w:val="2"/>
+              <w:sz w:val="24"/>
+              <w:szCs w:val="24"/>
+              <w14:ligatures w14:val="standardContextual"/>
+            </w:rPr>
+          </w:pPr>
+          <w:hyperlink w:anchor="_Toc244112289" w:history="1">
+            <w:r>
+              <w:rPr>
+                <w:rStyle w:val="Hyperlink"/>
+                <w:noProof/>
+              </w:rPr>
+              <w:t>7.6. Diễn giải mô hình và phân tích lỗi</w:t>
+            </w:r>
+            <w:r>
+              <w:rPr>
+                <w:noProof/>
+              </w:rPr>
+              <w:tab/>
+            </w:r>
+            <w:r>
+              <w:rPr>
+                <w:noProof/>
+              </w:rPr>
+              <w:fldChar w:fldCharType="begin"/>
+            </w:r>
+            <w:r>
+              <w:rPr>
+                <w:noProof/>
+              </w:rPr>
+              <w:instrText xml:space="preserve"> PAGEREF _Toc244112289 \h </w:instrText>
+            </w:r>
+            <w:r>
+              <w:rPr>
+                <w:noProof/>
+              </w:rPr>
+            </w:r>
+            <w:r>
+              <w:rPr>
+                <w:noProof/>
+              </w:rPr>
+              <w:fldChar w:fldCharType="separate"/>
+            </w:r>
+            <w:r>
+              <w:rPr>
+                <w:noProof/>
+              </w:rPr>
+              <w:t>23</w:t>
+            </w:r>
+            <w:r>
+              <w:rPr>
+                <w:noProof/>
+              </w:rPr>
+              <w:fldChar w:fldCharType="end"/>
+            </w:r>
+          </w:hyperlink>
+        </w:p>
+        <w:p>
+          <w:pPr>
+            <w:pStyle w:val="TOC2"/>
+            <w:tabs>
+              <w:tab w:val="right" w:leader="dot" w:pos="9061"/>
+            </w:tabs>
+            <w:rPr>
+              <w:rFonts w:asciiTheme="minorHAnsi" w:eastAsiaTheme="minorEastAsia" w:hAnsiTheme="minorHAnsi" w:cstheme="minorBidi"/>
+              <w:noProof/>
+              <w:kern w:val="2"/>
+              <w:sz w:val="24"/>
+              <w:szCs w:val="24"/>
+              <w14:ligatures w14:val="standardContextual"/>
+            </w:rPr>
+          </w:pPr>
+          <w:hyperlink w:anchor="_Toc244112290" w:history="1">
+            <w:r>
+              <w:rPr>
+                <w:rStyle w:val="Hyperlink"/>
+                <w:noProof/>
+              </w:rPr>
+              <w:t>7.7. Thảo luận: học máy so với học sâu</w:t>
+            </w:r>
+            <w:r>
+              <w:rPr>
+                <w:noProof/>
+              </w:rPr>
+              <w:tab/>
+            </w:r>
+            <w:r>
+              <w:rPr>
+                <w:noProof/>
+              </w:rPr>
+              <w:fldChar w:fldCharType="begin"/>
+            </w:r>
+            <w:r>
+              <w:rPr>
+                <w:noProof/>
+              </w:rPr>
+              <w:instrText xml:space="preserve"> PAGEREF _Toc244112290 \h </w:instrText>
+            </w:r>
+            <w:r>
+              <w:rPr>
+                <w:noProof/>
+              </w:rPr>
+            </w:r>
+            <w:r>
+              <w:rPr>
+                <w:noProof/>
+              </w:rPr>
+              <w:fldChar w:fldCharType="separate"/>
+            </w:r>
+            <w:r>
+              <w:rPr>
+                <w:noProof/>
+              </w:rPr>
+              <w:t>24</w:t>
             </w:r>
             <w:r>
               <w:rPr>
@@ -1888,16 +3409,21 @@
               <w:tab w:val="right" w:leader="dot" w:pos="9061"/>
             </w:tabs>
             <w:rPr>
+              <w:rFonts w:asciiTheme="minorHAnsi" w:eastAsiaTheme="minorEastAsia" w:hAnsiTheme="minorHAnsi" w:cstheme="minorBidi"/>
               <w:noProof/>
+              <w:kern w:val="2"/>
+              <w:sz w:val="24"/>
+              <w:szCs w:val="24"/>
+              <w14:ligatures w14:val="standardContextual"/>
             </w:rPr>
           </w:pPr>
-          <w:hyperlink w:anchor="_Toc243838780" w:history="1">
+          <w:hyperlink w:anchor="_Toc244112291" w:history="1">
             <w:r>
               <w:rPr>
                 <w:rStyle w:val="Hyperlink"/>
                 <w:noProof/>
               </w:rPr>
-              <w:t>CHƯƠNG 5. QUY TRÌNH ETL</w:t>
+              <w:t>CHƯƠNG 8. PORTAL TỔNG HỢP</w:t>
             </w:r>
             <w:r>
               <w:rPr>
@@ -1915,7 +3441,7 @@
               <w:rPr>
                 <w:noProof/>
               </w:rPr>
-              <w:instrText xml:space="preserve"> PAGEREF _Toc243838780 \h </w:instrText>
+              <w:instrText xml:space="preserve"> PAGEREF _Toc244112291 \h </w:instrText>
             </w:r>
             <w:r>
               <w:rPr>
@@ -1932,7 +3458,7 @@
               <w:rPr>
                 <w:noProof/>
               </w:rPr>
-              <w:t>14</w:t>
+              <w:t>25</w:t>
             </w:r>
             <w:r>
               <w:rPr>
@@ -1949,16 +3475,21 @@
               <w:tab w:val="right" w:leader="dot" w:pos="9061"/>
             </w:tabs>
             <w:rPr>
+              <w:rFonts w:asciiTheme="minorHAnsi" w:eastAsiaTheme="minorEastAsia" w:hAnsiTheme="minorHAnsi" w:cstheme="minorBidi"/>
               <w:noProof/>
+              <w:kern w:val="2"/>
+              <w:sz w:val="24"/>
+              <w:szCs w:val="24"/>
+              <w14:ligatures w14:val="standardContextual"/>
             </w:rPr>
           </w:pPr>
-          <w:hyperlink w:anchor="_Toc243838781" w:history="1">
+          <w:hyperlink w:anchor="_Toc244112292" w:history="1">
             <w:r>
               <w:rPr>
                 <w:rStyle w:val="Hyperlink"/>
                 <w:noProof/>
               </w:rPr>
-              <w:t>5.1. Trích xuất (Extract)</w:t>
+              <w:t>8.1. Mục tiêu</w:t>
             </w:r>
             <w:r>
               <w:rPr>
@@ -1976,7 +3507,7 @@
               <w:rPr>
                 <w:noProof/>
               </w:rPr>
-              <w:instrText xml:space="preserve"> PAGEREF _Toc243838781 \h </w:instrText>
+              <w:instrText xml:space="preserve"> PAGEREF _Toc244112292 \h </w:instrText>
             </w:r>
             <w:r>
               <w:rPr>
@@ -1993,7 +3524,7 @@
               <w:rPr>
                 <w:noProof/>
               </w:rPr>
-              <w:t>14</w:t>
+              <w:t>25</w:t>
             </w:r>
             <w:r>
               <w:rPr>
@@ -2010,16 +3541,21 @@
               <w:tab w:val="right" w:leader="dot" w:pos="9061"/>
             </w:tabs>
             <w:rPr>
+              <w:rFonts w:asciiTheme="minorHAnsi" w:eastAsiaTheme="minorEastAsia" w:hAnsiTheme="minorHAnsi" w:cstheme="minorBidi"/>
               <w:noProof/>
+              <w:kern w:val="2"/>
+              <w:sz w:val="24"/>
+              <w:szCs w:val="24"/>
+              <w14:ligatures w14:val="standardContextual"/>
             </w:rPr>
           </w:pPr>
-          <w:hyperlink w:anchor="_Toc243838782" w:history="1">
+          <w:hyperlink w:anchor="_Toc244112293" w:history="1">
             <w:r>
               <w:rPr>
                 <w:rStyle w:val="Hyperlink"/>
                 <w:noProof/>
               </w:rPr>
-              <w:t>5.2. Biến đổi (Transform)</w:t>
+              <w:t>8.2. Chức năng</w:t>
             </w:r>
             <w:r>
               <w:rPr>
@@ -2037,7 +3573,7 @@
               <w:rPr>
                 <w:noProof/>
               </w:rPr>
-              <w:instrText xml:space="preserve"> PAGEREF _Toc243838782 \h </w:instrText>
+              <w:instrText xml:space="preserve"> PAGEREF _Toc244112293 \h </w:instrText>
             </w:r>
             <w:r>
               <w:rPr>
@@ -2054,251 +3590,7 @@
               <w:rPr>
                 <w:noProof/>
               </w:rPr>
-              <w:t>14</w:t>
-            </w:r>
-            <w:r>
-              <w:rPr>
-                <w:noProof/>
-              </w:rPr>
-              <w:fldChar w:fldCharType="end"/>
-            </w:r>
-          </w:hyperlink>
-        </w:p>
-        <w:p>
-          <w:pPr>
-            <w:pStyle w:val="TOC3"/>
-            <w:tabs>
-              <w:tab w:val="right" w:leader="dot" w:pos="9061"/>
-            </w:tabs>
-            <w:rPr>
-              <w:noProof/>
-            </w:rPr>
-          </w:pPr>
-          <w:hyperlink w:anchor="_Toc243838783" w:history="1">
-            <w:r>
-              <w:rPr>
-                <w:rStyle w:val="Hyperlink"/>
-                <w:noProof/>
-              </w:rPr>
-              <w:t>5.2.1. Đọc tuần tự và lấy mẫu</w:t>
-            </w:r>
-            <w:r>
-              <w:rPr>
-                <w:noProof/>
-              </w:rPr>
-              <w:tab/>
-            </w:r>
-            <w:r>
-              <w:rPr>
-                <w:noProof/>
-              </w:rPr>
-              <w:fldChar w:fldCharType="begin"/>
-            </w:r>
-            <w:r>
-              <w:rPr>
-                <w:noProof/>
-              </w:rPr>
-              <w:instrText xml:space="preserve"> PAGEREF _Toc243838783 \h </w:instrText>
-            </w:r>
-            <w:r>
-              <w:rPr>
-                <w:noProof/>
-              </w:rPr>
-            </w:r>
-            <w:r>
-              <w:rPr>
-                <w:noProof/>
-              </w:rPr>
-              <w:fldChar w:fldCharType="separate"/>
-            </w:r>
-            <w:r>
-              <w:rPr>
-                <w:noProof/>
-              </w:rPr>
-              <w:t>14</w:t>
-            </w:r>
-            <w:r>
-              <w:rPr>
-                <w:noProof/>
-              </w:rPr>
-              <w:fldChar w:fldCharType="end"/>
-            </w:r>
-          </w:hyperlink>
-        </w:p>
-        <w:p>
-          <w:pPr>
-            <w:pStyle w:val="TOC3"/>
-            <w:tabs>
-              <w:tab w:val="right" w:leader="dot" w:pos="9061"/>
-            </w:tabs>
-            <w:rPr>
-              <w:noProof/>
-            </w:rPr>
-          </w:pPr>
-          <w:hyperlink w:anchor="_Toc243838784" w:history="1">
-            <w:r>
-              <w:rPr>
-                <w:rStyle w:val="Hyperlink"/>
-                <w:noProof/>
-              </w:rPr>
-              <w:t>5.2.2. Làm sạch cấu trúc</w:t>
-            </w:r>
-            <w:r>
-              <w:rPr>
-                <w:noProof/>
-              </w:rPr>
-              <w:tab/>
-            </w:r>
-            <w:r>
-              <w:rPr>
-                <w:noProof/>
-              </w:rPr>
-              <w:fldChar w:fldCharType="begin"/>
-            </w:r>
-            <w:r>
-              <w:rPr>
-                <w:noProof/>
-              </w:rPr>
-              <w:instrText xml:space="preserve"> PAGEREF _Toc243838784 \h </w:instrText>
-            </w:r>
-            <w:r>
-              <w:rPr>
-                <w:noProof/>
-              </w:rPr>
-            </w:r>
-            <w:r>
-              <w:rPr>
-                <w:noProof/>
-              </w:rPr>
-              <w:fldChar w:fldCharType="separate"/>
-            </w:r>
-            <w:r>
-              <w:rPr>
-                <w:noProof/>
-              </w:rPr>
-              <w:t>14</w:t>
-            </w:r>
-            <w:r>
-              <w:rPr>
-                <w:noProof/>
-              </w:rPr>
-              <w:fldChar w:fldCharType="end"/>
-            </w:r>
-          </w:hyperlink>
-        </w:p>
-        <w:p>
-          <w:pPr>
-            <w:pStyle w:val="TOC3"/>
-            <w:tabs>
-              <w:tab w:val="right" w:leader="dot" w:pos="9061"/>
-            </w:tabs>
-            <w:rPr>
-              <w:noProof/>
-            </w:rPr>
-          </w:pPr>
-          <w:hyperlink w:anchor="_Toc243838785" w:history="1">
-            <w:r>
-              <w:rPr>
-                <w:rStyle w:val="Hyperlink"/>
-                <w:noProof/>
-              </w:rPr>
-              <w:t>5.2.3. Tiền xử lý văn bản (NLP)</w:t>
-            </w:r>
-            <w:r>
-              <w:rPr>
-                <w:noProof/>
-              </w:rPr>
-              <w:tab/>
-            </w:r>
-            <w:r>
-              <w:rPr>
-                <w:noProof/>
-              </w:rPr>
-              <w:fldChar w:fldCharType="begin"/>
-            </w:r>
-            <w:r>
-              <w:rPr>
-                <w:noProof/>
-              </w:rPr>
-              <w:instrText xml:space="preserve"> PAGEREF _Toc243838785 \h </w:instrText>
-            </w:r>
-            <w:r>
-              <w:rPr>
-                <w:noProof/>
-              </w:rPr>
-            </w:r>
-            <w:r>
-              <w:rPr>
-                <w:noProof/>
-              </w:rPr>
-              <w:fldChar w:fldCharType="separate"/>
-            </w:r>
-            <w:r>
-              <w:rPr>
-                <w:noProof/>
-              </w:rPr>
-              <w:t>14</w:t>
-            </w:r>
-            <w:r>
-              <w:rPr>
-                <w:noProof/>
-              </w:rPr>
-              <w:fldChar w:fldCharType="end"/>
-            </w:r>
-          </w:hyperlink>
-        </w:p>
-        <w:p>
-          <w:pPr>
-            <w:pStyle w:val="TOC3"/>
-            <w:tabs>
-              <w:tab w:val="right" w:leader="dot" w:pos="9061"/>
-            </w:tabs>
-            <w:rPr>
-              <w:noProof/>
-            </w:rPr>
-          </w:pPr>
-          <w:hyperlink w:anchor="_Toc243838786" w:history="1">
-            <w:r>
-              <w:rPr>
-                <w:rStyle w:val="Hyperlink"/>
-                <w:noProof/>
-              </w:rPr>
-              <w:t>5.2.4. Tích hợp đa nguồn</w:t>
-            </w:r>
-            <w:r>
-              <w:rPr>
-                <w:noProof/>
-              </w:rPr>
-              <w:tab/>
-            </w:r>
-            <w:r>
-              <w:rPr>
-                <w:noProof/>
-              </w:rPr>
-              <w:fldChar w:fldCharType="begin"/>
-            </w:r>
-            <w:r>
-              <w:rPr>
-                <w:noProof/>
-              </w:rPr>
-              <w:instrText xml:space="preserve"> PAGEREF _Toc243838786 \h </w:instrText>
-            </w:r>
-            <w:r>
-              <w:rPr>
-                <w:noProof/>
-              </w:rPr>
-            </w:r>
-            <w:r>
-              <w:rPr>
-                <w:noProof/>
-              </w:rPr>
-              <w:fldChar w:fldCharType="separate"/>
-            </w:r>
-            <w:r>
-              <w:rPr>
-                <w:noProof/>
-              </w:rPr>
-              <w:t>14</w:t>
+              <w:t>25</w:t>
             </w:r>
             <w:r>
               <w:rPr>
@@ -2315,16 +3607,21 @@
               <w:tab w:val="right" w:leader="dot" w:pos="9061"/>
             </w:tabs>
             <w:rPr>
+              <w:rFonts w:asciiTheme="minorHAnsi" w:eastAsiaTheme="minorEastAsia" w:hAnsiTheme="minorHAnsi" w:cstheme="minorBidi"/>
               <w:noProof/>
+              <w:kern w:val="2"/>
+              <w:sz w:val="24"/>
+              <w:szCs w:val="24"/>
+              <w14:ligatures w14:val="standardContextual"/>
             </w:rPr>
           </w:pPr>
-          <w:hyperlink w:anchor="_Toc243838787" w:history="1">
+          <w:hyperlink w:anchor="_Toc244112294" w:history="1">
             <w:r>
               <w:rPr>
                 <w:rStyle w:val="Hyperlink"/>
                 <w:noProof/>
               </w:rPr>
-              <w:t>5.3. Báo cáo chất lượng dữ liệu</w:t>
+              <w:t>8.3. Cơ chế cập nhật thời gian thực</w:t>
             </w:r>
             <w:r>
               <w:rPr>
@@ -2342,7 +3639,7 @@
               <w:rPr>
                 <w:noProof/>
               </w:rPr>
-              <w:instrText xml:space="preserve"> PAGEREF _Toc243838787 \h </w:instrText>
+              <w:instrText xml:space="preserve"> PAGEREF _Toc244112294 \h </w:instrText>
             </w:r>
             <w:r>
               <w:rPr>
@@ -2359,7 +3656,7 @@
               <w:rPr>
                 <w:noProof/>
               </w:rPr>
-              <w:t>15</w:t>
+              <w:t>25</w:t>
             </w:r>
             <w:r>
               <w:rPr>
@@ -2376,16 +3673,21 @@
               <w:tab w:val="right" w:leader="dot" w:pos="9061"/>
             </w:tabs>
             <w:rPr>
+              <w:rFonts w:asciiTheme="minorHAnsi" w:eastAsiaTheme="minorEastAsia" w:hAnsiTheme="minorHAnsi" w:cstheme="minorBidi"/>
               <w:noProof/>
+              <w:kern w:val="2"/>
+              <w:sz w:val="24"/>
+              <w:szCs w:val="24"/>
+              <w14:ligatures w14:val="standardContextual"/>
             </w:rPr>
           </w:pPr>
-          <w:hyperlink w:anchor="_Toc243838788" w:history="1">
+          <w:hyperlink w:anchor="_Toc244112295" w:history="1">
             <w:r>
               <w:rPr>
                 <w:rStyle w:val="Hyperlink"/>
                 <w:noProof/>
               </w:rPr>
-              <w:t>5.4. Tải (Load) vào kho dữ liệu</w:t>
+              <w:t>8.4. Tích hợp với Airflow</w:t>
             </w:r>
             <w:r>
               <w:rPr>
@@ -2403,7 +3705,7 @@
               <w:rPr>
                 <w:noProof/>
               </w:rPr>
-              <w:instrText xml:space="preserve"> PAGEREF _Toc243838788 \h </w:instrText>
+              <w:instrText xml:space="preserve"> PAGEREF _Toc244112295 \h </w:instrText>
             </w:r>
             <w:r>
               <w:rPr>
@@ -2420,7 +3722,7 @@
               <w:rPr>
                 <w:noProof/>
               </w:rPr>
-              <w:t>15</w:t>
+              <w:t>26</w:t>
             </w:r>
             <w:r>
               <w:rPr>
@@ -2437,16 +3739,21 @@
               <w:tab w:val="right" w:leader="dot" w:pos="9061"/>
             </w:tabs>
             <w:rPr>
+              <w:rFonts w:asciiTheme="minorHAnsi" w:eastAsiaTheme="minorEastAsia" w:hAnsiTheme="minorHAnsi" w:cstheme="minorBidi"/>
               <w:noProof/>
+              <w:kern w:val="2"/>
+              <w:sz w:val="24"/>
+              <w:szCs w:val="24"/>
+              <w14:ligatures w14:val="standardContextual"/>
             </w:rPr>
           </w:pPr>
-          <w:hyperlink w:anchor="_Toc243838789" w:history="1">
+          <w:hyperlink w:anchor="_Toc244112296" w:history="1">
             <w:r>
               <w:rPr>
                 <w:rStyle w:val="Hyperlink"/>
                 <w:noProof/>
               </w:rPr>
-              <w:t>CHƯƠNG 6. KHAI THÁC KHO DỮ LIỆU (OLAP)</w:t>
+              <w:t>CHƯƠNG 9. ĐÁNH GIÁ, HẠN CHẾ VÀ HƯỚNG PHÁT TRIỂN</w:t>
             </w:r>
             <w:r>
               <w:rPr>
@@ -2464,7 +3771,7 @@
               <w:rPr>
                 <w:noProof/>
               </w:rPr>
-              <w:instrText xml:space="preserve"> PAGEREF _Toc243838789 \h </w:instrText>
+              <w:instrText xml:space="preserve"> PAGEREF _Toc244112296 \h </w:instrText>
             </w:r>
             <w:r>
               <w:rPr>
@@ -2481,7 +3788,7 @@
               <w:rPr>
                 <w:noProof/>
               </w:rPr>
-              <w:t>17</w:t>
+              <w:t>27</w:t>
             </w:r>
             <w:r>
               <w:rPr>
@@ -2498,16 +3805,21 @@
               <w:tab w:val="right" w:leader="dot" w:pos="9061"/>
             </w:tabs>
             <w:rPr>
+              <w:rFonts w:asciiTheme="minorHAnsi" w:eastAsiaTheme="minorEastAsia" w:hAnsiTheme="minorHAnsi" w:cstheme="minorBidi"/>
               <w:noProof/>
+              <w:kern w:val="2"/>
+              <w:sz w:val="24"/>
+              <w:szCs w:val="24"/>
+              <w14:ligatures w14:val="standardContextual"/>
             </w:rPr>
           </w:pPr>
-          <w:hyperlink w:anchor="_Toc243838790" w:history="1">
+          <w:hyperlink w:anchor="_Toc244112297" w:history="1">
             <w:r>
               <w:rPr>
                 <w:rStyle w:val="Hyperlink"/>
                 <w:noProof/>
               </w:rPr>
-              <w:t>6.1. Chỉ số tổng quan</w:t>
+              <w:t>9.1. Mức độ hoàn thành</w:t>
             </w:r>
             <w:r>
               <w:rPr>
@@ -2525,7 +3837,7 @@
               <w:rPr>
                 <w:noProof/>
               </w:rPr>
-              <w:instrText xml:space="preserve"> PAGEREF _Toc243838790 \h </w:instrText>
+              <w:instrText xml:space="preserve"> PAGEREF _Toc244112297 \h </w:instrText>
             </w:r>
             <w:r>
               <w:rPr>
@@ -2542,7 +3854,7 @@
               <w:rPr>
                 <w:noProof/>
               </w:rPr>
-              <w:t>17</w:t>
+              <w:t>27</w:t>
             </w:r>
             <w:r>
               <w:rPr>
@@ -2559,16 +3871,21 @@
               <w:tab w:val="right" w:leader="dot" w:pos="9061"/>
             </w:tabs>
             <w:rPr>
+              <w:rFonts w:asciiTheme="minorHAnsi" w:eastAsiaTheme="minorEastAsia" w:hAnsiTheme="minorHAnsi" w:cstheme="minorBidi"/>
               <w:noProof/>
+              <w:kern w:val="2"/>
+              <w:sz w:val="24"/>
+              <w:szCs w:val="24"/>
+              <w14:ligatures w14:val="standardContextual"/>
             </w:rPr>
           </w:pPr>
-          <w:hyperlink w:anchor="_Toc243838791" w:history="1">
+          <w:hyperlink w:anchor="_Toc244112298" w:history="1">
             <w:r>
               <w:rPr>
                 <w:rStyle w:val="Hyperlink"/>
                 <w:noProof/>
               </w:rPr>
-              <w:t>6.2. Phân tích theo thời gian</w:t>
+              <w:t>9.2. Hạn chế</w:t>
             </w:r>
             <w:r>
               <w:rPr>
@@ -2586,7 +3903,7 @@
               <w:rPr>
                 <w:noProof/>
               </w:rPr>
-              <w:instrText xml:space="preserve"> PAGEREF _Toc243838791 \h </w:instrText>
+              <w:instrText xml:space="preserve"> PAGEREF _Toc244112298 \h </w:instrText>
             </w:r>
             <w:r>
               <w:rPr>
@@ -2603,7 +3920,7 @@
               <w:rPr>
                 <w:noProof/>
               </w:rPr>
-              <w:t>17</w:t>
+              <w:t>27</w:t>
             </w:r>
             <w:r>
               <w:rPr>
@@ -2620,16 +3937,21 @@
               <w:tab w:val="right" w:leader="dot" w:pos="9061"/>
             </w:tabs>
             <w:rPr>
+              <w:rFonts w:asciiTheme="minorHAnsi" w:eastAsiaTheme="minorEastAsia" w:hAnsiTheme="minorHAnsi" w:cstheme="minorBidi"/>
               <w:noProof/>
+              <w:kern w:val="2"/>
+              <w:sz w:val="24"/>
+              <w:szCs w:val="24"/>
+              <w14:ligatures w14:val="standardContextual"/>
             </w:rPr>
           </w:pPr>
-          <w:hyperlink w:anchor="_Toc243838792" w:history="1">
+          <w:hyperlink w:anchor="_Toc244112299" w:history="1">
             <w:r>
               <w:rPr>
                 <w:rStyle w:val="Hyperlink"/>
                 <w:noProof/>
               </w:rPr>
-              <w:t>6.3. Phân tích theo rating, nhãn, thương hiệu và giá</w:t>
+              <w:t>9.3. Hướng phát triển</w:t>
             </w:r>
             <w:r>
               <w:rPr>
@@ -2647,7 +3969,7 @@
               <w:rPr>
                 <w:noProof/>
               </w:rPr>
-              <w:instrText xml:space="preserve"> PAGEREF _Toc243838792 \h </w:instrText>
+              <w:instrText xml:space="preserve"> PAGEREF _Toc244112299 \h </w:instrText>
             </w:r>
             <w:r>
               <w:rPr>
@@ -2664,7 +3986,205 @@
               <w:rPr>
                 <w:noProof/>
               </w:rPr>
-              <w:t>18</w:t>
+              <w:t>27</w:t>
+            </w:r>
+            <w:r>
+              <w:rPr>
+                <w:noProof/>
+              </w:rPr>
+              <w:fldChar w:fldCharType="end"/>
+            </w:r>
+          </w:hyperlink>
+        </w:p>
+        <w:p>
+          <w:pPr>
+            <w:pStyle w:val="TOC1"/>
+            <w:tabs>
+              <w:tab w:val="right" w:leader="dot" w:pos="9061"/>
+            </w:tabs>
+            <w:rPr>
+              <w:rFonts w:asciiTheme="minorHAnsi" w:eastAsiaTheme="minorEastAsia" w:hAnsiTheme="minorHAnsi" w:cstheme="minorBidi"/>
+              <w:noProof/>
+              <w:kern w:val="2"/>
+              <w:sz w:val="24"/>
+              <w:szCs w:val="24"/>
+              <w14:ligatures w14:val="standardContextual"/>
+            </w:rPr>
+          </w:pPr>
+          <w:hyperlink w:anchor="_Toc244112300" w:history="1">
+            <w:r>
+              <w:rPr>
+                <w:rStyle w:val="Hyperlink"/>
+                <w:noProof/>
+              </w:rPr>
+              <w:t>KẾT LUẬN</w:t>
+            </w:r>
+            <w:r>
+              <w:rPr>
+                <w:noProof/>
+              </w:rPr>
+              <w:tab/>
+            </w:r>
+            <w:r>
+              <w:rPr>
+                <w:noProof/>
+              </w:rPr>
+              <w:fldChar w:fldCharType="begin"/>
+            </w:r>
+            <w:r>
+              <w:rPr>
+                <w:noProof/>
+              </w:rPr>
+              <w:instrText xml:space="preserve"> PAGEREF _Toc244112300 \h </w:instrText>
+            </w:r>
+            <w:r>
+              <w:rPr>
+                <w:noProof/>
+              </w:rPr>
+            </w:r>
+            <w:r>
+              <w:rPr>
+                <w:noProof/>
+              </w:rPr>
+              <w:fldChar w:fldCharType="separate"/>
+            </w:r>
+            <w:r>
+              <w:rPr>
+                <w:noProof/>
+              </w:rPr>
+              <w:t>29</w:t>
+            </w:r>
+            <w:r>
+              <w:rPr>
+                <w:noProof/>
+              </w:rPr>
+              <w:fldChar w:fldCharType="end"/>
+            </w:r>
+          </w:hyperlink>
+        </w:p>
+        <w:p>
+          <w:pPr>
+            <w:pStyle w:val="TOC1"/>
+            <w:tabs>
+              <w:tab w:val="right" w:leader="dot" w:pos="9061"/>
+            </w:tabs>
+            <w:rPr>
+              <w:rFonts w:asciiTheme="minorHAnsi" w:eastAsiaTheme="minorEastAsia" w:hAnsiTheme="minorHAnsi" w:cstheme="minorBidi"/>
+              <w:noProof/>
+              <w:kern w:val="2"/>
+              <w:sz w:val="24"/>
+              <w:szCs w:val="24"/>
+              <w14:ligatures w14:val="standardContextual"/>
+            </w:rPr>
+          </w:pPr>
+          <w:hyperlink w:anchor="_Toc244112301" w:history="1">
+            <w:r>
+              <w:rPr>
+                <w:rStyle w:val="Hyperlink"/>
+                <w:noProof/>
+              </w:rPr>
+              <w:t>TÀI LIỆU THAM KHẢO</w:t>
+            </w:r>
+            <w:r>
+              <w:rPr>
+                <w:noProof/>
+              </w:rPr>
+              <w:tab/>
+            </w:r>
+            <w:r>
+              <w:rPr>
+                <w:noProof/>
+              </w:rPr>
+              <w:fldChar w:fldCharType="begin"/>
+            </w:r>
+            <w:r>
+              <w:rPr>
+                <w:noProof/>
+              </w:rPr>
+              <w:instrText xml:space="preserve"> PAGEREF _Toc244112301 \h </w:instrText>
+            </w:r>
+            <w:r>
+              <w:rPr>
+                <w:noProof/>
+              </w:rPr>
+            </w:r>
+            <w:r>
+              <w:rPr>
+                <w:noProof/>
+              </w:rPr>
+              <w:fldChar w:fldCharType="separate"/>
+            </w:r>
+            <w:r>
+              <w:rPr>
+                <w:noProof/>
+              </w:rPr>
+              <w:t>30</w:t>
+            </w:r>
+            <w:r>
+              <w:rPr>
+                <w:noProof/>
+              </w:rPr>
+              <w:fldChar w:fldCharType="end"/>
+            </w:r>
+          </w:hyperlink>
+        </w:p>
+        <w:p>
+          <w:pPr>
+            <w:pStyle w:val="TOC1"/>
+            <w:tabs>
+              <w:tab w:val="right" w:leader="dot" w:pos="9061"/>
+            </w:tabs>
+            <w:rPr>
+              <w:rFonts w:asciiTheme="minorHAnsi" w:eastAsiaTheme="minorEastAsia" w:hAnsiTheme="minorHAnsi" w:cstheme="minorBidi"/>
+              <w:noProof/>
+              <w:kern w:val="2"/>
+              <w:sz w:val="24"/>
+              <w:szCs w:val="24"/>
+              <w14:ligatures w14:val="standardContextual"/>
+            </w:rPr>
+          </w:pPr>
+          <w:hyperlink w:anchor="_Toc244112302" w:history="1">
+            <w:r>
+              <w:rPr>
+                <w:rStyle w:val="Hyperlink"/>
+                <w:noProof/>
+              </w:rPr>
+              <w:t>PHỤ LỤC</w:t>
+            </w:r>
+            <w:r>
+              <w:rPr>
+                <w:noProof/>
+              </w:rPr>
+              <w:tab/>
+            </w:r>
+            <w:r>
+              <w:rPr>
+                <w:noProof/>
+              </w:rPr>
+              <w:fldChar w:fldCharType="begin"/>
+            </w:r>
+            <w:r>
+              <w:rPr>
+                <w:noProof/>
+              </w:rPr>
+              <w:instrText xml:space="preserve"> PAGEREF _Toc244112302 \h </w:instrText>
+            </w:r>
+            <w:r>
+              <w:rPr>
+                <w:noProof/>
+              </w:rPr>
+            </w:r>
+            <w:r>
+              <w:rPr>
+                <w:noProof/>
+              </w:rPr>
+              <w:fldChar w:fldCharType="separate"/>
+            </w:r>
+            <w:r>
+              <w:rPr>
+                <w:noProof/>
+              </w:rPr>
+              <w:t>31</w:t>
             </w:r>
             <w:r>
               <w:rPr>
@@ -2681,16 +4201,21 @@
               <w:tab w:val="right" w:leader="dot" w:pos="9061"/>
             </w:tabs>
             <w:rPr>
+              <w:rFonts w:asciiTheme="minorHAnsi" w:eastAsiaTheme="minorEastAsia" w:hAnsiTheme="minorHAnsi" w:cstheme="minorBidi"/>
               <w:noProof/>
+              <w:kern w:val="2"/>
+              <w:sz w:val="24"/>
+              <w:szCs w:val="24"/>
+              <w14:ligatures w14:val="standardContextual"/>
             </w:rPr>
           </w:pPr>
-          <w:hyperlink w:anchor="_Toc243838793" w:history="1">
+          <w:hyperlink w:anchor="_Toc244112303" w:history="1">
             <w:r>
               <w:rPr>
                 <w:rStyle w:val="Hyperlink"/>
                 <w:noProof/>
               </w:rPr>
-              <w:t>6.4. Truy vấn OLAP mẫu</w:t>
+              <w:t>A. Hướng dẫn cài đặt và chạy</w:t>
             </w:r>
             <w:r>
               <w:rPr>
@@ -2708,7 +4233,7 @@
               <w:rPr>
                 <w:noProof/>
               </w:rPr>
-              <w:instrText xml:space="preserve"> PAGEREF _Toc243838793 \h </w:instrText>
+              <w:instrText xml:space="preserve"> PAGEREF _Toc244112303 \h </w:instrText>
             </w:r>
             <w:r>
               <w:rPr>
@@ -2725,68 +4250,7 @@
               <w:rPr>
                 <w:noProof/>
               </w:rPr>
-              <w:t>18</w:t>
-            </w:r>
-            <w:r>
-              <w:rPr>
-                <w:noProof/>
-              </w:rPr>
-              <w:fldChar w:fldCharType="end"/>
-            </w:r>
-          </w:hyperlink>
-        </w:p>
-        <w:p>
-          <w:pPr>
-            <w:pStyle w:val="TOC1"/>
-            <w:tabs>
-              <w:tab w:val="right" w:leader="dot" w:pos="9061"/>
-            </w:tabs>
-            <w:rPr>
-              <w:noProof/>
-            </w:rPr>
-          </w:pPr>
-          <w:hyperlink w:anchor="_Toc243838794" w:history="1">
-            <w:r>
-              <w:rPr>
-                <w:rStyle w:val="Hyperlink"/>
-                <w:noProof/>
-              </w:rPr>
-              <w:t>CHƯƠNG 7. KHAI PHÁ DỮ LIỆU – PHÂN TÍCH CẢM XÚC</w:t>
-            </w:r>
-            <w:r>
-              <w:rPr>
-                <w:noProof/>
-              </w:rPr>
-              <w:tab/>
-            </w:r>
-            <w:r>
-              <w:rPr>
-                <w:noProof/>
-              </w:rPr>
-              <w:fldChar w:fldCharType="begin"/>
-            </w:r>
-            <w:r>
-              <w:rPr>
-                <w:noProof/>
-              </w:rPr>
-              <w:instrText xml:space="preserve"> PAGEREF _Toc243838794 \h </w:instrText>
-            </w:r>
-            <w:r>
-              <w:rPr>
-                <w:noProof/>
-              </w:rPr>
-            </w:r>
-            <w:r>
-              <w:rPr>
-                <w:noProof/>
-              </w:rPr>
-              <w:fldChar w:fldCharType="separate"/>
-            </w:r>
-            <w:r>
-              <w:rPr>
-                <w:noProof/>
-              </w:rPr>
-              <w:t>20</w:t>
+              <w:t>31</w:t>
             </w:r>
             <w:r>
               <w:rPr>
@@ -2803,16 +4267,21 @@
               <w:tab w:val="right" w:leader="dot" w:pos="9061"/>
             </w:tabs>
             <w:rPr>
+              <w:rFonts w:asciiTheme="minorHAnsi" w:eastAsiaTheme="minorEastAsia" w:hAnsiTheme="minorHAnsi" w:cstheme="minorBidi"/>
               <w:noProof/>
+              <w:kern w:val="2"/>
+              <w:sz w:val="24"/>
+              <w:szCs w:val="24"/>
+              <w14:ligatures w14:val="standardContextual"/>
             </w:rPr>
           </w:pPr>
-          <w:hyperlink w:anchor="_Toc243838795" w:history="1">
+          <w:hyperlink w:anchor="_Toc244112304" w:history="1">
             <w:r>
               <w:rPr>
                 <w:rStyle w:val="Hyperlink"/>
                 <w:noProof/>
               </w:rPr>
-              <w:t>7.1. Chuẩn bị dữ liệu</w:t>
+              <w:t>B. Cấu trúc mã nguồn</w:t>
             </w:r>
             <w:r>
               <w:rPr>
@@ -2830,7 +4299,7 @@
               <w:rPr>
                 <w:noProof/>
               </w:rPr>
-              <w:instrText xml:space="preserve"> PAGEREF _Toc243838795 \h </w:instrText>
+              <w:instrText xml:space="preserve"> PAGEREF _Toc244112304 \h </w:instrText>
             </w:r>
             <w:r>
               <w:rPr>
@@ -2847,7 +4316,7 @@
               <w:rPr>
                 <w:noProof/>
               </w:rPr>
-              <w:t>20</w:t>
+              <w:t>31</w:t>
             </w:r>
             <w:r>
               <w:rPr>
@@ -2864,16 +4333,21 @@
               <w:tab w:val="right" w:leader="dot" w:pos="9061"/>
             </w:tabs>
             <w:rPr>
+              <w:rFonts w:asciiTheme="minorHAnsi" w:eastAsiaTheme="minorEastAsia" w:hAnsiTheme="minorHAnsi" w:cstheme="minorBidi"/>
               <w:noProof/>
+              <w:kern w:val="2"/>
+              <w:sz w:val="24"/>
+              <w:szCs w:val="24"/>
+              <w14:ligatures w14:val="standardContextual"/>
             </w:rPr>
           </w:pPr>
-          <w:hyperlink w:anchor="_Toc243838796" w:history="1">
+          <w:hyperlink w:anchor="_Toc244112305" w:history="1">
             <w:r>
               <w:rPr>
                 <w:rStyle w:val="Hyperlink"/>
                 <w:noProof/>
               </w:rPr>
-              <w:t>7.2. Trích xuất đặc trưng</w:t>
+              <w:t>C. Bảng phân công công việc</w:t>
             </w:r>
             <w:r>
               <w:rPr>
@@ -2891,1227 +4365,7 @@
               <w:rPr>
                 <w:noProof/>
               </w:rPr>
-              <w:instrText xml:space="preserve"> PAGEREF _Toc243838796 \h </w:instrText>
-            </w:r>
-            <w:r>
-              <w:rPr>
-                <w:noProof/>
-              </w:rPr>
-            </w:r>
-            <w:r>
-              <w:rPr>
-                <w:noProof/>
-              </w:rPr>
-              <w:fldChar w:fldCharType="separate"/>
-            </w:r>
-            <w:r>
-              <w:rPr>
-                <w:noProof/>
-              </w:rPr>
-              <w:t>20</w:t>
-            </w:r>
-            <w:r>
-              <w:rPr>
-                <w:noProof/>
-              </w:rPr>
-              <w:fldChar w:fldCharType="end"/>
-            </w:r>
-          </w:hyperlink>
-        </w:p>
-        <w:p>
-          <w:pPr>
-            <w:pStyle w:val="TOC2"/>
-            <w:tabs>
-              <w:tab w:val="right" w:leader="dot" w:pos="9061"/>
-            </w:tabs>
-            <w:rPr>
-              <w:noProof/>
-            </w:rPr>
-          </w:pPr>
-          <w:hyperlink w:anchor="_Toc243838797" w:history="1">
-            <w:r>
-              <w:rPr>
-                <w:rStyle w:val="Hyperlink"/>
-                <w:noProof/>
-              </w:rPr>
-              <w:t>7.3. Mô hình học máy</w:t>
-            </w:r>
-            <w:r>
-              <w:rPr>
-                <w:noProof/>
-              </w:rPr>
-              <w:tab/>
-            </w:r>
-            <w:r>
-              <w:rPr>
-                <w:noProof/>
-              </w:rPr>
-              <w:fldChar w:fldCharType="begin"/>
-            </w:r>
-            <w:r>
-              <w:rPr>
-                <w:noProof/>
-              </w:rPr>
-              <w:instrText xml:space="preserve"> PAGEREF _Toc243838797 \h </w:instrText>
-            </w:r>
-            <w:r>
-              <w:rPr>
-                <w:noProof/>
-              </w:rPr>
-            </w:r>
-            <w:r>
-              <w:rPr>
-                <w:noProof/>
-              </w:rPr>
-              <w:fldChar w:fldCharType="separate"/>
-            </w:r>
-            <w:r>
-              <w:rPr>
-                <w:noProof/>
-              </w:rPr>
-              <w:t>20</w:t>
-            </w:r>
-            <w:r>
-              <w:rPr>
-                <w:noProof/>
-              </w:rPr>
-              <w:fldChar w:fldCharType="end"/>
-            </w:r>
-          </w:hyperlink>
-        </w:p>
-        <w:p>
-          <w:pPr>
-            <w:pStyle w:val="TOC2"/>
-            <w:tabs>
-              <w:tab w:val="right" w:leader="dot" w:pos="9061"/>
-            </w:tabs>
-            <w:rPr>
-              <w:noProof/>
-            </w:rPr>
-          </w:pPr>
-          <w:hyperlink w:anchor="_Toc243838798" w:history="1">
-            <w:r>
-              <w:rPr>
-                <w:rStyle w:val="Hyperlink"/>
-                <w:noProof/>
-              </w:rPr>
-              <w:t>7.4. Mô hình học sâu BiLSTM</w:t>
-            </w:r>
-            <w:r>
-              <w:rPr>
-                <w:noProof/>
-              </w:rPr>
-              <w:tab/>
-            </w:r>
-            <w:r>
-              <w:rPr>
-                <w:noProof/>
-              </w:rPr>
-              <w:fldChar w:fldCharType="begin"/>
-            </w:r>
-            <w:r>
-              <w:rPr>
-                <w:noProof/>
-              </w:rPr>
-              <w:instrText xml:space="preserve"> PAGEREF _Toc243838798 \h </w:instrText>
-            </w:r>
-            <w:r>
-              <w:rPr>
-                <w:noProof/>
-              </w:rPr>
-            </w:r>
-            <w:r>
-              <w:rPr>
-                <w:noProof/>
-              </w:rPr>
-              <w:fldChar w:fldCharType="separate"/>
-            </w:r>
-            <w:r>
-              <w:rPr>
-                <w:noProof/>
-              </w:rPr>
-              <w:t>20</w:t>
-            </w:r>
-            <w:r>
-              <w:rPr>
-                <w:noProof/>
-              </w:rPr>
-              <w:fldChar w:fldCharType="end"/>
-            </w:r>
-          </w:hyperlink>
-        </w:p>
-        <w:p>
-          <w:pPr>
-            <w:pStyle w:val="TOC2"/>
-            <w:tabs>
-              <w:tab w:val="right" w:leader="dot" w:pos="9061"/>
-            </w:tabs>
-            <w:rPr>
-              <w:noProof/>
-            </w:rPr>
-          </w:pPr>
-          <w:hyperlink w:anchor="_Toc243838799" w:history="1">
-            <w:r>
-              <w:rPr>
-                <w:rStyle w:val="Hyperlink"/>
-                <w:noProof/>
-              </w:rPr>
-              <w:t>7.5. Kết quả</w:t>
-            </w:r>
-            <w:r>
-              <w:rPr>
-                <w:noProof/>
-              </w:rPr>
-              <w:tab/>
-            </w:r>
-            <w:r>
-              <w:rPr>
-                <w:noProof/>
-              </w:rPr>
-              <w:fldChar w:fldCharType="begin"/>
-            </w:r>
-            <w:r>
-              <w:rPr>
-                <w:noProof/>
-              </w:rPr>
-              <w:instrText xml:space="preserve"> PAGEREF _Toc243838799 \h </w:instrText>
-            </w:r>
-            <w:r>
-              <w:rPr>
-                <w:noProof/>
-              </w:rPr>
-            </w:r>
-            <w:r>
-              <w:rPr>
-                <w:noProof/>
-              </w:rPr>
-              <w:fldChar w:fldCharType="separate"/>
-            </w:r>
-            <w:r>
-              <w:rPr>
-                <w:noProof/>
-              </w:rPr>
-              <w:t>21</w:t>
-            </w:r>
-            <w:r>
-              <w:rPr>
-                <w:noProof/>
-              </w:rPr>
-              <w:fldChar w:fldCharType="end"/>
-            </w:r>
-          </w:hyperlink>
-        </w:p>
-        <w:p>
-          <w:pPr>
-            <w:pStyle w:val="TOC2"/>
-            <w:tabs>
-              <w:tab w:val="right" w:leader="dot" w:pos="9061"/>
-            </w:tabs>
-            <w:rPr>
-              <w:noProof/>
-            </w:rPr>
-          </w:pPr>
-          <w:hyperlink w:anchor="_Toc243838800" w:history="1">
-            <w:r>
-              <w:rPr>
-                <w:rStyle w:val="Hyperlink"/>
-                <w:noProof/>
-              </w:rPr>
-              <w:t>7.6. Diễn giải mô hình và phân tích lỗi</w:t>
-            </w:r>
-            <w:r>
-              <w:rPr>
-                <w:noProof/>
-              </w:rPr>
-              <w:tab/>
-            </w:r>
-            <w:r>
-              <w:rPr>
-                <w:noProof/>
-              </w:rPr>
-              <w:fldChar w:fldCharType="begin"/>
-            </w:r>
-            <w:r>
-              <w:rPr>
-                <w:noProof/>
-              </w:rPr>
-              <w:instrText xml:space="preserve"> PAGEREF _Toc243838800 \h </w:instrText>
-            </w:r>
-            <w:r>
-              <w:rPr>
-                <w:noProof/>
-              </w:rPr>
-            </w:r>
-            <w:r>
-              <w:rPr>
-                <w:noProof/>
-              </w:rPr>
-              <w:fldChar w:fldCharType="separate"/>
-            </w:r>
-            <w:r>
-              <w:rPr>
-                <w:noProof/>
-              </w:rPr>
-              <w:t>23</w:t>
-            </w:r>
-            <w:r>
-              <w:rPr>
-                <w:noProof/>
-              </w:rPr>
-              <w:fldChar w:fldCharType="end"/>
-            </w:r>
-          </w:hyperlink>
-        </w:p>
-        <w:p>
-          <w:pPr>
-            <w:pStyle w:val="TOC2"/>
-            <w:tabs>
-              <w:tab w:val="right" w:leader="dot" w:pos="9061"/>
-            </w:tabs>
-            <w:rPr>
-              <w:noProof/>
-            </w:rPr>
-          </w:pPr>
-          <w:hyperlink w:anchor="_Toc243838801" w:history="1">
-            <w:r>
-              <w:rPr>
-                <w:rStyle w:val="Hyperlink"/>
-                <w:noProof/>
-              </w:rPr>
-              <w:t>7.7. Thảo luận: học máy so với học sâu</w:t>
-            </w:r>
-            <w:r>
-              <w:rPr>
-                <w:noProof/>
-              </w:rPr>
-              <w:tab/>
-            </w:r>
-            <w:r>
-              <w:rPr>
-                <w:noProof/>
-              </w:rPr>
-              <w:fldChar w:fldCharType="begin"/>
-            </w:r>
-            <w:r>
-              <w:rPr>
-                <w:noProof/>
-              </w:rPr>
-              <w:instrText xml:space="preserve"> PAGEREF _Toc243838801 \h </w:instrText>
-            </w:r>
-            <w:r>
-              <w:rPr>
-                <w:noProof/>
-              </w:rPr>
-            </w:r>
-            <w:r>
-              <w:rPr>
-                <w:noProof/>
-              </w:rPr>
-              <w:fldChar w:fldCharType="separate"/>
-            </w:r>
-            <w:r>
-              <w:rPr>
-                <w:noProof/>
-              </w:rPr>
-              <w:t>24</w:t>
-            </w:r>
-            <w:r>
-              <w:rPr>
-                <w:noProof/>
-              </w:rPr>
-              <w:fldChar w:fldCharType="end"/>
-            </w:r>
-          </w:hyperlink>
-        </w:p>
-        <w:p>
-          <w:pPr>
-            <w:pStyle w:val="TOC1"/>
-            <w:tabs>
-              <w:tab w:val="right" w:leader="dot" w:pos="9061"/>
-            </w:tabs>
-            <w:rPr>
-              <w:noProof/>
-            </w:rPr>
-          </w:pPr>
-          <w:hyperlink w:anchor="_Toc243838802" w:history="1">
-            <w:r>
-              <w:rPr>
-                <w:rStyle w:val="Hyperlink"/>
-                <w:noProof/>
-              </w:rPr>
-              <w:t>CHƯƠNG 8. PORTAL TỔNG HỢP</w:t>
-            </w:r>
-            <w:r>
-              <w:rPr>
-                <w:noProof/>
-              </w:rPr>
-              <w:tab/>
-            </w:r>
-            <w:r>
-              <w:rPr>
-                <w:noProof/>
-              </w:rPr>
-              <w:fldChar w:fldCharType="begin"/>
-            </w:r>
-            <w:r>
-              <w:rPr>
-                <w:noProof/>
-              </w:rPr>
-              <w:instrText xml:space="preserve"> PAGEREF _Toc243838802 \h </w:instrText>
-            </w:r>
-            <w:r>
-              <w:rPr>
-                <w:noProof/>
-              </w:rPr>
-            </w:r>
-            <w:r>
-              <w:rPr>
-                <w:noProof/>
-              </w:rPr>
-              <w:fldChar w:fldCharType="separate"/>
-            </w:r>
-            <w:r>
-              <w:rPr>
-                <w:noProof/>
-              </w:rPr>
-              <w:t>25</w:t>
-            </w:r>
-            <w:r>
-              <w:rPr>
-                <w:noProof/>
-              </w:rPr>
-              <w:fldChar w:fldCharType="end"/>
-            </w:r>
-          </w:hyperlink>
-        </w:p>
-        <w:p>
-          <w:pPr>
-            <w:pStyle w:val="TOC2"/>
-            <w:tabs>
-              <w:tab w:val="right" w:leader="dot" w:pos="9061"/>
-            </w:tabs>
-            <w:rPr>
-              <w:noProof/>
-            </w:rPr>
-          </w:pPr>
-          <w:hyperlink w:anchor="_Toc243838803" w:history="1">
-            <w:r>
-              <w:rPr>
-                <w:rStyle w:val="Hyperlink"/>
-                <w:noProof/>
-              </w:rPr>
-              <w:t>8.1. Mục tiêu</w:t>
-            </w:r>
-            <w:r>
-              <w:rPr>
-                <w:noProof/>
-              </w:rPr>
-              <w:tab/>
-            </w:r>
-            <w:r>
-              <w:rPr>
-                <w:noProof/>
-              </w:rPr>
-              <w:fldChar w:fldCharType="begin"/>
-            </w:r>
-            <w:r>
-              <w:rPr>
-                <w:noProof/>
-              </w:rPr>
-              <w:instrText xml:space="preserve"> PAGEREF _Toc243838803 \h </w:instrText>
-            </w:r>
-            <w:r>
-              <w:rPr>
-                <w:noProof/>
-              </w:rPr>
-            </w:r>
-            <w:r>
-              <w:rPr>
-                <w:noProof/>
-              </w:rPr>
-              <w:fldChar w:fldCharType="separate"/>
-            </w:r>
-            <w:r>
-              <w:rPr>
-                <w:noProof/>
-              </w:rPr>
-              <w:t>25</w:t>
-            </w:r>
-            <w:r>
-              <w:rPr>
-                <w:noProof/>
-              </w:rPr>
-              <w:fldChar w:fldCharType="end"/>
-            </w:r>
-          </w:hyperlink>
-        </w:p>
-        <w:p>
-          <w:pPr>
-            <w:pStyle w:val="TOC2"/>
-            <w:tabs>
-              <w:tab w:val="right" w:leader="dot" w:pos="9061"/>
-            </w:tabs>
-            <w:rPr>
-              <w:noProof/>
-            </w:rPr>
-          </w:pPr>
-          <w:hyperlink w:anchor="_Toc243838804" w:history="1">
-            <w:r>
-              <w:rPr>
-                <w:rStyle w:val="Hyperlink"/>
-                <w:noProof/>
-              </w:rPr>
-              <w:t>8.2. Chức năng</w:t>
-            </w:r>
-            <w:r>
-              <w:rPr>
-                <w:noProof/>
-              </w:rPr>
-              <w:tab/>
-            </w:r>
-            <w:r>
-              <w:rPr>
-                <w:noProof/>
-              </w:rPr>
-              <w:fldChar w:fldCharType="begin"/>
-            </w:r>
-            <w:r>
-              <w:rPr>
-                <w:noProof/>
-              </w:rPr>
-              <w:instrText xml:space="preserve"> PAGEREF _Toc243838804 \h </w:instrText>
-            </w:r>
-            <w:r>
-              <w:rPr>
-                <w:noProof/>
-              </w:rPr>
-            </w:r>
-            <w:r>
-              <w:rPr>
-                <w:noProof/>
-              </w:rPr>
-              <w:fldChar w:fldCharType="separate"/>
-            </w:r>
-            <w:r>
-              <w:rPr>
-                <w:noProof/>
-              </w:rPr>
-              <w:t>25</w:t>
-            </w:r>
-            <w:r>
-              <w:rPr>
-                <w:noProof/>
-              </w:rPr>
-              <w:fldChar w:fldCharType="end"/>
-            </w:r>
-          </w:hyperlink>
-        </w:p>
-        <w:p>
-          <w:pPr>
-            <w:pStyle w:val="TOC2"/>
-            <w:tabs>
-              <w:tab w:val="right" w:leader="dot" w:pos="9061"/>
-            </w:tabs>
-            <w:rPr>
-              <w:noProof/>
-            </w:rPr>
-          </w:pPr>
-          <w:hyperlink w:anchor="_Toc243838805" w:history="1">
-            <w:r>
-              <w:rPr>
-                <w:rStyle w:val="Hyperlink"/>
-                <w:noProof/>
-              </w:rPr>
-              <w:t>8.3. Cơ chế cập nhật thời gian thực</w:t>
-            </w:r>
-            <w:r>
-              <w:rPr>
-                <w:noProof/>
-              </w:rPr>
-              <w:tab/>
-            </w:r>
-            <w:r>
-              <w:rPr>
-                <w:noProof/>
-              </w:rPr>
-              <w:fldChar w:fldCharType="begin"/>
-            </w:r>
-            <w:r>
-              <w:rPr>
-                <w:noProof/>
-              </w:rPr>
-              <w:instrText xml:space="preserve"> PAGEREF _Toc243838805 \h </w:instrText>
-            </w:r>
-            <w:r>
-              <w:rPr>
-                <w:noProof/>
-              </w:rPr>
-            </w:r>
-            <w:r>
-              <w:rPr>
-                <w:noProof/>
-              </w:rPr>
-              <w:fldChar w:fldCharType="separate"/>
-            </w:r>
-            <w:r>
-              <w:rPr>
-                <w:noProof/>
-              </w:rPr>
-              <w:t>25</w:t>
-            </w:r>
-            <w:r>
-              <w:rPr>
-                <w:noProof/>
-              </w:rPr>
-              <w:fldChar w:fldCharType="end"/>
-            </w:r>
-          </w:hyperlink>
-        </w:p>
-        <w:p>
-          <w:pPr>
-            <w:pStyle w:val="TOC2"/>
-            <w:tabs>
-              <w:tab w:val="right" w:leader="dot" w:pos="9061"/>
-            </w:tabs>
-            <w:rPr>
-              <w:noProof/>
-            </w:rPr>
-          </w:pPr>
-          <w:hyperlink w:anchor="_Toc243838806" w:history="1">
-            <w:r>
-              <w:rPr>
-                <w:rStyle w:val="Hyperlink"/>
-                <w:noProof/>
-              </w:rPr>
-              <w:t>8.4. Tích hợp với Airflow</w:t>
-            </w:r>
-            <w:r>
-              <w:rPr>
-                <w:noProof/>
-              </w:rPr>
-              <w:tab/>
-            </w:r>
-            <w:r>
-              <w:rPr>
-                <w:noProof/>
-              </w:rPr>
-              <w:fldChar w:fldCharType="begin"/>
-            </w:r>
-            <w:r>
-              <w:rPr>
-                <w:noProof/>
-              </w:rPr>
-              <w:instrText xml:space="preserve"> PAGEREF _Toc243838806 \h </w:instrText>
-            </w:r>
-            <w:r>
-              <w:rPr>
-                <w:noProof/>
-              </w:rPr>
-            </w:r>
-            <w:r>
-              <w:rPr>
-                <w:noProof/>
-              </w:rPr>
-              <w:fldChar w:fldCharType="separate"/>
-            </w:r>
-            <w:r>
-              <w:rPr>
-                <w:noProof/>
-              </w:rPr>
-              <w:t>26</w:t>
-            </w:r>
-            <w:r>
-              <w:rPr>
-                <w:noProof/>
-              </w:rPr>
-              <w:fldChar w:fldCharType="end"/>
-            </w:r>
-          </w:hyperlink>
-        </w:p>
-        <w:p>
-          <w:pPr>
-            <w:pStyle w:val="TOC1"/>
-            <w:tabs>
-              <w:tab w:val="right" w:leader="dot" w:pos="9061"/>
-            </w:tabs>
-            <w:rPr>
-              <w:noProof/>
-            </w:rPr>
-          </w:pPr>
-          <w:hyperlink w:anchor="_Toc243838807" w:history="1">
-            <w:r>
-              <w:rPr>
-                <w:rStyle w:val="Hyperlink"/>
-                <w:noProof/>
-              </w:rPr>
-              <w:t>CHƯƠNG 9. ĐÁNH GIÁ, HẠN CHẾ VÀ HƯỚNG PHÁT TRIỂN</w:t>
-            </w:r>
-            <w:r>
-              <w:rPr>
-                <w:noProof/>
-              </w:rPr>
-              <w:tab/>
-            </w:r>
-            <w:r>
-              <w:rPr>
-                <w:noProof/>
-              </w:rPr>
-              <w:fldChar w:fldCharType="begin"/>
-            </w:r>
-            <w:r>
-              <w:rPr>
-                <w:noProof/>
-              </w:rPr>
-              <w:instrText xml:space="preserve"> PAGEREF _Toc243838807 \h </w:instrText>
-            </w:r>
-            <w:r>
-              <w:rPr>
-                <w:noProof/>
-              </w:rPr>
-            </w:r>
-            <w:r>
-              <w:rPr>
-                <w:noProof/>
-              </w:rPr>
-              <w:fldChar w:fldCharType="separate"/>
-            </w:r>
-            <w:r>
-              <w:rPr>
-                <w:noProof/>
-              </w:rPr>
-              <w:t>27</w:t>
-            </w:r>
-            <w:r>
-              <w:rPr>
-                <w:noProof/>
-              </w:rPr>
-              <w:fldChar w:fldCharType="end"/>
-            </w:r>
-          </w:hyperlink>
-        </w:p>
-        <w:p>
-          <w:pPr>
-            <w:pStyle w:val="TOC2"/>
-            <w:tabs>
-              <w:tab w:val="right" w:leader="dot" w:pos="9061"/>
-            </w:tabs>
-            <w:rPr>
-              <w:noProof/>
-            </w:rPr>
-          </w:pPr>
-          <w:hyperlink w:anchor="_Toc243838808" w:history="1">
-            <w:r>
-              <w:rPr>
-                <w:rStyle w:val="Hyperlink"/>
-                <w:noProof/>
-              </w:rPr>
-              <w:t>9.1. Mức độ hoàn thành</w:t>
-            </w:r>
-            <w:r>
-              <w:rPr>
-                <w:noProof/>
-              </w:rPr>
-              <w:tab/>
-            </w:r>
-            <w:r>
-              <w:rPr>
-                <w:noProof/>
-              </w:rPr>
-              <w:fldChar w:fldCharType="begin"/>
-            </w:r>
-            <w:r>
-              <w:rPr>
-                <w:noProof/>
-              </w:rPr>
-              <w:instrText xml:space="preserve"> PAGEREF _Toc243838808 \h </w:instrText>
-            </w:r>
-            <w:r>
-              <w:rPr>
-                <w:noProof/>
-              </w:rPr>
-            </w:r>
-            <w:r>
-              <w:rPr>
-                <w:noProof/>
-              </w:rPr>
-              <w:fldChar w:fldCharType="separate"/>
-            </w:r>
-            <w:r>
-              <w:rPr>
-                <w:noProof/>
-              </w:rPr>
-              <w:t>27</w:t>
-            </w:r>
-            <w:r>
-              <w:rPr>
-                <w:noProof/>
-              </w:rPr>
-              <w:fldChar w:fldCharType="end"/>
-            </w:r>
-          </w:hyperlink>
-        </w:p>
-        <w:p>
-          <w:pPr>
-            <w:pStyle w:val="TOC2"/>
-            <w:tabs>
-              <w:tab w:val="right" w:leader="dot" w:pos="9061"/>
-            </w:tabs>
-            <w:rPr>
-              <w:noProof/>
-            </w:rPr>
-          </w:pPr>
-          <w:hyperlink w:anchor="_Toc243838809" w:history="1">
-            <w:r>
-              <w:rPr>
-                <w:rStyle w:val="Hyperlink"/>
-                <w:noProof/>
-              </w:rPr>
-              <w:t>9.2. Hạn chế</w:t>
-            </w:r>
-            <w:r>
-              <w:rPr>
-                <w:noProof/>
-              </w:rPr>
-              <w:tab/>
-            </w:r>
-            <w:r>
-              <w:rPr>
-                <w:noProof/>
-              </w:rPr>
-              <w:fldChar w:fldCharType="begin"/>
-            </w:r>
-            <w:r>
-              <w:rPr>
-                <w:noProof/>
-              </w:rPr>
-              <w:instrText xml:space="preserve"> PAGEREF _Toc243838809 \h </w:instrText>
-            </w:r>
-            <w:r>
-              <w:rPr>
-                <w:noProof/>
-              </w:rPr>
-            </w:r>
-            <w:r>
-              <w:rPr>
-                <w:noProof/>
-              </w:rPr>
-              <w:fldChar w:fldCharType="separate"/>
-            </w:r>
-            <w:r>
-              <w:rPr>
-                <w:noProof/>
-              </w:rPr>
-              <w:t>27</w:t>
-            </w:r>
-            <w:r>
-              <w:rPr>
-                <w:noProof/>
-              </w:rPr>
-              <w:fldChar w:fldCharType="end"/>
-            </w:r>
-          </w:hyperlink>
-        </w:p>
-        <w:p>
-          <w:pPr>
-            <w:pStyle w:val="TOC2"/>
-            <w:tabs>
-              <w:tab w:val="right" w:leader="dot" w:pos="9061"/>
-            </w:tabs>
-            <w:rPr>
-              <w:noProof/>
-            </w:rPr>
-          </w:pPr>
-          <w:hyperlink w:anchor="_Toc243838810" w:history="1">
-            <w:r>
-              <w:rPr>
-                <w:rStyle w:val="Hyperlink"/>
-                <w:noProof/>
-              </w:rPr>
-              <w:t>9.3. Hướng phát triển</w:t>
-            </w:r>
-            <w:r>
-              <w:rPr>
-                <w:noProof/>
-              </w:rPr>
-              <w:tab/>
-            </w:r>
-            <w:r>
-              <w:rPr>
-                <w:noProof/>
-              </w:rPr>
-              <w:fldChar w:fldCharType="begin"/>
-            </w:r>
-            <w:r>
-              <w:rPr>
-                <w:noProof/>
-              </w:rPr>
-              <w:instrText xml:space="preserve"> PAGEREF _Toc243838810 \h </w:instrText>
-            </w:r>
-            <w:r>
-              <w:rPr>
-                <w:noProof/>
-              </w:rPr>
-            </w:r>
-            <w:r>
-              <w:rPr>
-                <w:noProof/>
-              </w:rPr>
-              <w:fldChar w:fldCharType="separate"/>
-            </w:r>
-            <w:r>
-              <w:rPr>
-                <w:noProof/>
-              </w:rPr>
-              <w:t>27</w:t>
-            </w:r>
-            <w:r>
-              <w:rPr>
-                <w:noProof/>
-              </w:rPr>
-              <w:fldChar w:fldCharType="end"/>
-            </w:r>
-          </w:hyperlink>
-        </w:p>
-        <w:p>
-          <w:pPr>
-            <w:pStyle w:val="TOC1"/>
-            <w:tabs>
-              <w:tab w:val="right" w:leader="dot" w:pos="9061"/>
-            </w:tabs>
-            <w:rPr>
-              <w:noProof/>
-            </w:rPr>
-          </w:pPr>
-          <w:hyperlink w:anchor="_Toc243838811" w:history="1">
-            <w:r>
-              <w:rPr>
-                <w:rStyle w:val="Hyperlink"/>
-                <w:noProof/>
-              </w:rPr>
-              <w:t>KẾT LUẬN</w:t>
-            </w:r>
-            <w:r>
-              <w:rPr>
-                <w:noProof/>
-              </w:rPr>
-              <w:tab/>
-            </w:r>
-            <w:r>
-              <w:rPr>
-                <w:noProof/>
-              </w:rPr>
-              <w:fldChar w:fldCharType="begin"/>
-            </w:r>
-            <w:r>
-              <w:rPr>
-                <w:noProof/>
-              </w:rPr>
-              <w:instrText xml:space="preserve"> PAGEREF _Toc243838811 \h </w:instrText>
-            </w:r>
-            <w:r>
-              <w:rPr>
-                <w:noProof/>
-              </w:rPr>
-            </w:r>
-            <w:r>
-              <w:rPr>
-                <w:noProof/>
-              </w:rPr>
-              <w:fldChar w:fldCharType="separate"/>
-            </w:r>
-            <w:r>
-              <w:rPr>
-                <w:noProof/>
-              </w:rPr>
-              <w:t>29</w:t>
-            </w:r>
-            <w:r>
-              <w:rPr>
-                <w:noProof/>
-              </w:rPr>
-              <w:fldChar w:fldCharType="end"/>
-            </w:r>
-          </w:hyperlink>
-        </w:p>
-        <w:p>
-          <w:pPr>
-            <w:pStyle w:val="TOC1"/>
-            <w:tabs>
-              <w:tab w:val="right" w:leader="dot" w:pos="9061"/>
-            </w:tabs>
-            <w:rPr>
-              <w:noProof/>
-            </w:rPr>
-          </w:pPr>
-          <w:hyperlink w:anchor="_Toc243838812" w:history="1">
-            <w:r>
-              <w:rPr>
-                <w:rStyle w:val="Hyperlink"/>
-                <w:noProof/>
-              </w:rPr>
-              <w:t>TÀI LIỆU THAM KHẢO</w:t>
-            </w:r>
-            <w:r>
-              <w:rPr>
-                <w:noProof/>
-              </w:rPr>
-              <w:tab/>
-            </w:r>
-            <w:r>
-              <w:rPr>
-                <w:noProof/>
-              </w:rPr>
-              <w:fldChar w:fldCharType="begin"/>
-            </w:r>
-            <w:r>
-              <w:rPr>
-                <w:noProof/>
-              </w:rPr>
-              <w:instrText xml:space="preserve"> PAGEREF _Toc243838812 \h </w:instrText>
-            </w:r>
-            <w:r>
-              <w:rPr>
-                <w:noProof/>
-              </w:rPr>
-            </w:r>
-            <w:r>
-              <w:rPr>
-                <w:noProof/>
-              </w:rPr>
-              <w:fldChar w:fldCharType="separate"/>
-            </w:r>
-            <w:r>
-              <w:rPr>
-                <w:noProof/>
-              </w:rPr>
-              <w:t>30</w:t>
-            </w:r>
-            <w:r>
-              <w:rPr>
-                <w:noProof/>
-              </w:rPr>
-              <w:fldChar w:fldCharType="end"/>
-            </w:r>
-          </w:hyperlink>
-        </w:p>
-        <w:p>
-          <w:pPr>
-            <w:pStyle w:val="TOC1"/>
-            <w:tabs>
-              <w:tab w:val="right" w:leader="dot" w:pos="9061"/>
-            </w:tabs>
-            <w:rPr>
-              <w:noProof/>
-            </w:rPr>
-          </w:pPr>
-          <w:hyperlink w:anchor="_Toc243838813" w:history="1">
-            <w:r>
-              <w:rPr>
-                <w:rStyle w:val="Hyperlink"/>
-                <w:noProof/>
-              </w:rPr>
-              <w:t>PHỤ LỤC</w:t>
-            </w:r>
-            <w:r>
-              <w:rPr>
-                <w:noProof/>
-              </w:rPr>
-              <w:tab/>
-            </w:r>
-            <w:r>
-              <w:rPr>
-                <w:noProof/>
-              </w:rPr>
-              <w:fldChar w:fldCharType="begin"/>
-            </w:r>
-            <w:r>
-              <w:rPr>
-                <w:noProof/>
-              </w:rPr>
-              <w:instrText xml:space="preserve"> PAGEREF _Toc243838813 \h </w:instrText>
-            </w:r>
-            <w:r>
-              <w:rPr>
-                <w:noProof/>
-              </w:rPr>
-            </w:r>
-            <w:r>
-              <w:rPr>
-                <w:noProof/>
-              </w:rPr>
-              <w:fldChar w:fldCharType="separate"/>
-            </w:r>
-            <w:r>
-              <w:rPr>
-                <w:noProof/>
-              </w:rPr>
-              <w:t>31</w:t>
-            </w:r>
-            <w:r>
-              <w:rPr>
-                <w:noProof/>
-              </w:rPr>
-              <w:fldChar w:fldCharType="end"/>
-            </w:r>
-          </w:hyperlink>
-        </w:p>
-        <w:p>
-          <w:pPr>
-            <w:pStyle w:val="TOC2"/>
-            <w:tabs>
-              <w:tab w:val="right" w:leader="dot" w:pos="9061"/>
-            </w:tabs>
-            <w:rPr>
-              <w:noProof/>
-            </w:rPr>
-          </w:pPr>
-          <w:hyperlink w:anchor="_Toc243838814" w:history="1">
-            <w:r>
-              <w:rPr>
-                <w:rStyle w:val="Hyperlink"/>
-                <w:noProof/>
-              </w:rPr>
-              <w:t>A. Hướng dẫn cài đặt và chạy</w:t>
-            </w:r>
-            <w:r>
-              <w:rPr>
-                <w:noProof/>
-              </w:rPr>
-              <w:tab/>
-            </w:r>
-            <w:r>
-              <w:rPr>
-                <w:noProof/>
-              </w:rPr>
-              <w:fldChar w:fldCharType="begin"/>
-            </w:r>
-            <w:r>
-              <w:rPr>
-                <w:noProof/>
-              </w:rPr>
-              <w:instrText xml:space="preserve"> PAGEREF _Toc243838814 \h </w:instrText>
-            </w:r>
-            <w:r>
-              <w:rPr>
-                <w:noProof/>
-              </w:rPr>
-            </w:r>
-            <w:r>
-              <w:rPr>
-                <w:noProof/>
-              </w:rPr>
-              <w:fldChar w:fldCharType="separate"/>
-            </w:r>
-            <w:r>
-              <w:rPr>
-                <w:noProof/>
-              </w:rPr>
-              <w:t>31</w:t>
-            </w:r>
-            <w:r>
-              <w:rPr>
-                <w:noProof/>
-              </w:rPr>
-              <w:fldChar w:fldCharType="end"/>
-            </w:r>
-          </w:hyperlink>
-        </w:p>
-        <w:p>
-          <w:pPr>
-            <w:pStyle w:val="TOC2"/>
-            <w:tabs>
-              <w:tab w:val="right" w:leader="dot" w:pos="9061"/>
-            </w:tabs>
-            <w:rPr>
-              <w:noProof/>
-            </w:rPr>
-          </w:pPr>
-          <w:hyperlink w:anchor="_Toc243838815" w:history="1">
-            <w:r>
-              <w:rPr>
-                <w:rStyle w:val="Hyperlink"/>
-                <w:noProof/>
-              </w:rPr>
-              <w:t>B. Cấu trúc mã nguồn</w:t>
-            </w:r>
-            <w:r>
-              <w:rPr>
-                <w:noProof/>
-              </w:rPr>
-              <w:tab/>
-            </w:r>
-            <w:r>
-              <w:rPr>
-                <w:noProof/>
-              </w:rPr>
-              <w:fldChar w:fldCharType="begin"/>
-            </w:r>
-            <w:r>
-              <w:rPr>
-                <w:noProof/>
-              </w:rPr>
-              <w:instrText xml:space="preserve"> PAGEREF _Toc243838815 \h </w:instrText>
-            </w:r>
-            <w:r>
-              <w:rPr>
-                <w:noProof/>
-              </w:rPr>
-            </w:r>
-            <w:r>
-              <w:rPr>
-                <w:noProof/>
-              </w:rPr>
-              <w:fldChar w:fldCharType="separate"/>
-            </w:r>
-            <w:r>
-              <w:rPr>
-                <w:noProof/>
-              </w:rPr>
-              <w:t>31</w:t>
-            </w:r>
-            <w:r>
-              <w:rPr>
-                <w:noProof/>
-              </w:rPr>
-              <w:fldChar w:fldCharType="end"/>
-            </w:r>
-          </w:hyperlink>
-        </w:p>
-        <w:p>
-          <w:pPr>
-            <w:pStyle w:val="TOC2"/>
-            <w:tabs>
-              <w:tab w:val="right" w:leader="dot" w:pos="9061"/>
-            </w:tabs>
-            <w:rPr>
-              <w:noProof/>
-            </w:rPr>
-          </w:pPr>
-          <w:hyperlink w:anchor="_Toc243838816" w:history="1">
-            <w:r>
-              <w:rPr>
-                <w:rStyle w:val="Hyperlink"/>
-                <w:noProof/>
-              </w:rPr>
-              <w:t>C. Bảng phân công công việc</w:t>
-            </w:r>
-            <w:r>
-              <w:rPr>
-                <w:noProof/>
-              </w:rPr>
-              <w:tab/>
-            </w:r>
-            <w:r>
-              <w:rPr>
-                <w:noProof/>
-              </w:rPr>
-              <w:fldChar w:fldCharType="begin"/>
-            </w:r>
-            <w:r>
-              <w:rPr>
-                <w:noProof/>
-              </w:rPr>
-              <w:instrText xml:space="preserve"> PAGEREF _Toc243838816 \h </w:instrText>
+              <w:instrText xml:space="preserve"> PAGEREF _Toc244112305 \h </w:instrText>
             </w:r>
             <w:r>
               <w:rPr>
@@ -4150,7 +4404,7 @@
         <w:pStyle w:val="Heading1"/>
         <w:pageBreakBefore/>
       </w:pPr>
-      <w:bookmarkStart w:id="0" w:name="_Toc243838753"/>
+      <w:bookmarkStart w:id="0" w:name="_Toc244112243"/>
       <w:r>
         <w:t>DANH MỤC TỪ VIẾT TẮT</w:t>
       </w:r>
@@ -4952,7 +5206,7 @@
         <w:pStyle w:val="Heading1"/>
         <w:pageBreakBefore/>
       </w:pPr>
-      <w:bookmarkStart w:id="1" w:name="_Toc243838754"/>
+      <w:bookmarkStart w:id="1" w:name="_Toc244112244"/>
       <w:r>
         <w:t>CHƯƠNG 1. TỔNG QUAN ĐỀ TÀI</w:t>
       </w:r>
@@ -4962,7 +5216,7 @@
       <w:pPr>
         <w:pStyle w:val="Heading2"/>
       </w:pPr>
-      <w:bookmarkStart w:id="2" w:name="_Toc243838755"/>
+      <w:bookmarkStart w:id="2" w:name="_Toc244112245"/>
       <w:r>
         <w:t>1.1. Bối cảnh và lý do chọn đề tài</w:t>
       </w:r>
@@ -5012,7 +5266,7 @@
       <w:pPr>
         <w:pStyle w:val="Heading2"/>
       </w:pPr>
-      <w:bookmarkStart w:id="3" w:name="_Toc243838756"/>
+      <w:bookmarkStart w:id="3" w:name="_Toc244112246"/>
       <w:r>
         <w:t>1.2. Mục tiêu</w:t>
       </w:r>
@@ -5172,7 +5426,7 @@
       <w:pPr>
         <w:pStyle w:val="Heading2"/>
       </w:pPr>
-      <w:bookmarkStart w:id="4" w:name="_Toc243838757"/>
+      <w:bookmarkStart w:id="4" w:name="_Toc244112247"/>
       <w:r>
         <w:t>1.3. Phạm vi</w:t>
       </w:r>
@@ -5209,7 +5463,7 @@
         <w:t>toàn bộ danh mục All_Beauty</w:t>
       </w:r>
       <w:r>
-        <w:t xml:space="preserve"> (701.528 review gốc, 112.590 sản phẩm); cùng chuỗi tỷ giá năm từ World Bank. Giai đoạn phát triển dùng mẫu 15% để thử nghiệm nhanh; bản cuối chạy 100%.</w:t>
+        <w:t xml:space="preserve"> (701.528 review gốc, 112.590 sản phẩm); cùng chuỗi tỷ giá năm từ World Bank.</w:t>
       </w:r>
     </w:p>
     <w:p>
@@ -5244,7 +5498,7 @@
       <w:pPr>
         <w:pStyle w:val="Heading2"/>
       </w:pPr>
-      <w:bookmarkStart w:id="5" w:name="_Toc243838758"/>
+      <w:bookmarkStart w:id="5" w:name="_Toc244112248"/>
       <w:r>
         <w:t>1.4. Kết quả chính đạt được</w:t>
       </w:r>
@@ -5329,7 +5583,7 @@
         <w:t>Macro-F1 = 0,706</w:t>
       </w:r>
       <w:r>
-        <w:t>, Accuracy = 82,6% trên 138.362 mẫu kiểm thử, vượt Logistic Regression (0,673) và Naive Bayes (0,648). Với mẫu 15%, thứ tự ngược lại (Logistic Regression tốt nhất), cho thấy học sâu cần nhiều dữ liệu.</w:t>
+        <w:t>, Accuracy = 82,6% trên 138.362 mẫu kiểm thử, vượt Logistic Regression (0,673) và Naive Bayes (0,648).</w:t>
       </w:r>
     </w:p>
     <w:p>
@@ -5348,44 +5602,31 @@
     </w:p>
     <w:p>
       <w:pPr>
-        <w:pStyle w:val="Heading2"/>
-      </w:pPr>
-      <w:bookmarkStart w:id="6" w:name="_Toc243838759"/>
-      <w:r>
-        <w:t>1.5. Cấu trúc báo cáo</w:t>
-      </w:r>
-      <w:bookmarkEnd w:id="6"/>
-    </w:p>
-    <w:p>
-      <w:pPr>
         <w:spacing w:after="120" w:line="312" w:lineRule="auto"/>
         <w:ind w:firstLine="567"/>
         <w:jc w:val="both"/>
       </w:pPr>
-      <w:r>
-        <w:t>Chương 2 trình bày cơ sở lý thuyết. Chương 3 mô tả dữ liệu. Chương 4 trình bày kiến trúc và triển khai hệ thống. Chương 5 đi sâu vào quy trình ETL. Chương 6 khai thác kho dữ liệu bằng OLAP. Chương 7 trình bày phần khai phá dữ liệu và kết quả mô hình. Chương 8 giới thiệu Portal tổng hợp. Chương 9 đánh giá mức độ hoàn thành, hạn chế và hướng phát triển.</w:t>
-      </w:r>
     </w:p>
     <w:p>
       <w:pPr>
         <w:pStyle w:val="Heading1"/>
         <w:pageBreakBefore/>
       </w:pPr>
-      <w:bookmarkStart w:id="7" w:name="_Toc243838760"/>
+      <w:bookmarkStart w:id="6" w:name="_Toc244112249"/>
       <w:r>
         <w:t>CHƯƠNG 2. CƠ SỞ LÝ THUYẾT</w:t>
       </w:r>
+      <w:bookmarkEnd w:id="6"/>
+    </w:p>
+    <w:p>
+      <w:pPr>
+        <w:pStyle w:val="Heading2"/>
+      </w:pPr>
+      <w:bookmarkStart w:id="7" w:name="_Toc244112250"/>
+      <w:r>
+        <w:t>2.1. Data Lake và phân vùng dữ liệu</w:t>
+      </w:r>
       <w:bookmarkEnd w:id="7"/>
-    </w:p>
-    <w:p>
-      <w:pPr>
-        <w:pStyle w:val="Heading2"/>
-      </w:pPr>
-      <w:bookmarkStart w:id="8" w:name="_Toc243838761"/>
-      <w:r>
-        <w:t>2.1. Data Lake và phân vùng dữ liệu</w:t>
-      </w:r>
-      <w:bookmarkEnd w:id="8"/>
     </w:p>
     <w:p>
       <w:pPr>
@@ -5549,11 +5790,11 @@
       <w:pPr>
         <w:pStyle w:val="Heading2"/>
       </w:pPr>
-      <w:bookmarkStart w:id="9" w:name="_Toc243838762"/>
+      <w:bookmarkStart w:id="8" w:name="_Toc244112251"/>
       <w:r>
         <w:t>2.2. Kho dữ liệu, ETL và lược đồ hình sao</w:t>
       </w:r>
-      <w:bookmarkEnd w:id="9"/>
+      <w:bookmarkEnd w:id="8"/>
     </w:p>
     <w:p>
       <w:pPr>
@@ -5713,11 +5954,11 @@
       <w:pPr>
         <w:pStyle w:val="Heading2"/>
       </w:pPr>
-      <w:bookmarkStart w:id="10" w:name="_Toc243838763"/>
+      <w:bookmarkStart w:id="9" w:name="_Toc244112252"/>
       <w:r>
         <w:t>2.3. Điều phối luồng dữ liệu với Apache Airflow</w:t>
       </w:r>
-      <w:bookmarkEnd w:id="10"/>
+      <w:bookmarkEnd w:id="9"/>
     </w:p>
     <w:p>
       <w:pPr>
@@ -5760,11 +6001,11 @@
       <w:pPr>
         <w:pStyle w:val="Heading2"/>
       </w:pPr>
-      <w:bookmarkStart w:id="11" w:name="_Toc243838764"/>
+      <w:bookmarkStart w:id="10" w:name="_Toc244112253"/>
       <w:r>
         <w:t>2.4. Tiền xử lý văn bản và TF-IDF</w:t>
       </w:r>
-      <w:bookmarkEnd w:id="11"/>
+      <w:bookmarkEnd w:id="10"/>
     </w:p>
     <w:p>
       <w:pPr>
@@ -5857,11 +6098,11 @@
       <w:pPr>
         <w:pStyle w:val="Heading2"/>
       </w:pPr>
-      <w:bookmarkStart w:id="12" w:name="_Toc243838765"/>
+      <w:bookmarkStart w:id="11" w:name="_Toc244112254"/>
       <w:r>
         <w:t>2.5. Các mô hình phân loại</w:t>
       </w:r>
-      <w:bookmarkEnd w:id="12"/>
+      <w:bookmarkEnd w:id="11"/>
     </w:p>
     <w:p>
       <w:pPr>
@@ -5950,11 +6191,11 @@
       <w:pPr>
         <w:pStyle w:val="Heading2"/>
       </w:pPr>
-      <w:bookmarkStart w:id="13" w:name="_Toc243838766"/>
+      <w:bookmarkStart w:id="12" w:name="_Toc244112255"/>
       <w:r>
         <w:t>2.6. Độ đo đánh giá</w:t>
       </w:r>
-      <w:bookmarkEnd w:id="13"/>
+      <w:bookmarkEnd w:id="12"/>
     </w:p>
     <w:p>
       <w:pPr>
@@ -6061,21 +6302,21 @@
         <w:pStyle w:val="Heading1"/>
         <w:pageBreakBefore/>
       </w:pPr>
-      <w:bookmarkStart w:id="14" w:name="_Toc243838767"/>
+      <w:bookmarkStart w:id="13" w:name="_Toc244112256"/>
       <w:r>
         <w:t>CHƯƠNG 3. DỮ LIỆU</w:t>
       </w:r>
+      <w:bookmarkEnd w:id="13"/>
+    </w:p>
+    <w:p>
+      <w:pPr>
+        <w:pStyle w:val="Heading2"/>
+      </w:pPr>
+      <w:bookmarkStart w:id="14" w:name="_Toc244112257"/>
+      <w:r>
+        <w:t>3.1. Tổng quan các nguồn dữ liệu</w:t>
+      </w:r>
       <w:bookmarkEnd w:id="14"/>
-    </w:p>
-    <w:p>
-      <w:pPr>
-        <w:pStyle w:val="Heading2"/>
-      </w:pPr>
-      <w:bookmarkStart w:id="15" w:name="_Toc243838768"/>
-      <w:r>
-        <w:t>3.1. Tổng quan các nguồn dữ liệu</w:t>
-      </w:r>
-      <w:bookmarkEnd w:id="15"/>
     </w:p>
     <w:p>
       <w:pPr>
@@ -6771,11 +7012,11 @@
       <w:pPr>
         <w:pStyle w:val="Heading2"/>
       </w:pPr>
-      <w:bookmarkStart w:id="16" w:name="_Toc243838769"/>
+      <w:bookmarkStart w:id="15" w:name="_Toc244112258"/>
       <w:r>
         <w:t>3.2. Nguồn 1 – Đánh giá người dùng (dữ liệu động)</w:t>
       </w:r>
-      <w:bookmarkEnd w:id="16"/>
+      <w:bookmarkEnd w:id="15"/>
     </w:p>
     <w:p>
       <w:pPr>
@@ -7476,11 +7717,11 @@
       <w:pPr>
         <w:pStyle w:val="Heading2"/>
       </w:pPr>
-      <w:bookmarkStart w:id="17" w:name="_Toc243838770"/>
+      <w:bookmarkStart w:id="16" w:name="_Toc244112259"/>
       <w:r>
         <w:t>3.3. Nguồn 2 – Siêu dữ liệu sản phẩm (dữ liệu tĩnh)</w:t>
       </w:r>
-      <w:bookmarkEnd w:id="17"/>
+      <w:bookmarkEnd w:id="16"/>
     </w:p>
     <w:p>
       <w:pPr>
@@ -7638,11 +7879,11 @@
       <w:pPr>
         <w:pStyle w:val="Heading2"/>
       </w:pPr>
-      <w:bookmarkStart w:id="18" w:name="_Toc243838771"/>
+      <w:bookmarkStart w:id="17" w:name="_Toc244112260"/>
       <w:r>
         <w:t>3.4. Nguồn 3 – Tỷ giá USD→VND (World Bank)</w:t>
       </w:r>
-      <w:bookmarkEnd w:id="18"/>
+      <w:bookmarkEnd w:id="17"/>
     </w:p>
     <w:p>
       <w:pPr>
@@ -7668,11 +7909,11 @@
       <w:pPr>
         <w:pStyle w:val="Heading2"/>
       </w:pPr>
-      <w:bookmarkStart w:id="19" w:name="_Toc243838772"/>
+      <w:bookmarkStart w:id="18" w:name="_Toc244112261"/>
       <w:r>
         <w:t>3.5. Đặc tả đa cấu trúc</w:t>
       </w:r>
-      <w:bookmarkEnd w:id="19"/>
+      <w:bookmarkEnd w:id="18"/>
     </w:p>
     <w:p>
       <w:pPr>
@@ -7729,11 +7970,11 @@
       <w:pPr>
         <w:pStyle w:val="Heading2"/>
       </w:pPr>
-      <w:bookmarkStart w:id="20" w:name="_Toc243838773"/>
+      <w:bookmarkStart w:id="19" w:name="_Toc244112262"/>
       <w:r>
         <w:t>3.6. Quy mô dữ liệu và lấy mẫu</w:t>
       </w:r>
-      <w:bookmarkEnd w:id="20"/>
+      <w:bookmarkEnd w:id="19"/>
     </w:p>
     <w:p>
       <w:pPr>
@@ -7763,7 +8004,7 @@
         <w:t>SAMPLE_FRAC</w:t>
       </w:r>
       <w:r>
-        <w:t xml:space="preserve">, hạt giống cố định = 42 để tái lập). Giai đoạn phát triển dùng </w:t>
+        <w:t xml:space="preserve">, hạt giống cố định = 42 để tái lập). Đồ án dùng </w:t>
       </w:r>
       <w:r>
         <w:rPr>
@@ -7771,17 +8012,17 @@
           <w:sz w:val="22"/>
           <w:szCs w:val="22"/>
         </w:rPr>
-        <w:t>SAMPLE_FRAC = 0,15</w:t>
-      </w:r>
-      <w:r>
-        <w:t xml:space="preserve"> (khoảng 105 nghìn review) để thử nghiệm nhanh; </w:t>
+        <w:t>SAMPLE_FRAC = 1,0</w:t>
+      </w:r>
+      <w:r>
+        <w:t xml:space="preserve">, tức </w:t>
       </w:r>
       <w:r>
         <w:rPr>
           <w:b/>
           <w:bCs/>
         </w:rPr>
-        <w:t>bản cuối dùng `SAMPLE_FRAC = 1,0`, tức toàn bộ 701.528 review của danh mục</w:t>
+        <w:t>toàn bộ 701.528 review của danh mục</w:t>
       </w:r>
       <w:r>
         <w:t xml:space="preserve">. Tỷ lệ và danh mục được cấu hình qua biến môi trường </w:t>
@@ -7814,21 +8055,21 @@
         <w:pStyle w:val="Heading1"/>
         <w:pageBreakBefore/>
       </w:pPr>
-      <w:bookmarkStart w:id="21" w:name="_Toc243838774"/>
+      <w:bookmarkStart w:id="20" w:name="_Toc244112263"/>
       <w:r>
         <w:t>CHƯƠNG 4. THIẾT KẾ VÀ TRIỂN KHAI HỆ THỐNG</w:t>
       </w:r>
+      <w:bookmarkEnd w:id="20"/>
+    </w:p>
+    <w:p>
+      <w:pPr>
+        <w:pStyle w:val="Heading2"/>
+      </w:pPr>
+      <w:bookmarkStart w:id="21" w:name="_Toc244112264"/>
+      <w:r>
+        <w:t>4.1. Kiến trúc tổng thể</w:t>
+      </w:r>
       <w:bookmarkEnd w:id="21"/>
-    </w:p>
-    <w:p>
-      <w:pPr>
-        <w:pStyle w:val="Heading2"/>
-      </w:pPr>
-      <w:bookmarkStart w:id="22" w:name="_Toc243838775"/>
-      <w:r>
-        <w:t>4.1. Kiến trúc tổng thể</w:t>
-      </w:r>
-      <w:bookmarkEnd w:id="22"/>
     </w:p>
     <w:p>
       <w:pPr>
@@ -7908,11 +8149,11 @@
       <w:pPr>
         <w:pStyle w:val="Heading2"/>
       </w:pPr>
-      <w:bookmarkStart w:id="23" w:name="_Toc243838776"/>
+      <w:bookmarkStart w:id="22" w:name="_Toc244112265"/>
       <w:r>
         <w:t>4.2. Công nghệ sử dụng</w:t>
       </w:r>
-      <w:bookmarkEnd w:id="23"/>
+      <w:bookmarkEnd w:id="22"/>
     </w:p>
     <w:p>
       <w:pPr>
@@ -8797,11 +9038,11 @@
       <w:pPr>
         <w:pStyle w:val="Heading2"/>
       </w:pPr>
-      <w:bookmarkStart w:id="24" w:name="_Toc243838777"/>
+      <w:bookmarkStart w:id="23" w:name="_Toc244112266"/>
       <w:r>
         <w:t>4.3. Triển khai bằng Docker Compose</w:t>
       </w:r>
-      <w:bookmarkEnd w:id="24"/>
+      <w:bookmarkEnd w:id="23"/>
     </w:p>
     <w:p>
       <w:pPr>
@@ -9339,7 +9580,7 @@
         <w:jc w:val="both"/>
       </w:pPr>
       <w:r>
-        <w:t>Đo thực tế ở cấu hình mẫu 15%: toàn hệ thống dùng khoảng 3 GB RAM lúc cao điểm (Airflow khoảng 2,8 GB khi huấn luyện mô hình); cấu hình 100% chạy thành công trong giới hạn 7,6 GB của Docker trên máy. Mã nguồn pipeline được gắn (mount) vào container Airflow, nên sửa code không cần build lại image.</w:t>
+        <w:t>Đo thực tế: toàn bộ dữ liệu chạy thành công trong giới hạn 7,6 GB RAM cấp cho Docker trên máy. Mã nguồn pipeline được gắn (mount) vào container Airflow, nên sửa code không cần build lại image.</w:t>
       </w:r>
     </w:p>
     <w:p>
@@ -9400,11 +9641,11 @@
       <w:pPr>
         <w:pStyle w:val="Heading2"/>
       </w:pPr>
-      <w:bookmarkStart w:id="25" w:name="_Toc243838778"/>
+      <w:bookmarkStart w:id="24" w:name="_Toc244112267"/>
       <w:r>
         <w:t>4.4. Tổ chức Data Lake trên MinIO</w:t>
       </w:r>
-      <w:bookmarkEnd w:id="25"/>
+      <w:bookmarkEnd w:id="24"/>
     </w:p>
     <w:p>
       <w:pPr>
@@ -10486,11 +10727,11 @@
       <w:pPr>
         <w:pStyle w:val="Heading2"/>
       </w:pPr>
-      <w:bookmarkStart w:id="26" w:name="_Toc243838779"/>
+      <w:bookmarkStart w:id="25" w:name="_Toc244112268"/>
       <w:r>
         <w:t>4.5. Pipeline điều phối bằng Airflow</w:t>
       </w:r>
-      <w:bookmarkEnd w:id="26"/>
+      <w:bookmarkEnd w:id="25"/>
     </w:p>
     <w:p>
       <w:pPr>
@@ -10589,7 +10830,7 @@
           <w:sz w:val="22"/>
           <w:szCs w:val="22"/>
         </w:rPr>
-        <w:t>Bảng 4.4. Thời gian chạy các tác vụ: mẫu 15% (dựng lại từ đầu, có tải dữ liệu) và toàn bộ dữ liệu (100%)</w:t>
+        <w:t>Bảng 4.4. Thời gian chạy các tác vụ trên toàn bộ dữ liệu</w:t>
       </w:r>
     </w:p>
     <w:tbl>
@@ -10607,8 +10848,7 @@
       </w:tblPr>
       <w:tblGrid>
         <w:gridCol w:w="2791"/>
-        <w:gridCol w:w="3838"/>
-        <w:gridCol w:w="1221"/>
+        <w:gridCol w:w="5059"/>
         <w:gridCol w:w="1222"/>
       </w:tblGrid>
       <w:tr>
@@ -10650,7 +10890,7 @@
         </w:tc>
         <w:tc>
           <w:tcPr>
-            <w:tcW w:w="3838" w:type="dxa"/>
+            <w:tcW w:w="5059" w:type="dxa"/>
             <w:tcBorders>
               <w:top w:val="single" w:sz="4" w:space="0" w:color="A6A6A6"/>
               <w:left w:val="single" w:sz="4" w:space="0" w:color="A6A6A6"/>
@@ -10683,7 +10923,7 @@
         </w:tc>
         <w:tc>
           <w:tcPr>
-            <w:tcW w:w="1221" w:type="dxa"/>
+            <w:tcW w:w="1222" w:type="dxa"/>
             <w:tcBorders>
               <w:top w:val="single" w:sz="4" w:space="0" w:color="A6A6A6"/>
               <w:left w:val="single" w:sz="4" w:space="0" w:color="A6A6A6"/>
@@ -10710,40 +10950,7 @@
                 <w:sz w:val="22"/>
                 <w:szCs w:val="22"/>
               </w:rPr>
-              <w:t>15% (21/10)</w:t>
-            </w:r>
-          </w:p>
-        </w:tc>
-        <w:tc>
-          <w:tcPr>
-            <w:tcW w:w="1222" w:type="dxa"/>
-            <w:tcBorders>
-              <w:top w:val="single" w:sz="4" w:space="0" w:color="A6A6A6"/>
-              <w:left w:val="single" w:sz="4" w:space="0" w:color="A6A6A6"/>
-              <w:bottom w:val="single" w:sz="4" w:space="0" w:color="A6A6A6"/>
-              <w:right w:val="single" w:sz="4" w:space="0" w:color="A6A6A6"/>
-            </w:tcBorders>
-            <w:shd w:val="clear" w:color="auto" w:fill="DCE6F2"/>
-            <w:tcMar>
-              <w:top w:w="60" w:type="dxa"/>
-              <w:left w:w="100" w:type="dxa"/>
-              <w:bottom w:w="60" w:type="dxa"/>
-              <w:right w:w="100" w:type="dxa"/>
-            </w:tcMar>
-            <w:vAlign w:val="center"/>
-          </w:tcPr>
-          <w:p>
-            <w:pPr>
-              <w:spacing w:line="264" w:lineRule="auto"/>
-            </w:pPr>
-            <w:r>
-              <w:rPr>
-                <w:b/>
-                <w:bCs/>
-                <w:sz w:val="22"/>
-                <w:szCs w:val="22"/>
-              </w:rPr>
-              <w:t>100% (25/10)</w:t>
+              <w:t>Thời gian</w:t>
             </w:r>
           </w:p>
         </w:tc>
@@ -10781,7 +10988,7 @@
         </w:tc>
         <w:tc>
           <w:tcPr>
-            <w:tcW w:w="3838" w:type="dxa"/>
+            <w:tcW w:w="5059" w:type="dxa"/>
             <w:tcBorders>
               <w:top w:val="single" w:sz="4" w:space="0" w:color="A6A6A6"/>
               <w:left w:val="single" w:sz="4" w:space="0" w:color="A6A6A6"/>
@@ -10806,36 +11013,6 @@
                 <w:szCs w:val="22"/>
               </w:rPr>
               <w:t>Stream file review vào raw</w:t>
-            </w:r>
-          </w:p>
-        </w:tc>
-        <w:tc>
-          <w:tcPr>
-            <w:tcW w:w="1221" w:type="dxa"/>
-            <w:tcBorders>
-              <w:top w:val="single" w:sz="4" w:space="0" w:color="A6A6A6"/>
-              <w:left w:val="single" w:sz="4" w:space="0" w:color="A6A6A6"/>
-              <w:bottom w:val="single" w:sz="4" w:space="0" w:color="A6A6A6"/>
-              <w:right w:val="single" w:sz="4" w:space="0" w:color="A6A6A6"/>
-            </w:tcBorders>
-            <w:tcMar>
-              <w:top w:w="60" w:type="dxa"/>
-              <w:left w:w="100" w:type="dxa"/>
-              <w:bottom w:w="60" w:type="dxa"/>
-              <w:right w:w="100" w:type="dxa"/>
-            </w:tcMar>
-            <w:vAlign w:val="center"/>
-          </w:tcPr>
-          <w:p>
-            <w:pPr>
-              <w:spacing w:line="264" w:lineRule="auto"/>
-            </w:pPr>
-            <w:r>
-              <w:rPr>
-                <w:sz w:val="22"/>
-                <w:szCs w:val="22"/>
-              </w:rPr>
-              <w:t>110 s</w:t>
             </w:r>
           </w:p>
         </w:tc>
@@ -10903,7 +11080,7 @@
         </w:tc>
         <w:tc>
           <w:tcPr>
-            <w:tcW w:w="3838" w:type="dxa"/>
+            <w:tcW w:w="5059" w:type="dxa"/>
             <w:tcBorders>
               <w:top w:val="single" w:sz="4" w:space="0" w:color="A6A6A6"/>
               <w:left w:val="single" w:sz="4" w:space="0" w:color="A6A6A6"/>
@@ -10928,36 +11105,6 @@
                 <w:szCs w:val="22"/>
               </w:rPr>
               <w:t>Stream file metadata vào raw</w:t>
-            </w:r>
-          </w:p>
-        </w:tc>
-        <w:tc>
-          <w:tcPr>
-            <w:tcW w:w="1221" w:type="dxa"/>
-            <w:tcBorders>
-              <w:top w:val="single" w:sz="4" w:space="0" w:color="A6A6A6"/>
-              <w:left w:val="single" w:sz="4" w:space="0" w:color="A6A6A6"/>
-              <w:bottom w:val="single" w:sz="4" w:space="0" w:color="A6A6A6"/>
-              <w:right w:val="single" w:sz="4" w:space="0" w:color="A6A6A6"/>
-            </w:tcBorders>
-            <w:tcMar>
-              <w:top w:w="60" w:type="dxa"/>
-              <w:left w:w="100" w:type="dxa"/>
-              <w:bottom w:w="60" w:type="dxa"/>
-              <w:right w:w="100" w:type="dxa"/>
-            </w:tcMar>
-            <w:vAlign w:val="center"/>
-          </w:tcPr>
-          <w:p>
-            <w:pPr>
-              <w:spacing w:line="264" w:lineRule="auto"/>
-            </w:pPr>
-            <w:r>
-              <w:rPr>
-                <w:sz w:val="22"/>
-                <w:szCs w:val="22"/>
-              </w:rPr>
-              <w:t>74 s</w:t>
             </w:r>
           </w:p>
         </w:tc>
@@ -11025,7 +11172,7 @@
         </w:tc>
         <w:tc>
           <w:tcPr>
-            <w:tcW w:w="3838" w:type="dxa"/>
+            <w:tcW w:w="5059" w:type="dxa"/>
             <w:tcBorders>
               <w:top w:val="single" w:sz="4" w:space="0" w:color="A6A6A6"/>
               <w:left w:val="single" w:sz="4" w:space="0" w:color="A6A6A6"/>
@@ -11050,36 +11197,6 @@
                 <w:szCs w:val="22"/>
               </w:rPr>
               <w:t>Gọi World Bank API, lưu JSON vào raw</w:t>
-            </w:r>
-          </w:p>
-        </w:tc>
-        <w:tc>
-          <w:tcPr>
-            <w:tcW w:w="1221" w:type="dxa"/>
-            <w:tcBorders>
-              <w:top w:val="single" w:sz="4" w:space="0" w:color="A6A6A6"/>
-              <w:left w:val="single" w:sz="4" w:space="0" w:color="A6A6A6"/>
-              <w:bottom w:val="single" w:sz="4" w:space="0" w:color="A6A6A6"/>
-              <w:right w:val="single" w:sz="4" w:space="0" w:color="A6A6A6"/>
-            </w:tcBorders>
-            <w:tcMar>
-              <w:top w:w="60" w:type="dxa"/>
-              <w:left w:w="100" w:type="dxa"/>
-              <w:bottom w:w="60" w:type="dxa"/>
-              <w:right w:w="100" w:type="dxa"/>
-            </w:tcMar>
-            <w:vAlign w:val="center"/>
-          </w:tcPr>
-          <w:p>
-            <w:pPr>
-              <w:spacing w:line="264" w:lineRule="auto"/>
-            </w:pPr>
-            <w:r>
-              <w:rPr>
-                <w:sz w:val="22"/>
-                <w:szCs w:val="22"/>
-              </w:rPr>
-              <w:t>10,5 s</w:t>
             </w:r>
           </w:p>
         </w:tc>
@@ -11147,7 +11264,7 @@
         </w:tc>
         <w:tc>
           <w:tcPr>
-            <w:tcW w:w="3838" w:type="dxa"/>
+            <w:tcW w:w="5059" w:type="dxa"/>
             <w:tcBorders>
               <w:top w:val="single" w:sz="4" w:space="0" w:color="A6A6A6"/>
               <w:left w:val="single" w:sz="4" w:space="0" w:color="A6A6A6"/>
@@ -11172,36 +11289,6 @@
                 <w:szCs w:val="22"/>
               </w:rPr>
               <w:t>Lấy mẫu, làm sạch, NLP, tích hợp, quy đổi giá → staging</w:t>
-            </w:r>
-          </w:p>
-        </w:tc>
-        <w:tc>
-          <w:tcPr>
-            <w:tcW w:w="1221" w:type="dxa"/>
-            <w:tcBorders>
-              <w:top w:val="single" w:sz="4" w:space="0" w:color="A6A6A6"/>
-              <w:left w:val="single" w:sz="4" w:space="0" w:color="A6A6A6"/>
-              <w:bottom w:val="single" w:sz="4" w:space="0" w:color="A6A6A6"/>
-              <w:right w:val="single" w:sz="4" w:space="0" w:color="A6A6A6"/>
-            </w:tcBorders>
-            <w:tcMar>
-              <w:top w:w="60" w:type="dxa"/>
-              <w:left w:w="100" w:type="dxa"/>
-              <w:bottom w:w="60" w:type="dxa"/>
-              <w:right w:w="100" w:type="dxa"/>
-            </w:tcMar>
-            <w:vAlign w:val="center"/>
-          </w:tcPr>
-          <w:p>
-            <w:pPr>
-              <w:spacing w:line="264" w:lineRule="auto"/>
-            </w:pPr>
-            <w:r>
-              <w:rPr>
-                <w:sz w:val="22"/>
-                <w:szCs w:val="22"/>
-              </w:rPr>
-              <w:t>19,3 s</w:t>
             </w:r>
           </w:p>
         </w:tc>
@@ -11269,7 +11356,7 @@
         </w:tc>
         <w:tc>
           <w:tcPr>
-            <w:tcW w:w="3838" w:type="dxa"/>
+            <w:tcW w:w="5059" w:type="dxa"/>
             <w:tcBorders>
               <w:top w:val="single" w:sz="4" w:space="0" w:color="A6A6A6"/>
               <w:left w:val="single" w:sz="4" w:space="0" w:color="A6A6A6"/>
@@ -11294,36 +11381,6 @@
                 <w:szCs w:val="22"/>
               </w:rPr>
               <w:t>Tạo lược đồ, nạp 5 bảng bằng COPY</w:t>
-            </w:r>
-          </w:p>
-        </w:tc>
-        <w:tc>
-          <w:tcPr>
-            <w:tcW w:w="1221" w:type="dxa"/>
-            <w:tcBorders>
-              <w:top w:val="single" w:sz="4" w:space="0" w:color="A6A6A6"/>
-              <w:left w:val="single" w:sz="4" w:space="0" w:color="A6A6A6"/>
-              <w:bottom w:val="single" w:sz="4" w:space="0" w:color="A6A6A6"/>
-              <w:right w:val="single" w:sz="4" w:space="0" w:color="A6A6A6"/>
-            </w:tcBorders>
-            <w:tcMar>
-              <w:top w:w="60" w:type="dxa"/>
-              <w:left w:w="100" w:type="dxa"/>
-              <w:bottom w:w="60" w:type="dxa"/>
-              <w:right w:w="100" w:type="dxa"/>
-            </w:tcMar>
-            <w:vAlign w:val="center"/>
-          </w:tcPr>
-          <w:p>
-            <w:pPr>
-              <w:spacing w:line="264" w:lineRule="auto"/>
-            </w:pPr>
-            <w:r>
-              <w:rPr>
-                <w:sz w:val="22"/>
-                <w:szCs w:val="22"/>
-              </w:rPr>
-              <w:t>9,3 s</w:t>
             </w:r>
           </w:p>
         </w:tc>
@@ -11391,7 +11448,7 @@
         </w:tc>
         <w:tc>
           <w:tcPr>
-            <w:tcW w:w="3838" w:type="dxa"/>
+            <w:tcW w:w="5059" w:type="dxa"/>
             <w:tcBorders>
               <w:top w:val="single" w:sz="4" w:space="0" w:color="A6A6A6"/>
               <w:left w:val="single" w:sz="4" w:space="0" w:color="A6A6A6"/>
@@ -11416,36 +11473,6 @@
                 <w:szCs w:val="22"/>
               </w:rPr>
               <w:t>Trích dữ liệu từ kho, chia train/test → curated</w:t>
-            </w:r>
-          </w:p>
-        </w:tc>
-        <w:tc>
-          <w:tcPr>
-            <w:tcW w:w="1221" w:type="dxa"/>
-            <w:tcBorders>
-              <w:top w:val="single" w:sz="4" w:space="0" w:color="A6A6A6"/>
-              <w:left w:val="single" w:sz="4" w:space="0" w:color="A6A6A6"/>
-              <w:bottom w:val="single" w:sz="4" w:space="0" w:color="A6A6A6"/>
-              <w:right w:val="single" w:sz="4" w:space="0" w:color="A6A6A6"/>
-            </w:tcBorders>
-            <w:tcMar>
-              <w:top w:w="60" w:type="dxa"/>
-              <w:left w:w="100" w:type="dxa"/>
-              <w:bottom w:w="60" w:type="dxa"/>
-              <w:right w:w="100" w:type="dxa"/>
-            </w:tcMar>
-            <w:vAlign w:val="center"/>
-          </w:tcPr>
-          <w:p>
-            <w:pPr>
-              <w:spacing w:line="264" w:lineRule="auto"/>
-            </w:pPr>
-            <w:r>
-              <w:rPr>
-                <w:sz w:val="22"/>
-                <w:szCs w:val="22"/>
-              </w:rPr>
-              <w:t>3,2 s</w:t>
             </w:r>
           </w:p>
         </w:tc>
@@ -11513,7 +11540,7 @@
         </w:tc>
         <w:tc>
           <w:tcPr>
-            <w:tcW w:w="3838" w:type="dxa"/>
+            <w:tcW w:w="5059" w:type="dxa"/>
             <w:tcBorders>
               <w:top w:val="single" w:sz="4" w:space="0" w:color="A6A6A6"/>
               <w:left w:val="single" w:sz="4" w:space="0" w:color="A6A6A6"/>
@@ -11538,36 +11565,6 @@
                 <w:szCs w:val="22"/>
               </w:rPr>
               <w:t>TF-IDF + Naive Bayes, Logistic Regression</w:t>
-            </w:r>
-          </w:p>
-        </w:tc>
-        <w:tc>
-          <w:tcPr>
-            <w:tcW w:w="1221" w:type="dxa"/>
-            <w:tcBorders>
-              <w:top w:val="single" w:sz="4" w:space="0" w:color="A6A6A6"/>
-              <w:left w:val="single" w:sz="4" w:space="0" w:color="A6A6A6"/>
-              <w:bottom w:val="single" w:sz="4" w:space="0" w:color="A6A6A6"/>
-              <w:right w:val="single" w:sz="4" w:space="0" w:color="A6A6A6"/>
-            </w:tcBorders>
-            <w:tcMar>
-              <w:top w:w="60" w:type="dxa"/>
-              <w:left w:w="100" w:type="dxa"/>
-              <w:bottom w:w="60" w:type="dxa"/>
-              <w:right w:w="100" w:type="dxa"/>
-            </w:tcMar>
-            <w:vAlign w:val="center"/>
-          </w:tcPr>
-          <w:p>
-            <w:pPr>
-              <w:spacing w:line="264" w:lineRule="auto"/>
-            </w:pPr>
-            <w:r>
-              <w:rPr>
-                <w:sz w:val="22"/>
-                <w:szCs w:val="22"/>
-              </w:rPr>
-              <w:t>76,7 s</w:t>
             </w:r>
           </w:p>
         </w:tc>
@@ -11635,7 +11632,7 @@
         </w:tc>
         <w:tc>
           <w:tcPr>
-            <w:tcW w:w="3838" w:type="dxa"/>
+            <w:tcW w:w="5059" w:type="dxa"/>
             <w:tcBorders>
               <w:top w:val="single" w:sz="4" w:space="0" w:color="A6A6A6"/>
               <w:left w:val="single" w:sz="4" w:space="0" w:color="A6A6A6"/>
@@ -11660,36 +11657,6 @@
                 <w:szCs w:val="22"/>
               </w:rPr>
               <w:t>Điểm cảm xúc out-of-fold, ghi ngược vào kho</w:t>
-            </w:r>
-          </w:p>
-        </w:tc>
-        <w:tc>
-          <w:tcPr>
-            <w:tcW w:w="1221" w:type="dxa"/>
-            <w:tcBorders>
-              <w:top w:val="single" w:sz="4" w:space="0" w:color="A6A6A6"/>
-              <w:left w:val="single" w:sz="4" w:space="0" w:color="A6A6A6"/>
-              <w:bottom w:val="single" w:sz="4" w:space="0" w:color="A6A6A6"/>
-              <w:right w:val="single" w:sz="4" w:space="0" w:color="A6A6A6"/>
-            </w:tcBorders>
-            <w:tcMar>
-              <w:top w:w="60" w:type="dxa"/>
-              <w:left w:w="100" w:type="dxa"/>
-              <w:bottom w:w="60" w:type="dxa"/>
-              <w:right w:w="100" w:type="dxa"/>
-            </w:tcMar>
-            <w:vAlign w:val="center"/>
-          </w:tcPr>
-          <w:p>
-            <w:pPr>
-              <w:spacing w:line="264" w:lineRule="auto"/>
-            </w:pPr>
-            <w:r>
-              <w:rPr>
-                <w:sz w:val="22"/>
-                <w:szCs w:val="22"/>
-              </w:rPr>
-              <w:t>105 s</w:t>
             </w:r>
           </w:p>
         </w:tc>
@@ -11737,23 +11704,13 @@
         <w:jc w:val="both"/>
       </w:pPr>
       <w:r>
-        <w:t xml:space="preserve">Với mẫu 15%, toàn bộ DAG mất khoảng </w:t>
+        <w:t xml:space="preserve">Với toàn bộ dữ liệu, DAG mất khoảng </w:t>
       </w:r>
       <w:r>
         <w:rPr>
           <w:b/>
           <w:bCs/>
         </w:rPr>
-        <w:t>4 phút 20 giây</w:t>
-      </w:r>
-      <w:r>
-        <w:t xml:space="preserve"> khi dựng lại từ đầu. Với toàn bộ dữ liệu, DAG mất khoảng </w:t>
-      </w:r>
-      <w:r>
-        <w:rPr>
-          <w:b/>
-          <w:bCs/>
-        </w:rPr>
         <w:t>10 phút</w:t>
       </w:r>
       <w:r>
@@ -11765,21 +11722,21 @@
         <w:pStyle w:val="Heading1"/>
         <w:pageBreakBefore/>
       </w:pPr>
-      <w:bookmarkStart w:id="27" w:name="_Toc243838780"/>
+      <w:bookmarkStart w:id="26" w:name="_Toc244112269"/>
       <w:r>
         <w:t>CHƯƠNG 5. QUY TRÌNH ETL</w:t>
       </w:r>
+      <w:bookmarkEnd w:id="26"/>
+    </w:p>
+    <w:p>
+      <w:pPr>
+        <w:pStyle w:val="Heading2"/>
+      </w:pPr>
+      <w:bookmarkStart w:id="27" w:name="_Toc244112270"/>
+      <w:r>
+        <w:t>5.1. Trích xuất (Extract)</w:t>
+      </w:r>
       <w:bookmarkEnd w:id="27"/>
-    </w:p>
-    <w:p>
-      <w:pPr>
-        <w:pStyle w:val="Heading2"/>
-      </w:pPr>
-      <w:bookmarkStart w:id="28" w:name="_Toc243838781"/>
-      <w:r>
-        <w:t>5.1. Trích xuất (Extract)</w:t>
-      </w:r>
-      <w:bookmarkEnd w:id="28"/>
     </w:p>
     <w:p>
       <w:pPr>
@@ -11816,21 +11773,21 @@
       <w:pPr>
         <w:pStyle w:val="Heading2"/>
       </w:pPr>
-      <w:bookmarkStart w:id="29" w:name="_Toc243838782"/>
+      <w:bookmarkStart w:id="28" w:name="_Toc244112271"/>
       <w:r>
         <w:t>5.2. Biến đổi (Transform)</w:t>
       </w:r>
+      <w:bookmarkEnd w:id="28"/>
+    </w:p>
+    <w:p>
+      <w:pPr>
+        <w:pStyle w:val="Heading3"/>
+      </w:pPr>
+      <w:bookmarkStart w:id="29" w:name="_Toc244112272"/>
+      <w:r>
+        <w:t>5.2.1. Đọc tuần tự và lấy mẫu</w:t>
+      </w:r>
       <w:bookmarkEnd w:id="29"/>
-    </w:p>
-    <w:p>
-      <w:pPr>
-        <w:pStyle w:val="Heading3"/>
-      </w:pPr>
-      <w:bookmarkStart w:id="30" w:name="_Toc243838783"/>
-      <w:r>
-        <w:t>5.2.1. Đọc tuần tự và lấy mẫu</w:t>
-      </w:r>
-      <w:bookmarkEnd w:id="30"/>
     </w:p>
     <w:p>
       <w:pPr>
@@ -11867,11 +11824,11 @@
       <w:pPr>
         <w:pStyle w:val="Heading3"/>
       </w:pPr>
-      <w:bookmarkStart w:id="31" w:name="_Toc243838784"/>
+      <w:bookmarkStart w:id="30" w:name="_Toc244112273"/>
       <w:r>
         <w:t>5.2.2. Làm sạch cấu trúc</w:t>
       </w:r>
-      <w:bookmarkEnd w:id="31"/>
+      <w:bookmarkEnd w:id="30"/>
     </w:p>
     <w:p>
       <w:pPr>
@@ -11919,11 +11876,11 @@
       <w:pPr>
         <w:pStyle w:val="Heading3"/>
       </w:pPr>
-      <w:bookmarkStart w:id="32" w:name="_Toc243838785"/>
+      <w:bookmarkStart w:id="31" w:name="_Toc244112274"/>
       <w:r>
         <w:t>5.2.3. Tiền xử lý văn bản (NLP)</w:t>
       </w:r>
-      <w:bookmarkEnd w:id="32"/>
+      <w:bookmarkEnd w:id="31"/>
     </w:p>
     <w:p>
       <w:pPr>
@@ -12085,11 +12042,11 @@
       <w:pPr>
         <w:pStyle w:val="Heading3"/>
       </w:pPr>
-      <w:bookmarkStart w:id="33" w:name="_Toc243838786"/>
+      <w:bookmarkStart w:id="32" w:name="_Toc244112275"/>
       <w:r>
         <w:t>5.2.4. Tích hợp đa nguồn</w:t>
       </w:r>
-      <w:bookmarkEnd w:id="33"/>
+      <w:bookmarkEnd w:id="32"/>
     </w:p>
     <w:p>
       <w:pPr>
@@ -12181,23 +12138,7 @@
           <w:sz w:val="22"/>
           <w:szCs w:val="22"/>
         </w:rPr>
-        <w:t>price_vnd = price_usd × t</w:t>
-      </w:r>
-      <w:r>
-        <w:rPr>
-          <w:rFonts w:ascii="Consolas" w:eastAsia="Consolas" w:hAnsi="Consolas" w:cs="Consolas"/>
-          <w:sz w:val="22"/>
-          <w:szCs w:val="22"/>
-        </w:rPr>
-        <w:t>ỷ</w:t>
-      </w:r>
-      <w:r>
-        <w:rPr>
-          <w:rFonts w:ascii="Consolas" w:eastAsia="Consolas" w:hAnsi="Consolas" w:cs="Consolas"/>
-          <w:sz w:val="22"/>
-          <w:szCs w:val="22"/>
-        </w:rPr>
-        <w:t xml:space="preserve"> giá năm 2023</w:t>
+        <w:t>price_vnd = price_usd × tỷ giá năm 2023</w:t>
       </w:r>
       <w:r>
         <w:t xml:space="preserve"> (làm tròn đến trăm đồng), vì giá trong metadata là ảnh chụp tại thời điểm thu thập năm 2023. Phân khúc giá: &lt; 200K, 200K–500K, 500K–1 triệu, 1–2 triệu, &gt; 2 triệu, Không rõ.</w:t>
@@ -12207,11 +12148,11 @@
       <w:pPr>
         <w:pStyle w:val="Heading2"/>
       </w:pPr>
-      <w:bookmarkStart w:id="34" w:name="_Toc243838787"/>
+      <w:bookmarkStart w:id="33" w:name="_Toc244112276"/>
       <w:r>
         <w:t>5.3. Báo cáo chất lượng dữ liệu</w:t>
       </w:r>
-      <w:bookmarkEnd w:id="34"/>
+      <w:bookmarkEnd w:id="33"/>
     </w:p>
     <w:p>
       <w:pPr>
@@ -13103,11 +13044,11 @@
       <w:pPr>
         <w:pStyle w:val="Heading2"/>
       </w:pPr>
-      <w:bookmarkStart w:id="35" w:name="_Toc243838788"/>
+      <w:bookmarkStart w:id="34" w:name="_Toc244112277"/>
       <w:r>
         <w:t>5.4. Tải (Load) vào kho dữ liệu</w:t>
       </w:r>
-      <w:bookmarkEnd w:id="35"/>
+      <w:bookmarkEnd w:id="34"/>
     </w:p>
     <w:p>
       <w:pPr>
@@ -14012,21 +13953,21 @@
         <w:pStyle w:val="Heading1"/>
         <w:pageBreakBefore/>
       </w:pPr>
-      <w:bookmarkStart w:id="36" w:name="_Toc243838789"/>
+      <w:bookmarkStart w:id="35" w:name="_Toc244112278"/>
       <w:r>
         <w:t>CHƯƠNG 6. KHAI THÁC KHO DỮ LIỆU (OLAP)</w:t>
       </w:r>
+      <w:bookmarkEnd w:id="35"/>
+    </w:p>
+    <w:p>
+      <w:pPr>
+        <w:pStyle w:val="Heading2"/>
+      </w:pPr>
+      <w:bookmarkStart w:id="36" w:name="_Toc244112279"/>
+      <w:r>
+        <w:t>6.1. Chỉ số tổng quan</w:t>
+      </w:r>
       <w:bookmarkEnd w:id="36"/>
-    </w:p>
-    <w:p>
-      <w:pPr>
-        <w:pStyle w:val="Heading2"/>
-      </w:pPr>
-      <w:bookmarkStart w:id="37" w:name="_Toc243838790"/>
-      <w:r>
-        <w:t>6.1. Chỉ số tổng quan</w:t>
-      </w:r>
-      <w:bookmarkEnd w:id="37"/>
     </w:p>
     <w:p>
       <w:pPr>
@@ -14519,11 +14460,11 @@
       <w:pPr>
         <w:pStyle w:val="Heading2"/>
       </w:pPr>
-      <w:bookmarkStart w:id="38" w:name="_Toc243838791"/>
+      <w:bookmarkStart w:id="37" w:name="_Toc244112280"/>
       <w:r>
         <w:t>6.2. Phân tích theo thời gian</w:t>
       </w:r>
-      <w:bookmarkEnd w:id="38"/>
+      <w:bookmarkEnd w:id="37"/>
     </w:p>
     <w:p>
       <w:pPr>
@@ -14603,11 +14544,11 @@
       <w:pPr>
         <w:pStyle w:val="Heading2"/>
       </w:pPr>
-      <w:bookmarkStart w:id="39" w:name="_Toc243838792"/>
+      <w:bookmarkStart w:id="38" w:name="_Toc244112281"/>
       <w:r>
         <w:t>6.3. Phân tích theo rating, nhãn, thương hiệu và giá</w:t>
       </w:r>
-      <w:bookmarkEnd w:id="39"/>
+      <w:bookmarkEnd w:id="38"/>
     </w:p>
     <w:p>
       <w:pPr>
@@ -15637,18 +15578,18 @@
         <w:t>thấp hơn</w:t>
       </w:r>
       <w:r>
-        <w:t xml:space="preserve"> review chưa xác thực (4,08; 65.684 review), gợi ý review chưa xác thực có xu hướng khen nhiều hơn; (4) thương hiệu nhiều review nhất là PHILIPS (2.938), Segbeauty (2.761), SALUX (2.167). Các xu hướng (1)–(3) giống với kết quả trên mẫu 15%, cho thấy mẫu ngẫu nhiên đại diện tốt cho toàn bộ dữ liệu.</w:t>
+        <w:t xml:space="preserve"> review chưa xác thực (4,08; 65.684 review), gợi ý review chưa xác thực có xu hướng khen nhiều hơn; (4) thương hiệu nhiều review nhất là PHILIPS (2.938), Segbeauty (2.761), SALUX (2.167).</w:t>
       </w:r>
     </w:p>
     <w:p>
       <w:pPr>
         <w:pStyle w:val="Heading2"/>
       </w:pPr>
-      <w:bookmarkStart w:id="40" w:name="_Toc243838793"/>
+      <w:bookmarkStart w:id="39" w:name="_Toc244112282"/>
       <w:r>
         <w:t>6.4. Truy vấn OLAP mẫu</w:t>
       </w:r>
-      <w:bookmarkEnd w:id="40"/>
+      <w:bookmarkEnd w:id="39"/>
     </w:p>
     <w:p>
       <w:pPr>
@@ -15939,21 +15880,21 @@
         <w:pStyle w:val="Heading1"/>
         <w:pageBreakBefore/>
       </w:pPr>
-      <w:bookmarkStart w:id="41" w:name="_Toc243838794"/>
+      <w:bookmarkStart w:id="40" w:name="_Toc244112283"/>
       <w:r>
         <w:t>CHƯƠNG 7. KHAI PHÁ DỮ LIỆU – PHÂN TÍCH CẢM XÚC</w:t>
       </w:r>
+      <w:bookmarkEnd w:id="40"/>
+    </w:p>
+    <w:p>
+      <w:pPr>
+        <w:pStyle w:val="Heading2"/>
+      </w:pPr>
+      <w:bookmarkStart w:id="41" w:name="_Toc244112284"/>
+      <w:r>
+        <w:t>7.1. Chuẩn bị dữ liệu</w:t>
+      </w:r>
       <w:bookmarkEnd w:id="41"/>
-    </w:p>
-    <w:p>
-      <w:pPr>
-        <w:pStyle w:val="Heading2"/>
-      </w:pPr>
-      <w:bookmarkStart w:id="42" w:name="_Toc243838795"/>
-      <w:r>
-        <w:t>7.1. Chuẩn bị dữ liệu</w:t>
-      </w:r>
-      <w:bookmarkEnd w:id="42"/>
     </w:p>
     <w:p>
       <w:pPr>
@@ -16466,11 +16407,11 @@
       <w:pPr>
         <w:pStyle w:val="Heading2"/>
       </w:pPr>
-      <w:bookmarkStart w:id="43" w:name="_Toc243838796"/>
+      <w:bookmarkStart w:id="42" w:name="_Toc244112285"/>
       <w:r>
         <w:t>7.2. Trích xuất đặc trưng</w:t>
       </w:r>
-      <w:bookmarkEnd w:id="43"/>
+      <w:bookmarkEnd w:id="42"/>
     </w:p>
     <w:p>
       <w:pPr>
@@ -16507,11 +16448,11 @@
       <w:pPr>
         <w:pStyle w:val="Heading2"/>
       </w:pPr>
-      <w:bookmarkStart w:id="44" w:name="_Toc243838797"/>
+      <w:bookmarkStart w:id="43" w:name="_Toc244112286"/>
       <w:r>
         <w:t>7.3. Mô hình học máy</w:t>
       </w:r>
-      <w:bookmarkEnd w:id="44"/>
+      <w:bookmarkEnd w:id="43"/>
     </w:p>
     <w:p>
       <w:pPr>
@@ -16559,11 +16500,11 @@
       <w:pPr>
         <w:pStyle w:val="Heading2"/>
       </w:pPr>
-      <w:bookmarkStart w:id="45" w:name="_Toc243838798"/>
+      <w:bookmarkStart w:id="44" w:name="_Toc244112287"/>
       <w:r>
         <w:t>7.4. Mô hình học sâu BiLSTM</w:t>
       </w:r>
-      <w:bookmarkEnd w:id="45"/>
+      <w:bookmarkEnd w:id="44"/>
     </w:p>
     <w:p>
       <w:pPr>
@@ -17123,11 +17064,11 @@
       <w:pPr>
         <w:pStyle w:val="Heading2"/>
       </w:pPr>
-      <w:bookmarkStart w:id="46" w:name="_Toc243838799"/>
+      <w:bookmarkStart w:id="45" w:name="_Toc244112288"/>
       <w:r>
         <w:t>7.5. Kết quả</w:t>
       </w:r>
-      <w:bookmarkEnd w:id="46"/>
+      <w:bookmarkEnd w:id="45"/>
     </w:p>
     <w:p>
       <w:pPr>
@@ -18894,11 +18835,11 @@
       <w:pPr>
         <w:pStyle w:val="Heading2"/>
       </w:pPr>
-      <w:bookmarkStart w:id="47" w:name="_Toc243838800"/>
+      <w:bookmarkStart w:id="46" w:name="_Toc244112289"/>
       <w:r>
         <w:t>7.6. Diễn giải mô hình và phân tích lỗi</w:t>
       </w:r>
-      <w:bookmarkEnd w:id="47"/>
+      <w:bookmarkEnd w:id="46"/>
     </w:p>
     <w:p>
       <w:pPr>
@@ -19150,577 +19091,11 @@
       <w:pPr>
         <w:pStyle w:val="Heading2"/>
       </w:pPr>
-      <w:bookmarkStart w:id="48" w:name="_Toc243838801"/>
+      <w:bookmarkStart w:id="47" w:name="_Toc244112290"/>
       <w:r>
         <w:t>7.7. Thảo luận: học máy so với học sâu</w:t>
       </w:r>
-      <w:bookmarkEnd w:id="48"/>
-    </w:p>
-    <w:p>
-      <w:pPr>
-        <w:spacing w:after="120" w:line="312" w:lineRule="auto"/>
-        <w:ind w:firstLine="567"/>
-        <w:jc w:val="both"/>
-      </w:pPr>
-      <w:r>
-        <w:t>Bảng 7.5 so sánh kết quả khi huấn luyện trên mẫu 15% và trên toàn bộ dữ liệu (mỗi cấu hình đánh giá trên tập kiểm thử của chính nó).</w:t>
-      </w:r>
-    </w:p>
-    <w:p>
-      <w:pPr>
-        <w:spacing w:before="160" w:after="80"/>
-        <w:jc w:val="center"/>
-      </w:pPr>
-      <w:r>
-        <w:rPr>
-          <w:i/>
-          <w:iCs/>
-          <w:sz w:val="22"/>
-          <w:szCs w:val="22"/>
-        </w:rPr>
-        <w:t>Bảng 7.5. Macro-F1 theo lượng dữ liệu huấn luyện</w:t>
-      </w:r>
-    </w:p>
-    <w:tbl>
-      <w:tblPr>
-        <w:tblW w:w="9072" w:type="dxa"/>
-        <w:tblBorders>
-          <w:top w:val="single" w:sz="4" w:space="0" w:color="auto"/>
-          <w:left w:val="single" w:sz="4" w:space="0" w:color="auto"/>
-          <w:bottom w:val="single" w:sz="4" w:space="0" w:color="auto"/>
-          <w:right w:val="single" w:sz="4" w:space="0" w:color="auto"/>
-          <w:insideH w:val="single" w:sz="4" w:space="0" w:color="auto"/>
-          <w:insideV w:val="single" w:sz="4" w:space="0" w:color="auto"/>
-        </w:tblBorders>
-        <w:tblLook w:val="04A0" w:firstRow="1" w:lastRow="0" w:firstColumn="1" w:lastColumn="0" w:noHBand="0" w:noVBand="1"/>
-      </w:tblPr>
-      <w:tblGrid>
-        <w:gridCol w:w="2865"/>
-        <w:gridCol w:w="2387"/>
-        <w:gridCol w:w="2387"/>
-        <w:gridCol w:w="1433"/>
-      </w:tblGrid>
-      <w:tr>
-        <w:trPr>
-          <w:tblHeader/>
-        </w:trPr>
-        <w:tc>
-          <w:tcPr>
-            <w:tcW w:w="2865" w:type="dxa"/>
-            <w:tcBorders>
-              <w:top w:val="single" w:sz="4" w:space="0" w:color="A6A6A6"/>
-              <w:left w:val="single" w:sz="4" w:space="0" w:color="A6A6A6"/>
-              <w:bottom w:val="single" w:sz="4" w:space="0" w:color="A6A6A6"/>
-              <w:right w:val="single" w:sz="4" w:space="0" w:color="A6A6A6"/>
-            </w:tcBorders>
-            <w:shd w:val="clear" w:color="auto" w:fill="DCE6F2"/>
-            <w:tcMar>
-              <w:top w:w="60" w:type="dxa"/>
-              <w:left w:w="100" w:type="dxa"/>
-              <w:bottom w:w="60" w:type="dxa"/>
-              <w:right w:w="100" w:type="dxa"/>
-            </w:tcMar>
-            <w:vAlign w:val="center"/>
-          </w:tcPr>
-          <w:p>
-            <w:pPr>
-              <w:spacing w:line="264" w:lineRule="auto"/>
-            </w:pPr>
-            <w:r>
-              <w:rPr>
-                <w:b/>
-                <w:bCs/>
-                <w:sz w:val="22"/>
-                <w:szCs w:val="22"/>
-              </w:rPr>
-              <w:t>Mô hình</w:t>
-            </w:r>
-          </w:p>
-        </w:tc>
-        <w:tc>
-          <w:tcPr>
-            <w:tcW w:w="2387" w:type="dxa"/>
-            <w:tcBorders>
-              <w:top w:val="single" w:sz="4" w:space="0" w:color="A6A6A6"/>
-              <w:left w:val="single" w:sz="4" w:space="0" w:color="A6A6A6"/>
-              <w:bottom w:val="single" w:sz="4" w:space="0" w:color="A6A6A6"/>
-              <w:right w:val="single" w:sz="4" w:space="0" w:color="A6A6A6"/>
-            </w:tcBorders>
-            <w:shd w:val="clear" w:color="auto" w:fill="DCE6F2"/>
-            <w:tcMar>
-              <w:top w:w="60" w:type="dxa"/>
-              <w:left w:w="100" w:type="dxa"/>
-              <w:bottom w:w="60" w:type="dxa"/>
-              <w:right w:w="100" w:type="dxa"/>
-            </w:tcMar>
-            <w:vAlign w:val="center"/>
-          </w:tcPr>
-          <w:p>
-            <w:pPr>
-              <w:spacing w:line="264" w:lineRule="auto"/>
-            </w:pPr>
-            <w:r>
-              <w:rPr>
-                <w:b/>
-                <w:bCs/>
-                <w:sz w:val="22"/>
-                <w:szCs w:val="22"/>
-              </w:rPr>
-              <w:t>Mẫu 15% (≈84 nghìn mẫu train)</w:t>
-            </w:r>
-          </w:p>
-        </w:tc>
-        <w:tc>
-          <w:tcPr>
-            <w:tcW w:w="2387" w:type="dxa"/>
-            <w:tcBorders>
-              <w:top w:val="single" w:sz="4" w:space="0" w:color="A6A6A6"/>
-              <w:left w:val="single" w:sz="4" w:space="0" w:color="A6A6A6"/>
-              <w:bottom w:val="single" w:sz="4" w:space="0" w:color="A6A6A6"/>
-              <w:right w:val="single" w:sz="4" w:space="0" w:color="A6A6A6"/>
-            </w:tcBorders>
-            <w:shd w:val="clear" w:color="auto" w:fill="DCE6F2"/>
-            <w:tcMar>
-              <w:top w:w="60" w:type="dxa"/>
-              <w:left w:w="100" w:type="dxa"/>
-              <w:bottom w:w="60" w:type="dxa"/>
-              <w:right w:w="100" w:type="dxa"/>
-            </w:tcMar>
-            <w:vAlign w:val="center"/>
-          </w:tcPr>
-          <w:p>
-            <w:pPr>
-              <w:spacing w:line="264" w:lineRule="auto"/>
-            </w:pPr>
-            <w:r>
-              <w:rPr>
-                <w:b/>
-                <w:bCs/>
-                <w:sz w:val="22"/>
-                <w:szCs w:val="22"/>
-              </w:rPr>
-              <w:t>100% (≈553 nghìn mẫu train)</w:t>
-            </w:r>
-          </w:p>
-        </w:tc>
-        <w:tc>
-          <w:tcPr>
-            <w:tcW w:w="1433" w:type="dxa"/>
-            <w:tcBorders>
-              <w:top w:val="single" w:sz="4" w:space="0" w:color="A6A6A6"/>
-              <w:left w:val="single" w:sz="4" w:space="0" w:color="A6A6A6"/>
-              <w:bottom w:val="single" w:sz="4" w:space="0" w:color="A6A6A6"/>
-              <w:right w:val="single" w:sz="4" w:space="0" w:color="A6A6A6"/>
-            </w:tcBorders>
-            <w:shd w:val="clear" w:color="auto" w:fill="DCE6F2"/>
-            <w:tcMar>
-              <w:top w:w="60" w:type="dxa"/>
-              <w:left w:w="100" w:type="dxa"/>
-              <w:bottom w:w="60" w:type="dxa"/>
-              <w:right w:w="100" w:type="dxa"/>
-            </w:tcMar>
-            <w:vAlign w:val="center"/>
-          </w:tcPr>
-          <w:p>
-            <w:pPr>
-              <w:spacing w:line="264" w:lineRule="auto"/>
-            </w:pPr>
-            <w:r>
-              <w:rPr>
-                <w:b/>
-                <w:bCs/>
-                <w:sz w:val="22"/>
-                <w:szCs w:val="22"/>
-              </w:rPr>
-              <w:t>Thay đổi</w:t>
-            </w:r>
-          </w:p>
-        </w:tc>
-      </w:tr>
-      <w:tr>
-        <w:tc>
-          <w:tcPr>
-            <w:tcW w:w="2865" w:type="dxa"/>
-            <w:tcBorders>
-              <w:top w:val="single" w:sz="4" w:space="0" w:color="A6A6A6"/>
-              <w:left w:val="single" w:sz="4" w:space="0" w:color="A6A6A6"/>
-              <w:bottom w:val="single" w:sz="4" w:space="0" w:color="A6A6A6"/>
-              <w:right w:val="single" w:sz="4" w:space="0" w:color="A6A6A6"/>
-            </w:tcBorders>
-            <w:tcMar>
-              <w:top w:w="60" w:type="dxa"/>
-              <w:left w:w="100" w:type="dxa"/>
-              <w:bottom w:w="60" w:type="dxa"/>
-              <w:right w:w="100" w:type="dxa"/>
-            </w:tcMar>
-            <w:vAlign w:val="center"/>
-          </w:tcPr>
-          <w:p>
-            <w:pPr>
-              <w:spacing w:line="264" w:lineRule="auto"/>
-            </w:pPr>
-            <w:r>
-              <w:rPr>
-                <w:sz w:val="22"/>
-                <w:szCs w:val="22"/>
-              </w:rPr>
-              <w:t>Naive Bayes</w:t>
-            </w:r>
-          </w:p>
-        </w:tc>
-        <w:tc>
-          <w:tcPr>
-            <w:tcW w:w="2387" w:type="dxa"/>
-            <w:tcBorders>
-              <w:top w:val="single" w:sz="4" w:space="0" w:color="A6A6A6"/>
-              <w:left w:val="single" w:sz="4" w:space="0" w:color="A6A6A6"/>
-              <w:bottom w:val="single" w:sz="4" w:space="0" w:color="A6A6A6"/>
-              <w:right w:val="single" w:sz="4" w:space="0" w:color="A6A6A6"/>
-            </w:tcBorders>
-            <w:tcMar>
-              <w:top w:w="60" w:type="dxa"/>
-              <w:left w:w="100" w:type="dxa"/>
-              <w:bottom w:w="60" w:type="dxa"/>
-              <w:right w:w="100" w:type="dxa"/>
-            </w:tcMar>
-            <w:vAlign w:val="center"/>
-          </w:tcPr>
-          <w:p>
-            <w:pPr>
-              <w:spacing w:line="264" w:lineRule="auto"/>
-              <w:jc w:val="right"/>
-            </w:pPr>
-            <w:r>
-              <w:rPr>
-                <w:sz w:val="22"/>
-                <w:szCs w:val="22"/>
-              </w:rPr>
-              <w:t>0,651</w:t>
-            </w:r>
-          </w:p>
-        </w:tc>
-        <w:tc>
-          <w:tcPr>
-            <w:tcW w:w="2387" w:type="dxa"/>
-            <w:tcBorders>
-              <w:top w:val="single" w:sz="4" w:space="0" w:color="A6A6A6"/>
-              <w:left w:val="single" w:sz="4" w:space="0" w:color="A6A6A6"/>
-              <w:bottom w:val="single" w:sz="4" w:space="0" w:color="A6A6A6"/>
-              <w:right w:val="single" w:sz="4" w:space="0" w:color="A6A6A6"/>
-            </w:tcBorders>
-            <w:tcMar>
-              <w:top w:w="60" w:type="dxa"/>
-              <w:left w:w="100" w:type="dxa"/>
-              <w:bottom w:w="60" w:type="dxa"/>
-              <w:right w:w="100" w:type="dxa"/>
-            </w:tcMar>
-            <w:vAlign w:val="center"/>
-          </w:tcPr>
-          <w:p>
-            <w:pPr>
-              <w:spacing w:line="264" w:lineRule="auto"/>
-              <w:jc w:val="right"/>
-            </w:pPr>
-            <w:r>
-              <w:rPr>
-                <w:sz w:val="22"/>
-                <w:szCs w:val="22"/>
-              </w:rPr>
-              <w:t>0,648</w:t>
-            </w:r>
-          </w:p>
-        </w:tc>
-        <w:tc>
-          <w:tcPr>
-            <w:tcW w:w="1433" w:type="dxa"/>
-            <w:tcBorders>
-              <w:top w:val="single" w:sz="4" w:space="0" w:color="A6A6A6"/>
-              <w:left w:val="single" w:sz="4" w:space="0" w:color="A6A6A6"/>
-              <w:bottom w:val="single" w:sz="4" w:space="0" w:color="A6A6A6"/>
-              <w:right w:val="single" w:sz="4" w:space="0" w:color="A6A6A6"/>
-            </w:tcBorders>
-            <w:tcMar>
-              <w:top w:w="60" w:type="dxa"/>
-              <w:left w:w="100" w:type="dxa"/>
-              <w:bottom w:w="60" w:type="dxa"/>
-              <w:right w:w="100" w:type="dxa"/>
-            </w:tcMar>
-            <w:vAlign w:val="center"/>
-          </w:tcPr>
-          <w:p>
-            <w:pPr>
-              <w:spacing w:line="264" w:lineRule="auto"/>
-              <w:jc w:val="right"/>
-            </w:pPr>
-            <w:r>
-              <w:rPr>
-                <w:sz w:val="22"/>
-                <w:szCs w:val="22"/>
-              </w:rPr>
-              <w:t>−0,003</w:t>
-            </w:r>
-          </w:p>
-        </w:tc>
-      </w:tr>
-      <w:tr>
-        <w:tc>
-          <w:tcPr>
-            <w:tcW w:w="2865" w:type="dxa"/>
-            <w:tcBorders>
-              <w:top w:val="single" w:sz="4" w:space="0" w:color="A6A6A6"/>
-              <w:left w:val="single" w:sz="4" w:space="0" w:color="A6A6A6"/>
-              <w:bottom w:val="single" w:sz="4" w:space="0" w:color="A6A6A6"/>
-              <w:right w:val="single" w:sz="4" w:space="0" w:color="A6A6A6"/>
-            </w:tcBorders>
-            <w:tcMar>
-              <w:top w:w="60" w:type="dxa"/>
-              <w:left w:w="100" w:type="dxa"/>
-              <w:bottom w:w="60" w:type="dxa"/>
-              <w:right w:w="100" w:type="dxa"/>
-            </w:tcMar>
-            <w:vAlign w:val="center"/>
-          </w:tcPr>
-          <w:p>
-            <w:pPr>
-              <w:spacing w:line="264" w:lineRule="auto"/>
-            </w:pPr>
-            <w:r>
-              <w:rPr>
-                <w:sz w:val="22"/>
-                <w:szCs w:val="22"/>
-              </w:rPr>
-              <w:t>Logistic Regression</w:t>
-            </w:r>
-          </w:p>
-        </w:tc>
-        <w:tc>
-          <w:tcPr>
-            <w:tcW w:w="2387" w:type="dxa"/>
-            <w:tcBorders>
-              <w:top w:val="single" w:sz="4" w:space="0" w:color="A6A6A6"/>
-              <w:left w:val="single" w:sz="4" w:space="0" w:color="A6A6A6"/>
-              <w:bottom w:val="single" w:sz="4" w:space="0" w:color="A6A6A6"/>
-              <w:right w:val="single" w:sz="4" w:space="0" w:color="A6A6A6"/>
-            </w:tcBorders>
-            <w:tcMar>
-              <w:top w:w="60" w:type="dxa"/>
-              <w:left w:w="100" w:type="dxa"/>
-              <w:bottom w:w="60" w:type="dxa"/>
-              <w:right w:w="100" w:type="dxa"/>
-            </w:tcMar>
-            <w:vAlign w:val="center"/>
-          </w:tcPr>
-          <w:p>
-            <w:pPr>
-              <w:spacing w:line="264" w:lineRule="auto"/>
-              <w:jc w:val="right"/>
-            </w:pPr>
-            <w:r>
-              <w:rPr>
-                <w:sz w:val="22"/>
-                <w:szCs w:val="22"/>
-              </w:rPr>
-              <w:t>0,660</w:t>
-            </w:r>
-          </w:p>
-        </w:tc>
-        <w:tc>
-          <w:tcPr>
-            <w:tcW w:w="2387" w:type="dxa"/>
-            <w:tcBorders>
-              <w:top w:val="single" w:sz="4" w:space="0" w:color="A6A6A6"/>
-              <w:left w:val="single" w:sz="4" w:space="0" w:color="A6A6A6"/>
-              <w:bottom w:val="single" w:sz="4" w:space="0" w:color="A6A6A6"/>
-              <w:right w:val="single" w:sz="4" w:space="0" w:color="A6A6A6"/>
-            </w:tcBorders>
-            <w:tcMar>
-              <w:top w:w="60" w:type="dxa"/>
-              <w:left w:w="100" w:type="dxa"/>
-              <w:bottom w:w="60" w:type="dxa"/>
-              <w:right w:w="100" w:type="dxa"/>
-            </w:tcMar>
-            <w:vAlign w:val="center"/>
-          </w:tcPr>
-          <w:p>
-            <w:pPr>
-              <w:spacing w:line="264" w:lineRule="auto"/>
-              <w:jc w:val="right"/>
-            </w:pPr>
-            <w:r>
-              <w:rPr>
-                <w:sz w:val="22"/>
-                <w:szCs w:val="22"/>
-              </w:rPr>
-              <w:t>0,673</w:t>
-            </w:r>
-          </w:p>
-        </w:tc>
-        <w:tc>
-          <w:tcPr>
-            <w:tcW w:w="1433" w:type="dxa"/>
-            <w:tcBorders>
-              <w:top w:val="single" w:sz="4" w:space="0" w:color="A6A6A6"/>
-              <w:left w:val="single" w:sz="4" w:space="0" w:color="A6A6A6"/>
-              <w:bottom w:val="single" w:sz="4" w:space="0" w:color="A6A6A6"/>
-              <w:right w:val="single" w:sz="4" w:space="0" w:color="A6A6A6"/>
-            </w:tcBorders>
-            <w:tcMar>
-              <w:top w:w="60" w:type="dxa"/>
-              <w:left w:w="100" w:type="dxa"/>
-              <w:bottom w:w="60" w:type="dxa"/>
-              <w:right w:w="100" w:type="dxa"/>
-            </w:tcMar>
-            <w:vAlign w:val="center"/>
-          </w:tcPr>
-          <w:p>
-            <w:pPr>
-              <w:spacing w:line="264" w:lineRule="auto"/>
-              <w:jc w:val="right"/>
-            </w:pPr>
-            <w:r>
-              <w:rPr>
-                <w:sz w:val="22"/>
-                <w:szCs w:val="22"/>
-              </w:rPr>
-              <w:t>+0,013</w:t>
-            </w:r>
-          </w:p>
-        </w:tc>
-      </w:tr>
-      <w:tr>
-        <w:tc>
-          <w:tcPr>
-            <w:tcW w:w="2865" w:type="dxa"/>
-            <w:tcBorders>
-              <w:top w:val="single" w:sz="4" w:space="0" w:color="A6A6A6"/>
-              <w:left w:val="single" w:sz="4" w:space="0" w:color="A6A6A6"/>
-              <w:bottom w:val="single" w:sz="4" w:space="0" w:color="A6A6A6"/>
-              <w:right w:val="single" w:sz="4" w:space="0" w:color="A6A6A6"/>
-            </w:tcBorders>
-            <w:tcMar>
-              <w:top w:w="60" w:type="dxa"/>
-              <w:left w:w="100" w:type="dxa"/>
-              <w:bottom w:w="60" w:type="dxa"/>
-              <w:right w:w="100" w:type="dxa"/>
-            </w:tcMar>
-            <w:vAlign w:val="center"/>
-          </w:tcPr>
-          <w:p>
-            <w:pPr>
-              <w:spacing w:line="264" w:lineRule="auto"/>
-            </w:pPr>
-            <w:r>
-              <w:rPr>
-                <w:sz w:val="22"/>
-                <w:szCs w:val="22"/>
-              </w:rPr>
-              <w:t>BiLSTM</w:t>
-            </w:r>
-          </w:p>
-        </w:tc>
-        <w:tc>
-          <w:tcPr>
-            <w:tcW w:w="2387" w:type="dxa"/>
-            <w:tcBorders>
-              <w:top w:val="single" w:sz="4" w:space="0" w:color="A6A6A6"/>
-              <w:left w:val="single" w:sz="4" w:space="0" w:color="A6A6A6"/>
-              <w:bottom w:val="single" w:sz="4" w:space="0" w:color="A6A6A6"/>
-              <w:right w:val="single" w:sz="4" w:space="0" w:color="A6A6A6"/>
-            </w:tcBorders>
-            <w:tcMar>
-              <w:top w:w="60" w:type="dxa"/>
-              <w:left w:w="100" w:type="dxa"/>
-              <w:bottom w:w="60" w:type="dxa"/>
-              <w:right w:w="100" w:type="dxa"/>
-            </w:tcMar>
-            <w:vAlign w:val="center"/>
-          </w:tcPr>
-          <w:p>
-            <w:pPr>
-              <w:spacing w:line="264" w:lineRule="auto"/>
-              <w:jc w:val="right"/>
-            </w:pPr>
-            <w:r>
-              <w:rPr>
-                <w:sz w:val="22"/>
-                <w:szCs w:val="22"/>
-              </w:rPr>
-              <w:t>0,649</w:t>
-            </w:r>
-          </w:p>
-        </w:tc>
-        <w:tc>
-          <w:tcPr>
-            <w:tcW w:w="2387" w:type="dxa"/>
-            <w:tcBorders>
-              <w:top w:val="single" w:sz="4" w:space="0" w:color="A6A6A6"/>
-              <w:left w:val="single" w:sz="4" w:space="0" w:color="A6A6A6"/>
-              <w:bottom w:val="single" w:sz="4" w:space="0" w:color="A6A6A6"/>
-              <w:right w:val="single" w:sz="4" w:space="0" w:color="A6A6A6"/>
-            </w:tcBorders>
-            <w:tcMar>
-              <w:top w:w="60" w:type="dxa"/>
-              <w:left w:w="100" w:type="dxa"/>
-              <w:bottom w:w="60" w:type="dxa"/>
-              <w:right w:w="100" w:type="dxa"/>
-            </w:tcMar>
-            <w:vAlign w:val="center"/>
-          </w:tcPr>
-          <w:p>
-            <w:pPr>
-              <w:spacing w:line="264" w:lineRule="auto"/>
-              <w:jc w:val="right"/>
-            </w:pPr>
-            <w:r>
-              <w:rPr>
-                <w:b/>
-                <w:bCs/>
-                <w:sz w:val="22"/>
-                <w:szCs w:val="22"/>
-              </w:rPr>
-              <w:t>0,706</w:t>
-            </w:r>
-          </w:p>
-        </w:tc>
-        <w:tc>
-          <w:tcPr>
-            <w:tcW w:w="1433" w:type="dxa"/>
-            <w:tcBorders>
-              <w:top w:val="single" w:sz="4" w:space="0" w:color="A6A6A6"/>
-              <w:left w:val="single" w:sz="4" w:space="0" w:color="A6A6A6"/>
-              <w:bottom w:val="single" w:sz="4" w:space="0" w:color="A6A6A6"/>
-              <w:right w:val="single" w:sz="4" w:space="0" w:color="A6A6A6"/>
-            </w:tcBorders>
-            <w:tcMar>
-              <w:top w:w="60" w:type="dxa"/>
-              <w:left w:w="100" w:type="dxa"/>
-              <w:bottom w:w="60" w:type="dxa"/>
-              <w:right w:w="100" w:type="dxa"/>
-            </w:tcMar>
-            <w:vAlign w:val="center"/>
-          </w:tcPr>
-          <w:p>
-            <w:pPr>
-              <w:spacing w:line="264" w:lineRule="auto"/>
-              <w:jc w:val="right"/>
-            </w:pPr>
-            <w:r>
-              <w:rPr>
-                <w:b/>
-                <w:bCs/>
-                <w:sz w:val="22"/>
-                <w:szCs w:val="22"/>
-              </w:rPr>
-              <w:t>+0,057</w:t>
-            </w:r>
-          </w:p>
-        </w:tc>
-      </w:tr>
-    </w:tbl>
-    <w:p>
-      <w:pPr>
-        <w:spacing w:after="120"/>
-      </w:pPr>
+      <w:bookmarkEnd w:id="47"/>
     </w:p>
     <w:p>
       <w:pPr>
@@ -19737,10 +19112,10 @@
           <w:b/>
           <w:bCs/>
         </w:rPr>
-        <w:t>Học sâu cần nhiều dữ liệu:</w:t>
-      </w:r>
-      <w:r>
-        <w:t xml:space="preserve"> với mẫu 15%, BiLSTM (0,649) còn thua Logistic Regression (0,660); với toàn bộ dữ liệu, BiLSTM tăng mạnh nhất (+0,057) và vượt lên dẫn đầu. Naive Bayes gần như không cải thiện, Logistic Regression cải thiện nhẹ.</w:t>
+        <w:t>Học sâu vượt học máy khi đủ dữ liệu:</w:t>
+      </w:r>
+      <w:r>
+        <w:t xml:space="preserve"> trên 553.444 mẫu huấn luyện, BiLSTM vượt Logistic Regression ở mọi chỉ số (Macro-F1 0,706 so với 0,673; Accuracy 0,826 so với 0,811) nhờ học được thứ tự từ và ngữ cảnh, điều mà TF-IDF bỏ qua.</w:t>
       </w:r>
     </w:p>
     <w:p>
@@ -19832,21 +19207,21 @@
         <w:pStyle w:val="Heading1"/>
         <w:pageBreakBefore/>
       </w:pPr>
-      <w:bookmarkStart w:id="49" w:name="_Toc243838802"/>
+      <w:bookmarkStart w:id="48" w:name="_Toc244112291"/>
       <w:r>
         <w:t>CHƯƠNG 8. PORTAL TỔNG HỢP</w:t>
       </w:r>
+      <w:bookmarkEnd w:id="48"/>
+    </w:p>
+    <w:p>
+      <w:pPr>
+        <w:pStyle w:val="Heading2"/>
+      </w:pPr>
+      <w:bookmarkStart w:id="49" w:name="_Toc244112292"/>
+      <w:r>
+        <w:t>8.1. Mục tiêu</w:t>
+      </w:r>
       <w:bookmarkEnd w:id="49"/>
-    </w:p>
-    <w:p>
-      <w:pPr>
-        <w:pStyle w:val="Heading2"/>
-      </w:pPr>
-      <w:bookmarkStart w:id="50" w:name="_Toc243838803"/>
-      <w:r>
-        <w:t>8.1. Mục tiêu</w:t>
-      </w:r>
-      <w:bookmarkEnd w:id="50"/>
     </w:p>
     <w:p>
       <w:pPr>
@@ -19872,11 +19247,11 @@
       <w:pPr>
         <w:pStyle w:val="Heading2"/>
       </w:pPr>
-      <w:bookmarkStart w:id="51" w:name="_Toc243838804"/>
+      <w:bookmarkStart w:id="50" w:name="_Toc244112293"/>
       <w:r>
         <w:t>8.2. Chức năng</w:t>
       </w:r>
-      <w:bookmarkEnd w:id="51"/>
+      <w:bookmarkEnd w:id="50"/>
     </w:p>
     <w:p>
       <w:pPr>
@@ -20365,11 +19740,11 @@
       <w:pPr>
         <w:pStyle w:val="Heading2"/>
       </w:pPr>
-      <w:bookmarkStart w:id="52" w:name="_Toc243838805"/>
+      <w:bookmarkStart w:id="51" w:name="_Toc244112294"/>
       <w:r>
         <w:t>8.3. Cơ chế cập nhật thời gian thực</w:t>
       </w:r>
-      <w:bookmarkEnd w:id="52"/>
+      <w:bookmarkEnd w:id="51"/>
     </w:p>
     <w:p>
       <w:pPr>
@@ -20416,11 +19791,11 @@
       <w:pPr>
         <w:pStyle w:val="Heading2"/>
       </w:pPr>
-      <w:bookmarkStart w:id="53" w:name="_Toc243838806"/>
+      <w:bookmarkStart w:id="52" w:name="_Toc244112295"/>
       <w:r>
         <w:t>8.4. Tích hợp với Airflow</w:t>
       </w:r>
-      <w:bookmarkEnd w:id="53"/>
+      <w:bookmarkEnd w:id="52"/>
     </w:p>
     <w:p>
       <w:pPr>
@@ -20458,21 +19833,21 @@
         <w:pStyle w:val="Heading1"/>
         <w:pageBreakBefore/>
       </w:pPr>
-      <w:bookmarkStart w:id="54" w:name="_Toc243838807"/>
+      <w:bookmarkStart w:id="53" w:name="_Toc244112296"/>
       <w:r>
         <w:t>CHƯƠNG 9. ĐÁNH GIÁ, HẠN CHẾ VÀ HƯỚNG PHÁT TRIỂN</w:t>
       </w:r>
+      <w:bookmarkEnd w:id="53"/>
+    </w:p>
+    <w:p>
+      <w:pPr>
+        <w:pStyle w:val="Heading2"/>
+      </w:pPr>
+      <w:bookmarkStart w:id="54" w:name="_Toc244112297"/>
+      <w:r>
+        <w:t>9.1. Mức độ hoàn thành</w:t>
+      </w:r>
       <w:bookmarkEnd w:id="54"/>
-    </w:p>
-    <w:p>
-      <w:pPr>
-        <w:pStyle w:val="Heading2"/>
-      </w:pPr>
-      <w:bookmarkStart w:id="55" w:name="_Toc243838808"/>
-      <w:r>
-        <w:t>9.1. Mức độ hoàn thành</w:t>
-      </w:r>
-      <w:bookmarkEnd w:id="55"/>
     </w:p>
     <w:p>
       <w:pPr>
@@ -21272,11 +20647,11 @@
       <w:pPr>
         <w:pStyle w:val="Heading2"/>
       </w:pPr>
-      <w:bookmarkStart w:id="56" w:name="_Toc243838809"/>
+      <w:bookmarkStart w:id="55" w:name="_Toc244112298"/>
       <w:r>
         <w:t>9.2. Hạn chế</w:t>
       </w:r>
-      <w:bookmarkEnd w:id="56"/>
+      <w:bookmarkEnd w:id="55"/>
     </w:p>
     <w:p>
       <w:pPr>
@@ -21394,11 +20769,11 @@
       <w:pPr>
         <w:pStyle w:val="Heading2"/>
       </w:pPr>
-      <w:bookmarkStart w:id="57" w:name="_Toc243838810"/>
+      <w:bookmarkStart w:id="56" w:name="_Toc244112299"/>
       <w:r>
         <w:t>9.3. Hướng phát triển</w:t>
       </w:r>
-      <w:bookmarkEnd w:id="57"/>
+      <w:bookmarkEnd w:id="56"/>
     </w:p>
     <w:p>
       <w:pPr>
@@ -21461,11 +20836,11 @@
         <w:pStyle w:val="Heading1"/>
         <w:pageBreakBefore/>
       </w:pPr>
-      <w:bookmarkStart w:id="58" w:name="_Toc243838811"/>
+      <w:bookmarkStart w:id="57" w:name="_Toc244112300"/>
       <w:r>
         <w:t>KẾT LUẬN</w:t>
       </w:r>
-      <w:bookmarkEnd w:id="58"/>
+      <w:bookmarkEnd w:id="57"/>
     </w:p>
     <w:p>
       <w:pPr>
@@ -21494,7 +20869,7 @@
         <w:t>BiLSTM đạt kết quả tốt nhất</w:t>
       </w:r>
       <w:r>
-        <w:t xml:space="preserve"> với Macro-F1 0,706 và Accuracy 82,6%, vượt Logistic Regression (0,673) và Naive Bayes (0,648), và có F1 cao nhất ở cả 3 lớp. So sánh với lần huấn luyện trên mẫu 15% (khi Logistic Regression còn dẫn đầu) cho thấy học sâu cần nhiều dữ liệu và GPU để phát huy ưu thế. Việc giữ từ phủ định và xử lý mất cân bằng lớp là cần thiết; thách thức lớn nhất vẫn là lớp Trung tính.</w:t>
+        <w:t xml:space="preserve"> với Macro-F1 0,706 và Accuracy 82,6%, vượt Logistic Regression (0,673) và Naive Bayes (0,648), và có F1 cao nhất ở cả 3 lớp. Việc giữ từ phủ định và xử lý mất cân bằng lớp là cần thiết; thách thức lớn nhất vẫn là lớp Trung tính.</w:t>
       </w:r>
     </w:p>
     <w:p>
@@ -21523,11 +20898,11 @@
         <w:pStyle w:val="Heading1"/>
         <w:pageBreakBefore/>
       </w:pPr>
-      <w:bookmarkStart w:id="59" w:name="_Toc243838812"/>
+      <w:bookmarkStart w:id="58" w:name="_Toc244112301"/>
       <w:r>
         <w:t>TÀI LIỆU THAM KHẢO</w:t>
       </w:r>
-      <w:bookmarkEnd w:id="59"/>
+      <w:bookmarkEnd w:id="58"/>
     </w:p>
     <w:p>
       <w:pPr>
@@ -21674,21 +21049,21 @@
         <w:pStyle w:val="Heading1"/>
         <w:pageBreakBefore/>
       </w:pPr>
-      <w:bookmarkStart w:id="60" w:name="_Toc243838813"/>
+      <w:bookmarkStart w:id="59" w:name="_Toc244112302"/>
       <w:r>
         <w:t>PHỤ LỤC</w:t>
       </w:r>
+      <w:bookmarkEnd w:id="59"/>
+    </w:p>
+    <w:p>
+      <w:pPr>
+        <w:pStyle w:val="Heading2"/>
+      </w:pPr>
+      <w:bookmarkStart w:id="60" w:name="_Toc244112303"/>
+      <w:r>
+        <w:t>A. Hướng dẫn cài đặt và chạy</w:t>
+      </w:r>
       <w:bookmarkEnd w:id="60"/>
-    </w:p>
-    <w:p>
-      <w:pPr>
-        <w:pStyle w:val="Heading2"/>
-      </w:pPr>
-      <w:bookmarkStart w:id="61" w:name="_Toc243838814"/>
-      <w:r>
-        <w:t>A. Hướng dẫn cài đặt và chạy</w:t>
-      </w:r>
-      <w:bookmarkEnd w:id="61"/>
     </w:p>
     <w:p>
       <w:pPr>
@@ -21839,11 +21214,11 @@
       <w:pPr>
         <w:pStyle w:val="Heading2"/>
       </w:pPr>
-      <w:bookmarkStart w:id="62" w:name="_Toc243838815"/>
+      <w:bookmarkStart w:id="61" w:name="_Toc244112304"/>
       <w:r>
         <w:t>B. Cấu trúc mã nguồn</w:t>
       </w:r>
-      <w:bookmarkEnd w:id="62"/>
+      <w:bookmarkEnd w:id="61"/>
     </w:p>
     <w:p>
       <w:pPr>
@@ -21872,176 +21247,96 @@
           <w:sz w:val="18"/>
           <w:szCs w:val="18"/>
         </w:rPr>
-        <w:t>├── docker-compose.yml, .env          # 4 d</w:t>
-      </w:r>
+        <w:t>├── docker-compose.yml, .env          # 4 dịch vụ, cấu hình</w:t>
+      </w:r>
+    </w:p>
+    <w:p>
+      <w:pPr>
+        <w:shd w:val="clear" w:color="auto" w:fill="F3F2EE"/>
+        <w:spacing w:line="260" w:lineRule="auto"/>
+        <w:ind w:left="200" w:right="200"/>
+      </w:pPr>
       <w:r>
         <w:rPr>
           <w:rFonts w:ascii="Consolas" w:eastAsia="Consolas" w:hAnsi="Consolas" w:cs="Consolas"/>
           <w:sz w:val="18"/>
           <w:szCs w:val="18"/>
         </w:rPr>
-        <w:t>ị</w:t>
-      </w:r>
+        <w:t>├── airflow/dags/amazon_reviews_pipeline.py   # DAG</w:t>
+      </w:r>
+    </w:p>
+    <w:p>
+      <w:pPr>
+        <w:shd w:val="clear" w:color="auto" w:fill="F3F2EE"/>
+        <w:spacing w:line="260" w:lineRule="auto"/>
+        <w:ind w:left="200" w:right="200"/>
+      </w:pPr>
       <w:r>
         <w:rPr>
           <w:rFonts w:ascii="Consolas" w:eastAsia="Consolas" w:hAnsi="Consolas" w:cs="Consolas"/>
           <w:sz w:val="18"/>
           <w:szCs w:val="18"/>
         </w:rPr>
-        <w:t>ch v</w:t>
-      </w:r>
+        <w:t>├── pipeline/amz/                     # extract, transform, load, mining, lake, config</w:t>
+      </w:r>
+    </w:p>
+    <w:p>
+      <w:pPr>
+        <w:shd w:val="clear" w:color="auto" w:fill="F3F2EE"/>
+        <w:spacing w:line="260" w:lineRule="auto"/>
+        <w:ind w:left="200" w:right="200"/>
+      </w:pPr>
       <w:r>
         <w:rPr>
           <w:rFonts w:ascii="Consolas" w:eastAsia="Consolas" w:hAnsi="Consolas" w:cs="Consolas"/>
           <w:sz w:val="18"/>
           <w:szCs w:val="18"/>
         </w:rPr>
-        <w:t>ụ</w:t>
-      </w:r>
+        <w:t>├── sql/dw_schema.sql                 # lược đồ hình sao</w:t>
+      </w:r>
+    </w:p>
+    <w:p>
+      <w:pPr>
+        <w:shd w:val="clear" w:color="auto" w:fill="F3F2EE"/>
+        <w:spacing w:line="260" w:lineRule="auto"/>
+        <w:ind w:left="200" w:right="200"/>
+      </w:pPr>
       <w:r>
         <w:rPr>
           <w:rFonts w:ascii="Consolas" w:eastAsia="Consolas" w:hAnsi="Consolas" w:cs="Consolas"/>
           <w:sz w:val="18"/>
           <w:szCs w:val="18"/>
         </w:rPr>
-        <w:t>, c</w:t>
-      </w:r>
+        <w:t>├── portal/app.py, portal/static/     # Portal (FastAPI + HTML/JS)</w:t>
+      </w:r>
+    </w:p>
+    <w:p>
+      <w:pPr>
+        <w:shd w:val="clear" w:color="auto" w:fill="F3F2EE"/>
+        <w:spacing w:line="260" w:lineRule="auto"/>
+        <w:ind w:left="200" w:right="200"/>
+      </w:pPr>
       <w:r>
         <w:rPr>
           <w:rFonts w:ascii="Consolas" w:eastAsia="Consolas" w:hAnsi="Consolas" w:cs="Consolas"/>
           <w:sz w:val="18"/>
           <w:szCs w:val="18"/>
         </w:rPr>
-        <w:t>ấ</w:t>
-      </w:r>
+        <w:t>├── notebooks/train_lstm_colab.ipynb  # BiLSTM (TensorFlow)</w:t>
+      </w:r>
+    </w:p>
+    <w:p>
+      <w:pPr>
+        <w:shd w:val="clear" w:color="auto" w:fill="F3F2EE"/>
+        <w:spacing w:after="160" w:line="260" w:lineRule="auto"/>
+        <w:ind w:left="200" w:right="200"/>
+      </w:pPr>
       <w:r>
         <w:rPr>
           <w:rFonts w:ascii="Consolas" w:eastAsia="Consolas" w:hAnsi="Consolas" w:cs="Consolas"/>
           <w:sz w:val="18"/>
           <w:szCs w:val="18"/>
         </w:rPr>
-        <w:t>u hình</w:t>
-      </w:r>
-    </w:p>
-    <w:p>
-      <w:pPr>
-        <w:shd w:val="clear" w:color="auto" w:fill="F3F2EE"/>
-        <w:spacing w:line="260" w:lineRule="auto"/>
-        <w:ind w:left="200" w:right="200"/>
-      </w:pPr>
-      <w:r>
-        <w:rPr>
-          <w:rFonts w:ascii="Consolas" w:eastAsia="Consolas" w:hAnsi="Consolas" w:cs="Consolas"/>
-          <w:sz w:val="18"/>
-          <w:szCs w:val="18"/>
-        </w:rPr>
-        <w:t>├── airflow/dags/amazon_reviews_pipeline.py   # DAG</w:t>
-      </w:r>
-    </w:p>
-    <w:p>
-      <w:pPr>
-        <w:shd w:val="clear" w:color="auto" w:fill="F3F2EE"/>
-        <w:spacing w:line="260" w:lineRule="auto"/>
-        <w:ind w:left="200" w:right="200"/>
-      </w:pPr>
-      <w:r>
-        <w:rPr>
-          <w:rFonts w:ascii="Consolas" w:eastAsia="Consolas" w:hAnsi="Consolas" w:cs="Consolas"/>
-          <w:sz w:val="18"/>
-          <w:szCs w:val="18"/>
-        </w:rPr>
-        <w:t>├── pipeline/amz/                     # extract, transform, load, mining, lake, config</w:t>
-      </w:r>
-    </w:p>
-    <w:p>
-      <w:pPr>
-        <w:shd w:val="clear" w:color="auto" w:fill="F3F2EE"/>
-        <w:spacing w:line="260" w:lineRule="auto"/>
-        <w:ind w:left="200" w:right="200"/>
-      </w:pPr>
-      <w:r>
-        <w:rPr>
-          <w:rFonts w:ascii="Consolas" w:eastAsia="Consolas" w:hAnsi="Consolas" w:cs="Consolas"/>
-          <w:sz w:val="18"/>
-          <w:szCs w:val="18"/>
-        </w:rPr>
-        <w:t>├── sql/dw_schema.sql                 # lư</w:t>
-      </w:r>
-      <w:r>
-        <w:rPr>
-          <w:rFonts w:ascii="Consolas" w:eastAsia="Consolas" w:hAnsi="Consolas" w:cs="Consolas"/>
-          <w:sz w:val="18"/>
-          <w:szCs w:val="18"/>
-        </w:rPr>
-        <w:t>ợ</w:t>
-      </w:r>
-      <w:r>
-        <w:rPr>
-          <w:rFonts w:ascii="Consolas" w:eastAsia="Consolas" w:hAnsi="Consolas" w:cs="Consolas"/>
-          <w:sz w:val="18"/>
-          <w:szCs w:val="18"/>
-        </w:rPr>
-        <w:t>c đ</w:t>
-      </w:r>
-      <w:r>
-        <w:rPr>
-          <w:rFonts w:ascii="Consolas" w:eastAsia="Consolas" w:hAnsi="Consolas" w:cs="Consolas"/>
-          <w:sz w:val="18"/>
-          <w:szCs w:val="18"/>
-        </w:rPr>
-        <w:t>ồ</w:t>
-      </w:r>
-      <w:r>
-        <w:rPr>
-          <w:rFonts w:ascii="Consolas" w:eastAsia="Consolas" w:hAnsi="Consolas" w:cs="Consolas"/>
-          <w:sz w:val="18"/>
-          <w:szCs w:val="18"/>
-        </w:rPr>
-        <w:t xml:space="preserve"> hình sao</w:t>
-      </w:r>
-    </w:p>
-    <w:p>
-      <w:pPr>
-        <w:shd w:val="clear" w:color="auto" w:fill="F3F2EE"/>
-        <w:spacing w:line="260" w:lineRule="auto"/>
-        <w:ind w:left="200" w:right="200"/>
-      </w:pPr>
-      <w:r>
-        <w:rPr>
-          <w:rFonts w:ascii="Consolas" w:eastAsia="Consolas" w:hAnsi="Consolas" w:cs="Consolas"/>
-          <w:sz w:val="18"/>
-          <w:szCs w:val="18"/>
-        </w:rPr>
-        <w:t>├── portal/app.py, portal/static/     # Portal (FastAPI + HTML/JS)</w:t>
-      </w:r>
-    </w:p>
-    <w:p>
-      <w:pPr>
-        <w:shd w:val="clear" w:color="auto" w:fill="F3F2EE"/>
-        <w:spacing w:line="260" w:lineRule="auto"/>
-        <w:ind w:left="200" w:right="200"/>
-      </w:pPr>
-      <w:r>
-        <w:rPr>
-          <w:rFonts w:ascii="Consolas" w:eastAsia="Consolas" w:hAnsi="Consolas" w:cs="Consolas"/>
-          <w:sz w:val="18"/>
-          <w:szCs w:val="18"/>
-        </w:rPr>
-        <w:t>├── notebooks/train_lstm_colab.ipynb  # BiLSTM (TensorFlow)</w:t>
-      </w:r>
-    </w:p>
-    <w:p>
-      <w:pPr>
-        <w:shd w:val="clear" w:color="auto" w:fill="F3F2EE"/>
-        <w:spacing w:after="160" w:line="260" w:lineRule="auto"/>
-        <w:ind w:left="200" w:right="200"/>
-      </w:pPr>
-      <w:r>
-        <w:rPr>
-          <w:rFonts w:ascii="Consolas" w:eastAsia="Consolas" w:hAnsi="Consolas" w:cs="Consolas"/>
-          <w:sz w:val="18"/>
-          <w:szCs w:val="18"/>
-        </w:rPr>
         <w:t>└── README.md, huongdanchay.md, agent.md</w:t>
       </w:r>
     </w:p>
@@ -22049,11 +21344,11 @@
       <w:pPr>
         <w:pStyle w:val="Heading2"/>
       </w:pPr>
-      <w:bookmarkStart w:id="63" w:name="_Toc243838816"/>
+      <w:bookmarkStart w:id="62" w:name="_Toc244112305"/>
       <w:r>
         <w:t>C. Bảng phân công công việc</w:t>
       </w:r>
-      <w:bookmarkEnd w:id="63"/>
+      <w:bookmarkEnd w:id="62"/>
     </w:p>
     <w:p>
       <w:pPr>
